--- a/FilmSorozat Dok.docx
+++ b/FilmSorozat Dok.docx
@@ -753,6 +753,1490 @@
         </w:rPr>
       </w:pPr>
     </w:p>
+    <w:sdt>
+      <w:sdtPr>
+        <w:id w:val="-1242257861"/>
+        <w:docPartObj>
+          <w:docPartGallery w:val="Table of Contents"/>
+          <w:docPartUnique/>
+        </w:docPartObj>
+      </w:sdtPr>
+      <w:sdtEndPr>
+        <w:rPr>
+          <w:rFonts w:ascii="Arial" w:eastAsia="Arial" w:hAnsi="Arial" w:cs="Arial"/>
+          <w:b/>
+          <w:bCs/>
+          <w:color w:val="auto"/>
+          <w:sz w:val="22"/>
+          <w:szCs w:val="22"/>
+          <w:lang w:val="hu"/>
+        </w:rPr>
+      </w:sdtEndPr>
+      <w:sdtContent>
+        <w:p>
+          <w:pPr>
+            <w:pStyle w:val="Tartalomjegyzkcmsora"/>
+          </w:pPr>
+          <w:r>
+            <w:t>Tartalomjegyzék</w:t>
+          </w:r>
+        </w:p>
+        <w:p>
+          <w:pPr>
+            <w:pStyle w:val="TJ1"/>
+            <w:tabs>
+              <w:tab w:val="right" w:leader="dot" w:pos="9019"/>
+            </w:tabs>
+            <w:rPr>
+              <w:rFonts w:asciiTheme="minorHAnsi" w:eastAsiaTheme="minorEastAsia" w:hAnsiTheme="minorHAnsi" w:cstheme="minorBidi"/>
+              <w:noProof/>
+              <w:kern w:val="2"/>
+              <w:sz w:val="24"/>
+              <w:szCs w:val="24"/>
+              <w:lang w:val="hu-HU"/>
+              <w14:ligatures w14:val="standardContextual"/>
+            </w:rPr>
+          </w:pPr>
+          <w:r>
+            <w:fldChar w:fldCharType="begin"/>
+          </w:r>
+          <w:r>
+            <w:instrText xml:space="preserve"> TOC \o "1-3" \h \z \u </w:instrText>
+          </w:r>
+          <w:r>
+            <w:fldChar w:fldCharType="separate"/>
+          </w:r>
+          <w:hyperlink w:anchor="_Toc194304835" w:history="1">
+            <w:r>
+              <w:rPr>
+                <w:rStyle w:val="Hiperhivatkozs"/>
+                <w:noProof/>
+              </w:rPr>
+              <w:t>Bevezetés – Felhasználói Dokumentáció</w:t>
+            </w:r>
+            <w:r>
+              <w:rPr>
+                <w:noProof/>
+                <w:webHidden/>
+              </w:rPr>
+              <w:tab/>
+            </w:r>
+            <w:r>
+              <w:rPr>
+                <w:noProof/>
+                <w:webHidden/>
+              </w:rPr>
+              <w:fldChar w:fldCharType="begin"/>
+            </w:r>
+            <w:r>
+              <w:rPr>
+                <w:noProof/>
+                <w:webHidden/>
+              </w:rPr>
+              <w:instrText xml:space="preserve"> PAGEREF _Toc194304835 \h </w:instrText>
+            </w:r>
+            <w:r>
+              <w:rPr>
+                <w:noProof/>
+                <w:webHidden/>
+              </w:rPr>
+            </w:r>
+            <w:r>
+              <w:rPr>
+                <w:noProof/>
+                <w:webHidden/>
+              </w:rPr>
+              <w:fldChar w:fldCharType="separate"/>
+            </w:r>
+            <w:r>
+              <w:rPr>
+                <w:noProof/>
+                <w:webHidden/>
+              </w:rPr>
+              <w:t>4</w:t>
+            </w:r>
+            <w:r>
+              <w:rPr>
+                <w:noProof/>
+                <w:webHidden/>
+              </w:rPr>
+              <w:fldChar w:fldCharType="end"/>
+            </w:r>
+          </w:hyperlink>
+        </w:p>
+        <w:p>
+          <w:pPr>
+            <w:pStyle w:val="TJ2"/>
+            <w:rPr>
+              <w:rFonts w:asciiTheme="minorHAnsi" w:eastAsiaTheme="minorEastAsia" w:hAnsiTheme="minorHAnsi" w:cstheme="minorBidi"/>
+              <w:kern w:val="2"/>
+              <w:sz w:val="24"/>
+              <w:szCs w:val="24"/>
+              <w:lang w:val="hu-HU"/>
+              <w14:ligatures w14:val="standardContextual"/>
+            </w:rPr>
+          </w:pPr>
+          <w:hyperlink w:anchor="_Toc194304836" w:history="1">
+            <w:r>
+              <w:rPr>
+                <w:rStyle w:val="Hiperhivatkozs"/>
+              </w:rPr>
+              <w:t>A rendszer áttekintése</w:t>
+            </w:r>
+            <w:r>
+              <w:rPr>
+                <w:webHidden/>
+              </w:rPr>
+              <w:tab/>
+            </w:r>
+            <w:r>
+              <w:rPr>
+                <w:webHidden/>
+              </w:rPr>
+              <w:fldChar w:fldCharType="begin"/>
+            </w:r>
+            <w:r>
+              <w:rPr>
+                <w:webHidden/>
+              </w:rPr>
+              <w:instrText xml:space="preserve"> PAGEREF _Toc194304836 \h </w:instrText>
+            </w:r>
+            <w:r>
+              <w:rPr>
+                <w:webHidden/>
+              </w:rPr>
+            </w:r>
+            <w:r>
+              <w:rPr>
+                <w:webHidden/>
+              </w:rPr>
+              <w:fldChar w:fldCharType="separate"/>
+            </w:r>
+            <w:r>
+              <w:rPr>
+                <w:webHidden/>
+              </w:rPr>
+              <w:t>5</w:t>
+            </w:r>
+            <w:r>
+              <w:rPr>
+                <w:webHidden/>
+              </w:rPr>
+              <w:fldChar w:fldCharType="end"/>
+            </w:r>
+          </w:hyperlink>
+        </w:p>
+        <w:p>
+          <w:pPr>
+            <w:pStyle w:val="TJ2"/>
+            <w:rPr>
+              <w:rFonts w:asciiTheme="minorHAnsi" w:eastAsiaTheme="minorEastAsia" w:hAnsiTheme="minorHAnsi" w:cstheme="minorBidi"/>
+              <w:kern w:val="2"/>
+              <w:sz w:val="24"/>
+              <w:szCs w:val="24"/>
+              <w:lang w:val="hu-HU"/>
+              <w14:ligatures w14:val="standardContextual"/>
+            </w:rPr>
+          </w:pPr>
+          <w:hyperlink w:anchor="_Toc194304837" w:history="1">
+            <w:r>
+              <w:rPr>
+                <w:rStyle w:val="Hiperhivatkozs"/>
+              </w:rPr>
+              <w:t>Milyen funkciókat kínál a FilmFókusz?</w:t>
+            </w:r>
+            <w:r>
+              <w:rPr>
+                <w:webHidden/>
+              </w:rPr>
+              <w:tab/>
+            </w:r>
+            <w:r>
+              <w:rPr>
+                <w:webHidden/>
+              </w:rPr>
+              <w:fldChar w:fldCharType="begin"/>
+            </w:r>
+            <w:r>
+              <w:rPr>
+                <w:webHidden/>
+              </w:rPr>
+              <w:instrText xml:space="preserve"> PAGEREF _Toc194304837 \h </w:instrText>
+            </w:r>
+            <w:r>
+              <w:rPr>
+                <w:webHidden/>
+              </w:rPr>
+            </w:r>
+            <w:r>
+              <w:rPr>
+                <w:webHidden/>
+              </w:rPr>
+              <w:fldChar w:fldCharType="separate"/>
+            </w:r>
+            <w:r>
+              <w:rPr>
+                <w:webHidden/>
+              </w:rPr>
+              <w:t>7</w:t>
+            </w:r>
+            <w:r>
+              <w:rPr>
+                <w:webHidden/>
+              </w:rPr>
+              <w:fldChar w:fldCharType="end"/>
+            </w:r>
+          </w:hyperlink>
+        </w:p>
+        <w:p>
+          <w:pPr>
+            <w:pStyle w:val="TJ2"/>
+            <w:rPr>
+              <w:rFonts w:asciiTheme="minorHAnsi" w:eastAsiaTheme="minorEastAsia" w:hAnsiTheme="minorHAnsi" w:cstheme="minorBidi"/>
+              <w:kern w:val="2"/>
+              <w:sz w:val="24"/>
+              <w:szCs w:val="24"/>
+              <w:lang w:val="hu-HU"/>
+              <w14:ligatures w14:val="standardContextual"/>
+            </w:rPr>
+          </w:pPr>
+          <w:hyperlink w:anchor="_Toc194304838" w:history="1">
+            <w:r>
+              <w:rPr>
+                <w:rStyle w:val="Hiperhivatkozs"/>
+              </w:rPr>
+              <w:t>Film</w:t>
+            </w:r>
+            <w:r>
+              <w:rPr>
+                <w:rStyle w:val="Hiperhivatkozs"/>
+              </w:rPr>
+              <w:t>ek és s</w:t>
+            </w:r>
+            <w:r>
+              <w:rPr>
+                <w:rStyle w:val="Hiperhivatkozs"/>
+              </w:rPr>
+              <w:t>orozat</w:t>
+            </w:r>
+            <w:r>
+              <w:rPr>
+                <w:rStyle w:val="Hiperhivatkozs"/>
+              </w:rPr>
+              <w:t>ok</w:t>
+            </w:r>
+            <w:r>
+              <w:rPr>
+                <w:rStyle w:val="Hiperhivatkozs"/>
+              </w:rPr>
+              <w:t xml:space="preserve"> részletes bemutatása</w:t>
+            </w:r>
+            <w:r>
+              <w:rPr>
+                <w:webHidden/>
+              </w:rPr>
+              <w:tab/>
+            </w:r>
+            <w:r>
+              <w:rPr>
+                <w:webHidden/>
+              </w:rPr>
+              <w:fldChar w:fldCharType="begin"/>
+            </w:r>
+            <w:r>
+              <w:rPr>
+                <w:webHidden/>
+              </w:rPr>
+              <w:instrText xml:space="preserve"> PAGEREF _Toc194304838 \h </w:instrText>
+            </w:r>
+            <w:r>
+              <w:rPr>
+                <w:webHidden/>
+              </w:rPr>
+            </w:r>
+            <w:r>
+              <w:rPr>
+                <w:webHidden/>
+              </w:rPr>
+              <w:fldChar w:fldCharType="separate"/>
+            </w:r>
+            <w:r>
+              <w:rPr>
+                <w:webHidden/>
+              </w:rPr>
+              <w:t>9</w:t>
+            </w:r>
+            <w:r>
+              <w:rPr>
+                <w:webHidden/>
+              </w:rPr>
+              <w:fldChar w:fldCharType="end"/>
+            </w:r>
+          </w:hyperlink>
+        </w:p>
+        <w:p>
+          <w:pPr>
+            <w:pStyle w:val="TJ1"/>
+            <w:tabs>
+              <w:tab w:val="right" w:leader="dot" w:pos="9019"/>
+            </w:tabs>
+            <w:rPr>
+              <w:rFonts w:asciiTheme="minorHAnsi" w:eastAsiaTheme="minorEastAsia" w:hAnsiTheme="minorHAnsi" w:cstheme="minorBidi"/>
+              <w:noProof/>
+              <w:kern w:val="2"/>
+              <w:sz w:val="24"/>
+              <w:szCs w:val="24"/>
+              <w:lang w:val="hu-HU"/>
+              <w14:ligatures w14:val="standardContextual"/>
+            </w:rPr>
+          </w:pPr>
+          <w:hyperlink w:anchor="_Toc194304839" w:history="1">
+            <w:r>
+              <w:rPr>
+                <w:rStyle w:val="Hiperhivatkozs"/>
+                <w:noProof/>
+              </w:rPr>
+              <w:t>Fejlesztői Dokumentáció</w:t>
+            </w:r>
+            <w:r>
+              <w:rPr>
+                <w:noProof/>
+                <w:webHidden/>
+              </w:rPr>
+              <w:tab/>
+            </w:r>
+            <w:r>
+              <w:rPr>
+                <w:noProof/>
+                <w:webHidden/>
+              </w:rPr>
+              <w:fldChar w:fldCharType="begin"/>
+            </w:r>
+            <w:r>
+              <w:rPr>
+                <w:noProof/>
+                <w:webHidden/>
+              </w:rPr>
+              <w:instrText xml:space="preserve"> PAGEREF _Toc194304839 \h </w:instrText>
+            </w:r>
+            <w:r>
+              <w:rPr>
+                <w:noProof/>
+                <w:webHidden/>
+              </w:rPr>
+            </w:r>
+            <w:r>
+              <w:rPr>
+                <w:noProof/>
+                <w:webHidden/>
+              </w:rPr>
+              <w:fldChar w:fldCharType="separate"/>
+            </w:r>
+            <w:r>
+              <w:rPr>
+                <w:noProof/>
+                <w:webHidden/>
+              </w:rPr>
+              <w:t>11</w:t>
+            </w:r>
+            <w:r>
+              <w:rPr>
+                <w:noProof/>
+                <w:webHidden/>
+              </w:rPr>
+              <w:fldChar w:fldCharType="end"/>
+            </w:r>
+          </w:hyperlink>
+        </w:p>
+        <w:p>
+          <w:pPr>
+            <w:pStyle w:val="TJ2"/>
+            <w:rPr>
+              <w:rFonts w:asciiTheme="minorHAnsi" w:eastAsiaTheme="minorEastAsia" w:hAnsiTheme="minorHAnsi" w:cstheme="minorBidi"/>
+              <w:kern w:val="2"/>
+              <w:sz w:val="24"/>
+              <w:szCs w:val="24"/>
+              <w:lang w:val="hu-HU"/>
+              <w14:ligatures w14:val="standardContextual"/>
+            </w:rPr>
+          </w:pPr>
+          <w:hyperlink w:anchor="_Toc194304840" w:history="1">
+            <w:r>
+              <w:rPr>
+                <w:rStyle w:val="Hiperhivatkozs"/>
+              </w:rPr>
+              <w:t>Backend:</w:t>
+            </w:r>
+            <w:r>
+              <w:rPr>
+                <w:webHidden/>
+              </w:rPr>
+              <w:tab/>
+            </w:r>
+            <w:r>
+              <w:rPr>
+                <w:webHidden/>
+              </w:rPr>
+              <w:fldChar w:fldCharType="begin"/>
+            </w:r>
+            <w:r>
+              <w:rPr>
+                <w:webHidden/>
+              </w:rPr>
+              <w:instrText xml:space="preserve"> PAGEREF _Toc194304840 \h </w:instrText>
+            </w:r>
+            <w:r>
+              <w:rPr>
+                <w:webHidden/>
+              </w:rPr>
+            </w:r>
+            <w:r>
+              <w:rPr>
+                <w:webHidden/>
+              </w:rPr>
+              <w:fldChar w:fldCharType="separate"/>
+            </w:r>
+            <w:r>
+              <w:rPr>
+                <w:webHidden/>
+              </w:rPr>
+              <w:t>11</w:t>
+            </w:r>
+            <w:r>
+              <w:rPr>
+                <w:webHidden/>
+              </w:rPr>
+              <w:fldChar w:fldCharType="end"/>
+            </w:r>
+          </w:hyperlink>
+        </w:p>
+        <w:p>
+          <w:pPr>
+            <w:pStyle w:val="TJ2"/>
+            <w:rPr>
+              <w:rFonts w:asciiTheme="minorHAnsi" w:eastAsiaTheme="minorEastAsia" w:hAnsiTheme="minorHAnsi" w:cstheme="minorBidi"/>
+              <w:kern w:val="2"/>
+              <w:sz w:val="24"/>
+              <w:szCs w:val="24"/>
+              <w:lang w:val="hu-HU"/>
+              <w14:ligatures w14:val="standardContextual"/>
+            </w:rPr>
+          </w:pPr>
+          <w:hyperlink w:anchor="_Toc194304841" w:history="1">
+            <w:r>
+              <w:rPr>
+                <w:rStyle w:val="Hiperhivatkozs"/>
+              </w:rPr>
+              <w:t>ASP.NET Core</w:t>
+            </w:r>
+            <w:r>
+              <w:rPr>
+                <w:rStyle w:val="Hiperhivatkozs"/>
+                <w:lang w:val="hu-HU"/>
+              </w:rPr>
+              <w:t>:</w:t>
+            </w:r>
+            <w:r>
+              <w:rPr>
+                <w:webHidden/>
+              </w:rPr>
+              <w:tab/>
+            </w:r>
+            <w:r>
+              <w:rPr>
+                <w:webHidden/>
+              </w:rPr>
+              <w:fldChar w:fldCharType="begin"/>
+            </w:r>
+            <w:r>
+              <w:rPr>
+                <w:webHidden/>
+              </w:rPr>
+              <w:instrText xml:space="preserve"> PAGEREF _Toc194304841 \h </w:instrText>
+            </w:r>
+            <w:r>
+              <w:rPr>
+                <w:webHidden/>
+              </w:rPr>
+            </w:r>
+            <w:r>
+              <w:rPr>
+                <w:webHidden/>
+              </w:rPr>
+              <w:fldChar w:fldCharType="separate"/>
+            </w:r>
+            <w:r>
+              <w:rPr>
+                <w:webHidden/>
+              </w:rPr>
+              <w:t>11</w:t>
+            </w:r>
+            <w:r>
+              <w:rPr>
+                <w:webHidden/>
+              </w:rPr>
+              <w:fldChar w:fldCharType="end"/>
+            </w:r>
+          </w:hyperlink>
+        </w:p>
+        <w:p>
+          <w:pPr>
+            <w:pStyle w:val="TJ2"/>
+            <w:rPr>
+              <w:rFonts w:asciiTheme="minorHAnsi" w:eastAsiaTheme="minorEastAsia" w:hAnsiTheme="minorHAnsi" w:cstheme="minorBidi"/>
+              <w:kern w:val="2"/>
+              <w:sz w:val="24"/>
+              <w:szCs w:val="24"/>
+              <w:lang w:val="hu-HU"/>
+              <w14:ligatures w14:val="standardContextual"/>
+            </w:rPr>
+          </w:pPr>
+          <w:hyperlink w:anchor="_Toc194304843" w:history="1">
+            <w:r>
+              <w:rPr>
+                <w:rStyle w:val="Hiperhivatkozs"/>
+              </w:rPr>
+              <w:t>Frontend (React, JSX, CSS)</w:t>
+            </w:r>
+            <w:r>
+              <w:rPr>
+                <w:webHidden/>
+              </w:rPr>
+              <w:tab/>
+            </w:r>
+            <w:r>
+              <w:rPr>
+                <w:webHidden/>
+              </w:rPr>
+              <w:fldChar w:fldCharType="begin"/>
+            </w:r>
+            <w:r>
+              <w:rPr>
+                <w:webHidden/>
+              </w:rPr>
+              <w:instrText xml:space="preserve"> PAGEREF _Toc194304843 \h </w:instrText>
+            </w:r>
+            <w:r>
+              <w:rPr>
+                <w:webHidden/>
+              </w:rPr>
+            </w:r>
+            <w:r>
+              <w:rPr>
+                <w:webHidden/>
+              </w:rPr>
+              <w:fldChar w:fldCharType="separate"/>
+            </w:r>
+            <w:r>
+              <w:rPr>
+                <w:webHidden/>
+              </w:rPr>
+              <w:t>12</w:t>
+            </w:r>
+            <w:r>
+              <w:rPr>
+                <w:webHidden/>
+              </w:rPr>
+              <w:fldChar w:fldCharType="end"/>
+            </w:r>
+          </w:hyperlink>
+        </w:p>
+        <w:p>
+          <w:pPr>
+            <w:pStyle w:val="TJ1"/>
+            <w:tabs>
+              <w:tab w:val="right" w:leader="dot" w:pos="9019"/>
+            </w:tabs>
+            <w:rPr>
+              <w:rFonts w:asciiTheme="minorHAnsi" w:eastAsiaTheme="minorEastAsia" w:hAnsiTheme="minorHAnsi" w:cstheme="minorBidi"/>
+              <w:noProof/>
+              <w:kern w:val="2"/>
+              <w:sz w:val="24"/>
+              <w:szCs w:val="24"/>
+              <w:lang w:val="hu-HU"/>
+              <w14:ligatures w14:val="standardContextual"/>
+            </w:rPr>
+          </w:pPr>
+          <w:hyperlink w:anchor="_Toc194304844" w:history="1">
+            <w:r>
+              <w:rPr>
+                <w:rStyle w:val="Hiperhivatkozs"/>
+                <w:noProof/>
+              </w:rPr>
+              <w:t>Programozási nyelvek és technológiák</w:t>
+            </w:r>
+            <w:r>
+              <w:rPr>
+                <w:noProof/>
+                <w:webHidden/>
+              </w:rPr>
+              <w:tab/>
+            </w:r>
+            <w:r>
+              <w:rPr>
+                <w:noProof/>
+                <w:webHidden/>
+              </w:rPr>
+              <w:fldChar w:fldCharType="begin"/>
+            </w:r>
+            <w:r>
+              <w:rPr>
+                <w:noProof/>
+                <w:webHidden/>
+              </w:rPr>
+              <w:instrText xml:space="preserve"> PAGEREF _Toc194304844 \h </w:instrText>
+            </w:r>
+            <w:r>
+              <w:rPr>
+                <w:noProof/>
+                <w:webHidden/>
+              </w:rPr>
+            </w:r>
+            <w:r>
+              <w:rPr>
+                <w:noProof/>
+                <w:webHidden/>
+              </w:rPr>
+              <w:fldChar w:fldCharType="separate"/>
+            </w:r>
+            <w:r>
+              <w:rPr>
+                <w:noProof/>
+                <w:webHidden/>
+              </w:rPr>
+              <w:t>16</w:t>
+            </w:r>
+            <w:r>
+              <w:rPr>
+                <w:noProof/>
+                <w:webHidden/>
+              </w:rPr>
+              <w:fldChar w:fldCharType="end"/>
+            </w:r>
+          </w:hyperlink>
+        </w:p>
+        <w:p>
+          <w:pPr>
+            <w:pStyle w:val="TJ2"/>
+            <w:rPr>
+              <w:rFonts w:asciiTheme="minorHAnsi" w:eastAsiaTheme="minorEastAsia" w:hAnsiTheme="minorHAnsi" w:cstheme="minorBidi"/>
+              <w:kern w:val="2"/>
+              <w:sz w:val="24"/>
+              <w:szCs w:val="24"/>
+              <w:lang w:val="hu-HU"/>
+              <w14:ligatures w14:val="standardContextual"/>
+            </w:rPr>
+          </w:pPr>
+          <w:hyperlink w:anchor="_Toc194304845" w:history="1">
+            <w:r>
+              <w:rPr>
+                <w:rStyle w:val="Hiperhivatkozs"/>
+                <w:lang w:val="hu-HU"/>
+              </w:rPr>
+              <w:t>MySQL Adatbázis (Database)</w:t>
+            </w:r>
+            <w:r>
+              <w:rPr>
+                <w:webHidden/>
+              </w:rPr>
+              <w:tab/>
+            </w:r>
+            <w:r>
+              <w:rPr>
+                <w:webHidden/>
+              </w:rPr>
+              <w:fldChar w:fldCharType="begin"/>
+            </w:r>
+            <w:r>
+              <w:rPr>
+                <w:webHidden/>
+              </w:rPr>
+              <w:instrText xml:space="preserve"> PAGEREF _Toc194304845 \h </w:instrText>
+            </w:r>
+            <w:r>
+              <w:rPr>
+                <w:webHidden/>
+              </w:rPr>
+            </w:r>
+            <w:r>
+              <w:rPr>
+                <w:webHidden/>
+              </w:rPr>
+              <w:fldChar w:fldCharType="separate"/>
+            </w:r>
+            <w:r>
+              <w:rPr>
+                <w:webHidden/>
+              </w:rPr>
+              <w:t>16</w:t>
+            </w:r>
+            <w:r>
+              <w:rPr>
+                <w:webHidden/>
+              </w:rPr>
+              <w:fldChar w:fldCharType="end"/>
+            </w:r>
+          </w:hyperlink>
+        </w:p>
+        <w:p>
+          <w:pPr>
+            <w:pStyle w:val="TJ2"/>
+            <w:rPr>
+              <w:rFonts w:asciiTheme="minorHAnsi" w:eastAsiaTheme="minorEastAsia" w:hAnsiTheme="minorHAnsi" w:cstheme="minorBidi"/>
+              <w:kern w:val="2"/>
+              <w:sz w:val="24"/>
+              <w:szCs w:val="24"/>
+              <w:lang w:val="hu-HU"/>
+              <w14:ligatures w14:val="standardContextual"/>
+            </w:rPr>
+          </w:pPr>
+          <w:hyperlink w:anchor="_Toc194304846" w:history="1">
+            <w:r>
+              <w:rPr>
+                <w:rStyle w:val="Hiperhivatkozs"/>
+                <w:lang w:val="hu-HU"/>
+              </w:rPr>
+              <w:t>Mi az SQL? (Strukturált Lekérdező Nyelv)</w:t>
+            </w:r>
+            <w:r>
+              <w:rPr>
+                <w:webHidden/>
+              </w:rPr>
+              <w:tab/>
+            </w:r>
+            <w:r>
+              <w:rPr>
+                <w:webHidden/>
+              </w:rPr>
+              <w:fldChar w:fldCharType="begin"/>
+            </w:r>
+            <w:r>
+              <w:rPr>
+                <w:webHidden/>
+              </w:rPr>
+              <w:instrText xml:space="preserve"> PAGEREF _Toc194304846 \h </w:instrText>
+            </w:r>
+            <w:r>
+              <w:rPr>
+                <w:webHidden/>
+              </w:rPr>
+            </w:r>
+            <w:r>
+              <w:rPr>
+                <w:webHidden/>
+              </w:rPr>
+              <w:fldChar w:fldCharType="separate"/>
+            </w:r>
+            <w:r>
+              <w:rPr>
+                <w:webHidden/>
+              </w:rPr>
+              <w:t>17</w:t>
+            </w:r>
+            <w:r>
+              <w:rPr>
+                <w:webHidden/>
+              </w:rPr>
+              <w:fldChar w:fldCharType="end"/>
+            </w:r>
+          </w:hyperlink>
+        </w:p>
+        <w:p>
+          <w:pPr>
+            <w:pStyle w:val="TJ2"/>
+            <w:rPr>
+              <w:rFonts w:asciiTheme="minorHAnsi" w:eastAsiaTheme="minorEastAsia" w:hAnsiTheme="minorHAnsi" w:cstheme="minorBidi"/>
+              <w:kern w:val="2"/>
+              <w:sz w:val="24"/>
+              <w:szCs w:val="24"/>
+              <w:lang w:val="hu-HU"/>
+              <w14:ligatures w14:val="standardContextual"/>
+            </w:rPr>
+          </w:pPr>
+          <w:hyperlink w:anchor="_Toc194304847" w:history="1">
+            <w:r>
+              <w:rPr>
+                <w:rStyle w:val="Hiperhivatkozs"/>
+                <w:lang w:val="hu-HU"/>
+              </w:rPr>
+              <w:t>phpMyAdmin és XAMPP</w:t>
+            </w:r>
+            <w:r>
+              <w:rPr>
+                <w:webHidden/>
+              </w:rPr>
+              <w:tab/>
+            </w:r>
+            <w:r>
+              <w:rPr>
+                <w:webHidden/>
+              </w:rPr>
+              <w:fldChar w:fldCharType="begin"/>
+            </w:r>
+            <w:r>
+              <w:rPr>
+                <w:webHidden/>
+              </w:rPr>
+              <w:instrText xml:space="preserve"> PAGEREF _Toc194304847 \h </w:instrText>
+            </w:r>
+            <w:r>
+              <w:rPr>
+                <w:webHidden/>
+              </w:rPr>
+            </w:r>
+            <w:r>
+              <w:rPr>
+                <w:webHidden/>
+              </w:rPr>
+              <w:fldChar w:fldCharType="separate"/>
+            </w:r>
+            <w:r>
+              <w:rPr>
+                <w:webHidden/>
+              </w:rPr>
+              <w:t>18</w:t>
+            </w:r>
+            <w:r>
+              <w:rPr>
+                <w:webHidden/>
+              </w:rPr>
+              <w:fldChar w:fldCharType="end"/>
+            </w:r>
+          </w:hyperlink>
+        </w:p>
+        <w:p>
+          <w:pPr>
+            <w:pStyle w:val="TJ2"/>
+            <w:rPr>
+              <w:rFonts w:asciiTheme="minorHAnsi" w:eastAsiaTheme="minorEastAsia" w:hAnsiTheme="minorHAnsi" w:cstheme="minorBidi"/>
+              <w:kern w:val="2"/>
+              <w:sz w:val="24"/>
+              <w:szCs w:val="24"/>
+              <w:lang w:val="hu-HU"/>
+              <w14:ligatures w14:val="standardContextual"/>
+            </w:rPr>
+          </w:pPr>
+          <w:hyperlink w:anchor="_Toc194304848" w:history="1">
+            <w:r>
+              <w:rPr>
+                <w:rStyle w:val="Hiperhivatkozs"/>
+              </w:rPr>
+              <w:t>HTML – A Weboldalak Alapja</w:t>
+            </w:r>
+            <w:r>
+              <w:rPr>
+                <w:webHidden/>
+              </w:rPr>
+              <w:tab/>
+            </w:r>
+            <w:r>
+              <w:rPr>
+                <w:webHidden/>
+              </w:rPr>
+              <w:fldChar w:fldCharType="begin"/>
+            </w:r>
+            <w:r>
+              <w:rPr>
+                <w:webHidden/>
+              </w:rPr>
+              <w:instrText xml:space="preserve"> PAGEREF _Toc194304848 \h </w:instrText>
+            </w:r>
+            <w:r>
+              <w:rPr>
+                <w:webHidden/>
+              </w:rPr>
+            </w:r>
+            <w:r>
+              <w:rPr>
+                <w:webHidden/>
+              </w:rPr>
+              <w:fldChar w:fldCharType="separate"/>
+            </w:r>
+            <w:r>
+              <w:rPr>
+                <w:webHidden/>
+              </w:rPr>
+              <w:t>19</w:t>
+            </w:r>
+            <w:r>
+              <w:rPr>
+                <w:webHidden/>
+              </w:rPr>
+              <w:fldChar w:fldCharType="end"/>
+            </w:r>
+          </w:hyperlink>
+        </w:p>
+        <w:p>
+          <w:pPr>
+            <w:pStyle w:val="TJ2"/>
+            <w:rPr>
+              <w:rFonts w:asciiTheme="minorHAnsi" w:eastAsiaTheme="minorEastAsia" w:hAnsiTheme="minorHAnsi" w:cstheme="minorBidi"/>
+              <w:kern w:val="2"/>
+              <w:sz w:val="24"/>
+              <w:szCs w:val="24"/>
+              <w:lang w:val="hu-HU"/>
+              <w14:ligatures w14:val="standardContextual"/>
+            </w:rPr>
+          </w:pPr>
+          <w:hyperlink w:anchor="_Toc194304857" w:history="1">
+            <w:r>
+              <w:rPr>
+                <w:rStyle w:val="Hiperhivatkozs"/>
+              </w:rPr>
+              <w:t>CSS – Stílus és Megjelenés</w:t>
+            </w:r>
+            <w:r>
+              <w:rPr>
+                <w:webHidden/>
+              </w:rPr>
+              <w:tab/>
+            </w:r>
+            <w:r>
+              <w:rPr>
+                <w:webHidden/>
+              </w:rPr>
+              <w:fldChar w:fldCharType="begin"/>
+            </w:r>
+            <w:r>
+              <w:rPr>
+                <w:webHidden/>
+              </w:rPr>
+              <w:instrText xml:space="preserve"> PAGEREF _Toc194304857 \h </w:instrText>
+            </w:r>
+            <w:r>
+              <w:rPr>
+                <w:webHidden/>
+              </w:rPr>
+            </w:r>
+            <w:r>
+              <w:rPr>
+                <w:webHidden/>
+              </w:rPr>
+              <w:fldChar w:fldCharType="separate"/>
+            </w:r>
+            <w:r>
+              <w:rPr>
+                <w:webHidden/>
+              </w:rPr>
+              <w:t>20</w:t>
+            </w:r>
+            <w:r>
+              <w:rPr>
+                <w:webHidden/>
+              </w:rPr>
+              <w:fldChar w:fldCharType="end"/>
+            </w:r>
+          </w:hyperlink>
+        </w:p>
+        <w:p>
+          <w:pPr>
+            <w:pStyle w:val="TJ2"/>
+            <w:rPr>
+              <w:rFonts w:asciiTheme="minorHAnsi" w:eastAsiaTheme="minorEastAsia" w:hAnsiTheme="minorHAnsi" w:cstheme="minorBidi"/>
+              <w:kern w:val="2"/>
+              <w:sz w:val="24"/>
+              <w:szCs w:val="24"/>
+              <w:lang w:val="hu-HU"/>
+              <w14:ligatures w14:val="standardContextual"/>
+            </w:rPr>
+          </w:pPr>
+          <w:hyperlink w:anchor="_Toc194304869" w:history="1">
+            <w:r>
+              <w:rPr>
+                <w:rStyle w:val="Hiperhivatkozs"/>
+              </w:rPr>
+              <w:t>Bootstrap</w:t>
+            </w:r>
+            <w:r>
+              <w:rPr>
+                <w:webHidden/>
+              </w:rPr>
+              <w:tab/>
+            </w:r>
+            <w:r>
+              <w:rPr>
+                <w:webHidden/>
+              </w:rPr>
+              <w:fldChar w:fldCharType="begin"/>
+            </w:r>
+            <w:r>
+              <w:rPr>
+                <w:webHidden/>
+              </w:rPr>
+              <w:instrText xml:space="preserve"> PAGEREF _Toc194304869 \h </w:instrText>
+            </w:r>
+            <w:r>
+              <w:rPr>
+                <w:webHidden/>
+              </w:rPr>
+            </w:r>
+            <w:r>
+              <w:rPr>
+                <w:webHidden/>
+              </w:rPr>
+              <w:fldChar w:fldCharType="separate"/>
+            </w:r>
+            <w:r>
+              <w:rPr>
+                <w:webHidden/>
+              </w:rPr>
+              <w:t>21</w:t>
+            </w:r>
+            <w:r>
+              <w:rPr>
+                <w:webHidden/>
+              </w:rPr>
+              <w:fldChar w:fldCharType="end"/>
+            </w:r>
+          </w:hyperlink>
+        </w:p>
+        <w:p>
+          <w:pPr>
+            <w:pStyle w:val="TJ2"/>
+            <w:rPr>
+              <w:rFonts w:asciiTheme="minorHAnsi" w:eastAsiaTheme="minorEastAsia" w:hAnsiTheme="minorHAnsi" w:cstheme="minorBidi"/>
+              <w:kern w:val="2"/>
+              <w:sz w:val="24"/>
+              <w:szCs w:val="24"/>
+              <w:lang w:val="hu-HU"/>
+              <w14:ligatures w14:val="standardContextual"/>
+            </w:rPr>
+          </w:pPr>
+          <w:hyperlink w:anchor="_Toc194304870" w:history="1">
+            <w:r>
+              <w:rPr>
+                <w:rStyle w:val="Hiperhivatkozs"/>
+              </w:rPr>
+              <w:t>React (webes frontend)</w:t>
+            </w:r>
+            <w:r>
+              <w:rPr>
+                <w:webHidden/>
+              </w:rPr>
+              <w:tab/>
+            </w:r>
+            <w:r>
+              <w:rPr>
+                <w:webHidden/>
+              </w:rPr>
+              <w:fldChar w:fldCharType="begin"/>
+            </w:r>
+            <w:r>
+              <w:rPr>
+                <w:webHidden/>
+              </w:rPr>
+              <w:instrText xml:space="preserve"> PAGEREF _Toc194304870 \h </w:instrText>
+            </w:r>
+            <w:r>
+              <w:rPr>
+                <w:webHidden/>
+              </w:rPr>
+            </w:r>
+            <w:r>
+              <w:rPr>
+                <w:webHidden/>
+              </w:rPr>
+              <w:fldChar w:fldCharType="separate"/>
+            </w:r>
+            <w:r>
+              <w:rPr>
+                <w:webHidden/>
+              </w:rPr>
+              <w:t>22</w:t>
+            </w:r>
+            <w:r>
+              <w:rPr>
+                <w:webHidden/>
+              </w:rPr>
+              <w:fldChar w:fldCharType="end"/>
+            </w:r>
+          </w:hyperlink>
+        </w:p>
+        <w:p>
+          <w:pPr>
+            <w:pStyle w:val="TJ2"/>
+            <w:rPr>
+              <w:rFonts w:asciiTheme="minorHAnsi" w:eastAsiaTheme="minorEastAsia" w:hAnsiTheme="minorHAnsi" w:cstheme="minorBidi"/>
+              <w:kern w:val="2"/>
+              <w:sz w:val="24"/>
+              <w:szCs w:val="24"/>
+              <w:lang w:val="hu-HU"/>
+              <w14:ligatures w14:val="standardContextual"/>
+            </w:rPr>
+          </w:pPr>
+          <w:hyperlink w:anchor="_Toc194304871" w:history="1">
+            <w:r>
+              <w:rPr>
+                <w:rStyle w:val="Hiperhivatkozs"/>
+                <w:bCs/>
+              </w:rPr>
+              <w:t>Miért kedvelik a fejlesztők a Reactot?</w:t>
+            </w:r>
+            <w:r>
+              <w:rPr>
+                <w:webHidden/>
+              </w:rPr>
+              <w:tab/>
+            </w:r>
+            <w:r>
+              <w:rPr>
+                <w:webHidden/>
+              </w:rPr>
+              <w:fldChar w:fldCharType="begin"/>
+            </w:r>
+            <w:r>
+              <w:rPr>
+                <w:webHidden/>
+              </w:rPr>
+              <w:instrText xml:space="preserve"> PAGEREF _Toc194304871 \h </w:instrText>
+            </w:r>
+            <w:r>
+              <w:rPr>
+                <w:webHidden/>
+              </w:rPr>
+            </w:r>
+            <w:r>
+              <w:rPr>
+                <w:webHidden/>
+              </w:rPr>
+              <w:fldChar w:fldCharType="separate"/>
+            </w:r>
+            <w:r>
+              <w:rPr>
+                <w:webHidden/>
+              </w:rPr>
+              <w:t>23</w:t>
+            </w:r>
+            <w:r>
+              <w:rPr>
+                <w:webHidden/>
+              </w:rPr>
+              <w:fldChar w:fldCharType="end"/>
+            </w:r>
+          </w:hyperlink>
+        </w:p>
+        <w:p>
+          <w:pPr>
+            <w:pStyle w:val="TJ2"/>
+            <w:rPr>
+              <w:rFonts w:asciiTheme="minorHAnsi" w:eastAsiaTheme="minorEastAsia" w:hAnsiTheme="minorHAnsi" w:cstheme="minorBidi"/>
+              <w:kern w:val="2"/>
+              <w:sz w:val="24"/>
+              <w:szCs w:val="24"/>
+              <w:lang w:val="hu-HU"/>
+              <w14:ligatures w14:val="standardContextual"/>
+            </w:rPr>
+          </w:pPr>
+          <w:hyperlink w:anchor="_Toc194304872" w:history="1">
+            <w:r>
+              <w:rPr>
+                <w:rStyle w:val="Hiperhivatkozs"/>
+              </w:rPr>
+              <w:t>Dokumentum Objektum Model (DOM)</w:t>
+            </w:r>
+            <w:r>
+              <w:rPr>
+                <w:webHidden/>
+              </w:rPr>
+              <w:tab/>
+            </w:r>
+            <w:r>
+              <w:rPr>
+                <w:webHidden/>
+              </w:rPr>
+              <w:fldChar w:fldCharType="begin"/>
+            </w:r>
+            <w:r>
+              <w:rPr>
+                <w:webHidden/>
+              </w:rPr>
+              <w:instrText xml:space="preserve"> PAGEREF _Toc194304872 \h </w:instrText>
+            </w:r>
+            <w:r>
+              <w:rPr>
+                <w:webHidden/>
+              </w:rPr>
+            </w:r>
+            <w:r>
+              <w:rPr>
+                <w:webHidden/>
+              </w:rPr>
+              <w:fldChar w:fldCharType="separate"/>
+            </w:r>
+            <w:r>
+              <w:rPr>
+                <w:webHidden/>
+              </w:rPr>
+              <w:t>25</w:t>
+            </w:r>
+            <w:r>
+              <w:rPr>
+                <w:webHidden/>
+              </w:rPr>
+              <w:fldChar w:fldCharType="end"/>
+            </w:r>
+          </w:hyperlink>
+        </w:p>
+        <w:p>
+          <w:pPr>
+            <w:pStyle w:val="TJ2"/>
+            <w:rPr>
+              <w:rFonts w:asciiTheme="minorHAnsi" w:eastAsiaTheme="minorEastAsia" w:hAnsiTheme="minorHAnsi" w:cstheme="minorBidi"/>
+              <w:kern w:val="2"/>
+              <w:sz w:val="24"/>
+              <w:szCs w:val="24"/>
+              <w:lang w:val="hu-HU"/>
+              <w14:ligatures w14:val="standardContextual"/>
+            </w:rPr>
+          </w:pPr>
+          <w:hyperlink w:anchor="_Toc194304873" w:history="1">
+            <w:r>
+              <w:rPr>
+                <w:rStyle w:val="Hiperhivatkozs"/>
+              </w:rPr>
+              <w:t>Backend</w:t>
+            </w:r>
+            <w:r>
+              <w:rPr>
+                <w:webHidden/>
+              </w:rPr>
+              <w:tab/>
+            </w:r>
+            <w:r>
+              <w:rPr>
+                <w:webHidden/>
+              </w:rPr>
+              <w:fldChar w:fldCharType="begin"/>
+            </w:r>
+            <w:r>
+              <w:rPr>
+                <w:webHidden/>
+              </w:rPr>
+              <w:instrText xml:space="preserve"> PAGEREF _Toc194304873 \h </w:instrText>
+            </w:r>
+            <w:r>
+              <w:rPr>
+                <w:webHidden/>
+              </w:rPr>
+            </w:r>
+            <w:r>
+              <w:rPr>
+                <w:webHidden/>
+              </w:rPr>
+              <w:fldChar w:fldCharType="separate"/>
+            </w:r>
+            <w:r>
+              <w:rPr>
+                <w:webHidden/>
+              </w:rPr>
+              <w:t>27</w:t>
+            </w:r>
+            <w:r>
+              <w:rPr>
+                <w:webHidden/>
+              </w:rPr>
+              <w:fldChar w:fldCharType="end"/>
+            </w:r>
+          </w:hyperlink>
+        </w:p>
+        <w:p>
+          <w:pPr>
+            <w:pStyle w:val="TJ2"/>
+            <w:rPr>
+              <w:rFonts w:asciiTheme="minorHAnsi" w:eastAsiaTheme="minorEastAsia" w:hAnsiTheme="minorHAnsi" w:cstheme="minorBidi"/>
+              <w:kern w:val="2"/>
+              <w:sz w:val="24"/>
+              <w:szCs w:val="24"/>
+              <w:lang w:val="hu-HU"/>
+              <w14:ligatures w14:val="standardContextual"/>
+            </w:rPr>
+          </w:pPr>
+          <w:hyperlink w:anchor="_Toc194304874" w:history="1">
+            <w:r>
+              <w:rPr>
+                <w:rStyle w:val="Hiperhivatkozs"/>
+              </w:rPr>
+              <w:t>ASP.NET</w:t>
+            </w:r>
+            <w:r>
+              <w:rPr>
+                <w:webHidden/>
+              </w:rPr>
+              <w:tab/>
+            </w:r>
+            <w:r>
+              <w:rPr>
+                <w:webHidden/>
+              </w:rPr>
+              <w:fldChar w:fldCharType="begin"/>
+            </w:r>
+            <w:r>
+              <w:rPr>
+                <w:webHidden/>
+              </w:rPr>
+              <w:instrText xml:space="preserve"> PAGEREF _Toc194304874 \h </w:instrText>
+            </w:r>
+            <w:r>
+              <w:rPr>
+                <w:webHidden/>
+              </w:rPr>
+            </w:r>
+            <w:r>
+              <w:rPr>
+                <w:webHidden/>
+              </w:rPr>
+              <w:fldChar w:fldCharType="separate"/>
+            </w:r>
+            <w:r>
+              <w:rPr>
+                <w:webHidden/>
+              </w:rPr>
+              <w:t>28</w:t>
+            </w:r>
+            <w:r>
+              <w:rPr>
+                <w:webHidden/>
+              </w:rPr>
+              <w:fldChar w:fldCharType="end"/>
+            </w:r>
+          </w:hyperlink>
+        </w:p>
+        <w:p>
+          <w:pPr>
+            <w:pStyle w:val="TJ2"/>
+            <w:rPr>
+              <w:rFonts w:asciiTheme="minorHAnsi" w:eastAsiaTheme="minorEastAsia" w:hAnsiTheme="minorHAnsi" w:cstheme="minorBidi"/>
+              <w:kern w:val="2"/>
+              <w:sz w:val="24"/>
+              <w:szCs w:val="24"/>
+              <w:lang w:val="hu-HU"/>
+              <w14:ligatures w14:val="standardContextual"/>
+            </w:rPr>
+          </w:pPr>
+          <w:hyperlink w:anchor="_Toc194304875" w:history="1">
+            <w:r>
+              <w:rPr>
+                <w:rStyle w:val="Hiperhivatkozs"/>
+              </w:rPr>
+              <w:t>A backend feladata</w:t>
+            </w:r>
+            <w:r>
+              <w:rPr>
+                <w:webHidden/>
+              </w:rPr>
+              <w:tab/>
+            </w:r>
+            <w:r>
+              <w:rPr>
+                <w:webHidden/>
+              </w:rPr>
+              <w:fldChar w:fldCharType="begin"/>
+            </w:r>
+            <w:r>
+              <w:rPr>
+                <w:webHidden/>
+              </w:rPr>
+              <w:instrText xml:space="preserve"> PAGEREF _Toc194304875 \h </w:instrText>
+            </w:r>
+            <w:r>
+              <w:rPr>
+                <w:webHidden/>
+              </w:rPr>
+            </w:r>
+            <w:r>
+              <w:rPr>
+                <w:webHidden/>
+              </w:rPr>
+              <w:fldChar w:fldCharType="separate"/>
+            </w:r>
+            <w:r>
+              <w:rPr>
+                <w:webHidden/>
+              </w:rPr>
+              <w:t>28</w:t>
+            </w:r>
+            <w:r>
+              <w:rPr>
+                <w:webHidden/>
+              </w:rPr>
+              <w:fldChar w:fldCharType="end"/>
+            </w:r>
+          </w:hyperlink>
+        </w:p>
+        <w:p>
+          <w:pPr>
+            <w:pStyle w:val="TJ2"/>
+            <w:rPr>
+              <w:rFonts w:asciiTheme="minorHAnsi" w:eastAsiaTheme="minorEastAsia" w:hAnsiTheme="minorHAnsi" w:cstheme="minorBidi"/>
+              <w:kern w:val="2"/>
+              <w:sz w:val="24"/>
+              <w:szCs w:val="24"/>
+              <w:lang w:val="hu-HU"/>
+              <w14:ligatures w14:val="standardContextual"/>
+            </w:rPr>
+          </w:pPr>
+          <w:hyperlink w:anchor="_Toc194304876" w:history="1">
+            <w:r>
+              <w:rPr>
+                <w:rStyle w:val="Hiperhivatkozs"/>
+                <w:lang w:val="hu-HU"/>
+              </w:rPr>
+              <w:t>Projektmenedzsment a Trello Segítségével</w:t>
+            </w:r>
+            <w:r>
+              <w:rPr>
+                <w:webHidden/>
+              </w:rPr>
+              <w:tab/>
+            </w:r>
+            <w:r>
+              <w:rPr>
+                <w:webHidden/>
+              </w:rPr>
+              <w:fldChar w:fldCharType="begin"/>
+            </w:r>
+            <w:r>
+              <w:rPr>
+                <w:webHidden/>
+              </w:rPr>
+              <w:instrText xml:space="preserve"> PAGEREF _Toc194304876 \h </w:instrText>
+            </w:r>
+            <w:r>
+              <w:rPr>
+                <w:webHidden/>
+              </w:rPr>
+            </w:r>
+            <w:r>
+              <w:rPr>
+                <w:webHidden/>
+              </w:rPr>
+              <w:fldChar w:fldCharType="separate"/>
+            </w:r>
+            <w:r>
+              <w:rPr>
+                <w:webHidden/>
+              </w:rPr>
+              <w:t>29</w:t>
+            </w:r>
+            <w:r>
+              <w:rPr>
+                <w:webHidden/>
+              </w:rPr>
+              <w:fldChar w:fldCharType="end"/>
+            </w:r>
+          </w:hyperlink>
+        </w:p>
+        <w:p>
+          <w:r>
+            <w:rPr>
+              <w:b/>
+              <w:bCs/>
+            </w:rPr>
+            <w:fldChar w:fldCharType="end"/>
+          </w:r>
+        </w:p>
+      </w:sdtContent>
+    </w:sdt>
     <w:p>
       <w:pPr>
         <w:rPr>
@@ -769,84 +2253,39 @@
           <w:szCs w:val="24"/>
           <w:lang w:val="hu-HU"/>
         </w:rPr>
-        <w:t>Tartalomjegyzék</w:t>
-      </w:r>
-    </w:p>
-    <w:p>
-      <w:pPr>
-        <w:rPr>
-          <w:rFonts w:asciiTheme="minorHAnsi" w:hAnsiTheme="minorHAnsi" w:cstheme="minorHAnsi"/>
-          <w:sz w:val="24"/>
-          <w:szCs w:val="24"/>
-          <w:lang w:val="hu-HU"/>
-        </w:rPr>
-      </w:pPr>
-      <w:r>
-        <w:rPr>
-          <w:rFonts w:asciiTheme="minorHAnsi" w:hAnsiTheme="minorHAnsi" w:cstheme="minorHAnsi"/>
-          <w:sz w:val="24"/>
-          <w:szCs w:val="24"/>
-          <w:lang w:val="hu-HU"/>
-        </w:rPr>
         <w:br w:type="page"/>
       </w:r>
     </w:p>
     <w:p>
       <w:pPr>
-        <w:spacing w:line="360" w:lineRule="auto"/>
+        <w:pStyle w:val="Cm"/>
         <w:jc w:val="center"/>
-        <w:rPr>
-          <w:rFonts w:ascii="Calibri" w:hAnsi="Calibri" w:cs="Calibri"/>
-          <w:bCs/>
-          <w:sz w:val="40"/>
-          <w:szCs w:val="40"/>
-        </w:rPr>
-      </w:pPr>
-      <w:r>
-        <w:rPr>
-          <w:rFonts w:ascii="Calibri" w:hAnsi="Calibri" w:cs="Calibri"/>
-          <w:bCs/>
-          <w:sz w:val="40"/>
-          <w:szCs w:val="40"/>
-        </w:rPr>
+      </w:pPr>
+      <w:r>
         <w:lastRenderedPageBreak/>
-        <w:t>Film és Sorozat ajánló weboldal dokumentáció</w:t>
+        <w:t>Film és Sorozat ajánló weboldal</w:t>
+      </w:r>
+      <w:r>
+        <w:t xml:space="preserve"> </w:t>
+      </w:r>
+      <w:r>
+        <w:t>dokumentáció</w:t>
       </w:r>
       <w:bookmarkStart w:id="0" w:name="_5c578hh7wmdt" w:colFirst="0" w:colLast="0"/>
       <w:bookmarkEnd w:id="0"/>
     </w:p>
     <w:p>
       <w:pPr>
-        <w:spacing w:line="360" w:lineRule="auto"/>
-        <w:jc w:val="center"/>
-        <w:rPr>
-          <w:rFonts w:ascii="Calibri" w:hAnsi="Calibri" w:cs="Calibri"/>
-          <w:bCs/>
-          <w:color w:val="000000"/>
-          <w:sz w:val="32"/>
-          <w:szCs w:val="32"/>
-        </w:rPr>
-      </w:pPr>
-      <w:r>
-        <w:rPr>
-          <w:rFonts w:ascii="Calibri" w:hAnsi="Calibri" w:cs="Calibri"/>
-          <w:bCs/>
-          <w:color w:val="000000"/>
-          <w:sz w:val="32"/>
-          <w:szCs w:val="32"/>
-        </w:rPr>
+        <w:pStyle w:val="Cmsor1"/>
+      </w:pPr>
+      <w:bookmarkStart w:id="1" w:name="_Toc194304835"/>
+      <w:r>
         <w:t>Bevezetés</w:t>
       </w:r>
       <w:r>
-        <w:rPr>
-          <w:rFonts w:ascii="Calibri" w:hAnsi="Calibri" w:cs="Calibri"/>
-          <w:bCs/>
-          <w:color w:val="000000"/>
-          <w:sz w:val="32"/>
-          <w:szCs w:val="32"/>
-        </w:rPr>
         <w:t xml:space="preserve"> – Felhasználói Dokumentáció</w:t>
       </w:r>
+      <w:bookmarkEnd w:id="1"/>
     </w:p>
     <w:p>
       <w:pPr>
@@ -925,36 +2364,21 @@
     </w:p>
     <w:p>
       <w:pPr>
-        <w:pStyle w:val="Cmsor4"/>
-        <w:keepNext w:val="0"/>
-        <w:keepLines w:val="0"/>
-        <w:spacing w:before="240" w:after="40" w:line="360" w:lineRule="auto"/>
-        <w:jc w:val="both"/>
-        <w:rPr>
-          <w:b/>
-          <w:color w:val="auto"/>
-          <w:sz w:val="32"/>
-          <w:szCs w:val="32"/>
-        </w:rPr>
+        <w:pStyle w:val="Cmsor2"/>
       </w:pPr>
       <w:r>
         <w:rPr>
           <w:rFonts w:ascii="Calibri" w:hAnsi="Calibri" w:cs="Calibri"/>
           <w:bCs/>
-          <w:color w:val="auto"/>
         </w:rPr>
         <w:br w:type="page"/>
       </w:r>
-      <w:r>
-        <w:rPr>
-          <w:b/>
-          <w:color w:val="auto"/>
-          <w:sz w:val="32"/>
-          <w:szCs w:val="32"/>
-        </w:rPr>
+      <w:bookmarkStart w:id="2" w:name="_Toc194304836"/>
+      <w:r>
         <w:lastRenderedPageBreak/>
         <w:t>A rendszer áttekintése</w:t>
       </w:r>
+      <w:bookmarkEnd w:id="2"/>
     </w:p>
     <w:p>
       <w:pPr>
@@ -1152,6 +2576,25 @@
       <w:r>
         <w:br w:type="page"/>
       </w:r>
+    </w:p>
+    <w:p>
+      <w:pPr>
+        <w:pStyle w:val="Cmsor2"/>
+      </w:pPr>
+      <w:bookmarkStart w:id="3" w:name="_Toc194304837"/>
+      <w:r>
+        <w:lastRenderedPageBreak/>
+        <w:t xml:space="preserve">Milyen funkciókat kínál a </w:t>
+      </w:r>
+      <w:proofErr w:type="spellStart"/>
+      <w:r>
+        <w:t>FilmFókusz</w:t>
+      </w:r>
+      <w:proofErr w:type="spellEnd"/>
+      <w:r>
+        <w:t>?</w:t>
+      </w:r>
+      <w:bookmarkEnd w:id="3"/>
     </w:p>
     <w:p/>
     <w:p>
@@ -1549,7 +2992,7 @@
           <w:szCs w:val="24"/>
         </w:rPr>
         <w:drawing>
-          <wp:anchor distT="0" distB="0" distL="114300" distR="114300" simplePos="0" relativeHeight="251668480" behindDoc="0" locked="0" layoutInCell="1" allowOverlap="1" wp14:anchorId="23F2BA43" wp14:editId="47AE7877">
+          <wp:anchor distT="0" distB="0" distL="114300" distR="114300" simplePos="0" relativeHeight="251668480" behindDoc="0" locked="0" layoutInCell="1" allowOverlap="1" wp14:anchorId="23F2BA43" wp14:editId="19834ADF">
             <wp:simplePos x="0" y="0"/>
             <wp:positionH relativeFrom="margin">
               <wp:align>right</wp:align>
@@ -2268,50 +3711,73 @@
     </w:p>
     <w:p>
       <w:pPr>
-        <w:pStyle w:val="Cmsor4"/>
-        <w:keepNext w:val="0"/>
-        <w:keepLines w:val="0"/>
-        <w:spacing w:before="240" w:after="40" w:line="360" w:lineRule="auto"/>
-        <w:jc w:val="center"/>
-        <w:rPr>
-          <w:rFonts w:ascii="Calibri" w:hAnsi="Calibri"/>
-          <w:b/>
-          <w:color w:val="auto"/>
-          <w:sz w:val="32"/>
-          <w:szCs w:val="32"/>
-        </w:rPr>
-      </w:pPr>
-      <w:r>
-        <w:rPr>
-          <w:rFonts w:ascii="Calibri" w:hAnsi="Calibri"/>
-          <w:b/>
-          <w:color w:val="auto"/>
-          <w:sz w:val="32"/>
-          <w:szCs w:val="32"/>
-        </w:rPr>
-        <w:t xml:space="preserve">Milyen funkciókat kínál a </w:t>
+        <w:spacing w:before="240" w:after="40"/>
+        <w:rPr>
+          <w:b/>
+          <w:bCs/>
+          <w:sz w:val="24"/>
+          <w:szCs w:val="24"/>
+          <w:lang w:val="hu-HU"/>
+        </w:rPr>
+      </w:pPr>
+      <w:r>
+        <w:rPr>
+          <w:b/>
+          <w:bCs/>
+          <w:sz w:val="24"/>
+          <w:szCs w:val="24"/>
+        </w:rPr>
+        <w:t>Keresés</w:t>
+      </w:r>
+      <w:r>
+        <w:rPr>
+          <w:b/>
+          <w:bCs/>
+          <w:sz w:val="24"/>
+          <w:szCs w:val="24"/>
+          <w:lang w:val="hu-HU"/>
+        </w:rPr>
+        <w:t>:</w:t>
+      </w:r>
+    </w:p>
+    <w:p>
+      <w:pPr>
+        <w:rPr>
+          <w:sz w:val="24"/>
+          <w:szCs w:val="24"/>
+          <w:lang w:val="hu-HU"/>
+        </w:rPr>
+      </w:pPr>
+      <w:r>
+        <w:rPr>
+          <w:sz w:val="24"/>
+          <w:szCs w:val="24"/>
+        </w:rPr>
+        <w:t xml:space="preserve">A felhasználók kereshetnek filmeket és </w:t>
       </w:r>
       <w:proofErr w:type="spellStart"/>
       <w:r>
         <w:rPr>
-          <w:rFonts w:ascii="Calibri" w:hAnsi="Calibri"/>
-          <w:b/>
-          <w:color w:val="auto"/>
-          <w:sz w:val="32"/>
-          <w:szCs w:val="32"/>
-        </w:rPr>
-        <w:t>FilmFókusz</w:t>
+          <w:sz w:val="24"/>
+          <w:szCs w:val="24"/>
+        </w:rPr>
+        <w:t>sorozatokat</w:t>
       </w:r>
       <w:proofErr w:type="spellEnd"/>
       <w:r>
         <w:rPr>
-          <w:rFonts w:ascii="Calibri" w:hAnsi="Calibri"/>
-          <w:b/>
-          <w:color w:val="auto"/>
-          <w:sz w:val="32"/>
-          <w:szCs w:val="32"/>
-        </w:rPr>
-        <w:t>?</w:t>
+          <w:sz w:val="24"/>
+          <w:szCs w:val="24"/>
+        </w:rPr>
+        <w:t xml:space="preserve"> az </w:t>
+      </w:r>
+      <w:r>
+        <w:rPr>
+          <w:sz w:val="24"/>
+          <w:szCs w:val="24"/>
+          <w:lang w:val="hu-HU"/>
+        </w:rPr>
+        <w:t>oldalon amely kiszűri az adott műsort amiről érdeklődne. A rendszer jelzi, hogy az adott műsor amire a felhasználó rákeresett az film vagy sorozat.</w:t>
       </w:r>
     </w:p>
     <w:p>
@@ -2319,25 +3785,22 @@
         <w:spacing w:before="240" w:after="40"/>
         <w:rPr>
           <w:b/>
-          <w:bCs/>
-          <w:sz w:val="24"/>
-          <w:szCs w:val="24"/>
-          <w:lang w:val="hu-HU"/>
-        </w:rPr>
-      </w:pPr>
-      <w:r>
-        <w:rPr>
-          <w:b/>
-          <w:bCs/>
-          <w:sz w:val="24"/>
-          <w:szCs w:val="24"/>
-        </w:rPr>
-        <w:t>Keresés</w:t>
-      </w:r>
-      <w:r>
-        <w:rPr>
-          <w:b/>
-          <w:bCs/>
+          <w:sz w:val="24"/>
+          <w:szCs w:val="24"/>
+          <w:lang w:val="hu-HU"/>
+        </w:rPr>
+      </w:pPr>
+      <w:r>
+        <w:rPr>
+          <w:b/>
+          <w:sz w:val="24"/>
+          <w:szCs w:val="24"/>
+        </w:rPr>
+        <w:t>Profilkép beállítása</w:t>
+      </w:r>
+      <w:r>
+        <w:rPr>
+          <w:b/>
           <w:sz w:val="24"/>
           <w:szCs w:val="24"/>
           <w:lang w:val="hu-HU"/>
@@ -2348,105 +3811,37 @@
     <w:p>
       <w:pPr>
         <w:rPr>
-          <w:sz w:val="24"/>
-          <w:szCs w:val="24"/>
-          <w:lang w:val="hu-HU"/>
-        </w:rPr>
-      </w:pPr>
-      <w:r>
-        <w:rPr>
-          <w:sz w:val="24"/>
-          <w:szCs w:val="24"/>
-        </w:rPr>
-        <w:t xml:space="preserve">A felhasználók kereshetnek filmeket és </w:t>
-      </w:r>
-      <w:proofErr w:type="spellStart"/>
-      <w:r>
-        <w:rPr>
-          <w:sz w:val="24"/>
-          <w:szCs w:val="24"/>
-        </w:rPr>
-        <w:t>sorozatokat</w:t>
-      </w:r>
-      <w:proofErr w:type="spellEnd"/>
-      <w:r>
-        <w:rPr>
-          <w:sz w:val="24"/>
-          <w:szCs w:val="24"/>
-        </w:rPr>
-        <w:t xml:space="preserve"> az </w:t>
-      </w:r>
-      <w:r>
-        <w:rPr>
-          <w:sz w:val="24"/>
-          <w:szCs w:val="24"/>
-          <w:lang w:val="hu-HU"/>
-        </w:rPr>
-        <w:t>oldalon amely kiszűri az adott műsort amiről érdeklődne. A rendszer jelzi, hogy az adott műsor amire a felhasználó rákeresett az film vagy sorozat.</w:t>
-      </w:r>
-    </w:p>
-    <w:p>
-      <w:pPr>
-        <w:spacing w:before="240" w:after="40"/>
-        <w:rPr>
-          <w:b/>
-          <w:sz w:val="24"/>
-          <w:szCs w:val="24"/>
-          <w:lang w:val="hu-HU"/>
-        </w:rPr>
-      </w:pPr>
-      <w:r>
-        <w:rPr>
-          <w:b/>
+          <w:bCs/>
+          <w:sz w:val="24"/>
+          <w:szCs w:val="24"/>
+          <w:lang w:val="hu-HU"/>
+        </w:rPr>
+      </w:pPr>
+      <w:r>
+        <w:rPr>
+          <w:bCs/>
+          <w:sz w:val="24"/>
+          <w:szCs w:val="24"/>
+          <w:lang w:val="hu-HU"/>
+        </w:rPr>
+        <w:t>A profilképre kattintva egy felugró ablak jelenik meg a felhasználó adatairól.</w:t>
+      </w:r>
+    </w:p>
+    <w:p>
+      <w:pPr>
+        <w:rPr>
+          <w:bCs/>
+          <w:sz w:val="24"/>
+          <w:szCs w:val="24"/>
+        </w:rPr>
+      </w:pPr>
+      <w:r>
+        <w:rPr>
+          <w:bCs/>
           <w:sz w:val="24"/>
           <w:szCs w:val="24"/>
         </w:rPr>
         <w:lastRenderedPageBreak/>
-        <w:t>Profilkép beállítása</w:t>
-      </w:r>
-      <w:r>
-        <w:rPr>
-          <w:b/>
-          <w:sz w:val="24"/>
-          <w:szCs w:val="24"/>
-          <w:lang w:val="hu-HU"/>
-        </w:rPr>
-        <w:t>:</w:t>
-      </w:r>
-    </w:p>
-    <w:p>
-      <w:pPr>
-        <w:rPr>
-          <w:bCs/>
-          <w:sz w:val="24"/>
-          <w:szCs w:val="24"/>
-          <w:lang w:val="hu-HU"/>
-        </w:rPr>
-      </w:pPr>
-      <w:r>
-        <w:rPr>
-          <w:bCs/>
-          <w:sz w:val="24"/>
-          <w:szCs w:val="24"/>
-          <w:lang w:val="hu-HU"/>
-        </w:rPr>
-        <w:t>A profilképre kattintva egy felugró ablak jelenik meg a felhasználó adatairól.</w:t>
-      </w:r>
-    </w:p>
-    <w:p>
-      <w:pPr>
-        <w:rPr>
-          <w:bCs/>
-          <w:sz w:val="24"/>
-          <w:szCs w:val="24"/>
-        </w:rPr>
-      </w:pPr>
-      <w:r>
-        <w:rPr>
-          <w:bCs/>
-          <w:sz w:val="24"/>
-          <w:szCs w:val="24"/>
-        </w:rPr>
         <w:t xml:space="preserve">Minden regisztrált felhasználó számára </w:t>
       </w:r>
       <w:r>
@@ -3118,29 +4513,49 @@
           <w:sz w:val="24"/>
           <w:szCs w:val="24"/>
         </w:rPr>
+        <w:t>További oldalak</w:t>
+      </w:r>
+      <w:r>
+        <w:rPr>
+          <w:b/>
+          <w:bCs/>
+          <w:sz w:val="24"/>
+          <w:szCs w:val="24"/>
+          <w:lang w:val="hu-HU"/>
+        </w:rPr>
+        <w:t>:</w:t>
+      </w:r>
+    </w:p>
+    <w:p>
+      <w:pPr>
+        <w:rPr>
+          <w:color w:val="000000" w:themeColor="text1"/>
+          <w:sz w:val="24"/>
+          <w:szCs w:val="24"/>
+          <w:lang w:val="hu-HU"/>
+        </w:rPr>
+      </w:pPr>
+      <w:r>
+        <w:rPr>
+          <w:color w:val="000000" w:themeColor="text1"/>
+          <w:sz w:val="24"/>
+          <w:szCs w:val="24"/>
+          <w:lang w:val="hu-HU"/>
+        </w:rPr>
         <w:lastRenderedPageBreak/>
-        <w:t>További oldalak</w:t>
-      </w:r>
-      <w:r>
-        <w:rPr>
-          <w:b/>
-          <w:bCs/>
-          <w:sz w:val="24"/>
-          <w:szCs w:val="24"/>
-          <w:lang w:val="hu-HU"/>
-        </w:rPr>
-        <w:t>:</w:t>
-      </w:r>
-    </w:p>
-    <w:p>
-      <w:pPr>
-        <w:rPr>
+        <w:t xml:space="preserve">Az oldalon elérhetőek még a </w:t>
+      </w:r>
+      <w:r>
+        <w:rPr>
+          <w:b/>
+          <w:bCs/>
           <w:color w:val="000000" w:themeColor="text1"/>
           <w:sz w:val="24"/>
           <w:szCs w:val="24"/>
           <w:lang w:val="hu-HU"/>
         </w:rPr>
-      </w:pPr>
+        <w:t>„Rólunk”</w:t>
+      </w:r>
       <w:r>
         <w:rPr>
           <w:color w:val="000000" w:themeColor="text1"/>
@@ -3148,7 +4563,7 @@
           <w:szCs w:val="24"/>
           <w:lang w:val="hu-HU"/>
         </w:rPr>
-        <w:t xml:space="preserve">Az oldalon elérhetőek még a </w:t>
+        <w:t xml:space="preserve"> és az </w:t>
       </w:r>
       <w:r>
         <w:rPr>
@@ -3159,7 +4574,7 @@
           <w:szCs w:val="24"/>
           <w:lang w:val="hu-HU"/>
         </w:rPr>
-        <w:t>„Rólunk”</w:t>
+        <w:t>„Irányelvek”</w:t>
       </w:r>
       <w:r>
         <w:rPr>
@@ -3168,26 +4583,6 @@
           <w:szCs w:val="24"/>
           <w:lang w:val="hu-HU"/>
         </w:rPr>
-        <w:t xml:space="preserve"> és az </w:t>
-      </w:r>
-      <w:r>
-        <w:rPr>
-          <w:b/>
-          <w:bCs/>
-          <w:color w:val="000000" w:themeColor="text1"/>
-          <w:sz w:val="24"/>
-          <w:szCs w:val="24"/>
-          <w:lang w:val="hu-HU"/>
-        </w:rPr>
-        <w:t>„Irányelvek”</w:t>
-      </w:r>
-      <w:r>
-        <w:rPr>
-          <w:color w:val="000000" w:themeColor="text1"/>
-          <w:sz w:val="24"/>
-          <w:szCs w:val="24"/>
-          <w:lang w:val="hu-HU"/>
-        </w:rPr>
         <w:t xml:space="preserve"> oldalak is, ahol a felhasználók többet tudhatnak meg az oldal működéséről és a szabályokról.</w:t>
       </w:r>
     </w:p>
@@ -3202,28 +4597,25 @@
     </w:p>
     <w:p>
       <w:pPr>
-        <w:pStyle w:val="Cmsor4"/>
-        <w:keepNext w:val="0"/>
-        <w:keepLines w:val="0"/>
-        <w:spacing w:before="240" w:after="40" w:line="360" w:lineRule="auto"/>
-        <w:ind w:firstLine="720"/>
-        <w:jc w:val="center"/>
-        <w:rPr>
-          <w:b/>
-          <w:color w:val="auto"/>
-          <w:sz w:val="32"/>
-          <w:szCs w:val="32"/>
-        </w:rPr>
-      </w:pPr>
-      <w:r>
-        <w:rPr>
-          <w:b/>
-          <w:color w:val="auto"/>
-          <w:sz w:val="32"/>
-          <w:szCs w:val="32"/>
-        </w:rPr>
-        <w:t>Film/Sorozat részletes bemutatása</w:t>
-      </w:r>
+        <w:pStyle w:val="Cmsor2"/>
+      </w:pPr>
+      <w:bookmarkStart w:id="4" w:name="_Toc194304838"/>
+      <w:r>
+        <w:t>Film</w:t>
+      </w:r>
+      <w:r>
+        <w:t>ek és s</w:t>
+      </w:r>
+      <w:r>
+        <w:t>orozat</w:t>
+      </w:r>
+      <w:r>
+        <w:t>ok</w:t>
+      </w:r>
+      <w:r>
+        <w:t xml:space="preserve"> részletes bemutatása</w:t>
+      </w:r>
+      <w:bookmarkEnd w:id="4"/>
     </w:p>
     <w:p>
       <w:pPr>
@@ -3592,7 +4984,6 @@
           <w:szCs w:val="24"/>
           <w:lang w:val="hu-HU"/>
         </w:rPr>
-        <w:lastRenderedPageBreak/>
         <w:t>Cím:</w:t>
       </w:r>
       <w:r>
@@ -4156,388 +5547,366 @@
     </w:p>
     <w:p>
       <w:pPr>
-        <w:pStyle w:val="Cmsor4"/>
-        <w:keepNext w:val="0"/>
-        <w:keepLines w:val="0"/>
-        <w:spacing w:before="240" w:after="40" w:line="360" w:lineRule="auto"/>
-        <w:jc w:val="center"/>
-        <w:rPr>
-          <w:b/>
-          <w:color w:val="auto"/>
+        <w:pStyle w:val="Cmsor1"/>
+      </w:pPr>
+      <w:bookmarkStart w:id="5" w:name="_Toc194304839"/>
+      <w:r>
+        <w:lastRenderedPageBreak/>
+        <w:t>Fejlesztői Dokumentáció</w:t>
+      </w:r>
+      <w:bookmarkEnd w:id="5"/>
+    </w:p>
+    <w:p>
+      <w:pPr>
+        <w:rPr>
+          <w:b/>
           <w:sz w:val="32"/>
           <w:szCs w:val="32"/>
         </w:rPr>
       </w:pPr>
-      <w:r>
-        <w:rPr>
-          <w:b/>
-          <w:color w:val="auto"/>
-          <w:sz w:val="32"/>
-          <w:szCs w:val="32"/>
-        </w:rPr>
-        <w:lastRenderedPageBreak/>
-        <w:t>Fejlesztői Dokumentáció</w:t>
-      </w:r>
-    </w:p>
-    <w:p>
-      <w:pPr>
-        <w:rPr>
-          <w:b/>
-          <w:sz w:val="32"/>
-          <w:szCs w:val="32"/>
-        </w:rPr>
-      </w:pPr>
     </w:p>
     <w:p>
       <w:pPr>
         <w:pStyle w:val="Cmsor2"/>
-        <w:rPr>
-          <w:b/>
-          <w:lang w:val="hu-HU"/>
-        </w:rPr>
-      </w:pPr>
-      <w:r>
-        <w:rPr>
-          <w:b/>
-        </w:rPr>
-        <w:t>Backend</w:t>
-      </w:r>
-      <w:r>
-        <w:rPr>
-          <w:b/>
+      </w:pPr>
+      <w:bookmarkStart w:id="6" w:name="_Toc194304840"/>
+      <w:r>
+        <w:t>Backend:</w:t>
+      </w:r>
+      <w:bookmarkEnd w:id="6"/>
+    </w:p>
+    <w:p>
+      <w:pPr>
+        <w:rPr>
+          <w:b/>
+          <w:bCs/>
+          <w:sz w:val="24"/>
+          <w:szCs w:val="24"/>
+          <w:lang w:val="hu-HU"/>
+        </w:rPr>
+      </w:pPr>
+      <w:r>
+        <w:rPr>
+          <w:b/>
+          <w:bCs/>
+          <w:sz w:val="24"/>
+          <w:szCs w:val="24"/>
+          <w:lang w:val="hu-HU"/>
+        </w:rPr>
+        <w:t xml:space="preserve">Backend (Web API, ASP.NET </w:t>
+      </w:r>
+      <w:proofErr w:type="spellStart"/>
+      <w:r>
+        <w:rPr>
+          <w:b/>
+          <w:bCs/>
+          <w:sz w:val="24"/>
+          <w:szCs w:val="24"/>
+          <w:lang w:val="hu-HU"/>
+        </w:rPr>
+        <w:t>Core</w:t>
+      </w:r>
+      <w:proofErr w:type="spellEnd"/>
+      <w:r>
+        <w:rPr>
+          <w:b/>
+          <w:bCs/>
+          <w:sz w:val="24"/>
+          <w:szCs w:val="24"/>
+          <w:lang w:val="hu-HU"/>
+        </w:rPr>
+        <w:t>):</w:t>
+      </w:r>
+    </w:p>
+    <w:p>
+      <w:pPr>
+        <w:rPr>
+          <w:b/>
+          <w:bCs/>
+          <w:sz w:val="24"/>
+          <w:szCs w:val="24"/>
+          <w:lang w:val="hu-HU"/>
+        </w:rPr>
+      </w:pPr>
+    </w:p>
+    <w:p>
+      <w:pPr>
+        <w:rPr>
+          <w:b/>
+          <w:bCs/>
+          <w:sz w:val="24"/>
+          <w:szCs w:val="24"/>
+          <w:lang w:val="hu-HU"/>
+        </w:rPr>
+      </w:pPr>
+    </w:p>
+    <w:p>
+      <w:pPr>
+        <w:rPr>
+          <w:b/>
+          <w:bCs/>
+          <w:sz w:val="24"/>
+          <w:szCs w:val="24"/>
+          <w:lang w:val="hu-HU"/>
+        </w:rPr>
+      </w:pPr>
+      <w:r>
+        <w:rPr>
+          <w:b/>
+          <w:bCs/>
+          <w:sz w:val="24"/>
+          <w:szCs w:val="24"/>
+          <w:lang w:val="hu-HU"/>
+        </w:rPr>
+        <w:t>API jelentése és felhasználása:</w:t>
+      </w:r>
+    </w:p>
+    <w:p>
+      <w:pPr>
+        <w:rPr>
+          <w:sz w:val="24"/>
+          <w:szCs w:val="24"/>
+          <w:lang w:val="hu-HU"/>
+        </w:rPr>
+      </w:pPr>
+      <w:r>
+        <w:rPr>
+          <w:sz w:val="24"/>
+          <w:szCs w:val="24"/>
+          <w:lang w:val="hu-HU"/>
+        </w:rPr>
+        <w:t xml:space="preserve">Az </w:t>
+      </w:r>
+      <w:r>
+        <w:rPr>
+          <w:b/>
+          <w:bCs/>
+          <w:sz w:val="24"/>
+          <w:szCs w:val="24"/>
+          <w:lang w:val="hu-HU"/>
+        </w:rPr>
+        <w:t xml:space="preserve">API </w:t>
+      </w:r>
+      <w:r>
+        <w:rPr>
+          <w:sz w:val="24"/>
+          <w:szCs w:val="24"/>
+          <w:lang w:val="hu-HU"/>
+        </w:rPr>
+        <w:t>(</w:t>
+      </w:r>
+      <w:proofErr w:type="spellStart"/>
+      <w:r>
+        <w:rPr>
+          <w:sz w:val="24"/>
+          <w:szCs w:val="24"/>
+          <w:lang w:val="hu-HU"/>
+        </w:rPr>
+        <w:t>Application</w:t>
+      </w:r>
+      <w:proofErr w:type="spellEnd"/>
+      <w:r>
+        <w:rPr>
+          <w:sz w:val="24"/>
+          <w:szCs w:val="24"/>
+          <w:lang w:val="hu-HU"/>
+        </w:rPr>
+        <w:t xml:space="preserve"> </w:t>
+      </w:r>
+      <w:proofErr w:type="spellStart"/>
+      <w:r>
+        <w:rPr>
+          <w:sz w:val="24"/>
+          <w:szCs w:val="24"/>
+          <w:lang w:val="hu-HU"/>
+        </w:rPr>
+        <w:t>Programming</w:t>
+      </w:r>
+      <w:proofErr w:type="spellEnd"/>
+      <w:r>
+        <w:rPr>
+          <w:sz w:val="24"/>
+          <w:szCs w:val="24"/>
+          <w:lang w:val="hu-HU"/>
+        </w:rPr>
+        <w:t xml:space="preserve"> </w:t>
+      </w:r>
+      <w:proofErr w:type="spellStart"/>
+      <w:r>
+        <w:rPr>
+          <w:sz w:val="24"/>
+          <w:szCs w:val="24"/>
+          <w:lang w:val="hu-HU"/>
+        </w:rPr>
+        <w:t>Interface</w:t>
+      </w:r>
+      <w:proofErr w:type="spellEnd"/>
+      <w:r>
+        <w:rPr>
+          <w:sz w:val="24"/>
+          <w:szCs w:val="24"/>
+          <w:lang w:val="hu-HU"/>
+        </w:rPr>
+        <w:t>) az alkalmazások közötti kommunikációt lehetővé tevő interfész, amely lehetővé teszi, hogy a különböző rendszerek adatokat cseréljenek és funkciókat hívjanak meg egymás között. Az API-k megkönnyítik a fejlesztők munkáját, mivel lehetővé teszik, hogy már meglévő komponenseket használjanak, így gyorsítva a fejlesztési folyamatot.</w:t>
+      </w:r>
+    </w:p>
+    <w:p>
+      <w:pPr>
+        <w:rPr>
+          <w:sz w:val="24"/>
+          <w:szCs w:val="24"/>
+          <w:lang w:val="hu-HU"/>
+        </w:rPr>
+      </w:pPr>
+    </w:p>
+    <w:p>
+      <w:pPr>
+        <w:rPr>
+          <w:sz w:val="24"/>
+          <w:szCs w:val="24"/>
+          <w:lang w:val="hu-HU"/>
+        </w:rPr>
+      </w:pPr>
+      <w:r>
+        <w:rPr>
+          <w:sz w:val="24"/>
+          <w:szCs w:val="24"/>
+          <w:lang w:val="hu-HU"/>
+        </w:rPr>
+        <w:t>Az alkalmazásunk esetében az API felelős a frontend és a backend közötti adatcseréért, valamint az adatbázissal való interakcióért.</w:t>
+      </w:r>
+    </w:p>
+    <w:p>
+      <w:pPr>
+        <w:rPr>
+          <w:sz w:val="24"/>
+          <w:szCs w:val="24"/>
+          <w:lang w:val="hu-HU"/>
+        </w:rPr>
+      </w:pPr>
+    </w:p>
+    <w:p>
+      <w:pPr>
+        <w:pStyle w:val="Cmsor2"/>
+        <w:rPr>
+          <w:b/>
+          <w:sz w:val="24"/>
+          <w:szCs w:val="24"/>
+          <w:lang w:val="hu-HU"/>
+        </w:rPr>
+      </w:pPr>
+      <w:bookmarkStart w:id="7" w:name="_Toc194304841"/>
+      <w:r>
+        <w:rPr>
+          <w:b/>
+          <w:sz w:val="24"/>
+          <w:szCs w:val="24"/>
+        </w:rPr>
+        <w:t xml:space="preserve">ASP.NET </w:t>
+      </w:r>
+      <w:proofErr w:type="spellStart"/>
+      <w:r>
+        <w:rPr>
+          <w:b/>
+          <w:sz w:val="24"/>
+          <w:szCs w:val="24"/>
+        </w:rPr>
+        <w:t>Core</w:t>
+      </w:r>
+      <w:proofErr w:type="spellEnd"/>
+      <w:r>
+        <w:rPr>
+          <w:b/>
+          <w:sz w:val="24"/>
+          <w:szCs w:val="24"/>
           <w:lang w:val="hu-HU"/>
         </w:rPr>
         <w:t>:</w:t>
       </w:r>
-    </w:p>
-    <w:p>
-      <w:pPr>
-        <w:rPr>
-          <w:b/>
-          <w:bCs/>
-          <w:sz w:val="24"/>
-          <w:szCs w:val="24"/>
-          <w:lang w:val="hu-HU"/>
-        </w:rPr>
-      </w:pPr>
-      <w:r>
-        <w:rPr>
-          <w:b/>
-          <w:bCs/>
-          <w:sz w:val="24"/>
-          <w:szCs w:val="24"/>
-          <w:lang w:val="hu-HU"/>
-        </w:rPr>
-        <w:t xml:space="preserve">Backend (Web API, ASP.NET </w:t>
+      <w:bookmarkEnd w:id="7"/>
+    </w:p>
+    <w:p>
+      <w:pPr>
+        <w:pStyle w:val="Cmsor2"/>
+        <w:rPr>
+          <w:bCs/>
+          <w:sz w:val="24"/>
+          <w:szCs w:val="24"/>
+          <w:lang w:val="hu-HU"/>
+        </w:rPr>
+      </w:pPr>
+      <w:bookmarkStart w:id="8" w:name="_Toc194304842"/>
+      <w:r>
+        <w:rPr>
+          <w:bCs/>
+          <w:sz w:val="24"/>
+          <w:szCs w:val="24"/>
+        </w:rPr>
+        <w:t xml:space="preserve">Az alkalmazásunk backendje az </w:t>
+      </w:r>
+      <w:r>
+        <w:rPr>
+          <w:b/>
+          <w:sz w:val="24"/>
+          <w:szCs w:val="24"/>
+        </w:rPr>
+        <w:t xml:space="preserve">ASP.NET </w:t>
       </w:r>
       <w:proofErr w:type="spellStart"/>
       <w:r>
         <w:rPr>
           <w:b/>
-          <w:bCs/>
-          <w:sz w:val="24"/>
-          <w:szCs w:val="24"/>
-          <w:lang w:val="hu-HU"/>
+          <w:sz w:val="24"/>
+          <w:szCs w:val="24"/>
         </w:rPr>
         <w:t>Core</w:t>
       </w:r>
       <w:proofErr w:type="spellEnd"/>
       <w:r>
         <w:rPr>
-          <w:b/>
-          <w:bCs/>
-          <w:sz w:val="24"/>
-          <w:szCs w:val="24"/>
-          <w:lang w:val="hu-HU"/>
-        </w:rPr>
-        <w:t>):</w:t>
-      </w:r>
-    </w:p>
-    <w:p>
-      <w:pPr>
-        <w:rPr>
-          <w:b/>
-          <w:bCs/>
-          <w:sz w:val="24"/>
-          <w:szCs w:val="24"/>
-          <w:lang w:val="hu-HU"/>
-        </w:rPr>
-      </w:pPr>
-    </w:p>
-    <w:p>
-      <w:pPr>
-        <w:rPr>
-          <w:b/>
-          <w:bCs/>
-          <w:sz w:val="24"/>
-          <w:szCs w:val="24"/>
-          <w:lang w:val="hu-HU"/>
-        </w:rPr>
-      </w:pPr>
-    </w:p>
-    <w:p>
-      <w:pPr>
-        <w:rPr>
-          <w:b/>
-          <w:bCs/>
-          <w:sz w:val="24"/>
-          <w:szCs w:val="24"/>
-          <w:lang w:val="hu-HU"/>
-        </w:rPr>
-      </w:pPr>
-      <w:r>
-        <w:rPr>
-          <w:b/>
-          <w:bCs/>
-          <w:sz w:val="24"/>
-          <w:szCs w:val="24"/>
-          <w:lang w:val="hu-HU"/>
-        </w:rPr>
-        <w:t>API jelentése és felhasználása:</w:t>
-      </w:r>
-    </w:p>
-    <w:p>
-      <w:pPr>
-        <w:rPr>
-          <w:sz w:val="24"/>
-          <w:szCs w:val="24"/>
-          <w:lang w:val="hu-HU"/>
-        </w:rPr>
-      </w:pPr>
-      <w:r>
-        <w:rPr>
-          <w:sz w:val="24"/>
-          <w:szCs w:val="24"/>
-          <w:lang w:val="hu-HU"/>
-        </w:rPr>
-        <w:t xml:space="preserve">Az </w:t>
-      </w:r>
-      <w:r>
-        <w:rPr>
-          <w:b/>
-          <w:bCs/>
-          <w:sz w:val="24"/>
-          <w:szCs w:val="24"/>
-          <w:lang w:val="hu-HU"/>
-        </w:rPr>
-        <w:t xml:space="preserve">API </w:t>
-      </w:r>
-      <w:r>
-        <w:rPr>
-          <w:sz w:val="24"/>
-          <w:szCs w:val="24"/>
-          <w:lang w:val="hu-HU"/>
-        </w:rPr>
-        <w:t>(</w:t>
+          <w:bCs/>
+          <w:sz w:val="24"/>
+          <w:szCs w:val="24"/>
+        </w:rPr>
+        <w:t xml:space="preserve"> keretrendszeren alapul. Az ASP.NET </w:t>
       </w:r>
       <w:proofErr w:type="spellStart"/>
       <w:r>
         <w:rPr>
-          <w:sz w:val="24"/>
-          <w:szCs w:val="24"/>
-          <w:lang w:val="hu-HU"/>
-        </w:rPr>
-        <w:t>Application</w:t>
+          <w:bCs/>
+          <w:sz w:val="24"/>
+          <w:szCs w:val="24"/>
+        </w:rPr>
+        <w:t>Core</w:t>
       </w:r>
       <w:proofErr w:type="spellEnd"/>
       <w:r>
         <w:rPr>
-          <w:sz w:val="24"/>
-          <w:szCs w:val="24"/>
-          <w:lang w:val="hu-HU"/>
-        </w:rPr>
-        <w:t xml:space="preserve"> </w:t>
+          <w:bCs/>
+          <w:sz w:val="24"/>
+          <w:szCs w:val="24"/>
+        </w:rPr>
+        <w:t xml:space="preserve"> egy nyílt forráskódú, moduláris webes fejlesztési keretrendszer, amely a .NET platformra építkezik, és ideális választás dinamikus weboldalak és alkalmazások fejlesztésére. Az ASP.NET </w:t>
       </w:r>
       <w:proofErr w:type="spellStart"/>
       <w:r>
         <w:rPr>
-          <w:sz w:val="24"/>
-          <w:szCs w:val="24"/>
-          <w:lang w:val="hu-HU"/>
-        </w:rPr>
-        <w:t>Programming</w:t>
+          <w:bCs/>
+          <w:sz w:val="24"/>
+          <w:szCs w:val="24"/>
+        </w:rPr>
+        <w:t>Core</w:t>
       </w:r>
       <w:proofErr w:type="spellEnd"/>
       <w:r>
         <w:rPr>
-          <w:sz w:val="24"/>
-          <w:szCs w:val="24"/>
-          <w:lang w:val="hu-HU"/>
-        </w:rPr>
-        <w:t xml:space="preserve"> </w:t>
-      </w:r>
-      <w:proofErr w:type="spellStart"/>
-      <w:r>
-        <w:rPr>
-          <w:sz w:val="24"/>
-          <w:szCs w:val="24"/>
-          <w:lang w:val="hu-HU"/>
-        </w:rPr>
-        <w:t>Interface</w:t>
-      </w:r>
-      <w:proofErr w:type="spellEnd"/>
-      <w:r>
-        <w:rPr>
-          <w:sz w:val="24"/>
-          <w:szCs w:val="24"/>
-          <w:lang w:val="hu-HU"/>
-        </w:rPr>
-        <w:t>) az alkalmazások közötti kommunikációt lehetővé tevő interfész, amely lehetővé teszi, hogy a különböző rendszerek adatokat cseréljenek és funkciókat hívjanak meg egymás között. Az API-k megkönnyítik a fejlesztők munkáját, mivel lehetővé teszik, hogy már meglévő komponenseket használjanak, így gyorsítva a fejlesztési folyamatot.</w:t>
-      </w:r>
-    </w:p>
-    <w:p>
-      <w:pPr>
-        <w:rPr>
-          <w:sz w:val="24"/>
-          <w:szCs w:val="24"/>
-          <w:lang w:val="hu-HU"/>
-        </w:rPr>
-      </w:pPr>
-    </w:p>
-    <w:p>
-      <w:pPr>
-        <w:rPr>
-          <w:sz w:val="24"/>
-          <w:szCs w:val="24"/>
-          <w:lang w:val="hu-HU"/>
-        </w:rPr>
-      </w:pPr>
-      <w:r>
-        <w:rPr>
-          <w:sz w:val="24"/>
-          <w:szCs w:val="24"/>
-          <w:lang w:val="hu-HU"/>
-        </w:rPr>
-        <w:t>Az alkalmazásunk esetében az API felelős a frontend és a backend közötti adatcseréért, valamint az adatbázissal való interakcióért.</w:t>
-      </w:r>
-    </w:p>
-    <w:p>
-      <w:pPr>
-        <w:rPr>
-          <w:sz w:val="24"/>
-          <w:szCs w:val="24"/>
-          <w:lang w:val="hu-HU"/>
-        </w:rPr>
-      </w:pPr>
-    </w:p>
-    <w:p>
-      <w:pPr>
-        <w:pStyle w:val="Cmsor2"/>
-        <w:rPr>
-          <w:b/>
-          <w:sz w:val="24"/>
-          <w:szCs w:val="24"/>
-          <w:lang w:val="hu-HU"/>
-        </w:rPr>
-      </w:pPr>
-      <w:r>
-        <w:rPr>
-          <w:b/>
-          <w:sz w:val="24"/>
-          <w:szCs w:val="24"/>
-        </w:rPr>
-        <w:t xml:space="preserve">ASP.NET </w:t>
-      </w:r>
-      <w:proofErr w:type="spellStart"/>
-      <w:r>
-        <w:rPr>
-          <w:b/>
-          <w:sz w:val="24"/>
-          <w:szCs w:val="24"/>
-        </w:rPr>
-        <w:t>Core</w:t>
-      </w:r>
-      <w:proofErr w:type="spellEnd"/>
-      <w:r>
-        <w:rPr>
-          <w:b/>
-          <w:sz w:val="24"/>
-          <w:szCs w:val="24"/>
-          <w:lang w:val="hu-HU"/>
-        </w:rPr>
-        <w:t>:</w:t>
-      </w:r>
-    </w:p>
-    <w:p>
-      <w:pPr>
-        <w:pStyle w:val="Cmsor2"/>
-        <w:rPr>
-          <w:bCs/>
-          <w:sz w:val="24"/>
-          <w:szCs w:val="24"/>
-          <w:lang w:val="hu-HU"/>
-        </w:rPr>
-      </w:pPr>
-      <w:r>
-        <w:rPr>
-          <w:bCs/>
-          <w:sz w:val="24"/>
-          <w:szCs w:val="24"/>
-        </w:rPr>
-        <w:t xml:space="preserve">Az alkalmazásunk backendje az </w:t>
-      </w:r>
-      <w:r>
-        <w:rPr>
-          <w:b/>
-          <w:sz w:val="24"/>
-          <w:szCs w:val="24"/>
-        </w:rPr>
-        <w:t xml:space="preserve">ASP.NET </w:t>
-      </w:r>
-      <w:proofErr w:type="spellStart"/>
-      <w:r>
-        <w:rPr>
-          <w:b/>
-          <w:sz w:val="24"/>
-          <w:szCs w:val="24"/>
-        </w:rPr>
-        <w:t>Core</w:t>
-      </w:r>
-      <w:proofErr w:type="spellEnd"/>
-      <w:r>
-        <w:rPr>
-          <w:bCs/>
-          <w:sz w:val="24"/>
-          <w:szCs w:val="24"/>
-        </w:rPr>
-        <w:t xml:space="preserve"> keretrendszeren alapul. Az ASP.NET </w:t>
-      </w:r>
-      <w:proofErr w:type="spellStart"/>
-      <w:r>
-        <w:rPr>
-          <w:bCs/>
-          <w:sz w:val="24"/>
-          <w:szCs w:val="24"/>
-        </w:rPr>
-        <w:t>Core</w:t>
-      </w:r>
-      <w:proofErr w:type="spellEnd"/>
-      <w:r>
-        <w:rPr>
-          <w:bCs/>
-          <w:sz w:val="24"/>
-          <w:szCs w:val="24"/>
-        </w:rPr>
-        <w:t xml:space="preserve"> egy nyílt forráskódú, moduláris webes fejlesztési keretrendszer, amely a .NET platformra építkezik, és ideális választás dinamikus weboldalak és alkalmazások fejlesztésére. Az ASP.NET </w:t>
-      </w:r>
-      <w:proofErr w:type="spellStart"/>
-      <w:r>
-        <w:rPr>
-          <w:bCs/>
-          <w:sz w:val="24"/>
-          <w:szCs w:val="24"/>
-        </w:rPr>
-        <w:t>Core</w:t>
-      </w:r>
-      <w:proofErr w:type="spellEnd"/>
-      <w:r>
-        <w:rPr>
           <w:bCs/>
           <w:sz w:val="24"/>
           <w:szCs w:val="24"/>
         </w:rPr>
         <w:t xml:space="preserve"> gyors, biztonságos és könnyen skálázható, lehetővé téve az alkalmazásunk számára, hogy hatékonyan kezelje a felhasználói kéréseket és interakciókat.</w:t>
       </w:r>
+      <w:bookmarkEnd w:id="8"/>
     </w:p>
     <w:p>
       <w:pPr>
@@ -5361,27 +6730,7 @@
             <w:szCs w:val="24"/>
             <w:lang w:val="hu-HU"/>
           </w:rPr>
-          <w:t xml:space="preserve"> li</w:t>
-        </w:r>
-        <w:r>
-          <w:rPr>
-            <w:rStyle w:val="Hiperhivatkozs"/>
-            <w:b/>
-            <w:sz w:val="24"/>
-            <w:szCs w:val="24"/>
-            <w:lang w:val="hu-HU"/>
-          </w:rPr>
-          <w:t>n</w:t>
-        </w:r>
-        <w:r>
-          <w:rPr>
-            <w:rStyle w:val="Hiperhivatkozs"/>
-            <w:b/>
-            <w:sz w:val="24"/>
-            <w:szCs w:val="24"/>
-            <w:lang w:val="hu-HU"/>
-          </w:rPr>
-          <w:t>k</w:t>
+          <w:t xml:space="preserve"> link</w:t>
         </w:r>
       </w:hyperlink>
       <w:r>
@@ -5397,74 +6746,38 @@
     <w:p>
       <w:pPr>
         <w:rPr>
-          <w:rFonts w:ascii="Calibri" w:hAnsi="Calibri" w:cs="Calibri"/>
-          <w:bCs/>
           <w:sz w:val="32"/>
           <w:szCs w:val="32"/>
         </w:rPr>
       </w:pPr>
-    </w:p>
-    <w:p>
-      <w:pPr>
-        <w:rPr>
-          <w:rFonts w:ascii="Calibri" w:hAnsi="Calibri" w:cs="Calibri"/>
-          <w:bCs/>
-          <w:sz w:val="32"/>
-          <w:szCs w:val="32"/>
-        </w:rPr>
-      </w:pPr>
-    </w:p>
-    <w:p>
-      <w:pPr>
-        <w:jc w:val="center"/>
-        <w:rPr>
-          <w:b/>
-          <w:sz w:val="32"/>
-          <w:szCs w:val="32"/>
-        </w:rPr>
-      </w:pPr>
-      <w:r>
-        <w:rPr>
-          <w:b/>
-          <w:sz w:val="32"/>
-          <w:szCs w:val="32"/>
-        </w:rPr>
+      <w:bookmarkStart w:id="9" w:name="_Toc194304843"/>
+      <w:r>
+        <w:br w:type="page"/>
+      </w:r>
+    </w:p>
+    <w:p>
+      <w:pPr>
+        <w:pStyle w:val="Cmsor2"/>
+      </w:pPr>
+      <w:r>
+        <w:lastRenderedPageBreak/>
         <w:t>Frontend</w:t>
       </w:r>
       <w:r>
-        <w:rPr>
-          <w:b/>
-          <w:sz w:val="32"/>
-          <w:szCs w:val="32"/>
-        </w:rPr>
         <w:t xml:space="preserve"> </w:t>
       </w:r>
       <w:r>
-        <w:rPr>
-          <w:b/>
-          <w:sz w:val="32"/>
-          <w:szCs w:val="32"/>
-        </w:rPr>
         <w:t>(</w:t>
       </w:r>
       <w:proofErr w:type="spellStart"/>
       <w:r>
-        <w:rPr>
-          <w:b/>
-          <w:sz w:val="32"/>
-          <w:szCs w:val="32"/>
-        </w:rPr>
         <w:t>React</w:t>
       </w:r>
       <w:proofErr w:type="spellEnd"/>
       <w:r>
-        <w:rPr>
-          <w:b/>
-          <w:sz w:val="32"/>
-          <w:szCs w:val="32"/>
-        </w:rPr>
         <w:t>, JSX, CSS)</w:t>
       </w:r>
+      <w:bookmarkEnd w:id="9"/>
     </w:p>
     <w:p>
       <w:pPr>
@@ -5726,7 +7039,6 @@
           <w:sz w:val="24"/>
           <w:szCs w:val="24"/>
         </w:rPr>
-        <w:lastRenderedPageBreak/>
         <w:t>JSX fájlok</w:t>
       </w:r>
     </w:p>
@@ -6365,20 +7677,9 @@
     <w:p>
       <w:pPr>
         <w:rPr>
-          <w:rFonts w:ascii="Calibri" w:hAnsi="Calibri" w:cs="Calibri"/>
-          <w:bCs/>
-          <w:sz w:val="32"/>
-          <w:szCs w:val="32"/>
-        </w:rPr>
-      </w:pPr>
-    </w:p>
-    <w:p>
-      <w:pPr>
-        <w:rPr>
-          <w:rFonts w:ascii="Calibri" w:hAnsi="Calibri" w:cs="Calibri"/>
-          <w:bCs/>
-          <w:sz w:val="32"/>
-          <w:szCs w:val="32"/>
+          <w:b/>
+          <w:sz w:val="24"/>
+          <w:szCs w:val="24"/>
         </w:rPr>
       </w:pPr>
     </w:p>
@@ -6431,16 +7732,7 @@
           <w:sz w:val="24"/>
           <w:szCs w:val="24"/>
         </w:rPr>
-        <w:t xml:space="preserve">A CSS modulok egy speciális megközelítés, amely segít elkerülni a globális CSS ütközéseket, amelyek akkor fordulhatnak elő, ha több komponens ugyanazt az osztálynevet használja. A CSS modulok segítségével a CSS osztályok lokálisak lesznek, és csak az adott komponensben használhatóak, így elkerülhetjük a stílusok keveredését. Ezt úgy érhetjük el, hogy a CSS fájlokat .module.css kiterjesztéssel </w:t>
-      </w:r>
-      <w:r>
-        <w:rPr>
-          <w:bCs/>
-          <w:sz w:val="24"/>
-          <w:szCs w:val="24"/>
-        </w:rPr>
-        <w:lastRenderedPageBreak/>
-        <w:t xml:space="preserve">mentjük, és a </w:t>
+        <w:t xml:space="preserve">A CSS modulok egy speciális megközelítés, amely segít elkerülni a globális CSS ütközéseket, amelyek akkor fordulhatnak elő, ha több komponens ugyanazt az osztálynevet használja. A CSS modulok segítségével a CSS osztályok lokálisak lesznek, és csak az adott komponensben használhatóak, így elkerülhetjük a stílusok keveredését. Ezt úgy érhetjük el, hogy a CSS fájlokat .module.css kiterjesztéssel mentjük, és a </w:t>
       </w:r>
       <w:proofErr w:type="spellStart"/>
       <w:r>
@@ -7150,35 +8442,6 @@
           <w:lang w:val="hu-HU"/>
         </w:rPr>
       </w:pPr>
-    </w:p>
-    <w:p>
-      <w:pPr>
-        <w:rPr>
-          <w:bCs/>
-          <w:sz w:val="24"/>
-          <w:szCs w:val="24"/>
-          <w:lang w:val="hu-HU"/>
-        </w:rPr>
-      </w:pPr>
-    </w:p>
-    <w:p>
-      <w:pPr>
-        <w:rPr>
-          <w:bCs/>
-          <w:sz w:val="24"/>
-          <w:szCs w:val="24"/>
-          <w:lang w:val="hu-HU"/>
-        </w:rPr>
-      </w:pPr>
-      <w:r>
-        <w:rPr>
-          <w:bCs/>
-          <w:sz w:val="24"/>
-          <w:szCs w:val="24"/>
-          <w:lang w:val="hu-HU"/>
-        </w:rPr>
-        <w:br w:type="page"/>
-      </w:r>
     </w:p>
     <w:p>
       <w:pPr>
@@ -7623,17 +8886,7 @@
             <w:szCs w:val="24"/>
             <w:lang w:val="hu-HU"/>
           </w:rPr>
-          <w:t xml:space="preserve"> </w:t>
-        </w:r>
-        <w:r>
-          <w:rPr>
-            <w:rStyle w:val="Hiperhivatkozs"/>
-            <w:b/>
-            <w:sz w:val="24"/>
-            <w:szCs w:val="24"/>
-            <w:lang w:val="hu-HU"/>
-          </w:rPr>
-          <w:t>link</w:t>
+          <w:t xml:space="preserve"> link</w:t>
         </w:r>
       </w:hyperlink>
       <w:r>
@@ -7667,187 +8920,208 @@
     </w:p>
     <w:p>
       <w:pPr>
-        <w:pStyle w:val="Cmsor4"/>
-        <w:keepNext w:val="0"/>
-        <w:keepLines w:val="0"/>
-        <w:spacing w:before="240" w:after="40" w:line="360" w:lineRule="auto"/>
-        <w:jc w:val="center"/>
-        <w:rPr>
-          <w:b/>
-          <w:color w:val="auto"/>
+        <w:pStyle w:val="Cmsor1"/>
+      </w:pPr>
+      <w:bookmarkStart w:id="10" w:name="_Toc194304844"/>
+      <w:r>
+        <w:lastRenderedPageBreak/>
+        <w:t>Programozási nyelvek és technológiák</w:t>
+      </w:r>
+      <w:bookmarkEnd w:id="10"/>
+    </w:p>
+    <w:p/>
+    <w:p>
+      <w:pPr>
+        <w:pStyle w:val="Cmsor2"/>
+        <w:rPr>
+          <w:lang w:val="hu-HU"/>
+        </w:rPr>
+      </w:pPr>
+      <w:bookmarkStart w:id="11" w:name="_Toc194304845"/>
+      <w:r>
+        <w:rPr>
+          <w:lang w:val="hu-HU"/>
+        </w:rPr>
+        <w:t>MySQL Adatbázis (Database)</w:t>
+      </w:r>
+      <w:bookmarkEnd w:id="11"/>
+    </w:p>
+    <w:p>
+      <w:pPr>
+        <w:spacing w:line="360" w:lineRule="auto"/>
+        <w:jc w:val="both"/>
+        <w:rPr>
+          <w:bCs/>
           <w:sz w:val="32"/>
           <w:szCs w:val="32"/>
-        </w:rPr>
-      </w:pPr>
-      <w:r>
-        <w:rPr>
-          <w:b/>
-          <w:color w:val="auto"/>
+          <w:lang w:val="hu-HU"/>
+        </w:rPr>
+      </w:pPr>
+    </w:p>
+    <w:p>
+      <w:pPr>
+        <w:spacing w:line="360" w:lineRule="auto"/>
+        <w:jc w:val="both"/>
+        <w:rPr>
+          <w:b/>
+          <w:sz w:val="24"/>
+          <w:szCs w:val="24"/>
+          <w:lang w:val="hu-HU"/>
+        </w:rPr>
+      </w:pPr>
+      <w:r>
+        <w:rPr>
+          <w:b/>
+          <w:sz w:val="24"/>
+          <w:szCs w:val="24"/>
+          <w:lang w:val="hu-HU"/>
+        </w:rPr>
+        <w:t>Az adatbázis fogalma</w:t>
+      </w:r>
+    </w:p>
+    <w:p>
+      <w:pPr>
+        <w:spacing w:line="360" w:lineRule="auto"/>
+        <w:jc w:val="both"/>
+        <w:rPr>
+          <w:bCs/>
+          <w:sz w:val="24"/>
+          <w:szCs w:val="24"/>
+          <w:lang w:val="hu-HU"/>
+        </w:rPr>
+      </w:pPr>
+      <w:r>
+        <w:rPr>
+          <w:bCs/>
+          <w:sz w:val="24"/>
+          <w:szCs w:val="24"/>
+          <w:lang w:val="hu-HU"/>
+        </w:rPr>
+        <w:t>A projekt kezdeti fázisában az adatbázis megtervezésére összpontosítottunk, de mielőtt részletesen bemutatnánk a folyamatot, érdemes tisztázni, hogy mit is értünk adatbázis alatt.</w:t>
+      </w:r>
+    </w:p>
+    <w:p>
+      <w:pPr>
+        <w:spacing w:line="360" w:lineRule="auto"/>
+        <w:jc w:val="both"/>
+        <w:rPr>
+          <w:bCs/>
+          <w:sz w:val="24"/>
+          <w:szCs w:val="24"/>
+          <w:lang w:val="hu-HU"/>
+        </w:rPr>
+      </w:pPr>
+      <w:r>
+        <w:rPr>
+          <w:bCs/>
+          <w:sz w:val="24"/>
+          <w:szCs w:val="24"/>
+          <w:lang w:val="hu-HU"/>
+        </w:rPr>
+        <w:t>Az adatbázis egy strukturált információkat vagy adatokat tartalmazó, szervezett gyűjtemény, amelyeket jellemzően számítógépes rendszerekben tárolnak elektronikus formában. Az adatbázisok működését egy adatbázis-kezelő rendszer (DBMS - Database Management System) irányítja, amely biztosítja az adatok tárolását, lekérdezését és kezelését. A DBMS egyfajta közvetítő szerepet tölt be az adatbázis és a végfelhasználók között, lehetővé téve az adatok strukturált módon történő feldolgozását.</w:t>
+      </w:r>
+    </w:p>
+    <w:p>
+      <w:pPr>
+        <w:spacing w:line="360" w:lineRule="auto"/>
+        <w:jc w:val="both"/>
+        <w:rPr>
+          <w:bCs/>
+          <w:sz w:val="24"/>
+          <w:szCs w:val="24"/>
+          <w:lang w:val="hu-HU"/>
+        </w:rPr>
+      </w:pPr>
+      <w:r>
+        <w:rPr>
+          <w:bCs/>
+          <w:sz w:val="24"/>
+          <w:szCs w:val="24"/>
+          <w:lang w:val="hu-HU"/>
+        </w:rPr>
+        <w:t>A teljes rendszer, amely magában foglalja az adatokat, az adatbázis-kezelő rendszert és az ehhez kapcsolódó alkalmazásokat, adatbázis-rendszerként (Database System) ismert, amelyet a szakmai diskurzusokban gyakran egyszerűen „adatbázis” néven emlegetünk.</w:t>
+      </w:r>
+    </w:p>
+    <w:p>
+      <w:pPr>
+        <w:spacing w:line="360" w:lineRule="auto"/>
+        <w:jc w:val="both"/>
+        <w:rPr>
+          <w:bCs/>
+          <w:sz w:val="24"/>
+          <w:szCs w:val="24"/>
+          <w:lang w:val="hu-HU"/>
+        </w:rPr>
+      </w:pPr>
+      <w:r>
+        <w:rPr>
+          <w:bCs/>
+          <w:sz w:val="24"/>
+          <w:szCs w:val="24"/>
+          <w:lang w:val="hu-HU"/>
+        </w:rPr>
+        <w:t>A legtöbb modern adatbázis táblázatos formátumban tárolja az adatokat, ahol az információ sorokba és oszlopokba rendezve jelenik meg, megkönnyítve ezzel az adatok feldolgozását, lekérdezését és módosítását. Az ilyen struktúra lehetővé teszi az adatok hatékony ellenőrzését, frissítését és rendszerezését. A relációs adatbázisokban az SQL (Structured Query Language), azaz a strukturált lekérdezőnyelv használatos az adatok lekérdezésére és manipulálására.</w:t>
+      </w:r>
+    </w:p>
+    <w:p>
+      <w:pPr>
+        <w:spacing w:line="360" w:lineRule="auto"/>
+        <w:jc w:val="both"/>
+        <w:rPr>
+          <w:bCs/>
+          <w:sz w:val="26"/>
+          <w:szCs w:val="26"/>
+          <w:lang w:val="hu-HU"/>
+        </w:rPr>
+      </w:pPr>
+    </w:p>
+    <w:p>
+      <w:pPr>
+        <w:rPr>
+          <w:b/>
           <w:sz w:val="32"/>
           <w:szCs w:val="32"/>
+          <w:lang w:val="hu-HU"/>
+        </w:rPr>
+      </w:pPr>
+      <w:r>
+        <w:rPr>
+          <w:b/>
+          <w:sz w:val="32"/>
+          <w:szCs w:val="32"/>
+          <w:lang w:val="hu-HU"/>
+        </w:rPr>
+        <w:br w:type="page"/>
+      </w:r>
+    </w:p>
+    <w:p>
+      <w:pPr>
+        <w:pStyle w:val="Cmsor2"/>
+        <w:rPr>
+          <w:lang w:val="hu-HU"/>
+        </w:rPr>
+      </w:pPr>
+      <w:bookmarkStart w:id="12" w:name="_Toc194304846"/>
+      <w:r>
+        <w:rPr>
+          <w:lang w:val="hu-HU"/>
         </w:rPr>
         <w:lastRenderedPageBreak/>
-        <w:t>Programozási nyelvek és technológiák</w:t>
-      </w:r>
+        <w:t>Mi az SQL? (Strukturált Lekérdező Nyelv)</w:t>
+      </w:r>
+      <w:bookmarkEnd w:id="12"/>
     </w:p>
     <w:p>
       <w:pPr>
         <w:spacing w:line="360" w:lineRule="auto"/>
         <w:jc w:val="both"/>
         <w:rPr>
-          <w:bCs/>
+          <w:b/>
           <w:sz w:val="32"/>
           <w:szCs w:val="32"/>
           <w:lang w:val="hu-HU"/>
         </w:rPr>
       </w:pPr>
-      <w:r>
-        <w:rPr>
-          <w:b/>
-          <w:sz w:val="32"/>
-          <w:szCs w:val="32"/>
-          <w:lang w:val="hu-HU"/>
-        </w:rPr>
-        <w:t>MySQL Adatbázis (Database)</w:t>
-      </w:r>
-    </w:p>
-    <w:p>
-      <w:pPr>
-        <w:spacing w:line="360" w:lineRule="auto"/>
-        <w:jc w:val="both"/>
-        <w:rPr>
-          <w:b/>
-          <w:sz w:val="24"/>
-          <w:szCs w:val="24"/>
-          <w:lang w:val="hu-HU"/>
-        </w:rPr>
-      </w:pPr>
-      <w:r>
-        <w:rPr>
-          <w:b/>
-          <w:sz w:val="24"/>
-          <w:szCs w:val="24"/>
-          <w:lang w:val="hu-HU"/>
-        </w:rPr>
-        <w:t>Az adatbázis fogalma</w:t>
-      </w:r>
-    </w:p>
-    <w:p>
-      <w:pPr>
-        <w:spacing w:line="360" w:lineRule="auto"/>
-        <w:jc w:val="both"/>
-        <w:rPr>
-          <w:bCs/>
-          <w:sz w:val="24"/>
-          <w:szCs w:val="24"/>
-          <w:lang w:val="hu-HU"/>
-        </w:rPr>
-      </w:pPr>
-      <w:r>
-        <w:rPr>
-          <w:bCs/>
-          <w:sz w:val="24"/>
-          <w:szCs w:val="24"/>
-          <w:lang w:val="hu-HU"/>
-        </w:rPr>
-        <w:t>A projekt kezdeti fázisában az adatbázis megtervezésére összpontosítottunk, de mielőtt részletesen bemutatnánk a folyamatot, érdemes tisztázni, hogy mit is értünk adatbázis alatt.</w:t>
-      </w:r>
-    </w:p>
-    <w:p>
-      <w:pPr>
-        <w:spacing w:line="360" w:lineRule="auto"/>
-        <w:jc w:val="both"/>
-        <w:rPr>
-          <w:bCs/>
-          <w:sz w:val="24"/>
-          <w:szCs w:val="24"/>
-          <w:lang w:val="hu-HU"/>
-        </w:rPr>
-      </w:pPr>
-      <w:r>
-        <w:rPr>
-          <w:bCs/>
-          <w:sz w:val="24"/>
-          <w:szCs w:val="24"/>
-          <w:lang w:val="hu-HU"/>
-        </w:rPr>
-        <w:t>Az adatbázis egy strukturált információkat vagy adatokat tartalmazó, szervezett gyűjtemény, amelyeket jellemzően számítógépes rendszerekben tárolnak elektronikus formában. Az adatbázisok működését egy adatbázis-kezelő rendszer (DBMS - Database Management System) irányítja, amely biztosítja az adatok tárolását, lekérdezését és kezelését. A DBMS egyfajta közvetítő szerepet tölt be az adatbázis és a végfelhasználók között, lehetővé téve az adatok strukturált módon történő feldolgozását.</w:t>
-      </w:r>
-    </w:p>
-    <w:p>
-      <w:pPr>
-        <w:spacing w:line="360" w:lineRule="auto"/>
-        <w:jc w:val="both"/>
-        <w:rPr>
-          <w:bCs/>
-          <w:sz w:val="24"/>
-          <w:szCs w:val="24"/>
-          <w:lang w:val="hu-HU"/>
-        </w:rPr>
-      </w:pPr>
-      <w:r>
-        <w:rPr>
-          <w:bCs/>
-          <w:sz w:val="24"/>
-          <w:szCs w:val="24"/>
-          <w:lang w:val="hu-HU"/>
-        </w:rPr>
-        <w:t>A teljes rendszer, amely magában foglalja az adatokat, az adatbázis-kezelő rendszert és az ehhez kapcsolódó alkalmazásokat, adatbázis-rendszerként (Database System) ismert, amelyet a szakmai diskurzusokban gyakran egyszerűen „adatbázis” néven emlegetünk.</w:t>
-      </w:r>
-    </w:p>
-    <w:p>
-      <w:pPr>
-        <w:spacing w:line="360" w:lineRule="auto"/>
-        <w:jc w:val="both"/>
-        <w:rPr>
-          <w:bCs/>
-          <w:sz w:val="24"/>
-          <w:szCs w:val="24"/>
-          <w:lang w:val="hu-HU"/>
-        </w:rPr>
-      </w:pPr>
-      <w:r>
-        <w:rPr>
-          <w:bCs/>
-          <w:sz w:val="24"/>
-          <w:szCs w:val="24"/>
-          <w:lang w:val="hu-HU"/>
-        </w:rPr>
-        <w:t>A legtöbb modern adatbázis táblázatos formátumban tárolja az adatokat, ahol az információ sorokba és oszlopokba rendezve jelenik meg, megkönnyítve ezzel az adatok feldolgozását, lekérdezését és módosítását. Az ilyen struktúra lehetővé teszi az adatok hatékony ellenőrzését, frissítését és rendszerezését. A relációs adatbázisokban az SQL (Structured Query Language), azaz a strukturált lekérdezőnyelv használatos az adatok lekérdezésére és manipulálására.</w:t>
-      </w:r>
-    </w:p>
-    <w:p>
-      <w:pPr>
-        <w:spacing w:line="360" w:lineRule="auto"/>
-        <w:jc w:val="both"/>
-        <w:rPr>
-          <w:bCs/>
-          <w:sz w:val="26"/>
-          <w:szCs w:val="26"/>
-          <w:lang w:val="hu-HU"/>
-        </w:rPr>
-      </w:pPr>
-    </w:p>
-    <w:p>
-      <w:pPr>
-        <w:spacing w:line="360" w:lineRule="auto"/>
-        <w:jc w:val="both"/>
-        <w:rPr>
-          <w:b/>
-          <w:sz w:val="32"/>
-          <w:szCs w:val="32"/>
-          <w:lang w:val="hu-HU"/>
-        </w:rPr>
-      </w:pPr>
-      <w:r>
-        <w:rPr>
-          <w:b/>
-          <w:sz w:val="32"/>
-          <w:szCs w:val="32"/>
-          <w:lang w:val="hu-HU"/>
-        </w:rPr>
-        <w:t>Mi az SQL? (Strukturált Lekérdező Nyelv)</w:t>
-      </w:r>
     </w:p>
     <w:p>
       <w:pPr>
@@ -7868,7 +9142,6 @@
           <w:szCs w:val="32"/>
           <w:lang w:val="hu-HU"/>
         </w:rPr>
-        <w:lastRenderedPageBreak/>
         <w:drawing>
           <wp:anchor distT="0" distB="0" distL="114300" distR="114300" simplePos="0" relativeHeight="251658240" behindDoc="1" locked="0" layoutInCell="1" allowOverlap="1" wp14:anchorId="704B127D" wp14:editId="4EE575CB">
             <wp:simplePos x="0" y="0"/>
@@ -8192,21 +9465,15 @@
     </w:p>
     <w:p>
       <w:pPr>
-        <w:spacing w:line="360" w:lineRule="auto"/>
-        <w:jc w:val="both"/>
-        <w:rPr>
-          <w:b/>
-          <w:sz w:val="32"/>
-          <w:szCs w:val="32"/>
-          <w:lang w:val="hu-HU"/>
-        </w:rPr>
-      </w:pPr>
+        <w:pStyle w:val="Cmsor2"/>
+        <w:rPr>
+          <w:lang w:val="hu-HU"/>
+        </w:rPr>
+      </w:pPr>
+      <w:bookmarkStart w:id="13" w:name="_Toc194304847"/>
       <w:proofErr w:type="spellStart"/>
       <w:r>
         <w:rPr>
-          <w:b/>
-          <w:sz w:val="32"/>
-          <w:szCs w:val="32"/>
           <w:lang w:val="hu-HU"/>
         </w:rPr>
         <w:lastRenderedPageBreak/>
@@ -8215,13 +9482,11 @@
       <w:proofErr w:type="spellEnd"/>
       <w:r>
         <w:rPr>
-          <w:b/>
-          <w:sz w:val="32"/>
-          <w:szCs w:val="32"/>
           <w:lang w:val="hu-HU"/>
         </w:rPr>
         <w:t xml:space="preserve"> és XAMPP</w:t>
       </w:r>
+      <w:bookmarkEnd w:id="13"/>
     </w:p>
     <w:p>
       <w:pPr>
@@ -8557,8 +9822,8 @@
           <w:szCs w:val="26"/>
         </w:rPr>
       </w:pPr>
-      <w:bookmarkStart w:id="1" w:name="_3dy6vkm" w:colFirst="0" w:colLast="0"/>
-      <w:bookmarkEnd w:id="1"/>
+      <w:bookmarkStart w:id="14" w:name="_3dy6vkm" w:colFirst="0" w:colLast="0"/>
+      <w:bookmarkEnd w:id="14"/>
       <w:r>
         <w:rPr>
           <w:bCs/>
@@ -8571,20 +9836,15 @@
     <w:p>
       <w:pPr>
         <w:pStyle w:val="Cmsor2"/>
-        <w:rPr>
-          <w:b/>
-          <w:lang w:val="hu-HU"/>
-        </w:rPr>
-      </w:pPr>
-      <w:r>
-        <w:rPr>
-          <w:b/>
+      </w:pPr>
+      <w:bookmarkStart w:id="15" w:name="_Toc194304848"/>
+      <w:r>
+        <w:rPr>
           <w:noProof/>
-          <w:lang w:val="hu-HU"/>
         </w:rPr>
         <w:lastRenderedPageBreak/>
         <w:drawing>
-          <wp:anchor distT="0" distB="0" distL="114300" distR="114300" simplePos="0" relativeHeight="251659264" behindDoc="1" locked="0" layoutInCell="1" allowOverlap="1" wp14:anchorId="7A537C4D" wp14:editId="3F76B299">
+          <wp:anchor distT="0" distB="0" distL="114300" distR="114300" simplePos="0" relativeHeight="251659264" behindDoc="1" locked="0" layoutInCell="1" allowOverlap="1" wp14:anchorId="7A537C4D" wp14:editId="239EADEE">
             <wp:simplePos x="0" y="0"/>
             <wp:positionH relativeFrom="column">
               <wp:posOffset>3989705</wp:posOffset>
@@ -8648,12 +9908,9 @@
         </w:drawing>
       </w:r>
       <w:r>
-        <w:rPr>
-          <w:b/>
-          <w:lang w:val="hu-HU"/>
-        </w:rPr>
         <w:t>HTML – A Weboldalak Alapja</w:t>
       </w:r>
+      <w:bookmarkEnd w:id="15"/>
     </w:p>
     <w:p>
       <w:pPr>
@@ -8665,15 +9922,77 @@
           <w:lang w:val="hu-HU"/>
         </w:rPr>
       </w:pPr>
-      <w:r>
-        <w:rPr>
-          <w:bCs/>
-          <w:sz w:val="24"/>
-          <w:szCs w:val="24"/>
-          <w:lang w:val="hu-HU"/>
-        </w:rPr>
-        <w:t>A HTML (HyperText Markup Language) egy jelölőnyelv, amelyet elsősorban weboldalak készítéséhez alkalmaznak. Nevének jelentése: hiperszöveges jelölőnyelv, amely meghatározza egy weboldal szerkezetét és tartalmát.</w:t>
-      </w:r>
+      <w:bookmarkStart w:id="16" w:name="_Toc194304849"/>
+      <w:r>
+        <w:rPr>
+          <w:bCs/>
+          <w:sz w:val="24"/>
+          <w:szCs w:val="24"/>
+          <w:lang w:val="hu-HU"/>
+        </w:rPr>
+        <w:t>A HTML (</w:t>
+      </w:r>
+      <w:proofErr w:type="spellStart"/>
+      <w:r>
+        <w:rPr>
+          <w:bCs/>
+          <w:sz w:val="24"/>
+          <w:szCs w:val="24"/>
+          <w:lang w:val="hu-HU"/>
+        </w:rPr>
+        <w:t>HyperText</w:t>
+      </w:r>
+      <w:proofErr w:type="spellEnd"/>
+      <w:r>
+        <w:rPr>
+          <w:bCs/>
+          <w:sz w:val="24"/>
+          <w:szCs w:val="24"/>
+          <w:lang w:val="hu-HU"/>
+        </w:rPr>
+        <w:t xml:space="preserve"> </w:t>
+      </w:r>
+      <w:proofErr w:type="spellStart"/>
+      <w:r>
+        <w:rPr>
+          <w:bCs/>
+          <w:sz w:val="24"/>
+          <w:szCs w:val="24"/>
+          <w:lang w:val="hu-HU"/>
+        </w:rPr>
+        <w:t>Markup</w:t>
+      </w:r>
+      <w:proofErr w:type="spellEnd"/>
+      <w:r>
+        <w:rPr>
+          <w:bCs/>
+          <w:sz w:val="24"/>
+          <w:szCs w:val="24"/>
+          <w:lang w:val="hu-HU"/>
+        </w:rPr>
+        <w:t xml:space="preserve"> </w:t>
+      </w:r>
+      <w:proofErr w:type="spellStart"/>
+      <w:r>
+        <w:rPr>
+          <w:bCs/>
+          <w:sz w:val="24"/>
+          <w:szCs w:val="24"/>
+          <w:lang w:val="hu-HU"/>
+        </w:rPr>
+        <w:t>Language</w:t>
+      </w:r>
+      <w:proofErr w:type="spellEnd"/>
+      <w:r>
+        <w:rPr>
+          <w:bCs/>
+          <w:sz w:val="24"/>
+          <w:szCs w:val="24"/>
+          <w:lang w:val="hu-HU"/>
+        </w:rPr>
+        <w:t>) egy jelölőnyelv, amelyet elsősorban weboldalak készítéséhez alkalmaznak. Nevének jelentése: hiperszöveges jelölőnyelv, amely meghatározza egy weboldal szerkezetét és tartalmát.</w:t>
+      </w:r>
+      <w:bookmarkEnd w:id="16"/>
     </w:p>
     <w:p>
       <w:pPr>
@@ -8685,6 +10004,7 @@
           <w:lang w:val="hu-HU"/>
         </w:rPr>
       </w:pPr>
+      <w:bookmarkStart w:id="17" w:name="_Toc194304850"/>
       <w:r>
         <w:rPr>
           <w:bCs/>
@@ -8694,6 +10014,7 @@
         </w:rPr>
         <w:t>A HTML segítségével létrehozhatók:</w:t>
       </w:r>
+      <w:bookmarkEnd w:id="17"/>
     </w:p>
     <w:p>
       <w:pPr>
@@ -8709,6 +10030,7 @@
           <w:lang w:val="hu-HU"/>
         </w:rPr>
       </w:pPr>
+      <w:bookmarkStart w:id="18" w:name="_Toc194304851"/>
       <w:r>
         <w:rPr>
           <w:bCs/>
@@ -8718,6 +10040,7 @@
         </w:rPr>
         <w:t>Bekezdések, címsorok és listák</w:t>
       </w:r>
+      <w:bookmarkEnd w:id="18"/>
     </w:p>
     <w:p>
       <w:pPr>
@@ -8733,6 +10056,7 @@
           <w:lang w:val="hu-HU"/>
         </w:rPr>
       </w:pPr>
+      <w:bookmarkStart w:id="19" w:name="_Toc194304852"/>
       <w:r>
         <w:rPr>
           <w:bCs/>
@@ -8742,6 +10066,7 @@
         </w:rPr>
         <w:t>Táblázatok és űrlapok</w:t>
       </w:r>
+      <w:bookmarkEnd w:id="19"/>
     </w:p>
     <w:p>
       <w:pPr>
@@ -8757,6 +10082,7 @@
           <w:lang w:val="hu-HU"/>
         </w:rPr>
       </w:pPr>
+      <w:bookmarkStart w:id="20" w:name="_Toc194304853"/>
       <w:r>
         <w:rPr>
           <w:bCs/>
@@ -8766,6 +10092,7 @@
         </w:rPr>
         <w:t>Képek és multimédiás elemek</w:t>
       </w:r>
+      <w:bookmarkEnd w:id="20"/>
     </w:p>
     <w:p>
       <w:pPr>
@@ -8781,6 +10108,7 @@
           <w:lang w:val="hu-HU"/>
         </w:rPr>
       </w:pPr>
+      <w:bookmarkStart w:id="21" w:name="_Toc194304854"/>
       <w:r>
         <w:rPr>
           <w:bCs/>
@@ -8790,6 +10118,7 @@
         </w:rPr>
         <w:t>Hivatkozások és navigációs elemek</w:t>
       </w:r>
+      <w:bookmarkEnd w:id="21"/>
     </w:p>
     <w:p>
       <w:pPr>
@@ -8801,6 +10130,7 @@
           <w:lang w:val="hu-HU"/>
         </w:rPr>
       </w:pPr>
+      <w:bookmarkStart w:id="22" w:name="_Toc194304855"/>
       <w:r>
         <w:rPr>
           <w:bCs/>
@@ -8810,6 +10140,7 @@
         </w:rPr>
         <w:t>A HTML-dokumentumok jól definiált szerkezetűek, és a kód elemei általában egy nyitó és záró tag között helyezkednek el. Az egyes HTML-elemeket attribútumokkal lehet testreszabni, például az elrendezés, a méret vagy a stílus meghatározásával.</w:t>
       </w:r>
+      <w:bookmarkEnd w:id="22"/>
     </w:p>
     <w:p>
       <w:pPr>
@@ -8821,6 +10152,7 @@
           <w:lang w:val="hu-HU"/>
         </w:rPr>
       </w:pPr>
+      <w:bookmarkStart w:id="23" w:name="_Toc194304856"/>
       <w:r>
         <w:rPr>
           <w:bCs/>
@@ -8871,6 +10203,7 @@
           </wp:inline>
         </w:drawing>
       </w:r>
+      <w:bookmarkEnd w:id="23"/>
     </w:p>
     <w:p>
       <w:pPr>
@@ -8892,16 +10225,11 @@
     <w:p>
       <w:pPr>
         <w:pStyle w:val="Cmsor2"/>
-        <w:rPr>
-          <w:b/>
-          <w:lang w:val="hu-HU"/>
-        </w:rPr>
-      </w:pPr>
-      <w:r>
-        <w:rPr>
-          <w:b/>
+      </w:pPr>
+      <w:bookmarkStart w:id="24" w:name="_Toc194304857"/>
+      <w:r>
+        <w:rPr>
           <w:noProof/>
-          <w:lang w:val="hu-HU"/>
         </w:rPr>
         <w:lastRenderedPageBreak/>
         <w:drawing>
@@ -8969,12 +10297,9 @@
         </w:drawing>
       </w:r>
       <w:r>
-        <w:rPr>
-          <w:b/>
-          <w:lang w:val="hu-HU"/>
-        </w:rPr>
         <w:t>CSS – Stílus és Megjelenés</w:t>
       </w:r>
+      <w:bookmarkEnd w:id="24"/>
     </w:p>
     <w:p>
       <w:pPr>
@@ -8986,15 +10311,77 @@
           <w:lang w:val="hu-HU"/>
         </w:rPr>
       </w:pPr>
-      <w:r>
-        <w:rPr>
-          <w:bCs/>
-          <w:sz w:val="24"/>
-          <w:szCs w:val="24"/>
-          <w:lang w:val="hu-HU"/>
-        </w:rPr>
-        <w:t>A CSS (Cascading Style Sheets) egy olyan stílusleíró nyelv, amely a HTML-elemek vizuális megjelenését határozza meg.</w:t>
-      </w:r>
+      <w:bookmarkStart w:id="25" w:name="_Toc194304858"/>
+      <w:r>
+        <w:rPr>
+          <w:bCs/>
+          <w:sz w:val="24"/>
+          <w:szCs w:val="24"/>
+          <w:lang w:val="hu-HU"/>
+        </w:rPr>
+        <w:t>A CSS (</w:t>
+      </w:r>
+      <w:proofErr w:type="spellStart"/>
+      <w:r>
+        <w:rPr>
+          <w:bCs/>
+          <w:sz w:val="24"/>
+          <w:szCs w:val="24"/>
+          <w:lang w:val="hu-HU"/>
+        </w:rPr>
+        <w:t>Cascading</w:t>
+      </w:r>
+      <w:proofErr w:type="spellEnd"/>
+      <w:r>
+        <w:rPr>
+          <w:bCs/>
+          <w:sz w:val="24"/>
+          <w:szCs w:val="24"/>
+          <w:lang w:val="hu-HU"/>
+        </w:rPr>
+        <w:t xml:space="preserve"> </w:t>
+      </w:r>
+      <w:proofErr w:type="spellStart"/>
+      <w:r>
+        <w:rPr>
+          <w:bCs/>
+          <w:sz w:val="24"/>
+          <w:szCs w:val="24"/>
+          <w:lang w:val="hu-HU"/>
+        </w:rPr>
+        <w:t>Style</w:t>
+      </w:r>
+      <w:proofErr w:type="spellEnd"/>
+      <w:r>
+        <w:rPr>
+          <w:bCs/>
+          <w:sz w:val="24"/>
+          <w:szCs w:val="24"/>
+          <w:lang w:val="hu-HU"/>
+        </w:rPr>
+        <w:t xml:space="preserve"> </w:t>
+      </w:r>
+      <w:proofErr w:type="spellStart"/>
+      <w:r>
+        <w:rPr>
+          <w:bCs/>
+          <w:sz w:val="24"/>
+          <w:szCs w:val="24"/>
+          <w:lang w:val="hu-HU"/>
+        </w:rPr>
+        <w:t>Sheets</w:t>
+      </w:r>
+      <w:proofErr w:type="spellEnd"/>
+      <w:r>
+        <w:rPr>
+          <w:bCs/>
+          <w:sz w:val="24"/>
+          <w:szCs w:val="24"/>
+          <w:lang w:val="hu-HU"/>
+        </w:rPr>
+        <w:t>) egy olyan stílusleíró nyelv, amely a HTML-elemek vizuális megjelenését határozza meg.</w:t>
+      </w:r>
+      <w:bookmarkEnd w:id="25"/>
     </w:p>
     <w:p>
       <w:pPr>
@@ -9006,6 +10393,7 @@
           <w:lang w:val="hu-HU"/>
         </w:rPr>
       </w:pPr>
+      <w:bookmarkStart w:id="26" w:name="_Toc194304859"/>
       <w:r>
         <w:rPr>
           <w:bCs/>
@@ -9015,6 +10403,7 @@
         </w:rPr>
         <w:t>A CSS lehetővé teszi többek között:</w:t>
       </w:r>
+      <w:bookmarkEnd w:id="26"/>
     </w:p>
     <w:p>
       <w:pPr>
@@ -9030,6 +10419,7 @@
           <w:lang w:val="hu-HU"/>
         </w:rPr>
       </w:pPr>
+      <w:bookmarkStart w:id="27" w:name="_Toc194304860"/>
       <w:r>
         <w:rPr>
           <w:bCs/>
@@ -9039,6 +10429,7 @@
         </w:rPr>
         <w:t>Színek és háttérstílusok beállítását</w:t>
       </w:r>
+      <w:bookmarkEnd w:id="27"/>
     </w:p>
     <w:p>
       <w:pPr>
@@ -9054,6 +10445,7 @@
           <w:lang w:val="hu-HU"/>
         </w:rPr>
       </w:pPr>
+      <w:bookmarkStart w:id="28" w:name="_Toc194304861"/>
       <w:r>
         <w:rPr>
           <w:bCs/>
@@ -9063,6 +10455,7 @@
         </w:rPr>
         <w:t>Betűtípusok és szövegformázások alkalmazását</w:t>
       </w:r>
+      <w:bookmarkEnd w:id="28"/>
     </w:p>
     <w:p>
       <w:pPr>
@@ -9078,6 +10471,7 @@
           <w:lang w:val="hu-HU"/>
         </w:rPr>
       </w:pPr>
+      <w:bookmarkStart w:id="29" w:name="_Toc194304862"/>
       <w:r>
         <w:rPr>
           <w:bCs/>
@@ -9087,6 +10481,7 @@
         </w:rPr>
         <w:t>Margók, térközök és elhelyezkedések szabályozását</w:t>
       </w:r>
+      <w:bookmarkEnd w:id="29"/>
     </w:p>
     <w:p>
       <w:pPr>
@@ -9102,6 +10497,7 @@
           <w:lang w:val="hu-HU"/>
         </w:rPr>
       </w:pPr>
+      <w:bookmarkStart w:id="30" w:name="_Toc194304863"/>
       <w:r>
         <w:rPr>
           <w:bCs/>
@@ -9111,6 +10507,7 @@
         </w:rPr>
         <w:t>Reszponzív tervezést különböző eszközökön</w:t>
       </w:r>
+      <w:bookmarkEnd w:id="30"/>
     </w:p>
     <w:p>
       <w:pPr>
@@ -9122,6 +10519,7 @@
           <w:lang w:val="hu-HU"/>
         </w:rPr>
       </w:pPr>
+      <w:bookmarkStart w:id="31" w:name="_Toc194304864"/>
       <w:r>
         <w:rPr>
           <w:bCs/>
@@ -9131,6 +10529,7 @@
         </w:rPr>
         <w:t>A CSS három fő módon alkalmazható egy weboldalra:</w:t>
       </w:r>
+      <w:bookmarkEnd w:id="31"/>
     </w:p>
     <w:p>
       <w:pPr>
@@ -9146,6 +10545,7 @@
           <w:lang w:val="hu-HU"/>
         </w:rPr>
       </w:pPr>
+      <w:bookmarkStart w:id="32" w:name="_Toc194304865"/>
       <w:r>
         <w:rPr>
           <w:bCs/>
@@ -9155,6 +10555,7 @@
         </w:rPr>
         <w:t>Külső CSS – Különálló fájlban tárolt stíluslap, amelyet a HTML dokumentumban hivatkozunk meg.</w:t>
       </w:r>
+      <w:bookmarkEnd w:id="32"/>
     </w:p>
     <w:p>
       <w:pPr>
@@ -9170,6 +10571,7 @@
           <w:lang w:val="hu-HU"/>
         </w:rPr>
       </w:pPr>
+      <w:bookmarkStart w:id="33" w:name="_Toc194304866"/>
       <w:r>
         <w:rPr>
           <w:bCs/>
@@ -9179,6 +10581,7 @@
         </w:rPr>
         <w:t>Belső CSS – A HTML-fájl &lt;head&gt; szakaszában található stílusdefiníciók.</w:t>
       </w:r>
+      <w:bookmarkEnd w:id="33"/>
     </w:p>
     <w:p>
       <w:pPr>
@@ -9194,6 +10597,7 @@
           <w:lang w:val="hu-HU"/>
         </w:rPr>
       </w:pPr>
+      <w:bookmarkStart w:id="34" w:name="_Toc194304867"/>
       <w:r>
         <w:rPr>
           <w:bCs/>
@@ -9203,6 +10607,7 @@
         </w:rPr>
         <w:t>Sorközi (inline) CSS – Egy adott HTML-elemen belül közvetlenül megadott stílus.</w:t>
       </w:r>
+      <w:bookmarkEnd w:id="34"/>
     </w:p>
     <w:p>
       <w:pPr>
@@ -9214,6 +10619,7 @@
           <w:lang w:val="hu-HU"/>
         </w:rPr>
       </w:pPr>
+      <w:bookmarkStart w:id="35" w:name="_Toc194304868"/>
       <w:r>
         <w:rPr>
           <w:bCs/>
@@ -9223,6 +10629,7 @@
         </w:rPr>
         <w:t>A megfelelően megírt CSS lehetővé teszi a weboldalak konzisztens és professzionális megjelenését, miközben biztosítja azok reszponzivitását és kompatibilitását különböző eszközökön és böngészőkön.</w:t>
       </w:r>
+      <w:bookmarkEnd w:id="35"/>
     </w:p>
     <w:p>
       <w:pPr>
@@ -9242,17 +10649,15 @@
     <w:p>
       <w:pPr>
         <w:pStyle w:val="Cmsor2"/>
-        <w:rPr>
-          <w:b/>
-        </w:rPr>
-      </w:pPr>
-      <w:r>
-        <w:rPr>
-          <w:b/>
-        </w:rPr>
+      </w:pPr>
+      <w:bookmarkStart w:id="36" w:name="_Toc194304869"/>
+      <w:proofErr w:type="spellStart"/>
+      <w:r>
         <w:lastRenderedPageBreak/>
         <w:t>Bootstrap</w:t>
       </w:r>
+      <w:bookmarkEnd w:id="36"/>
+      <w:proofErr w:type="spellEnd"/>
     </w:p>
     <w:p>
       <w:pPr>
@@ -9271,7 +10676,27 @@
           <w:sz w:val="24"/>
           <w:szCs w:val="24"/>
         </w:rPr>
-        <w:t>A Bootstrap egy nyílt forráskódú keretrendszer a webes alkalmazások és weboldalak gyors és hatékony fejlesztéséhez. Elsősorban HTML, CSS és Javascript segítségével dolgozik, és előre elkészített sablonokat, stílusokat és komponenseket biztosít a webfejlesztőknek. Ennek eredményeként a Bootstrap lehetővé teszi a fejlesztők számára, hogy könnyen létrehozzanak reszponzív, jól kinéző és különböző eszközökön használható webes alkalmazásokat és weboldalakat.</w:t>
+        <w:t>A </w:t>
+      </w:r>
+      <w:proofErr w:type="spellStart"/>
+      <w:r>
+        <w:rPr>
+          <w:rFonts w:eastAsia="Calibri"/>
+          <w:bCs/>
+          <w:sz w:val="24"/>
+          <w:szCs w:val="24"/>
+        </w:rPr>
+        <w:t>Bootstrap</w:t>
+      </w:r>
+      <w:proofErr w:type="spellEnd"/>
+      <w:r>
+        <w:rPr>
+          <w:rFonts w:eastAsia="Calibri"/>
+          <w:bCs/>
+          <w:sz w:val="24"/>
+          <w:szCs w:val="24"/>
+        </w:rPr>
+        <w:t> egy nyílt forráskódú keretrendszer a webes alkalmazások és weboldalak gyors és hatékony fejlesztéséhez. Elsősorban HTML, CSS és Javascript segítségével dolgozik, és előre elkészített sablonokat, stílusokat és komponenseket biztosít a webfejlesztőknek. Ennek eredményeként a Bootstrap lehetővé teszi a fejlesztők számára, hogy könnyen létrehozzanak reszponzív, jól kinéző és különböző eszközökön használható webes alkalmazásokat és weboldalakat.</w:t>
       </w:r>
     </w:p>
     <w:p>
@@ -9333,8 +10758,8 @@
           <w:szCs w:val="32"/>
         </w:rPr>
       </w:pPr>
-      <w:bookmarkStart w:id="2" w:name="_2s8eyo1" w:colFirst="0" w:colLast="0"/>
-      <w:bookmarkEnd w:id="2"/>
+      <w:bookmarkStart w:id="37" w:name="_2s8eyo1" w:colFirst="0" w:colLast="0"/>
+      <w:bookmarkEnd w:id="37"/>
       <w:r>
         <w:rPr>
           <w:bCs/>
@@ -9346,19 +10771,12 @@
     </w:p>
     <w:p>
       <w:pPr>
-        <w:jc w:val="center"/>
-        <w:rPr>
-          <w:b/>
-          <w:sz w:val="32"/>
-          <w:szCs w:val="32"/>
-        </w:rPr>
-      </w:pPr>
-      <w:r>
-        <w:rPr>
-          <w:b/>
+        <w:pStyle w:val="Cmsor2"/>
+      </w:pPr>
+      <w:bookmarkStart w:id="38" w:name="_Toc194304870"/>
+      <w:r>
+        <w:rPr>
           <w:noProof/>
-          <w:sz w:val="32"/>
-          <w:szCs w:val="32"/>
         </w:rPr>
         <w:lastRenderedPageBreak/>
         <w:drawing>
@@ -9427,32 +10845,16 @@
       </w:r>
       <w:proofErr w:type="spellStart"/>
       <w:r>
-        <w:rPr>
-          <w:b/>
-          <w:sz w:val="32"/>
-          <w:szCs w:val="32"/>
-        </w:rPr>
         <w:t>React</w:t>
       </w:r>
       <w:proofErr w:type="spellEnd"/>
-    </w:p>
-    <w:p>
-      <w:pPr>
-        <w:jc w:val="center"/>
-        <w:rPr>
-          <w:b/>
-          <w:sz w:val="32"/>
-          <w:szCs w:val="32"/>
-        </w:rPr>
-      </w:pPr>
-      <w:r>
-        <w:rPr>
-          <w:b/>
-          <w:sz w:val="32"/>
-          <w:szCs w:val="32"/>
-        </w:rPr>
+      <w:r>
+        <w:t xml:space="preserve"> </w:t>
+      </w:r>
+      <w:r>
         <w:t>(webes frontend)</w:t>
       </w:r>
+      <w:bookmarkEnd w:id="38"/>
     </w:p>
     <w:p>
       <w:pPr>
@@ -9533,8 +10935,8 @@
         </w:rPr>
         <w:t>A ReactJS alkalmazása egy egyre növekvő görbét mutat, mivel egyre többen ismerik fel az előnyeit. Különböző startup-ok és már működő cégek is átveszik a technológiát. Ennek egyik oka, hogy a React egy olyan könyvtár, amely különösen segítségünkre van a one-page online alkalmazások front-end felületeinek összerakásában és létrehozásában, illetve kihasználja a virtuális DOM erejét.</w:t>
       </w:r>
-      <w:bookmarkStart w:id="3" w:name="_17dp8vu" w:colFirst="0" w:colLast="0"/>
-      <w:bookmarkEnd w:id="3"/>
+      <w:bookmarkStart w:id="39" w:name="_17dp8vu" w:colFirst="0" w:colLast="0"/>
+      <w:bookmarkEnd w:id="39"/>
       <w:r>
         <w:rPr>
           <w:bCs/>
@@ -9666,8 +11068,9 @@
           <w:szCs w:val="26"/>
         </w:rPr>
       </w:pPr>
-      <w:bookmarkStart w:id="4" w:name="_3rdcrjn" w:colFirst="0" w:colLast="0"/>
-      <w:bookmarkEnd w:id="4"/>
+      <w:bookmarkStart w:id="40" w:name="_3rdcrjn" w:colFirst="0" w:colLast="0"/>
+      <w:bookmarkStart w:id="41" w:name="_Toc194304871"/>
+      <w:bookmarkEnd w:id="40"/>
       <w:r>
         <w:rPr>
           <w:bCs/>
@@ -9676,6 +11079,7 @@
         </w:rPr>
         <w:t>Miért kedvelik a fejlesztők a Reactot?</w:t>
       </w:r>
+      <w:bookmarkEnd w:id="41"/>
     </w:p>
     <w:p>
       <w:pPr>
@@ -9838,8 +11242,8 @@
           <w:szCs w:val="32"/>
         </w:rPr>
       </w:pPr>
-      <w:bookmarkStart w:id="5" w:name="_26in1rg" w:colFirst="0" w:colLast="0"/>
-      <w:bookmarkEnd w:id="5"/>
+      <w:bookmarkStart w:id="42" w:name="_26in1rg" w:colFirst="0" w:colLast="0"/>
+      <w:bookmarkEnd w:id="42"/>
       <w:r>
         <w:rPr>
           <w:bCs/>
@@ -9850,17 +11254,21 @@
     <w:p>
       <w:pPr>
         <w:pStyle w:val="Cmsor2"/>
-        <w:rPr>
-          <w:bCs/>
-        </w:rPr>
-      </w:pPr>
-      <w:r>
-        <w:rPr>
-          <w:bCs/>
-        </w:rPr>
+      </w:pPr>
+      <w:bookmarkStart w:id="43" w:name="_Toc194304872"/>
+      <w:r>
         <w:lastRenderedPageBreak/>
-        <w:t>Dokumentum Objektum Model (DOM)</w:t>
-      </w:r>
+        <w:t xml:space="preserve">Dokumentum Objektum </w:t>
+      </w:r>
+      <w:proofErr w:type="spellStart"/>
+      <w:r>
+        <w:t>Model</w:t>
+      </w:r>
+      <w:proofErr w:type="spellEnd"/>
+      <w:r>
+        <w:t xml:space="preserve"> (DOM)</w:t>
+      </w:r>
+      <w:bookmarkEnd w:id="43"/>
     </w:p>
     <w:p>
       <w:pPr>
@@ -9879,7 +11287,67 @@
           <w:sz w:val="24"/>
           <w:szCs w:val="24"/>
         </w:rPr>
-        <w:t>A Dokumentum Objektum Modell (Document Object Model / DOM) egy platform - és nyelvfüggetlen standard objektummodell, amely a HTML, XHTML, XML, valamint rokon formátumaiknak a szerkezetét és az objektumaikkal történő interakciókat modellezi. A DOM egymással gyerek-szülő kapcsolatban álló objektumok rendszere. A dokumentum tartalmát, illetve a dokumentum valamennyi összetevőjét magában foglalja. A beépített objektumok kezelése böngészőnként eltérő lehet, továbbá plusz tulajdonságok is lehetnek különböző böngészők esetén.</w:t>
+        <w:t>A Dokumentum Objektum Modell (</w:t>
+      </w:r>
+      <w:proofErr w:type="spellStart"/>
+      <w:r>
+        <w:rPr>
+          <w:rFonts w:eastAsia="Calibri"/>
+          <w:bCs/>
+          <w:sz w:val="24"/>
+          <w:szCs w:val="24"/>
+        </w:rPr>
+        <w:t>Document</w:t>
+      </w:r>
+      <w:proofErr w:type="spellEnd"/>
+      <w:r>
+        <w:rPr>
+          <w:rFonts w:eastAsia="Calibri"/>
+          <w:bCs/>
+          <w:sz w:val="24"/>
+          <w:szCs w:val="24"/>
+        </w:rPr>
+        <w:t xml:space="preserve"> </w:t>
+      </w:r>
+      <w:proofErr w:type="spellStart"/>
+      <w:r>
+        <w:rPr>
+          <w:rFonts w:eastAsia="Calibri"/>
+          <w:bCs/>
+          <w:sz w:val="24"/>
+          <w:szCs w:val="24"/>
+        </w:rPr>
+        <w:t>Object</w:t>
+      </w:r>
+      <w:proofErr w:type="spellEnd"/>
+      <w:r>
+        <w:rPr>
+          <w:rFonts w:eastAsia="Calibri"/>
+          <w:bCs/>
+          <w:sz w:val="24"/>
+          <w:szCs w:val="24"/>
+        </w:rPr>
+        <w:t xml:space="preserve"> </w:t>
+      </w:r>
+      <w:proofErr w:type="spellStart"/>
+      <w:r>
+        <w:rPr>
+          <w:rFonts w:eastAsia="Calibri"/>
+          <w:bCs/>
+          <w:sz w:val="24"/>
+          <w:szCs w:val="24"/>
+        </w:rPr>
+        <w:t>Model</w:t>
+      </w:r>
+      <w:proofErr w:type="spellEnd"/>
+      <w:r>
+        <w:rPr>
+          <w:rFonts w:eastAsia="Calibri"/>
+          <w:bCs/>
+          <w:sz w:val="24"/>
+          <w:szCs w:val="24"/>
+        </w:rPr>
+        <w:t> / DOM) egy platform - és nyelvfüggetlen standard objektummodell, amely a HTML, XHTML, XML, valamint rokon formátumaiknak a szerkezetét és az objektumaikkal történő interakciókat modellezi. A DOM egymással gyerek-szülő kapcsolatban álló objektumok rendszere. A dokumentum tartalmát, illetve a dokumentum valamennyi összetevőjét magában foglalja. A beépített objektumok kezelése böngészőnként eltérő lehet, továbbá plusz tulajdonságok is lehetnek különböző böngészők esetén.</w:t>
       </w:r>
     </w:p>
     <w:p>
@@ -10062,8 +11530,8 @@
         </w:rPr>
         <w:t>Minden dokumentum csomópontjai fa struktúrába vannak szervezve, ezt hívjuk DOM fának. A legfelső csomópont a DOM fában a Dokumentum (Document) objektum. Minden csomópont tetszőleges számú - nulla, vagy több - gyerekkel rendelkezhet. (Dom fa példa)</w:t>
       </w:r>
-      <w:bookmarkStart w:id="6" w:name="_lnxbz9" w:colFirst="0" w:colLast="0"/>
-      <w:bookmarkEnd w:id="6"/>
+      <w:bookmarkStart w:id="44" w:name="_lnxbz9" w:colFirst="0" w:colLast="0"/>
+      <w:bookmarkEnd w:id="44"/>
     </w:p>
     <w:p>
       <w:pPr>
@@ -10083,17 +11551,13 @@
     <w:p>
       <w:pPr>
         <w:pStyle w:val="Cmsor2"/>
-        <w:rPr>
-          <w:b/>
-        </w:rPr>
-      </w:pPr>
-      <w:r>
-        <w:rPr>
-          <w:b/>
-        </w:rPr>
+      </w:pPr>
+      <w:bookmarkStart w:id="45" w:name="_Toc194304873"/>
+      <w:r>
         <w:lastRenderedPageBreak/>
         <w:t>Backend</w:t>
       </w:r>
+      <w:bookmarkEnd w:id="45"/>
     </w:p>
     <w:p>
       <w:pPr>
@@ -10270,19 +11734,15 @@
     <w:p>
       <w:pPr>
         <w:pStyle w:val="Cmsor2"/>
-        <w:rPr>
-          <w:b/>
-        </w:rPr>
-      </w:pPr>
-      <w:bookmarkStart w:id="7" w:name="_35nkun2" w:colFirst="0" w:colLast="0"/>
-      <w:bookmarkEnd w:id="7"/>
-      <w:r>
-        <w:rPr>
-          <w:b/>
-        </w:rPr>
+      </w:pPr>
+      <w:bookmarkStart w:id="46" w:name="_35nkun2" w:colFirst="0" w:colLast="0"/>
+      <w:bookmarkStart w:id="47" w:name="_Toc194304874"/>
+      <w:bookmarkEnd w:id="46"/>
+      <w:r>
         <w:lastRenderedPageBreak/>
         <w:t>ASP.NET</w:t>
       </w:r>
+      <w:bookmarkEnd w:id="47"/>
     </w:p>
     <w:p>
       <w:pPr>
@@ -10347,18 +11807,14 @@
     <w:p>
       <w:pPr>
         <w:pStyle w:val="Cmsor2"/>
-        <w:rPr>
-          <w:b/>
-        </w:rPr>
-      </w:pPr>
-      <w:bookmarkStart w:id="8" w:name="_1ksv4uv" w:colFirst="0" w:colLast="0"/>
-      <w:bookmarkEnd w:id="8"/>
-      <w:r>
-        <w:rPr>
-          <w:b/>
-        </w:rPr>
+      </w:pPr>
+      <w:bookmarkStart w:id="48" w:name="_1ksv4uv" w:colFirst="0" w:colLast="0"/>
+      <w:bookmarkStart w:id="49" w:name="_Toc194304875"/>
+      <w:bookmarkEnd w:id="48"/>
+      <w:r>
         <w:t>A backend feladata</w:t>
       </w:r>
+      <w:bookmarkEnd w:id="49"/>
     </w:p>
     <w:p>
       <w:pPr>
@@ -10428,8 +11884,8 @@
           <w:szCs w:val="32"/>
         </w:rPr>
       </w:pPr>
-      <w:bookmarkStart w:id="9" w:name="_44sinio" w:colFirst="0" w:colLast="0"/>
-      <w:bookmarkEnd w:id="9"/>
+      <w:bookmarkStart w:id="50" w:name="_44sinio" w:colFirst="0" w:colLast="0"/>
+      <w:bookmarkEnd w:id="50"/>
       <w:r>
         <w:rPr>
           <w:bCs/>
@@ -10439,27 +11895,34 @@
     </w:p>
     <w:p>
       <w:pPr>
-        <w:spacing w:line="360" w:lineRule="auto"/>
-        <w:jc w:val="both"/>
-        <w:rPr>
-          <w:b/>
-          <w:bCs/>
-          <w:sz w:val="32"/>
-          <w:szCs w:val="32"/>
-          <w:lang w:val="hu-HU"/>
-        </w:rPr>
-      </w:pPr>
-      <w:r>
-        <w:rPr>
-          <w:b/>
-          <w:bCs/>
-          <w:sz w:val="32"/>
-          <w:szCs w:val="32"/>
+        <w:pStyle w:val="Cmsor2"/>
+        <w:rPr>
+          <w:lang w:val="hu-HU"/>
+        </w:rPr>
+      </w:pPr>
+      <w:bookmarkStart w:id="51" w:name="_Toc194304876"/>
+      <w:r>
+        <w:rPr>
           <w:lang w:val="hu-HU"/>
         </w:rPr>
         <w:lastRenderedPageBreak/>
-        <w:t>Projektmenedzsment a Trello Segítségével</w:t>
-      </w:r>
+        <w:t xml:space="preserve">Projektmenedzsment a </w:t>
+      </w:r>
+      <w:proofErr w:type="spellStart"/>
+      <w:r>
+        <w:rPr>
+          <w:lang w:val="hu-HU"/>
+        </w:rPr>
+        <w:t>Trello</w:t>
+      </w:r>
+      <w:proofErr w:type="spellEnd"/>
+      <w:r>
+        <w:rPr>
+          <w:lang w:val="hu-HU"/>
+        </w:rPr>
+        <w:t xml:space="preserve"> Segítségével</w:t>
+      </w:r>
+      <w:bookmarkEnd w:id="51"/>
     </w:p>
     <w:p>
       <w:pPr>
@@ -13606,8 +15069,8 @@
     <w:semiHidden/>
     <w:unhideWhenUsed/>
   </w:style>
-  <w:style w:type="table" w:customStyle="1" w:styleId="TableNormal">
-    <w:name w:val="Table Normal"/>
+  <w:style w:type="table" w:customStyle="1" w:styleId="TableNormal1">
+    <w:name w:val="Table Normal1"/>
     <w:tblPr>
       <w:tblCellMar>
         <w:top w:w="0" w:type="dxa"/>
@@ -13768,11 +15231,17 @@
     <w:autoRedefine/>
     <w:uiPriority w:val="39"/>
     <w:unhideWhenUsed/>
-    <w:rsid w:val="00302D4A"/>
+    <w:rsid w:val="00936798"/>
     <w:pPr>
+      <w:tabs>
+        <w:tab w:val="right" w:leader="dot" w:pos="9019"/>
+      </w:tabs>
       <w:spacing w:after="100"/>
       <w:ind w:left="220"/>
     </w:pPr>
+    <w:rPr>
+      <w:noProof/>
+    </w:rPr>
   </w:style>
   <w:style w:type="character" w:customStyle="1" w:styleId="CmChar">
     <w:name w:val="Cím Char"/>
@@ -13807,6 +15276,18 @@
       <w:b/>
       <w:bCs/>
     </w:rPr>
+  </w:style>
+  <w:style w:type="paragraph" w:styleId="TJ1">
+    <w:name w:val="toc 1"/>
+    <w:basedOn w:val="Norml"/>
+    <w:next w:val="Norml"/>
+    <w:autoRedefine/>
+    <w:uiPriority w:val="39"/>
+    <w:unhideWhenUsed/>
+    <w:rsid w:val="009B60AB"/>
+    <w:pPr>
+      <w:spacing w:after="100"/>
+    </w:pPr>
   </w:style>
 </w:styles>
 </file>

--- a/FilmSorozat Dok.docx
+++ b/FilmSorozat Dok.docx
@@ -610,7 +610,7 @@
           <w:sz w:val="80"/>
           <w:szCs w:val="80"/>
         </w:rPr>
-        <w:t>Dokumentáció</w:t>
+        <w:t>FilmFókusz</w:t>
       </w:r>
     </w:p>
     <w:p>
@@ -619,20 +619,19 @@
         <w:jc w:val="center"/>
         <w:rPr>
           <w:rFonts w:asciiTheme="minorHAnsi" w:hAnsiTheme="minorHAnsi" w:cstheme="minorHAnsi"/>
-          <w:sz w:val="24"/>
-          <w:szCs w:val="24"/>
-          <w:lang w:val="hu-HU"/>
-        </w:rPr>
-      </w:pPr>
-      <w:r>
-        <w:rPr>
-          <w:rFonts w:asciiTheme="minorHAnsi" w:hAnsiTheme="minorHAnsi" w:cstheme="minorHAnsi"/>
-          <w:snapToGrid w:val="0"/>
           <w:sz w:val="48"/>
           <w:szCs w:val="48"/>
           <w:lang w:val="hu-HU"/>
         </w:rPr>
-        <w:t>tudnivalók a záródolgozathoz</w:t>
+      </w:pPr>
+      <w:r>
+        <w:rPr>
+          <w:rFonts w:asciiTheme="minorHAnsi" w:hAnsiTheme="minorHAnsi" w:cstheme="minorHAnsi"/>
+          <w:sz w:val="48"/>
+          <w:szCs w:val="48"/>
+          <w:lang w:val="hu-HU"/>
+        </w:rPr>
+        <w:t>Film- és sorozatajánló weboldal</w:t>
       </w:r>
     </w:p>
     <w:p>
@@ -755,6 +754,13 @@
     </w:p>
     <w:sdt>
       <w:sdtPr>
+        <w:rPr>
+          <w:rFonts w:ascii="Arial" w:eastAsia="Arial" w:hAnsi="Arial" w:cs="Arial"/>
+          <w:color w:val="auto"/>
+          <w:sz w:val="22"/>
+          <w:szCs w:val="22"/>
+          <w:lang w:val="hu"/>
+        </w:rPr>
         <w:id w:val="-1242257861"/>
         <w:docPartObj>
           <w:docPartGallery w:val="Table of Contents"/>
@@ -763,13 +769,8 @@
       </w:sdtPr>
       <w:sdtEndPr>
         <w:rPr>
-          <w:rFonts w:ascii="Arial" w:eastAsia="Arial" w:hAnsi="Arial" w:cs="Arial"/>
-          <w:b/>
-          <w:bCs/>
-          <w:color w:val="auto"/>
-          <w:sz w:val="22"/>
-          <w:szCs w:val="22"/>
-          <w:lang w:val="hu"/>
+          <w:b/>
+          <w:bCs/>
         </w:rPr>
       </w:sdtEndPr>
       <w:sdtContent>
@@ -806,17 +807,31 @@
           <w:r>
             <w:fldChar w:fldCharType="separate"/>
           </w:r>
-          <w:hyperlink w:anchor="_Toc194304835" w:history="1">
+          <w:hyperlink w:anchor="_Toc194909559" w:history="1">
             <w:r>
               <w:rPr>
                 <w:rStyle w:val="Hiperhivatkozs"/>
                 <w:noProof/>
               </w:rPr>
-              <w:t>Bevezetés – Felhasználói Dokumentáció</w:t>
-            </w:r>
-            <w:r>
-              <w:rPr>
+              <w:t>Bevezeté</w:t>
+            </w:r>
+            <w:r>
+              <w:rPr>
+                <w:rStyle w:val="Hiperhivatkozs"/>
                 <w:noProof/>
+              </w:rPr>
+              <w:t>s</w:t>
+            </w:r>
+            <w:r>
+              <w:rPr>
+                <w:rStyle w:val="Hiperhivatkozs"/>
+                <w:noProof/>
+              </w:rPr>
+              <w:t xml:space="preserve"> – Felhasználói Dokumentáció</w:t>
+            </w:r>
+            <w:r>
+              <w:rPr>
+                <w:noProof/>
                 <w:webHidden/>
               </w:rPr>
               <w:tab/>
@@ -833,7 +848,7 @@
                 <w:noProof/>
                 <w:webHidden/>
               </w:rPr>
-              <w:instrText xml:space="preserve"> PAGEREF _Toc194304835 \h </w:instrText>
+              <w:instrText xml:space="preserve"> PAGEREF _Toc194909559 \h </w:instrText>
             </w:r>
             <w:r>
               <w:rPr>
@@ -869,6 +884,8 @@
             <w:pStyle w:val="TJ2"/>
             <w:rPr>
               <w:rFonts w:asciiTheme="minorHAnsi" w:eastAsiaTheme="minorEastAsia" w:hAnsiTheme="minorHAnsi" w:cstheme="minorBidi"/>
+              <w:i w:val="0"/>
+              <w:iCs w:val="0"/>
               <w:kern w:val="2"/>
               <w:sz w:val="24"/>
               <w:szCs w:val="24"/>
@@ -876,50 +893,66 @@
               <w14:ligatures w14:val="standardContextual"/>
             </w:rPr>
           </w:pPr>
-          <w:hyperlink w:anchor="_Toc194304836" w:history="1">
+          <w:hyperlink w:anchor="_Toc194909560" w:history="1">
             <w:r>
               <w:rPr>
                 <w:rStyle w:val="Hiperhivatkozs"/>
+                <w:i w:val="0"/>
+                <w:iCs w:val="0"/>
               </w:rPr>
               <w:t>A rendszer áttekintése</w:t>
             </w:r>
             <w:r>
               <w:rPr>
+                <w:i w:val="0"/>
+                <w:iCs w:val="0"/>
                 <w:webHidden/>
               </w:rPr>
               <w:tab/>
             </w:r>
             <w:r>
               <w:rPr>
+                <w:i w:val="0"/>
+                <w:iCs w:val="0"/>
                 <w:webHidden/>
               </w:rPr>
               <w:fldChar w:fldCharType="begin"/>
             </w:r>
             <w:r>
               <w:rPr>
-                <w:webHidden/>
-              </w:rPr>
-              <w:instrText xml:space="preserve"> PAGEREF _Toc194304836 \h </w:instrText>
-            </w:r>
-            <w:r>
-              <w:rPr>
-                <w:webHidden/>
-              </w:rPr>
-            </w:r>
-            <w:r>
-              <w:rPr>
+                <w:i w:val="0"/>
+                <w:iCs w:val="0"/>
+                <w:webHidden/>
+              </w:rPr>
+              <w:instrText xml:space="preserve"> PAGEREF _Toc194909560 \h </w:instrText>
+            </w:r>
+            <w:r>
+              <w:rPr>
+                <w:i w:val="0"/>
+                <w:iCs w:val="0"/>
+                <w:webHidden/>
+              </w:rPr>
+            </w:r>
+            <w:r>
+              <w:rPr>
+                <w:i w:val="0"/>
+                <w:iCs w:val="0"/>
                 <w:webHidden/>
               </w:rPr>
               <w:fldChar w:fldCharType="separate"/>
             </w:r>
             <w:r>
               <w:rPr>
+                <w:i w:val="0"/>
+                <w:iCs w:val="0"/>
                 <w:webHidden/>
               </w:rPr>
               <w:t>5</w:t>
             </w:r>
             <w:r>
               <w:rPr>
+                <w:i w:val="0"/>
+                <w:iCs w:val="0"/>
                 <w:webHidden/>
               </w:rPr>
               <w:fldChar w:fldCharType="end"/>
@@ -931,6 +964,8 @@
             <w:pStyle w:val="TJ2"/>
             <w:rPr>
               <w:rFonts w:asciiTheme="minorHAnsi" w:eastAsiaTheme="minorEastAsia" w:hAnsiTheme="minorHAnsi" w:cstheme="minorBidi"/>
+              <w:i w:val="0"/>
+              <w:iCs w:val="0"/>
               <w:kern w:val="2"/>
               <w:sz w:val="24"/>
               <w:szCs w:val="24"/>
@@ -938,50 +973,82 @@
               <w14:ligatures w14:val="standardContextual"/>
             </w:rPr>
           </w:pPr>
-          <w:hyperlink w:anchor="_Toc194304837" w:history="1">
+          <w:hyperlink w:anchor="_Toc194909561" w:history="1">
             <w:r>
               <w:rPr>
                 <w:rStyle w:val="Hiperhivatkozs"/>
-              </w:rPr>
-              <w:t>Milyen funkciókat kínál a FilmFókusz?</w:t>
-            </w:r>
-            <w:r>
-              <w:rPr>
+                <w:i w:val="0"/>
+                <w:iCs w:val="0"/>
+              </w:rPr>
+              <w:t xml:space="preserve">Milyen funkciókat kínál </w:t>
+            </w:r>
+            <w:r>
+              <w:rPr>
+                <w:rStyle w:val="Hiperhivatkozs"/>
+                <w:i w:val="0"/>
+                <w:iCs w:val="0"/>
+              </w:rPr>
+              <w:t>a</w:t>
+            </w:r>
+            <w:r>
+              <w:rPr>
+                <w:rStyle w:val="Hiperhivatkozs"/>
+                <w:i w:val="0"/>
+                <w:iCs w:val="0"/>
+              </w:rPr>
+              <w:t xml:space="preserve"> FilmFókusz?</w:t>
+            </w:r>
+            <w:r>
+              <w:rPr>
+                <w:i w:val="0"/>
+                <w:iCs w:val="0"/>
                 <w:webHidden/>
               </w:rPr>
               <w:tab/>
             </w:r>
             <w:r>
               <w:rPr>
+                <w:i w:val="0"/>
+                <w:iCs w:val="0"/>
                 <w:webHidden/>
               </w:rPr>
               <w:fldChar w:fldCharType="begin"/>
             </w:r>
             <w:r>
               <w:rPr>
-                <w:webHidden/>
-              </w:rPr>
-              <w:instrText xml:space="preserve"> PAGEREF _Toc194304837 \h </w:instrText>
-            </w:r>
-            <w:r>
-              <w:rPr>
-                <w:webHidden/>
-              </w:rPr>
-            </w:r>
-            <w:r>
-              <w:rPr>
+                <w:i w:val="0"/>
+                <w:iCs w:val="0"/>
+                <w:webHidden/>
+              </w:rPr>
+              <w:instrText xml:space="preserve"> PAGEREF _Toc194909561 \h </w:instrText>
+            </w:r>
+            <w:r>
+              <w:rPr>
+                <w:i w:val="0"/>
+                <w:iCs w:val="0"/>
+                <w:webHidden/>
+              </w:rPr>
+            </w:r>
+            <w:r>
+              <w:rPr>
+                <w:i w:val="0"/>
+                <w:iCs w:val="0"/>
                 <w:webHidden/>
               </w:rPr>
               <w:fldChar w:fldCharType="separate"/>
             </w:r>
             <w:r>
               <w:rPr>
-                <w:webHidden/>
-              </w:rPr>
-              <w:t>7</w:t>
-            </w:r>
-            <w:r>
-              <w:rPr>
+                <w:i w:val="0"/>
+                <w:iCs w:val="0"/>
+                <w:webHidden/>
+              </w:rPr>
+              <w:t>6</w:t>
+            </w:r>
+            <w:r>
+              <w:rPr>
+                <w:i w:val="0"/>
+                <w:iCs w:val="0"/>
                 <w:webHidden/>
               </w:rPr>
               <w:fldChar w:fldCharType="end"/>
@@ -993,6 +1060,8 @@
             <w:pStyle w:val="TJ2"/>
             <w:rPr>
               <w:rFonts w:asciiTheme="minorHAnsi" w:eastAsiaTheme="minorEastAsia" w:hAnsiTheme="minorHAnsi" w:cstheme="minorBidi"/>
+              <w:i w:val="0"/>
+              <w:iCs w:val="0"/>
               <w:kern w:val="2"/>
               <w:sz w:val="24"/>
               <w:szCs w:val="24"/>
@@ -1000,74 +1069,66 @@
               <w14:ligatures w14:val="standardContextual"/>
             </w:rPr>
           </w:pPr>
-          <w:hyperlink w:anchor="_Toc194304838" w:history="1">
+          <w:hyperlink w:anchor="_Toc194909562" w:history="1">
             <w:r>
               <w:rPr>
                 <w:rStyle w:val="Hiperhivatkozs"/>
-              </w:rPr>
-              <w:t>Film</w:t>
-            </w:r>
-            <w:r>
-              <w:rPr>
-                <w:rStyle w:val="Hiperhivatkozs"/>
-              </w:rPr>
-              <w:t>ek és s</w:t>
-            </w:r>
-            <w:r>
-              <w:rPr>
-                <w:rStyle w:val="Hiperhivatkozs"/>
-              </w:rPr>
-              <w:t>orozat</w:t>
-            </w:r>
-            <w:r>
-              <w:rPr>
-                <w:rStyle w:val="Hiperhivatkozs"/>
-              </w:rPr>
-              <w:t>ok</w:t>
-            </w:r>
-            <w:r>
-              <w:rPr>
-                <w:rStyle w:val="Hiperhivatkozs"/>
-              </w:rPr>
-              <w:t xml:space="preserve"> részletes bemutatása</w:t>
-            </w:r>
-            <w:r>
-              <w:rPr>
+                <w:i w:val="0"/>
+                <w:iCs w:val="0"/>
+              </w:rPr>
+              <w:t>Filmek és sorozatok részletes bemutatása</w:t>
+            </w:r>
+            <w:r>
+              <w:rPr>
+                <w:i w:val="0"/>
+                <w:iCs w:val="0"/>
                 <w:webHidden/>
               </w:rPr>
               <w:tab/>
             </w:r>
             <w:r>
               <w:rPr>
+                <w:i w:val="0"/>
+                <w:iCs w:val="0"/>
                 <w:webHidden/>
               </w:rPr>
               <w:fldChar w:fldCharType="begin"/>
             </w:r>
             <w:r>
               <w:rPr>
-                <w:webHidden/>
-              </w:rPr>
-              <w:instrText xml:space="preserve"> PAGEREF _Toc194304838 \h </w:instrText>
-            </w:r>
-            <w:r>
-              <w:rPr>
-                <w:webHidden/>
-              </w:rPr>
-            </w:r>
-            <w:r>
-              <w:rPr>
+                <w:i w:val="0"/>
+                <w:iCs w:val="0"/>
+                <w:webHidden/>
+              </w:rPr>
+              <w:instrText xml:space="preserve"> PAGEREF _Toc194909562 \h </w:instrText>
+            </w:r>
+            <w:r>
+              <w:rPr>
+                <w:i w:val="0"/>
+                <w:iCs w:val="0"/>
+                <w:webHidden/>
+              </w:rPr>
+            </w:r>
+            <w:r>
+              <w:rPr>
+                <w:i w:val="0"/>
+                <w:iCs w:val="0"/>
                 <w:webHidden/>
               </w:rPr>
               <w:fldChar w:fldCharType="separate"/>
             </w:r>
             <w:r>
               <w:rPr>
+                <w:i w:val="0"/>
+                <w:iCs w:val="0"/>
                 <w:webHidden/>
               </w:rPr>
               <w:t>9</w:t>
             </w:r>
             <w:r>
               <w:rPr>
+                <w:i w:val="0"/>
+                <w:iCs w:val="0"/>
                 <w:webHidden/>
               </w:rPr>
               <w:fldChar w:fldCharType="end"/>
@@ -1090,7 +1151,7 @@
               <w14:ligatures w14:val="standardContextual"/>
             </w:rPr>
           </w:pPr>
-          <w:hyperlink w:anchor="_Toc194304839" w:history="1">
+          <w:hyperlink w:anchor="_Toc194909563" w:history="1">
             <w:r>
               <w:rPr>
                 <w:rStyle w:val="Hiperhivatkozs"/>
@@ -1117,7 +1178,7 @@
                 <w:noProof/>
                 <w:webHidden/>
               </w:rPr>
-              <w:instrText xml:space="preserve"> PAGEREF _Toc194304839 \h </w:instrText>
+              <w:instrText xml:space="preserve"> PAGEREF _Toc194909563 \h </w:instrText>
             </w:r>
             <w:r>
               <w:rPr>
@@ -1153,6 +1214,8 @@
             <w:pStyle w:val="TJ2"/>
             <w:rPr>
               <w:rFonts w:asciiTheme="minorHAnsi" w:eastAsiaTheme="minorEastAsia" w:hAnsiTheme="minorHAnsi" w:cstheme="minorBidi"/>
+              <w:i w:val="0"/>
+              <w:iCs w:val="0"/>
               <w:kern w:val="2"/>
               <w:sz w:val="24"/>
               <w:szCs w:val="24"/>
@@ -1160,50 +1223,66 @@
               <w14:ligatures w14:val="standardContextual"/>
             </w:rPr>
           </w:pPr>
-          <w:hyperlink w:anchor="_Toc194304840" w:history="1">
+          <w:hyperlink w:anchor="_Toc194909564" w:history="1">
             <w:r>
               <w:rPr>
                 <w:rStyle w:val="Hiperhivatkozs"/>
+                <w:i w:val="0"/>
+                <w:iCs w:val="0"/>
               </w:rPr>
               <w:t>Backend:</w:t>
             </w:r>
             <w:r>
               <w:rPr>
+                <w:i w:val="0"/>
+                <w:iCs w:val="0"/>
                 <w:webHidden/>
               </w:rPr>
               <w:tab/>
             </w:r>
             <w:r>
               <w:rPr>
+                <w:i w:val="0"/>
+                <w:iCs w:val="0"/>
                 <w:webHidden/>
               </w:rPr>
               <w:fldChar w:fldCharType="begin"/>
             </w:r>
             <w:r>
               <w:rPr>
-                <w:webHidden/>
-              </w:rPr>
-              <w:instrText xml:space="preserve"> PAGEREF _Toc194304840 \h </w:instrText>
-            </w:r>
-            <w:r>
-              <w:rPr>
-                <w:webHidden/>
-              </w:rPr>
-            </w:r>
-            <w:r>
-              <w:rPr>
+                <w:i w:val="0"/>
+                <w:iCs w:val="0"/>
+                <w:webHidden/>
+              </w:rPr>
+              <w:instrText xml:space="preserve"> PAGEREF _Toc194909564 \h </w:instrText>
+            </w:r>
+            <w:r>
+              <w:rPr>
+                <w:i w:val="0"/>
+                <w:iCs w:val="0"/>
+                <w:webHidden/>
+              </w:rPr>
+            </w:r>
+            <w:r>
+              <w:rPr>
+                <w:i w:val="0"/>
+                <w:iCs w:val="0"/>
                 <w:webHidden/>
               </w:rPr>
               <w:fldChar w:fldCharType="separate"/>
             </w:r>
             <w:r>
               <w:rPr>
+                <w:i w:val="0"/>
+                <w:iCs w:val="0"/>
                 <w:webHidden/>
               </w:rPr>
               <w:t>11</w:t>
             </w:r>
             <w:r>
               <w:rPr>
+                <w:i w:val="0"/>
+                <w:iCs w:val="0"/>
                 <w:webHidden/>
               </w:rPr>
               <w:fldChar w:fldCharType="end"/>
@@ -1215,6 +1294,8 @@
             <w:pStyle w:val="TJ2"/>
             <w:rPr>
               <w:rFonts w:asciiTheme="minorHAnsi" w:eastAsiaTheme="minorEastAsia" w:hAnsiTheme="minorHAnsi" w:cstheme="minorBidi"/>
+              <w:i w:val="0"/>
+              <w:iCs w:val="0"/>
               <w:kern w:val="2"/>
               <w:sz w:val="24"/>
               <w:szCs w:val="24"/>
@@ -1222,57 +1303,75 @@
               <w14:ligatures w14:val="standardContextual"/>
             </w:rPr>
           </w:pPr>
-          <w:hyperlink w:anchor="_Toc194304841" w:history="1">
+          <w:hyperlink w:anchor="_Toc194909565" w:history="1">
             <w:r>
               <w:rPr>
                 <w:rStyle w:val="Hiperhivatkozs"/>
+                <w:i w:val="0"/>
+                <w:iCs w:val="0"/>
               </w:rPr>
               <w:t>ASP.NET Core</w:t>
             </w:r>
             <w:r>
               <w:rPr>
                 <w:rStyle w:val="Hiperhivatkozs"/>
+                <w:i w:val="0"/>
+                <w:iCs w:val="0"/>
                 <w:lang w:val="hu-HU"/>
               </w:rPr>
               <w:t>:</w:t>
             </w:r>
             <w:r>
               <w:rPr>
+                <w:i w:val="0"/>
+                <w:iCs w:val="0"/>
                 <w:webHidden/>
               </w:rPr>
               <w:tab/>
             </w:r>
             <w:r>
               <w:rPr>
+                <w:i w:val="0"/>
+                <w:iCs w:val="0"/>
                 <w:webHidden/>
               </w:rPr>
               <w:fldChar w:fldCharType="begin"/>
             </w:r>
             <w:r>
               <w:rPr>
-                <w:webHidden/>
-              </w:rPr>
-              <w:instrText xml:space="preserve"> PAGEREF _Toc194304841 \h </w:instrText>
-            </w:r>
-            <w:r>
-              <w:rPr>
-                <w:webHidden/>
-              </w:rPr>
-            </w:r>
-            <w:r>
-              <w:rPr>
+                <w:i w:val="0"/>
+                <w:iCs w:val="0"/>
+                <w:webHidden/>
+              </w:rPr>
+              <w:instrText xml:space="preserve"> PAGEREF _Toc194909565 \h </w:instrText>
+            </w:r>
+            <w:r>
+              <w:rPr>
+                <w:i w:val="0"/>
+                <w:iCs w:val="0"/>
+                <w:webHidden/>
+              </w:rPr>
+            </w:r>
+            <w:r>
+              <w:rPr>
+                <w:i w:val="0"/>
+                <w:iCs w:val="0"/>
                 <w:webHidden/>
               </w:rPr>
               <w:fldChar w:fldCharType="separate"/>
             </w:r>
             <w:r>
               <w:rPr>
+                <w:i w:val="0"/>
+                <w:iCs w:val="0"/>
                 <w:webHidden/>
               </w:rPr>
               <w:t>11</w:t>
             </w:r>
             <w:r>
               <w:rPr>
+                <w:i w:val="0"/>
+                <w:iCs w:val="0"/>
                 <w:webHidden/>
               </w:rPr>
               <w:fldChar w:fldCharType="end"/>
@@ -1284,6 +1383,8 @@
             <w:pStyle w:val="TJ2"/>
             <w:rPr>
               <w:rFonts w:asciiTheme="minorHAnsi" w:eastAsiaTheme="minorEastAsia" w:hAnsiTheme="minorHAnsi" w:cstheme="minorBidi"/>
+              <w:i w:val="0"/>
+              <w:iCs w:val="0"/>
               <w:kern w:val="2"/>
               <w:sz w:val="24"/>
               <w:szCs w:val="24"/>
@@ -1291,50 +1392,66 @@
               <w14:ligatures w14:val="standardContextual"/>
             </w:rPr>
           </w:pPr>
-          <w:hyperlink w:anchor="_Toc194304843" w:history="1">
+          <w:hyperlink w:anchor="_Toc194909567" w:history="1">
             <w:r>
               <w:rPr>
                 <w:rStyle w:val="Hiperhivatkozs"/>
+                <w:i w:val="0"/>
+                <w:iCs w:val="0"/>
               </w:rPr>
               <w:t>Frontend (React, JSX, CSS)</w:t>
             </w:r>
             <w:r>
               <w:rPr>
+                <w:i w:val="0"/>
+                <w:iCs w:val="0"/>
                 <w:webHidden/>
               </w:rPr>
               <w:tab/>
             </w:r>
             <w:r>
               <w:rPr>
+                <w:i w:val="0"/>
+                <w:iCs w:val="0"/>
                 <w:webHidden/>
               </w:rPr>
               <w:fldChar w:fldCharType="begin"/>
             </w:r>
             <w:r>
               <w:rPr>
-                <w:webHidden/>
-              </w:rPr>
-              <w:instrText xml:space="preserve"> PAGEREF _Toc194304843 \h </w:instrText>
-            </w:r>
-            <w:r>
-              <w:rPr>
-                <w:webHidden/>
-              </w:rPr>
-            </w:r>
-            <w:r>
-              <w:rPr>
+                <w:i w:val="0"/>
+                <w:iCs w:val="0"/>
+                <w:webHidden/>
+              </w:rPr>
+              <w:instrText xml:space="preserve"> PAGEREF _Toc194909567 \h </w:instrText>
+            </w:r>
+            <w:r>
+              <w:rPr>
+                <w:i w:val="0"/>
+                <w:iCs w:val="0"/>
+                <w:webHidden/>
+              </w:rPr>
+            </w:r>
+            <w:r>
+              <w:rPr>
+                <w:i w:val="0"/>
+                <w:iCs w:val="0"/>
                 <w:webHidden/>
               </w:rPr>
               <w:fldChar w:fldCharType="separate"/>
             </w:r>
             <w:r>
               <w:rPr>
-                <w:webHidden/>
-              </w:rPr>
-              <w:t>12</w:t>
-            </w:r>
-            <w:r>
-              <w:rPr>
+                <w:i w:val="0"/>
+                <w:iCs w:val="0"/>
+                <w:webHidden/>
+              </w:rPr>
+              <w:t>13</w:t>
+            </w:r>
+            <w:r>
+              <w:rPr>
+                <w:i w:val="0"/>
+                <w:iCs w:val="0"/>
                 <w:webHidden/>
               </w:rPr>
               <w:fldChar w:fldCharType="end"/>
@@ -1357,7 +1474,7 @@
               <w14:ligatures w14:val="standardContextual"/>
             </w:rPr>
           </w:pPr>
-          <w:hyperlink w:anchor="_Toc194304844" w:history="1">
+          <w:hyperlink w:anchor="_Toc194909568" w:history="1">
             <w:r>
               <w:rPr>
                 <w:rStyle w:val="Hiperhivatkozs"/>
@@ -1384,7 +1501,7 @@
                 <w:noProof/>
                 <w:webHidden/>
               </w:rPr>
-              <w:instrText xml:space="preserve"> PAGEREF _Toc194304844 \h </w:instrText>
+              <w:instrText xml:space="preserve"> PAGEREF _Toc194909568 \h </w:instrText>
             </w:r>
             <w:r>
               <w:rPr>
@@ -1420,6 +1537,8 @@
             <w:pStyle w:val="TJ2"/>
             <w:rPr>
               <w:rFonts w:asciiTheme="minorHAnsi" w:eastAsiaTheme="minorEastAsia" w:hAnsiTheme="minorHAnsi" w:cstheme="minorBidi"/>
+              <w:i w:val="0"/>
+              <w:iCs w:val="0"/>
               <w:kern w:val="2"/>
               <w:sz w:val="24"/>
               <w:szCs w:val="24"/>
@@ -1427,51 +1546,67 @@
               <w14:ligatures w14:val="standardContextual"/>
             </w:rPr>
           </w:pPr>
-          <w:hyperlink w:anchor="_Toc194304845" w:history="1">
+          <w:hyperlink w:anchor="_Toc194909569" w:history="1">
             <w:r>
               <w:rPr>
                 <w:rStyle w:val="Hiperhivatkozs"/>
+                <w:i w:val="0"/>
+                <w:iCs w:val="0"/>
                 <w:lang w:val="hu-HU"/>
               </w:rPr>
               <w:t>MySQL Adatbázis (Database)</w:t>
             </w:r>
             <w:r>
               <w:rPr>
+                <w:i w:val="0"/>
+                <w:iCs w:val="0"/>
                 <w:webHidden/>
               </w:rPr>
               <w:tab/>
             </w:r>
             <w:r>
               <w:rPr>
+                <w:i w:val="0"/>
+                <w:iCs w:val="0"/>
                 <w:webHidden/>
               </w:rPr>
               <w:fldChar w:fldCharType="begin"/>
             </w:r>
             <w:r>
               <w:rPr>
-                <w:webHidden/>
-              </w:rPr>
-              <w:instrText xml:space="preserve"> PAGEREF _Toc194304845 \h </w:instrText>
-            </w:r>
-            <w:r>
-              <w:rPr>
-                <w:webHidden/>
-              </w:rPr>
-            </w:r>
-            <w:r>
-              <w:rPr>
+                <w:i w:val="0"/>
+                <w:iCs w:val="0"/>
+                <w:webHidden/>
+              </w:rPr>
+              <w:instrText xml:space="preserve"> PAGEREF _Toc194909569 \h </w:instrText>
+            </w:r>
+            <w:r>
+              <w:rPr>
+                <w:i w:val="0"/>
+                <w:iCs w:val="0"/>
+                <w:webHidden/>
+              </w:rPr>
+            </w:r>
+            <w:r>
+              <w:rPr>
+                <w:i w:val="0"/>
+                <w:iCs w:val="0"/>
                 <w:webHidden/>
               </w:rPr>
               <w:fldChar w:fldCharType="separate"/>
             </w:r>
             <w:r>
               <w:rPr>
+                <w:i w:val="0"/>
+                <w:iCs w:val="0"/>
                 <w:webHidden/>
               </w:rPr>
               <w:t>16</w:t>
             </w:r>
             <w:r>
               <w:rPr>
+                <w:i w:val="0"/>
+                <w:iCs w:val="0"/>
                 <w:webHidden/>
               </w:rPr>
               <w:fldChar w:fldCharType="end"/>
@@ -1483,6 +1618,8 @@
             <w:pStyle w:val="TJ2"/>
             <w:rPr>
               <w:rFonts w:asciiTheme="minorHAnsi" w:eastAsiaTheme="minorEastAsia" w:hAnsiTheme="minorHAnsi" w:cstheme="minorBidi"/>
+              <w:i w:val="0"/>
+              <w:iCs w:val="0"/>
               <w:kern w:val="2"/>
               <w:sz w:val="24"/>
               <w:szCs w:val="24"/>
@@ -1490,51 +1627,67 @@
               <w14:ligatures w14:val="standardContextual"/>
             </w:rPr>
           </w:pPr>
-          <w:hyperlink w:anchor="_Toc194304846" w:history="1">
+          <w:hyperlink w:anchor="_Toc194909570" w:history="1">
             <w:r>
               <w:rPr>
                 <w:rStyle w:val="Hiperhivatkozs"/>
+                <w:i w:val="0"/>
+                <w:iCs w:val="0"/>
                 <w:lang w:val="hu-HU"/>
               </w:rPr>
               <w:t>Mi az SQL? (Strukturált Lekérdező Nyelv)</w:t>
             </w:r>
             <w:r>
               <w:rPr>
+                <w:i w:val="0"/>
+                <w:iCs w:val="0"/>
                 <w:webHidden/>
               </w:rPr>
               <w:tab/>
             </w:r>
             <w:r>
               <w:rPr>
+                <w:i w:val="0"/>
+                <w:iCs w:val="0"/>
                 <w:webHidden/>
               </w:rPr>
               <w:fldChar w:fldCharType="begin"/>
             </w:r>
             <w:r>
               <w:rPr>
-                <w:webHidden/>
-              </w:rPr>
-              <w:instrText xml:space="preserve"> PAGEREF _Toc194304846 \h </w:instrText>
-            </w:r>
-            <w:r>
-              <w:rPr>
-                <w:webHidden/>
-              </w:rPr>
-            </w:r>
-            <w:r>
-              <w:rPr>
+                <w:i w:val="0"/>
+                <w:iCs w:val="0"/>
+                <w:webHidden/>
+              </w:rPr>
+              <w:instrText xml:space="preserve"> PAGEREF _Toc194909570 \h </w:instrText>
+            </w:r>
+            <w:r>
+              <w:rPr>
+                <w:i w:val="0"/>
+                <w:iCs w:val="0"/>
+                <w:webHidden/>
+              </w:rPr>
+            </w:r>
+            <w:r>
+              <w:rPr>
+                <w:i w:val="0"/>
+                <w:iCs w:val="0"/>
                 <w:webHidden/>
               </w:rPr>
               <w:fldChar w:fldCharType="separate"/>
             </w:r>
             <w:r>
               <w:rPr>
+                <w:i w:val="0"/>
+                <w:iCs w:val="0"/>
                 <w:webHidden/>
               </w:rPr>
               <w:t>17</w:t>
             </w:r>
             <w:r>
               <w:rPr>
+                <w:i w:val="0"/>
+                <w:iCs w:val="0"/>
                 <w:webHidden/>
               </w:rPr>
               <w:fldChar w:fldCharType="end"/>
@@ -1546,6 +1699,8 @@
             <w:pStyle w:val="TJ2"/>
             <w:rPr>
               <w:rFonts w:asciiTheme="minorHAnsi" w:eastAsiaTheme="minorEastAsia" w:hAnsiTheme="minorHAnsi" w:cstheme="minorBidi"/>
+              <w:i w:val="0"/>
+              <w:iCs w:val="0"/>
               <w:kern w:val="2"/>
               <w:sz w:val="24"/>
               <w:szCs w:val="24"/>
@@ -1553,51 +1708,67 @@
               <w14:ligatures w14:val="standardContextual"/>
             </w:rPr>
           </w:pPr>
-          <w:hyperlink w:anchor="_Toc194304847" w:history="1">
+          <w:hyperlink w:anchor="_Toc194909571" w:history="1">
             <w:r>
               <w:rPr>
                 <w:rStyle w:val="Hiperhivatkozs"/>
+                <w:i w:val="0"/>
+                <w:iCs w:val="0"/>
                 <w:lang w:val="hu-HU"/>
               </w:rPr>
               <w:t>phpMyAdmin és XAMPP</w:t>
             </w:r>
             <w:r>
               <w:rPr>
+                <w:i w:val="0"/>
+                <w:iCs w:val="0"/>
                 <w:webHidden/>
               </w:rPr>
               <w:tab/>
             </w:r>
             <w:r>
               <w:rPr>
+                <w:i w:val="0"/>
+                <w:iCs w:val="0"/>
                 <w:webHidden/>
               </w:rPr>
               <w:fldChar w:fldCharType="begin"/>
             </w:r>
             <w:r>
               <w:rPr>
-                <w:webHidden/>
-              </w:rPr>
-              <w:instrText xml:space="preserve"> PAGEREF _Toc194304847 \h </w:instrText>
-            </w:r>
-            <w:r>
-              <w:rPr>
-                <w:webHidden/>
-              </w:rPr>
-            </w:r>
-            <w:r>
-              <w:rPr>
+                <w:i w:val="0"/>
+                <w:iCs w:val="0"/>
+                <w:webHidden/>
+              </w:rPr>
+              <w:instrText xml:space="preserve"> PAGEREF _Toc194909571 \h </w:instrText>
+            </w:r>
+            <w:r>
+              <w:rPr>
+                <w:i w:val="0"/>
+                <w:iCs w:val="0"/>
+                <w:webHidden/>
+              </w:rPr>
+            </w:r>
+            <w:r>
+              <w:rPr>
+                <w:i w:val="0"/>
+                <w:iCs w:val="0"/>
                 <w:webHidden/>
               </w:rPr>
               <w:fldChar w:fldCharType="separate"/>
             </w:r>
             <w:r>
               <w:rPr>
+                <w:i w:val="0"/>
+                <w:iCs w:val="0"/>
                 <w:webHidden/>
               </w:rPr>
               <w:t>18</w:t>
             </w:r>
             <w:r>
               <w:rPr>
+                <w:i w:val="0"/>
+                <w:iCs w:val="0"/>
                 <w:webHidden/>
               </w:rPr>
               <w:fldChar w:fldCharType="end"/>
@@ -1609,6 +1780,8 @@
             <w:pStyle w:val="TJ2"/>
             <w:rPr>
               <w:rFonts w:asciiTheme="minorHAnsi" w:eastAsiaTheme="minorEastAsia" w:hAnsiTheme="minorHAnsi" w:cstheme="minorBidi"/>
+              <w:i w:val="0"/>
+              <w:iCs w:val="0"/>
               <w:kern w:val="2"/>
               <w:sz w:val="24"/>
               <w:szCs w:val="24"/>
@@ -1616,50 +1789,66 @@
               <w14:ligatures w14:val="standardContextual"/>
             </w:rPr>
           </w:pPr>
-          <w:hyperlink w:anchor="_Toc194304848" w:history="1">
+          <w:hyperlink w:anchor="_Toc194909572" w:history="1">
             <w:r>
               <w:rPr>
                 <w:rStyle w:val="Hiperhivatkozs"/>
+                <w:i w:val="0"/>
+                <w:iCs w:val="0"/>
               </w:rPr>
               <w:t>HTML – A Weboldalak Alapja</w:t>
             </w:r>
             <w:r>
               <w:rPr>
+                <w:i w:val="0"/>
+                <w:iCs w:val="0"/>
                 <w:webHidden/>
               </w:rPr>
               <w:tab/>
             </w:r>
             <w:r>
               <w:rPr>
+                <w:i w:val="0"/>
+                <w:iCs w:val="0"/>
                 <w:webHidden/>
               </w:rPr>
               <w:fldChar w:fldCharType="begin"/>
             </w:r>
             <w:r>
               <w:rPr>
-                <w:webHidden/>
-              </w:rPr>
-              <w:instrText xml:space="preserve"> PAGEREF _Toc194304848 \h </w:instrText>
-            </w:r>
-            <w:r>
-              <w:rPr>
-                <w:webHidden/>
-              </w:rPr>
-            </w:r>
-            <w:r>
-              <w:rPr>
+                <w:i w:val="0"/>
+                <w:iCs w:val="0"/>
+                <w:webHidden/>
+              </w:rPr>
+              <w:instrText xml:space="preserve"> PAGEREF _Toc194909572 \h </w:instrText>
+            </w:r>
+            <w:r>
+              <w:rPr>
+                <w:i w:val="0"/>
+                <w:iCs w:val="0"/>
+                <w:webHidden/>
+              </w:rPr>
+            </w:r>
+            <w:r>
+              <w:rPr>
+                <w:i w:val="0"/>
+                <w:iCs w:val="0"/>
                 <w:webHidden/>
               </w:rPr>
               <w:fldChar w:fldCharType="separate"/>
             </w:r>
             <w:r>
               <w:rPr>
+                <w:i w:val="0"/>
+                <w:iCs w:val="0"/>
                 <w:webHidden/>
               </w:rPr>
               <w:t>19</w:t>
             </w:r>
             <w:r>
               <w:rPr>
+                <w:i w:val="0"/>
+                <w:iCs w:val="0"/>
                 <w:webHidden/>
               </w:rPr>
               <w:fldChar w:fldCharType="end"/>
@@ -1671,6 +1860,8 @@
             <w:pStyle w:val="TJ2"/>
             <w:rPr>
               <w:rFonts w:asciiTheme="minorHAnsi" w:eastAsiaTheme="minorEastAsia" w:hAnsiTheme="minorHAnsi" w:cstheme="minorBidi"/>
+              <w:i w:val="0"/>
+              <w:iCs w:val="0"/>
               <w:kern w:val="2"/>
               <w:sz w:val="24"/>
               <w:szCs w:val="24"/>
@@ -1678,50 +1869,66 @@
               <w14:ligatures w14:val="standardContextual"/>
             </w:rPr>
           </w:pPr>
-          <w:hyperlink w:anchor="_Toc194304857" w:history="1">
+          <w:hyperlink w:anchor="_Toc194909581" w:history="1">
             <w:r>
               <w:rPr>
                 <w:rStyle w:val="Hiperhivatkozs"/>
+                <w:i w:val="0"/>
+                <w:iCs w:val="0"/>
               </w:rPr>
               <w:t>CSS – Stílus és Megjelenés</w:t>
             </w:r>
             <w:r>
               <w:rPr>
+                <w:i w:val="0"/>
+                <w:iCs w:val="0"/>
                 <w:webHidden/>
               </w:rPr>
               <w:tab/>
             </w:r>
             <w:r>
               <w:rPr>
+                <w:i w:val="0"/>
+                <w:iCs w:val="0"/>
                 <w:webHidden/>
               </w:rPr>
               <w:fldChar w:fldCharType="begin"/>
             </w:r>
             <w:r>
               <w:rPr>
-                <w:webHidden/>
-              </w:rPr>
-              <w:instrText xml:space="preserve"> PAGEREF _Toc194304857 \h </w:instrText>
-            </w:r>
-            <w:r>
-              <w:rPr>
-                <w:webHidden/>
-              </w:rPr>
-            </w:r>
-            <w:r>
-              <w:rPr>
+                <w:i w:val="0"/>
+                <w:iCs w:val="0"/>
+                <w:webHidden/>
+              </w:rPr>
+              <w:instrText xml:space="preserve"> PAGEREF _Toc194909581 \h </w:instrText>
+            </w:r>
+            <w:r>
+              <w:rPr>
+                <w:i w:val="0"/>
+                <w:iCs w:val="0"/>
+                <w:webHidden/>
+              </w:rPr>
+            </w:r>
+            <w:r>
+              <w:rPr>
+                <w:i w:val="0"/>
+                <w:iCs w:val="0"/>
                 <w:webHidden/>
               </w:rPr>
               <w:fldChar w:fldCharType="separate"/>
             </w:r>
             <w:r>
               <w:rPr>
+                <w:i w:val="0"/>
+                <w:iCs w:val="0"/>
                 <w:webHidden/>
               </w:rPr>
               <w:t>20</w:t>
             </w:r>
             <w:r>
               <w:rPr>
+                <w:i w:val="0"/>
+                <w:iCs w:val="0"/>
                 <w:webHidden/>
               </w:rPr>
               <w:fldChar w:fldCharType="end"/>
@@ -1733,6 +1940,8 @@
             <w:pStyle w:val="TJ2"/>
             <w:rPr>
               <w:rFonts w:asciiTheme="minorHAnsi" w:eastAsiaTheme="minorEastAsia" w:hAnsiTheme="minorHAnsi" w:cstheme="minorBidi"/>
+              <w:i w:val="0"/>
+              <w:iCs w:val="0"/>
               <w:kern w:val="2"/>
               <w:sz w:val="24"/>
               <w:szCs w:val="24"/>
@@ -1740,50 +1949,66 @@
               <w14:ligatures w14:val="standardContextual"/>
             </w:rPr>
           </w:pPr>
-          <w:hyperlink w:anchor="_Toc194304869" w:history="1">
+          <w:hyperlink w:anchor="_Toc194909593" w:history="1">
             <w:r>
               <w:rPr>
                 <w:rStyle w:val="Hiperhivatkozs"/>
+                <w:i w:val="0"/>
+                <w:iCs w:val="0"/>
               </w:rPr>
               <w:t>Bootstrap</w:t>
             </w:r>
             <w:r>
               <w:rPr>
+                <w:i w:val="0"/>
+                <w:iCs w:val="0"/>
                 <w:webHidden/>
               </w:rPr>
               <w:tab/>
             </w:r>
             <w:r>
               <w:rPr>
+                <w:i w:val="0"/>
+                <w:iCs w:val="0"/>
                 <w:webHidden/>
               </w:rPr>
               <w:fldChar w:fldCharType="begin"/>
             </w:r>
             <w:r>
               <w:rPr>
-                <w:webHidden/>
-              </w:rPr>
-              <w:instrText xml:space="preserve"> PAGEREF _Toc194304869 \h </w:instrText>
-            </w:r>
-            <w:r>
-              <w:rPr>
-                <w:webHidden/>
-              </w:rPr>
-            </w:r>
-            <w:r>
-              <w:rPr>
+                <w:i w:val="0"/>
+                <w:iCs w:val="0"/>
+                <w:webHidden/>
+              </w:rPr>
+              <w:instrText xml:space="preserve"> PAGEREF _Toc194909593 \h </w:instrText>
+            </w:r>
+            <w:r>
+              <w:rPr>
+                <w:i w:val="0"/>
+                <w:iCs w:val="0"/>
+                <w:webHidden/>
+              </w:rPr>
+            </w:r>
+            <w:r>
+              <w:rPr>
+                <w:i w:val="0"/>
+                <w:iCs w:val="0"/>
                 <w:webHidden/>
               </w:rPr>
               <w:fldChar w:fldCharType="separate"/>
             </w:r>
             <w:r>
               <w:rPr>
+                <w:i w:val="0"/>
+                <w:iCs w:val="0"/>
                 <w:webHidden/>
               </w:rPr>
               <w:t>21</w:t>
             </w:r>
             <w:r>
               <w:rPr>
+                <w:i w:val="0"/>
+                <w:iCs w:val="0"/>
                 <w:webHidden/>
               </w:rPr>
               <w:fldChar w:fldCharType="end"/>
@@ -1795,6 +2020,8 @@
             <w:pStyle w:val="TJ2"/>
             <w:rPr>
               <w:rFonts w:asciiTheme="minorHAnsi" w:eastAsiaTheme="minorEastAsia" w:hAnsiTheme="minorHAnsi" w:cstheme="minorBidi"/>
+              <w:i w:val="0"/>
+              <w:iCs w:val="0"/>
               <w:kern w:val="2"/>
               <w:sz w:val="24"/>
               <w:szCs w:val="24"/>
@@ -1802,50 +2029,66 @@
               <w14:ligatures w14:val="standardContextual"/>
             </w:rPr>
           </w:pPr>
-          <w:hyperlink w:anchor="_Toc194304870" w:history="1">
+          <w:hyperlink w:anchor="_Toc194909594" w:history="1">
             <w:r>
               <w:rPr>
                 <w:rStyle w:val="Hiperhivatkozs"/>
+                <w:i w:val="0"/>
+                <w:iCs w:val="0"/>
               </w:rPr>
               <w:t>React (webes frontend)</w:t>
             </w:r>
             <w:r>
               <w:rPr>
+                <w:i w:val="0"/>
+                <w:iCs w:val="0"/>
                 <w:webHidden/>
               </w:rPr>
               <w:tab/>
             </w:r>
             <w:r>
               <w:rPr>
+                <w:i w:val="0"/>
+                <w:iCs w:val="0"/>
                 <w:webHidden/>
               </w:rPr>
               <w:fldChar w:fldCharType="begin"/>
             </w:r>
             <w:r>
               <w:rPr>
-                <w:webHidden/>
-              </w:rPr>
-              <w:instrText xml:space="preserve"> PAGEREF _Toc194304870 \h </w:instrText>
-            </w:r>
-            <w:r>
-              <w:rPr>
-                <w:webHidden/>
-              </w:rPr>
-            </w:r>
-            <w:r>
-              <w:rPr>
+                <w:i w:val="0"/>
+                <w:iCs w:val="0"/>
+                <w:webHidden/>
+              </w:rPr>
+              <w:instrText xml:space="preserve"> PAGEREF _Toc194909594 \h </w:instrText>
+            </w:r>
+            <w:r>
+              <w:rPr>
+                <w:i w:val="0"/>
+                <w:iCs w:val="0"/>
+                <w:webHidden/>
+              </w:rPr>
+            </w:r>
+            <w:r>
+              <w:rPr>
+                <w:i w:val="0"/>
+                <w:iCs w:val="0"/>
                 <w:webHidden/>
               </w:rPr>
               <w:fldChar w:fldCharType="separate"/>
             </w:r>
             <w:r>
               <w:rPr>
+                <w:i w:val="0"/>
+                <w:iCs w:val="0"/>
                 <w:webHidden/>
               </w:rPr>
               <w:t>22</w:t>
             </w:r>
             <w:r>
               <w:rPr>
+                <w:i w:val="0"/>
+                <w:iCs w:val="0"/>
                 <w:webHidden/>
               </w:rPr>
               <w:fldChar w:fldCharType="end"/>
@@ -1857,6 +2100,8 @@
             <w:pStyle w:val="TJ2"/>
             <w:rPr>
               <w:rFonts w:asciiTheme="minorHAnsi" w:eastAsiaTheme="minorEastAsia" w:hAnsiTheme="minorHAnsi" w:cstheme="minorBidi"/>
+              <w:i w:val="0"/>
+              <w:iCs w:val="0"/>
               <w:kern w:val="2"/>
               <w:sz w:val="24"/>
               <w:szCs w:val="24"/>
@@ -1864,51 +2109,67 @@
               <w14:ligatures w14:val="standardContextual"/>
             </w:rPr>
           </w:pPr>
-          <w:hyperlink w:anchor="_Toc194304871" w:history="1">
+          <w:hyperlink w:anchor="_Toc194909595" w:history="1">
             <w:r>
               <w:rPr>
                 <w:rStyle w:val="Hiperhivatkozs"/>
                 <w:bCs/>
+                <w:i w:val="0"/>
+                <w:iCs w:val="0"/>
               </w:rPr>
               <w:t>Miért kedvelik a fejlesztők a Reactot?</w:t>
             </w:r>
             <w:r>
               <w:rPr>
+                <w:i w:val="0"/>
+                <w:iCs w:val="0"/>
                 <w:webHidden/>
               </w:rPr>
               <w:tab/>
             </w:r>
             <w:r>
               <w:rPr>
+                <w:i w:val="0"/>
+                <w:iCs w:val="0"/>
                 <w:webHidden/>
               </w:rPr>
               <w:fldChar w:fldCharType="begin"/>
             </w:r>
             <w:r>
               <w:rPr>
-                <w:webHidden/>
-              </w:rPr>
-              <w:instrText xml:space="preserve"> PAGEREF _Toc194304871 \h </w:instrText>
-            </w:r>
-            <w:r>
-              <w:rPr>
-                <w:webHidden/>
-              </w:rPr>
-            </w:r>
-            <w:r>
-              <w:rPr>
+                <w:i w:val="0"/>
+                <w:iCs w:val="0"/>
+                <w:webHidden/>
+              </w:rPr>
+              <w:instrText xml:space="preserve"> PAGEREF _Toc194909595 \h </w:instrText>
+            </w:r>
+            <w:r>
+              <w:rPr>
+                <w:i w:val="0"/>
+                <w:iCs w:val="0"/>
+                <w:webHidden/>
+              </w:rPr>
+            </w:r>
+            <w:r>
+              <w:rPr>
+                <w:i w:val="0"/>
+                <w:iCs w:val="0"/>
                 <w:webHidden/>
               </w:rPr>
               <w:fldChar w:fldCharType="separate"/>
             </w:r>
             <w:r>
               <w:rPr>
+                <w:i w:val="0"/>
+                <w:iCs w:val="0"/>
                 <w:webHidden/>
               </w:rPr>
               <w:t>23</w:t>
             </w:r>
             <w:r>
               <w:rPr>
+                <w:i w:val="0"/>
+                <w:iCs w:val="0"/>
                 <w:webHidden/>
               </w:rPr>
               <w:fldChar w:fldCharType="end"/>
@@ -1920,6 +2181,8 @@
             <w:pStyle w:val="TJ2"/>
             <w:rPr>
               <w:rFonts w:asciiTheme="minorHAnsi" w:eastAsiaTheme="minorEastAsia" w:hAnsiTheme="minorHAnsi" w:cstheme="minorBidi"/>
+              <w:i w:val="0"/>
+              <w:iCs w:val="0"/>
               <w:kern w:val="2"/>
               <w:sz w:val="24"/>
               <w:szCs w:val="24"/>
@@ -1927,50 +2190,66 @@
               <w14:ligatures w14:val="standardContextual"/>
             </w:rPr>
           </w:pPr>
-          <w:hyperlink w:anchor="_Toc194304872" w:history="1">
+          <w:hyperlink w:anchor="_Toc194909596" w:history="1">
             <w:r>
               <w:rPr>
                 <w:rStyle w:val="Hiperhivatkozs"/>
+                <w:i w:val="0"/>
+                <w:iCs w:val="0"/>
               </w:rPr>
               <w:t>Dokumentum Objektum Model (DOM)</w:t>
             </w:r>
             <w:r>
               <w:rPr>
+                <w:i w:val="0"/>
+                <w:iCs w:val="0"/>
                 <w:webHidden/>
               </w:rPr>
               <w:tab/>
             </w:r>
             <w:r>
               <w:rPr>
+                <w:i w:val="0"/>
+                <w:iCs w:val="0"/>
                 <w:webHidden/>
               </w:rPr>
               <w:fldChar w:fldCharType="begin"/>
             </w:r>
             <w:r>
               <w:rPr>
-                <w:webHidden/>
-              </w:rPr>
-              <w:instrText xml:space="preserve"> PAGEREF _Toc194304872 \h </w:instrText>
-            </w:r>
-            <w:r>
-              <w:rPr>
-                <w:webHidden/>
-              </w:rPr>
-            </w:r>
-            <w:r>
-              <w:rPr>
+                <w:i w:val="0"/>
+                <w:iCs w:val="0"/>
+                <w:webHidden/>
+              </w:rPr>
+              <w:instrText xml:space="preserve"> PAGEREF _Toc194909596 \h </w:instrText>
+            </w:r>
+            <w:r>
+              <w:rPr>
+                <w:i w:val="0"/>
+                <w:iCs w:val="0"/>
+                <w:webHidden/>
+              </w:rPr>
+            </w:r>
+            <w:r>
+              <w:rPr>
+                <w:i w:val="0"/>
+                <w:iCs w:val="0"/>
                 <w:webHidden/>
               </w:rPr>
               <w:fldChar w:fldCharType="separate"/>
             </w:r>
             <w:r>
               <w:rPr>
+                <w:i w:val="0"/>
+                <w:iCs w:val="0"/>
                 <w:webHidden/>
               </w:rPr>
               <w:t>25</w:t>
             </w:r>
             <w:r>
               <w:rPr>
+                <w:i w:val="0"/>
+                <w:iCs w:val="0"/>
                 <w:webHidden/>
               </w:rPr>
               <w:fldChar w:fldCharType="end"/>
@@ -1982,6 +2261,8 @@
             <w:pStyle w:val="TJ2"/>
             <w:rPr>
               <w:rFonts w:asciiTheme="minorHAnsi" w:eastAsiaTheme="minorEastAsia" w:hAnsiTheme="minorHAnsi" w:cstheme="minorBidi"/>
+              <w:i w:val="0"/>
+              <w:iCs w:val="0"/>
               <w:kern w:val="2"/>
               <w:sz w:val="24"/>
               <w:szCs w:val="24"/>
@@ -1989,50 +2270,66 @@
               <w14:ligatures w14:val="standardContextual"/>
             </w:rPr>
           </w:pPr>
-          <w:hyperlink w:anchor="_Toc194304873" w:history="1">
+          <w:hyperlink w:anchor="_Toc194909597" w:history="1">
             <w:r>
               <w:rPr>
                 <w:rStyle w:val="Hiperhivatkozs"/>
+                <w:i w:val="0"/>
+                <w:iCs w:val="0"/>
               </w:rPr>
               <w:t>Backend</w:t>
             </w:r>
             <w:r>
               <w:rPr>
+                <w:i w:val="0"/>
+                <w:iCs w:val="0"/>
                 <w:webHidden/>
               </w:rPr>
               <w:tab/>
             </w:r>
             <w:r>
               <w:rPr>
+                <w:i w:val="0"/>
+                <w:iCs w:val="0"/>
                 <w:webHidden/>
               </w:rPr>
               <w:fldChar w:fldCharType="begin"/>
             </w:r>
             <w:r>
               <w:rPr>
-                <w:webHidden/>
-              </w:rPr>
-              <w:instrText xml:space="preserve"> PAGEREF _Toc194304873 \h </w:instrText>
-            </w:r>
-            <w:r>
-              <w:rPr>
-                <w:webHidden/>
-              </w:rPr>
-            </w:r>
-            <w:r>
-              <w:rPr>
+                <w:i w:val="0"/>
+                <w:iCs w:val="0"/>
+                <w:webHidden/>
+              </w:rPr>
+              <w:instrText xml:space="preserve"> PAGEREF _Toc194909597 \h </w:instrText>
+            </w:r>
+            <w:r>
+              <w:rPr>
+                <w:i w:val="0"/>
+                <w:iCs w:val="0"/>
+                <w:webHidden/>
+              </w:rPr>
+            </w:r>
+            <w:r>
+              <w:rPr>
+                <w:i w:val="0"/>
+                <w:iCs w:val="0"/>
                 <w:webHidden/>
               </w:rPr>
               <w:fldChar w:fldCharType="separate"/>
             </w:r>
             <w:r>
               <w:rPr>
+                <w:i w:val="0"/>
+                <w:iCs w:val="0"/>
                 <w:webHidden/>
               </w:rPr>
               <w:t>27</w:t>
             </w:r>
             <w:r>
               <w:rPr>
+                <w:i w:val="0"/>
+                <w:iCs w:val="0"/>
                 <w:webHidden/>
               </w:rPr>
               <w:fldChar w:fldCharType="end"/>
@@ -2044,6 +2341,8 @@
             <w:pStyle w:val="TJ2"/>
             <w:rPr>
               <w:rFonts w:asciiTheme="minorHAnsi" w:eastAsiaTheme="minorEastAsia" w:hAnsiTheme="minorHAnsi" w:cstheme="minorBidi"/>
+              <w:i w:val="0"/>
+              <w:iCs w:val="0"/>
               <w:kern w:val="2"/>
               <w:sz w:val="24"/>
               <w:szCs w:val="24"/>
@@ -2051,50 +2350,66 @@
               <w14:ligatures w14:val="standardContextual"/>
             </w:rPr>
           </w:pPr>
-          <w:hyperlink w:anchor="_Toc194304874" w:history="1">
+          <w:hyperlink w:anchor="_Toc194909598" w:history="1">
             <w:r>
               <w:rPr>
                 <w:rStyle w:val="Hiperhivatkozs"/>
+                <w:i w:val="0"/>
+                <w:iCs w:val="0"/>
               </w:rPr>
               <w:t>ASP.NET</w:t>
             </w:r>
             <w:r>
               <w:rPr>
+                <w:i w:val="0"/>
+                <w:iCs w:val="0"/>
                 <w:webHidden/>
               </w:rPr>
               <w:tab/>
             </w:r>
             <w:r>
               <w:rPr>
+                <w:i w:val="0"/>
+                <w:iCs w:val="0"/>
                 <w:webHidden/>
               </w:rPr>
               <w:fldChar w:fldCharType="begin"/>
             </w:r>
             <w:r>
               <w:rPr>
-                <w:webHidden/>
-              </w:rPr>
-              <w:instrText xml:space="preserve"> PAGEREF _Toc194304874 \h </w:instrText>
-            </w:r>
-            <w:r>
-              <w:rPr>
-                <w:webHidden/>
-              </w:rPr>
-            </w:r>
-            <w:r>
-              <w:rPr>
+                <w:i w:val="0"/>
+                <w:iCs w:val="0"/>
+                <w:webHidden/>
+              </w:rPr>
+              <w:instrText xml:space="preserve"> PAGEREF _Toc194909598 \h </w:instrText>
+            </w:r>
+            <w:r>
+              <w:rPr>
+                <w:i w:val="0"/>
+                <w:iCs w:val="0"/>
+                <w:webHidden/>
+              </w:rPr>
+            </w:r>
+            <w:r>
+              <w:rPr>
+                <w:i w:val="0"/>
+                <w:iCs w:val="0"/>
                 <w:webHidden/>
               </w:rPr>
               <w:fldChar w:fldCharType="separate"/>
             </w:r>
             <w:r>
               <w:rPr>
+                <w:i w:val="0"/>
+                <w:iCs w:val="0"/>
                 <w:webHidden/>
               </w:rPr>
               <w:t>28</w:t>
             </w:r>
             <w:r>
               <w:rPr>
+                <w:i w:val="0"/>
+                <w:iCs w:val="0"/>
                 <w:webHidden/>
               </w:rPr>
               <w:fldChar w:fldCharType="end"/>
@@ -2106,6 +2421,8 @@
             <w:pStyle w:val="TJ2"/>
             <w:rPr>
               <w:rFonts w:asciiTheme="minorHAnsi" w:eastAsiaTheme="minorEastAsia" w:hAnsiTheme="minorHAnsi" w:cstheme="minorBidi"/>
+              <w:i w:val="0"/>
+              <w:iCs w:val="0"/>
               <w:kern w:val="2"/>
               <w:sz w:val="24"/>
               <w:szCs w:val="24"/>
@@ -2113,50 +2430,66 @@
               <w14:ligatures w14:val="standardContextual"/>
             </w:rPr>
           </w:pPr>
-          <w:hyperlink w:anchor="_Toc194304875" w:history="1">
+          <w:hyperlink w:anchor="_Toc194909599" w:history="1">
             <w:r>
               <w:rPr>
                 <w:rStyle w:val="Hiperhivatkozs"/>
+                <w:i w:val="0"/>
+                <w:iCs w:val="0"/>
               </w:rPr>
               <w:t>A backend feladata</w:t>
             </w:r>
             <w:r>
               <w:rPr>
+                <w:i w:val="0"/>
+                <w:iCs w:val="0"/>
                 <w:webHidden/>
               </w:rPr>
               <w:tab/>
             </w:r>
             <w:r>
               <w:rPr>
+                <w:i w:val="0"/>
+                <w:iCs w:val="0"/>
                 <w:webHidden/>
               </w:rPr>
               <w:fldChar w:fldCharType="begin"/>
             </w:r>
             <w:r>
               <w:rPr>
-                <w:webHidden/>
-              </w:rPr>
-              <w:instrText xml:space="preserve"> PAGEREF _Toc194304875 \h </w:instrText>
-            </w:r>
-            <w:r>
-              <w:rPr>
-                <w:webHidden/>
-              </w:rPr>
-            </w:r>
-            <w:r>
-              <w:rPr>
+                <w:i w:val="0"/>
+                <w:iCs w:val="0"/>
+                <w:webHidden/>
+              </w:rPr>
+              <w:instrText xml:space="preserve"> PAGEREF _Toc194909599 \h </w:instrText>
+            </w:r>
+            <w:r>
+              <w:rPr>
+                <w:i w:val="0"/>
+                <w:iCs w:val="0"/>
+                <w:webHidden/>
+              </w:rPr>
+            </w:r>
+            <w:r>
+              <w:rPr>
+                <w:i w:val="0"/>
+                <w:iCs w:val="0"/>
                 <w:webHidden/>
               </w:rPr>
               <w:fldChar w:fldCharType="separate"/>
             </w:r>
             <w:r>
               <w:rPr>
+                <w:i w:val="0"/>
+                <w:iCs w:val="0"/>
                 <w:webHidden/>
               </w:rPr>
               <w:t>28</w:t>
             </w:r>
             <w:r>
               <w:rPr>
+                <w:i w:val="0"/>
+                <w:iCs w:val="0"/>
                 <w:webHidden/>
               </w:rPr>
               <w:fldChar w:fldCharType="end"/>
@@ -2168,6 +2501,8 @@
             <w:pStyle w:val="TJ2"/>
             <w:rPr>
               <w:rFonts w:asciiTheme="minorHAnsi" w:eastAsiaTheme="minorEastAsia" w:hAnsiTheme="minorHAnsi" w:cstheme="minorBidi"/>
+              <w:i w:val="0"/>
+              <w:iCs w:val="0"/>
               <w:kern w:val="2"/>
               <w:sz w:val="24"/>
               <w:szCs w:val="24"/>
@@ -2175,51 +2510,147 @@
               <w14:ligatures w14:val="standardContextual"/>
             </w:rPr>
           </w:pPr>
-          <w:hyperlink w:anchor="_Toc194304876" w:history="1">
+          <w:hyperlink w:anchor="_Toc194909600" w:history="1">
             <w:r>
               <w:rPr>
                 <w:rStyle w:val="Hiperhivatkozs"/>
+                <w:i w:val="0"/>
+                <w:iCs w:val="0"/>
                 <w:lang w:val="hu-HU"/>
               </w:rPr>
               <w:t>Projektmenedzsment a Trello Segítségével</w:t>
             </w:r>
             <w:r>
               <w:rPr>
+                <w:i w:val="0"/>
+                <w:iCs w:val="0"/>
                 <w:webHidden/>
               </w:rPr>
               <w:tab/>
             </w:r>
             <w:r>
               <w:rPr>
+                <w:i w:val="0"/>
+                <w:iCs w:val="0"/>
                 <w:webHidden/>
               </w:rPr>
               <w:fldChar w:fldCharType="begin"/>
             </w:r>
             <w:r>
               <w:rPr>
-                <w:webHidden/>
-              </w:rPr>
-              <w:instrText xml:space="preserve"> PAGEREF _Toc194304876 \h </w:instrText>
-            </w:r>
-            <w:r>
-              <w:rPr>
-                <w:webHidden/>
-              </w:rPr>
-            </w:r>
-            <w:r>
-              <w:rPr>
+                <w:i w:val="0"/>
+                <w:iCs w:val="0"/>
+                <w:webHidden/>
+              </w:rPr>
+              <w:instrText xml:space="preserve"> PAGEREF _Toc194909600 \h </w:instrText>
+            </w:r>
+            <w:r>
+              <w:rPr>
+                <w:i w:val="0"/>
+                <w:iCs w:val="0"/>
+                <w:webHidden/>
+              </w:rPr>
+            </w:r>
+            <w:r>
+              <w:rPr>
+                <w:i w:val="0"/>
+                <w:iCs w:val="0"/>
                 <w:webHidden/>
               </w:rPr>
               <w:fldChar w:fldCharType="separate"/>
             </w:r>
             <w:r>
               <w:rPr>
+                <w:i w:val="0"/>
+                <w:iCs w:val="0"/>
                 <w:webHidden/>
               </w:rPr>
               <w:t>29</w:t>
             </w:r>
             <w:r>
               <w:rPr>
+                <w:i w:val="0"/>
+                <w:iCs w:val="0"/>
+                <w:webHidden/>
+              </w:rPr>
+              <w:fldChar w:fldCharType="end"/>
+            </w:r>
+          </w:hyperlink>
+        </w:p>
+        <w:p>
+          <w:pPr>
+            <w:pStyle w:val="TJ2"/>
+            <w:rPr>
+              <w:rFonts w:asciiTheme="minorHAnsi" w:eastAsiaTheme="minorEastAsia" w:hAnsiTheme="minorHAnsi" w:cstheme="minorBidi"/>
+              <w:i w:val="0"/>
+              <w:iCs w:val="0"/>
+              <w:kern w:val="2"/>
+              <w:sz w:val="24"/>
+              <w:szCs w:val="24"/>
+              <w:lang w:val="hu-HU"/>
+              <w14:ligatures w14:val="standardContextual"/>
+            </w:rPr>
+          </w:pPr>
+          <w:hyperlink w:anchor="_Toc194909601" w:history="1">
+            <w:r>
+              <w:rPr>
+                <w:rStyle w:val="Hiperhivatkozs"/>
+                <w:i w:val="0"/>
+                <w:iCs w:val="0"/>
+              </w:rPr>
+              <w:t>Források:</w:t>
+            </w:r>
+            <w:r>
+              <w:rPr>
+                <w:i w:val="0"/>
+                <w:iCs w:val="0"/>
+                <w:webHidden/>
+              </w:rPr>
+              <w:tab/>
+            </w:r>
+            <w:r>
+              <w:rPr>
+                <w:i w:val="0"/>
+                <w:iCs w:val="0"/>
+                <w:webHidden/>
+              </w:rPr>
+              <w:fldChar w:fldCharType="begin"/>
+            </w:r>
+            <w:r>
+              <w:rPr>
+                <w:i w:val="0"/>
+                <w:iCs w:val="0"/>
+                <w:webHidden/>
+              </w:rPr>
+              <w:instrText xml:space="preserve"> PAGEREF _Toc194909601 \h </w:instrText>
+            </w:r>
+            <w:r>
+              <w:rPr>
+                <w:i w:val="0"/>
+                <w:iCs w:val="0"/>
+                <w:webHidden/>
+              </w:rPr>
+            </w:r>
+            <w:r>
+              <w:rPr>
+                <w:i w:val="0"/>
+                <w:iCs w:val="0"/>
+                <w:webHidden/>
+              </w:rPr>
+              <w:fldChar w:fldCharType="separate"/>
+            </w:r>
+            <w:r>
+              <w:rPr>
+                <w:i w:val="0"/>
+                <w:iCs w:val="0"/>
+                <w:webHidden/>
+              </w:rPr>
+              <w:t>30</w:t>
+            </w:r>
+            <w:r>
+              <w:rPr>
+                <w:i w:val="0"/>
+                <w:iCs w:val="0"/>
                 <w:webHidden/>
               </w:rPr>
               <w:fldChar w:fldCharType="end"/>
@@ -2278,7 +2709,7 @@
       <w:pPr>
         <w:pStyle w:val="Cmsor1"/>
       </w:pPr>
-      <w:bookmarkStart w:id="1" w:name="_Toc194304835"/>
+      <w:bookmarkStart w:id="1" w:name="_Toc194909559"/>
       <w:r>
         <w:t>Bevezetés</w:t>
       </w:r>
@@ -2293,15 +2724,7 @@
         <w:spacing w:beforeAutospacing="1" w:afterAutospacing="1" w:line="360" w:lineRule="auto"/>
       </w:pPr>
       <w:r>
-        <w:t xml:space="preserve">A mai szórakoztatóipar hatalmas mennyiségű film- és sorozattartalmat kínál, így sokszor nehéz eldönteni, mit érdemes megnézni. A </w:t>
-      </w:r>
-      <w:proofErr w:type="spellStart"/>
-      <w:r>
-        <w:t>FilmFókusz</w:t>
-      </w:r>
-      <w:proofErr w:type="spellEnd"/>
-      <w:r>
-        <w:t xml:space="preserve"> célja, hogy segítsen a felhasználóknak könnyebben választani az 1970-es évektől napjainkig megjelent filmek és sorozatok közül.</w:t>
+        <w:t>A mai szórakoztatóipar hatalmas mennyiségű film- és sorozattartalmat kínál, így sokszor nehéz eldönteni, mit érdemes megnézni. A FilmFókusz célja, hogy segítsen a felhasználóknak könnyebben választani az 1970-es évektől napjainkig megjelent filmek és sorozatok közül.</w:t>
       </w:r>
     </w:p>
     <w:p>
@@ -2310,15 +2733,7 @@
         <w:spacing w:beforeAutospacing="1" w:afterAutospacing="1" w:line="360" w:lineRule="auto"/>
       </w:pPr>
       <w:r>
-        <w:t xml:space="preserve">Az oldal közösségi élményt is nyújt: a felhasználók értékelései és kommentjei alapján bárki eldöntheti, hogy egy adott alkotás megéri-e a figyelmet. Akár egyedül, akár barátokkal keres valaki filmet, a </w:t>
-      </w:r>
-      <w:proofErr w:type="spellStart"/>
-      <w:r>
-        <w:t>FilmFókusz</w:t>
-      </w:r>
-      <w:proofErr w:type="spellEnd"/>
-      <w:r>
-        <w:t xml:space="preserve"> megbízható ajánlásokkal segíti a döntést.</w:t>
+        <w:t>Az oldal közösségi élményt is nyújt: a felhasználók értékelései és kommentjei alapján bárki eldöntheti, hogy egy adott alkotás megéri-e a figyelmet. Akár egyedül, akár barátokkal keres valaki filmet, a FilmFókusz megbízható ajánlásokkal segíti a döntést.</w:t>
       </w:r>
     </w:p>
     <w:p>
@@ -2339,27 +2754,11 @@
         <w:spacing w:beforeAutospacing="1" w:afterAutospacing="1" w:line="360" w:lineRule="auto"/>
       </w:pPr>
       <w:r>
-        <w:t xml:space="preserve">A </w:t>
-      </w:r>
-      <w:proofErr w:type="spellStart"/>
-      <w:r>
-        <w:t>FilmFókusz</w:t>
-      </w:r>
-      <w:proofErr w:type="spellEnd"/>
-      <w:r>
-        <w:t xml:space="preserve"> célja, hogy átlátható és közösségi élményt nyújtson a filmek és sorozatok szerelmeseinek. Egy hely, ahol a klasszikusok és a modern alkotások egyaránt megtalálhatók, és ahol a közösségi vélemények segítenek a döntésben.</w:t>
+        <w:t>A FilmFókusz célja, hogy átlátható és közösségi élményt nyújtson a filmek és sorozatok szerelmeseinek. Egy hely, ahol a klasszikusok és a modern alkotások egyaránt megtalálhatók, és ahol a közösségi vélemények segítenek a döntésben.</w:t>
       </w:r>
       <w:r>
         <w:br/>
-        <w:t xml:space="preserve">A filmnézés élményét megosztani jó dolog – ezért hoztuk létre a </w:t>
-      </w:r>
-      <w:proofErr w:type="spellStart"/>
-      <w:r>
-        <w:t>FilmFókuszt</w:t>
-      </w:r>
-      <w:proofErr w:type="spellEnd"/>
-      <w:r>
-        <w:t>, ahol bárki ajánlhat, értékelhet és hozzászólhat kedvenc filmjeihez és sorozataihoz.</w:t>
+        <w:t>A filmnézés élményét megosztani jó dolog – ezért hoztuk létre a FilmFókuszt, ahol bárki ajánlhat, értékelhet és hozzászólhat kedvenc filmjeihez és sorozataihoz.</w:t>
       </w:r>
     </w:p>
     <w:p>
@@ -2373,7 +2772,7 @@
         </w:rPr>
         <w:br w:type="page"/>
       </w:r>
-      <w:bookmarkStart w:id="2" w:name="_Toc194304836"/>
+      <w:bookmarkStart w:id="2" w:name="_Toc194909560"/>
       <w:r>
         <w:lastRenderedPageBreak/>
         <w:t>A rendszer áttekintése</w:t>
@@ -2398,27 +2797,7 @@
           <w:bCs w:val="0"/>
           <w:color w:val="auto"/>
         </w:rPr>
-        <w:t xml:space="preserve">Mi az a </w:t>
-      </w:r>
-      <w:proofErr w:type="spellStart"/>
-      <w:r>
-        <w:rPr>
-          <w:rStyle w:val="Kiemels2"/>
-          <w:b w:val="0"/>
-          <w:bCs w:val="0"/>
-          <w:color w:val="auto"/>
-        </w:rPr>
-        <w:t>FilmFókusz</w:t>
-      </w:r>
-      <w:proofErr w:type="spellEnd"/>
-      <w:r>
-        <w:rPr>
-          <w:rStyle w:val="Kiemels2"/>
-          <w:b w:val="0"/>
-          <w:bCs w:val="0"/>
-          <w:color w:val="auto"/>
-        </w:rPr>
-        <w:t>?</w:t>
+        <w:t>Mi az a FilmFókusz?</w:t>
       </w:r>
     </w:p>
     <w:p>
@@ -2429,24 +2808,14 @@
       <w:r>
         <w:t xml:space="preserve">A </w:t>
       </w:r>
-      <w:proofErr w:type="spellStart"/>
       <w:r>
         <w:rPr>
           <w:rStyle w:val="Kiemels2"/>
         </w:rPr>
         <w:t>FilmFókusz</w:t>
       </w:r>
-      <w:proofErr w:type="spellEnd"/>
-      <w:r>
-        <w:t xml:space="preserve"> egy olyan weboldal, amely segíti a felhasználókat abban, hogy könnyedén megtalálják a számukra legérdekesebb filmeket és </w:t>
-      </w:r>
-      <w:proofErr w:type="spellStart"/>
-      <w:r>
-        <w:t>sorozatokat</w:t>
-      </w:r>
-      <w:proofErr w:type="spellEnd"/>
-      <w:r>
-        <w:t xml:space="preserve">. </w:t>
+      <w:r>
+        <w:t xml:space="preserve"> egy olyan weboldal, amely segíti a felhasználókat abban, hogy könnyedén megtalálják a számukra legérdekesebb filmeket és sorozatokat. </w:t>
       </w:r>
     </w:p>
     <w:p>
@@ -2489,7 +2858,6 @@
       <w:r>
         <w:t xml:space="preserve">A </w:t>
       </w:r>
-      <w:proofErr w:type="spellStart"/>
       <w:r>
         <w:rPr>
           <w:b/>
@@ -2497,7 +2865,6 @@
         </w:rPr>
         <w:t>FilmFókusz</w:t>
       </w:r>
-      <w:proofErr w:type="spellEnd"/>
       <w:r>
         <w:t xml:space="preserve"> weboldalt regisztrált felhasználók és adminisztrátorok használhatják.</w:t>
       </w:r>
@@ -2581,18 +2948,10 @@
       <w:pPr>
         <w:pStyle w:val="Cmsor2"/>
       </w:pPr>
-      <w:bookmarkStart w:id="3" w:name="_Toc194304837"/>
+      <w:bookmarkStart w:id="3" w:name="_Toc194909561"/>
       <w:r>
         <w:lastRenderedPageBreak/>
-        <w:t xml:space="preserve">Milyen funkciókat kínál a </w:t>
-      </w:r>
-      <w:proofErr w:type="spellStart"/>
-      <w:r>
-        <w:t>FilmFókusz</w:t>
-      </w:r>
-      <w:proofErr w:type="spellEnd"/>
-      <w:r>
-        <w:t>?</w:t>
+        <w:t>Milyen funkciókat kínál a FilmFókusz?</w:t>
       </w:r>
       <w:bookmarkEnd w:id="3"/>
     </w:p>
@@ -2687,19 +3046,8 @@
           <w:sz w:val="24"/>
           <w:szCs w:val="24"/>
         </w:rPr>
-        <w:t xml:space="preserve"> </w:t>
-      </w:r>
-      <w:proofErr w:type="spellStart"/>
-      <w:r>
-        <w:rPr>
-          <w:b/>
-          <w:bCs/>
-          <w:sz w:val="24"/>
-          <w:szCs w:val="24"/>
-        </w:rPr>
-        <w:t>FilmFókusz</w:t>
-      </w:r>
-      <w:proofErr w:type="spellEnd"/>
+        <w:t xml:space="preserve"> FilmFókusz</w:t>
+      </w:r>
       <w:r>
         <w:rPr>
           <w:sz w:val="24"/>
@@ -2992,7 +3340,7 @@
           <w:szCs w:val="24"/>
         </w:rPr>
         <w:drawing>
-          <wp:anchor distT="0" distB="0" distL="114300" distR="114300" simplePos="0" relativeHeight="251668480" behindDoc="0" locked="0" layoutInCell="1" allowOverlap="1" wp14:anchorId="23F2BA43" wp14:editId="19834ADF">
+          <wp:anchor distT="0" distB="0" distL="114300" distR="114300" simplePos="0" relativeHeight="251668480" behindDoc="0" locked="0" layoutInCell="1" allowOverlap="1" wp14:anchorId="23F2BA43" wp14:editId="214D691A">
             <wp:simplePos x="0" y="0"/>
             <wp:positionH relativeFrom="margin">
               <wp:align>right</wp:align>
@@ -3136,80 +3484,32 @@
           <w:lang w:val="hu-HU"/>
         </w:rPr>
       </w:pPr>
-      <w:proofErr w:type="spellStart"/>
-      <w:r>
-        <w:rPr>
-          <w:b/>
-          <w:bCs/>
-          <w:sz w:val="24"/>
-          <w:szCs w:val="24"/>
-          <w:lang w:val="hu-HU"/>
-        </w:rPr>
-        <w:t>Carousel</w:t>
-      </w:r>
-      <w:proofErr w:type="spellEnd"/>
-      <w:r>
-        <w:rPr>
-          <w:b/>
-          <w:bCs/>
-          <w:sz w:val="24"/>
-          <w:szCs w:val="24"/>
-          <w:lang w:val="hu-HU"/>
-        </w:rPr>
-        <w:t xml:space="preserve"> (forgó ajánlások):</w:t>
-      </w:r>
-    </w:p>
-    <w:p>
-      <w:pPr>
-        <w:rPr>
-          <w:sz w:val="24"/>
-          <w:szCs w:val="24"/>
-          <w:lang w:val="hu-HU"/>
-        </w:rPr>
-      </w:pPr>
-      <w:r>
-        <w:rPr>
-          <w:sz w:val="24"/>
-          <w:szCs w:val="24"/>
-          <w:lang w:val="hu-HU"/>
-        </w:rPr>
-        <w:t xml:space="preserve"> Az oldal tetején egy </w:t>
-      </w:r>
-      <w:proofErr w:type="spellStart"/>
-      <w:r>
-        <w:rPr>
-          <w:sz w:val="24"/>
-          <w:szCs w:val="24"/>
-          <w:lang w:val="hu-HU"/>
-        </w:rPr>
-        <w:t>carousel</w:t>
-      </w:r>
-      <w:proofErr w:type="spellEnd"/>
-      <w:r>
-        <w:rPr>
-          <w:sz w:val="24"/>
-          <w:szCs w:val="24"/>
-          <w:lang w:val="hu-HU"/>
-        </w:rPr>
-        <w:t xml:space="preserve"> található, amely véletlenszerűen kiemel filmeket és </w:t>
-      </w:r>
-      <w:proofErr w:type="spellStart"/>
-      <w:r>
-        <w:rPr>
-          <w:sz w:val="24"/>
-          <w:szCs w:val="24"/>
-          <w:lang w:val="hu-HU"/>
-        </w:rPr>
-        <w:t>sorozatokat</w:t>
-      </w:r>
-      <w:proofErr w:type="spellEnd"/>
-      <w:r>
-        <w:rPr>
-          <w:sz w:val="24"/>
-          <w:szCs w:val="24"/>
-          <w:lang w:val="hu-HU"/>
-        </w:rPr>
-        <w:t>.</w:t>
+      <w:r>
+        <w:rPr>
+          <w:b/>
+          <w:bCs/>
+          <w:sz w:val="24"/>
+          <w:szCs w:val="24"/>
+          <w:lang w:val="hu-HU"/>
+        </w:rPr>
+        <w:t>Carousel (forgó ajánlások):</w:t>
+      </w:r>
+    </w:p>
+    <w:p>
+      <w:pPr>
+        <w:rPr>
+          <w:sz w:val="24"/>
+          <w:szCs w:val="24"/>
+          <w:lang w:val="hu-HU"/>
+        </w:rPr>
+      </w:pPr>
+      <w:r>
+        <w:rPr>
+          <w:sz w:val="24"/>
+          <w:szCs w:val="24"/>
+          <w:lang w:val="hu-HU"/>
+        </w:rPr>
+        <w:t xml:space="preserve"> Az oldal tetején egy carousel található, amely véletlenszerűen kiemel filmeket és sorozatokat.</w:t>
       </w:r>
     </w:p>
     <w:p>
@@ -3275,25 +3575,7 @@
           <w:szCs w:val="24"/>
           <w:lang w:val="hu-HU"/>
         </w:rPr>
-        <w:t xml:space="preserve">, hogy konkrét filmeket vagy </w:t>
-      </w:r>
-      <w:proofErr w:type="spellStart"/>
-      <w:r>
-        <w:rPr>
-          <w:sz w:val="24"/>
-          <w:szCs w:val="24"/>
-          <w:lang w:val="hu-HU"/>
-        </w:rPr>
-        <w:t>sorozatokat</w:t>
-      </w:r>
-      <w:proofErr w:type="spellEnd"/>
-      <w:r>
-        <w:rPr>
-          <w:sz w:val="24"/>
-          <w:szCs w:val="24"/>
-          <w:lang w:val="hu-HU"/>
-        </w:rPr>
-        <w:t xml:space="preserve"> találjon az adatbázisban.</w:t>
+        <w:t>, hogy konkrét filmeket vagy sorozatokat találjon az adatbázisban.</w:t>
       </w:r>
     </w:p>
     <w:p>
@@ -3429,25 +3711,7 @@
           <w:szCs w:val="24"/>
           <w:lang w:val="hu-HU"/>
         </w:rPr>
-        <w:t xml:space="preserve"> A felhasználó kiválaszthatja, hogy az 1970-es évektől a 2020-as évekig milyen filmeket vagy </w:t>
-      </w:r>
-      <w:proofErr w:type="spellStart"/>
-      <w:r>
-        <w:rPr>
-          <w:sz w:val="24"/>
-          <w:szCs w:val="24"/>
-          <w:lang w:val="hu-HU"/>
-        </w:rPr>
-        <w:t>sorozatokat</w:t>
-      </w:r>
-      <w:proofErr w:type="spellEnd"/>
-      <w:r>
-        <w:rPr>
-          <w:sz w:val="24"/>
-          <w:szCs w:val="24"/>
-          <w:lang w:val="hu-HU"/>
-        </w:rPr>
-        <w:t xml:space="preserve"> szeretne megtekinteni.</w:t>
+        <w:t xml:space="preserve"> A felhasználó kiválaszthatja, hogy az 1970-es évektől a 2020-as évekig milyen filmeket vagy sorozatokat szeretne megtekinteni.</w:t>
       </w:r>
     </w:p>
     <w:p>
@@ -3584,19 +3848,8 @@
           <w:sz w:val="24"/>
           <w:szCs w:val="24"/>
         </w:rPr>
-        <w:t xml:space="preserve">ajánlott </w:t>
-      </w:r>
-      <w:proofErr w:type="spellStart"/>
-      <w:r>
-        <w:rPr>
-          <w:b/>
-          <w:bCs/>
-          <w:sz w:val="24"/>
-          <w:szCs w:val="24"/>
-        </w:rPr>
-        <w:t>sorozatokat</w:t>
-      </w:r>
-      <w:proofErr w:type="spellEnd"/>
+        <w:t>ajánlott sorozatokat</w:t>
+      </w:r>
       <w:r>
         <w:rPr>
           <w:sz w:val="24"/>
@@ -3753,23 +4006,7 @@
           <w:sz w:val="24"/>
           <w:szCs w:val="24"/>
         </w:rPr>
-        <w:t xml:space="preserve">A felhasználók kereshetnek filmeket és </w:t>
-      </w:r>
-      <w:proofErr w:type="spellStart"/>
-      <w:r>
-        <w:rPr>
-          <w:sz w:val="24"/>
-          <w:szCs w:val="24"/>
-        </w:rPr>
-        <w:t>sorozatokat</w:t>
-      </w:r>
-      <w:proofErr w:type="spellEnd"/>
-      <w:r>
-        <w:rPr>
-          <w:sz w:val="24"/>
-          <w:szCs w:val="24"/>
-        </w:rPr>
-        <w:t xml:space="preserve"> az </w:t>
+        <w:t xml:space="preserve">A felhasználók kereshetnek filmeket és sorozatokat az </w:t>
       </w:r>
       <w:r>
         <w:rPr>
@@ -3782,6 +4019,23 @@
     </w:p>
     <w:p>
       <w:pPr>
+        <w:rPr>
+          <w:b/>
+          <w:sz w:val="24"/>
+          <w:szCs w:val="24"/>
+        </w:rPr>
+      </w:pPr>
+      <w:r>
+        <w:rPr>
+          <w:b/>
+          <w:sz w:val="24"/>
+          <w:szCs w:val="24"/>
+        </w:rPr>
+        <w:br w:type="page"/>
+      </w:r>
+    </w:p>
+    <w:p>
+      <w:pPr>
         <w:spacing w:before="240" w:after="40"/>
         <w:rPr>
           <w:b/>
@@ -3796,6 +4050,7 @@
           <w:sz w:val="24"/>
           <w:szCs w:val="24"/>
         </w:rPr>
+        <w:lastRenderedPageBreak/>
         <w:t>Profilkép beállítása</w:t>
       </w:r>
       <w:r>
@@ -3841,7 +4096,6 @@
           <w:sz w:val="24"/>
           <w:szCs w:val="24"/>
         </w:rPr>
-        <w:lastRenderedPageBreak/>
         <w:t xml:space="preserve">Minden regisztrált felhasználó számára </w:t>
       </w:r>
       <w:r>
@@ -4003,25 +4257,7 @@
           <w:szCs w:val="24"/>
           <w:lang w:val="hu-HU"/>
         </w:rPr>
-        <w:t xml:space="preserve"> menüpontra kattintva az adatbázisban lévő összes sorozatot megjeleníti az oldalon így fel is fedezhetik a felhasználók új </w:t>
-      </w:r>
-      <w:proofErr w:type="spellStart"/>
-      <w:r>
-        <w:rPr>
-          <w:sz w:val="24"/>
-          <w:szCs w:val="24"/>
-          <w:lang w:val="hu-HU"/>
-        </w:rPr>
-        <w:t>sorozatokat</w:t>
-      </w:r>
-      <w:proofErr w:type="spellEnd"/>
-      <w:r>
-        <w:rPr>
-          <w:sz w:val="24"/>
-          <w:szCs w:val="24"/>
-          <w:lang w:val="hu-HU"/>
-        </w:rPr>
-        <w:t>.</w:t>
+        <w:t xml:space="preserve"> menüpontra kattintva az adatbázisban lévő összes sorozatot megjeleníti az oldalon így fel is fedezhetik a felhasználók új sorozatokat.</w:t>
       </w:r>
     </w:p>
     <w:p>
@@ -4125,29 +4361,7 @@
           <w:szCs w:val="24"/>
           <w:lang w:val="hu-HU"/>
         </w:rPr>
-        <w:t xml:space="preserve"> menüpont kattintás nélküli használata egy legördülő listát jelenít meg ahol </w:t>
-      </w:r>
-      <w:proofErr w:type="spellStart"/>
-      <w:r>
-        <w:rPr>
-          <w:bCs/>
-          <w:color w:val="000000" w:themeColor="text1"/>
-          <w:sz w:val="24"/>
-          <w:szCs w:val="24"/>
-          <w:lang w:val="hu-HU"/>
-        </w:rPr>
-        <w:t>kölünböző</w:t>
-      </w:r>
-      <w:proofErr w:type="spellEnd"/>
-      <w:r>
-        <w:rPr>
-          <w:bCs/>
-          <w:color w:val="000000" w:themeColor="text1"/>
-          <w:sz w:val="24"/>
-          <w:szCs w:val="24"/>
-          <w:lang w:val="hu-HU"/>
-        </w:rPr>
-        <w:t xml:space="preserve"> műfajokat láthat a felhasználó ugyanígy a </w:t>
+        <w:t xml:space="preserve"> menüpont kattintás nélküli használata egy legördülő listát jelenít meg ahol kölünböző műfajokat láthat a felhasználó ugyanígy a </w:t>
       </w:r>
       <w:r>
         <w:rPr>
@@ -4338,27 +4552,7 @@
           <w:szCs w:val="24"/>
           <w:lang w:val="hu-HU"/>
         </w:rPr>
-        <w:t xml:space="preserve"> funkció segítségével a felhasználók szórakoztató módon választhatnak filmeket vagy </w:t>
-      </w:r>
-      <w:proofErr w:type="spellStart"/>
-      <w:r>
-        <w:rPr>
-          <w:bCs/>
-          <w:sz w:val="24"/>
-          <w:szCs w:val="24"/>
-          <w:lang w:val="hu-HU"/>
-        </w:rPr>
-        <w:t>sorozatokat</w:t>
-      </w:r>
-      <w:proofErr w:type="spellEnd"/>
-      <w:r>
-        <w:rPr>
-          <w:bCs/>
-          <w:sz w:val="24"/>
-          <w:szCs w:val="24"/>
-          <w:lang w:val="hu-HU"/>
-        </w:rPr>
-        <w:t xml:space="preserve">. A felhasználók választhatják, hogy </w:t>
+        <w:t xml:space="preserve"> funkció segítségével a felhasználók szórakoztató módon választhatnak filmeket vagy sorozatokat. A felhasználók választhatják, hogy </w:t>
       </w:r>
       <w:r>
         <w:rPr>
@@ -4513,6 +4707,7 @@
           <w:sz w:val="24"/>
           <w:szCs w:val="24"/>
         </w:rPr>
+        <w:lastRenderedPageBreak/>
         <w:t>További oldalak</w:t>
       </w:r>
       <w:r>
@@ -4542,7 +4737,6 @@
           <w:szCs w:val="24"/>
           <w:lang w:val="hu-HU"/>
         </w:rPr>
-        <w:lastRenderedPageBreak/>
         <w:t xml:space="preserve">Az oldalon elérhetőek még a </w:t>
       </w:r>
       <w:r>
@@ -4599,7 +4793,7 @@
       <w:pPr>
         <w:pStyle w:val="Cmsor2"/>
       </w:pPr>
-      <w:bookmarkStart w:id="4" w:name="_Toc194304838"/>
+      <w:bookmarkStart w:id="4" w:name="_Toc194909562"/>
       <w:r>
         <w:t>Film</w:t>
       </w:r>
@@ -4710,18 +4904,8 @@
           <w:sz w:val="24"/>
           <w:szCs w:val="24"/>
         </w:rPr>
-        <w:t xml:space="preserve">Film/Sorozat </w:t>
-      </w:r>
-      <w:proofErr w:type="spellStart"/>
-      <w:r>
-        <w:rPr>
-          <w:b/>
-          <w:sz w:val="24"/>
-          <w:szCs w:val="24"/>
-        </w:rPr>
-        <w:t>Trailer</w:t>
-      </w:r>
-      <w:proofErr w:type="spellEnd"/>
+        <w:t>Film/Sorozat Trailer</w:t>
+      </w:r>
       <w:r>
         <w:rPr>
           <w:b/>
@@ -4819,7 +5003,6 @@
         </w:rPr>
         <w:t xml:space="preserve">A felugró ablakban az adott film vagy sorozat </w:t>
       </w:r>
-      <w:proofErr w:type="spellStart"/>
       <w:r>
         <w:rPr>
           <w:b/>
@@ -4827,7 +5010,6 @@
         </w:rPr>
         <w:t>trailerét</w:t>
       </w:r>
-      <w:proofErr w:type="spellEnd"/>
       <w:r>
         <w:rPr>
           <w:bCs/>
@@ -4984,6 +5166,7 @@
           <w:szCs w:val="24"/>
           <w:lang w:val="hu-HU"/>
         </w:rPr>
+        <w:lastRenderedPageBreak/>
         <w:t>Cím:</w:t>
       </w:r>
       <w:r>
@@ -5245,7 +5428,6 @@
         </w:rPr>
       </w:pPr>
       <w:hyperlink r:id="rId13" w:history="1">
-        <w:proofErr w:type="spellStart"/>
         <w:r>
           <w:rPr>
             <w:rStyle w:val="Hiperhivatkozs"/>
@@ -5260,7 +5442,6 @@
           </w:rPr>
           <w:t>b</w:t>
         </w:r>
-        <w:proofErr w:type="spellEnd"/>
         <w:r>
           <w:rPr>
             <w:rStyle w:val="Hiperhivatkozs"/>
@@ -5341,39 +5522,7 @@
           <w:bCs/>
           <w:color w:val="auto"/>
         </w:rPr>
-        <w:t xml:space="preserve"> A felhasználók az oldal jelenlegi verziójában nem tudják értékelni a filmeket és </w:t>
-      </w:r>
-      <w:proofErr w:type="spellStart"/>
-      <w:r>
-        <w:rPr>
-          <w:bCs/>
-          <w:color w:val="auto"/>
-        </w:rPr>
-        <w:t>sorozatokat</w:t>
-      </w:r>
-      <w:proofErr w:type="spellEnd"/>
-      <w:r>
-        <w:rPr>
-          <w:bCs/>
-          <w:color w:val="auto"/>
-        </w:rPr>
-        <w:t xml:space="preserve">, de ez a funkció jövőbeli fejlesztés alatt áll. A terv az, hogy egy 1-től 5-ig terjedő értékelési rendszert vezessünk be, amellyel a felhasználók osztályozhatják a megtekintett filmeket és </w:t>
-      </w:r>
-      <w:proofErr w:type="spellStart"/>
-      <w:r>
-        <w:rPr>
-          <w:bCs/>
-          <w:color w:val="auto"/>
-        </w:rPr>
-        <w:t>sorozatokat</w:t>
-      </w:r>
-      <w:proofErr w:type="spellEnd"/>
-      <w:r>
-        <w:rPr>
-          <w:bCs/>
-          <w:color w:val="auto"/>
-        </w:rPr>
-        <w:t>.</w:t>
+        <w:t xml:space="preserve"> A felhasználók az oldal jelenlegi verziójában nem tudják értékelni a filmeket és sorozatokat, de ez a funkció jövőbeli fejlesztés alatt áll. A terv az, hogy egy 1-től 5-ig terjedő értékelési rendszert vezessünk be, amellyel a felhasználók osztályozhatják a megtekintett filmeket és sorozatokat.</w:t>
       </w:r>
     </w:p>
     <w:p>
@@ -5467,7 +5616,6 @@
         </w:rPr>
         <w:t xml:space="preserve">A </w:t>
       </w:r>
-      <w:proofErr w:type="spellStart"/>
       <w:r>
         <w:rPr>
           <w:b/>
@@ -5475,29 +5623,12 @@
         </w:rPr>
         <w:t>FilmFókusz</w:t>
       </w:r>
-      <w:proofErr w:type="spellEnd"/>
       <w:r>
         <w:rPr>
           <w:bCs/>
           <w:color w:val="auto"/>
         </w:rPr>
-        <w:t xml:space="preserve"> nemcsak amerikai filmeket és </w:t>
-      </w:r>
-      <w:proofErr w:type="spellStart"/>
-      <w:r>
-        <w:rPr>
-          <w:bCs/>
-          <w:color w:val="auto"/>
-        </w:rPr>
-        <w:t>sorozatokat</w:t>
-      </w:r>
-      <w:proofErr w:type="spellEnd"/>
-      <w:r>
-        <w:rPr>
-          <w:bCs/>
-          <w:color w:val="auto"/>
-        </w:rPr>
-        <w:t xml:space="preserve"> kínál, hanem </w:t>
+        <w:t xml:space="preserve"> nemcsak amerikai filmeket és sorozatokat kínál, hanem </w:t>
       </w:r>
       <w:r>
         <w:rPr>
@@ -5549,7 +5680,7 @@
       <w:pPr>
         <w:pStyle w:val="Cmsor1"/>
       </w:pPr>
-      <w:bookmarkStart w:id="5" w:name="_Toc194304839"/>
+      <w:bookmarkStart w:id="5" w:name="_Toc194909563"/>
       <w:r>
         <w:lastRenderedPageBreak/>
         <w:t>Fejlesztői Dokumentáció</w:t>
@@ -5569,7 +5700,7 @@
       <w:pPr>
         <w:pStyle w:val="Cmsor2"/>
       </w:pPr>
-      <w:bookmarkStart w:id="6" w:name="_Toc194304840"/>
+      <w:bookmarkStart w:id="6" w:name="_Toc194909564"/>
       <w:r>
         <w:t>Backend:</w:t>
       </w:r>
@@ -5593,29 +5724,7 @@
           <w:szCs w:val="24"/>
           <w:lang w:val="hu-HU"/>
         </w:rPr>
-        <w:t xml:space="preserve">Backend (Web API, ASP.NET </w:t>
-      </w:r>
-      <w:proofErr w:type="spellStart"/>
-      <w:r>
-        <w:rPr>
-          <w:b/>
-          <w:bCs/>
-          <w:sz w:val="24"/>
-          <w:szCs w:val="24"/>
-          <w:lang w:val="hu-HU"/>
-        </w:rPr>
-        <w:t>Core</w:t>
-      </w:r>
-      <w:proofErr w:type="spellEnd"/>
-      <w:r>
-        <w:rPr>
-          <w:b/>
-          <w:bCs/>
-          <w:sz w:val="24"/>
-          <w:szCs w:val="24"/>
-          <w:lang w:val="hu-HU"/>
-        </w:rPr>
-        <w:t>):</w:t>
+        <w:t>Backend (Web API, ASP.NET Core):</w:t>
       </w:r>
     </w:p>
     <w:p>
@@ -5693,61 +5802,7 @@
           <w:szCs w:val="24"/>
           <w:lang w:val="hu-HU"/>
         </w:rPr>
-        <w:t>(</w:t>
-      </w:r>
-      <w:proofErr w:type="spellStart"/>
-      <w:r>
-        <w:rPr>
-          <w:sz w:val="24"/>
-          <w:szCs w:val="24"/>
-          <w:lang w:val="hu-HU"/>
-        </w:rPr>
-        <w:t>Application</w:t>
-      </w:r>
-      <w:proofErr w:type="spellEnd"/>
-      <w:r>
-        <w:rPr>
-          <w:sz w:val="24"/>
-          <w:szCs w:val="24"/>
-          <w:lang w:val="hu-HU"/>
-        </w:rPr>
-        <w:t xml:space="preserve"> </w:t>
-      </w:r>
-      <w:proofErr w:type="spellStart"/>
-      <w:r>
-        <w:rPr>
-          <w:sz w:val="24"/>
-          <w:szCs w:val="24"/>
-          <w:lang w:val="hu-HU"/>
-        </w:rPr>
-        <w:t>Programming</w:t>
-      </w:r>
-      <w:proofErr w:type="spellEnd"/>
-      <w:r>
-        <w:rPr>
-          <w:sz w:val="24"/>
-          <w:szCs w:val="24"/>
-          <w:lang w:val="hu-HU"/>
-        </w:rPr>
-        <w:t xml:space="preserve"> </w:t>
-      </w:r>
-      <w:proofErr w:type="spellStart"/>
-      <w:r>
-        <w:rPr>
-          <w:sz w:val="24"/>
-          <w:szCs w:val="24"/>
-          <w:lang w:val="hu-HU"/>
-        </w:rPr>
-        <w:t>Interface</w:t>
-      </w:r>
-      <w:proofErr w:type="spellEnd"/>
-      <w:r>
-        <w:rPr>
-          <w:sz w:val="24"/>
-          <w:szCs w:val="24"/>
-          <w:lang w:val="hu-HU"/>
-        </w:rPr>
-        <w:t>) az alkalmazások közötti kommunikációt lehetővé tevő interfész, amely lehetővé teszi, hogy a különböző rendszerek adatokat cseréljenek és funkciókat hívjanak meg egymás között. Az API-k megkönnyítik a fejlesztők munkáját, mivel lehetővé teszik, hogy már meglévő komponenseket használjanak, így gyorsítva a fejlesztési folyamatot.</w:t>
+        <w:t>(Application Programming Interface) az alkalmazások közötti kommunikációt lehetővé tevő interfész, amely lehetővé teszi, hogy a különböző rendszerek adatokat cseréljenek és funkciókat hívjanak meg egymás között. Az API-k megkönnyítik a fejlesztők munkáját, mivel lehetővé teszik, hogy már meglévő komponenseket használjanak, így gyorsítva a fejlesztési folyamatot.</w:t>
       </w:r>
     </w:p>
     <w:p>
@@ -5795,25 +5850,15 @@
           <w:lang w:val="hu-HU"/>
         </w:rPr>
       </w:pPr>
-      <w:bookmarkStart w:id="7" w:name="_Toc194304841"/>
-      <w:r>
-        <w:rPr>
-          <w:b/>
-          <w:sz w:val="24"/>
-          <w:szCs w:val="24"/>
-        </w:rPr>
-        <w:t xml:space="preserve">ASP.NET </w:t>
-      </w:r>
-      <w:proofErr w:type="spellStart"/>
-      <w:r>
-        <w:rPr>
-          <w:b/>
-          <w:sz w:val="24"/>
-          <w:szCs w:val="24"/>
-        </w:rPr>
-        <w:t>Core</w:t>
-      </w:r>
-      <w:proofErr w:type="spellEnd"/>
+      <w:bookmarkStart w:id="7" w:name="_Toc194909565"/>
+      <w:r>
+        <w:rPr>
+          <w:b/>
+          <w:sz w:val="24"/>
+          <w:szCs w:val="24"/>
+        </w:rPr>
+        <w:t>ASP.NET Core</w:t>
+      </w:r>
       <w:r>
         <w:rPr>
           <w:b/>
@@ -5836,6 +5881,7 @@
         </w:rPr>
       </w:pPr>
       <w:bookmarkStart w:id="8" w:name="_Toc194304842"/>
+      <w:bookmarkStart w:id="9" w:name="_Toc194909566"/>
       <w:r>
         <w:rPr>
           <w:bCs/>
@@ -5850,63 +5896,18 @@
           <w:sz w:val="24"/>
           <w:szCs w:val="24"/>
         </w:rPr>
-        <w:t xml:space="preserve">ASP.NET </w:t>
-      </w:r>
-      <w:proofErr w:type="spellStart"/>
-      <w:r>
-        <w:rPr>
-          <w:b/>
-          <w:sz w:val="24"/>
-          <w:szCs w:val="24"/>
-        </w:rPr>
-        <w:t>Core</w:t>
-      </w:r>
-      <w:proofErr w:type="spellEnd"/>
-      <w:r>
-        <w:rPr>
-          <w:bCs/>
-          <w:sz w:val="24"/>
-          <w:szCs w:val="24"/>
-        </w:rPr>
-        <w:t xml:space="preserve"> keretrendszeren alapul. Az ASP.NET </w:t>
-      </w:r>
-      <w:proofErr w:type="spellStart"/>
-      <w:r>
-        <w:rPr>
-          <w:bCs/>
-          <w:sz w:val="24"/>
-          <w:szCs w:val="24"/>
-        </w:rPr>
-        <w:t>Core</w:t>
-      </w:r>
-      <w:proofErr w:type="spellEnd"/>
-      <w:r>
-        <w:rPr>
-          <w:bCs/>
-          <w:sz w:val="24"/>
-          <w:szCs w:val="24"/>
-        </w:rPr>
-        <w:t xml:space="preserve"> egy nyílt forráskódú, moduláris webes fejlesztési keretrendszer, amely a .NET platformra építkezik, és ideális választás dinamikus weboldalak és alkalmazások fejlesztésére. Az ASP.NET </w:t>
-      </w:r>
-      <w:proofErr w:type="spellStart"/>
-      <w:r>
-        <w:rPr>
-          <w:bCs/>
-          <w:sz w:val="24"/>
-          <w:szCs w:val="24"/>
-        </w:rPr>
-        <w:t>Core</w:t>
-      </w:r>
-      <w:proofErr w:type="spellEnd"/>
-      <w:r>
-        <w:rPr>
-          <w:bCs/>
-          <w:sz w:val="24"/>
-          <w:szCs w:val="24"/>
-        </w:rPr>
-        <w:t xml:space="preserve"> gyors, biztonságos és könnyen skálázható, lehetővé téve az alkalmazásunk számára, hogy hatékonyan kezelje a felhasználói kéréseket és interakciókat.</w:t>
+        <w:t>ASP.NET Core</w:t>
+      </w:r>
+      <w:r>
+        <w:rPr>
+          <w:bCs/>
+          <w:sz w:val="24"/>
+          <w:szCs w:val="24"/>
+        </w:rPr>
+        <w:t xml:space="preserve"> keretrendszeren alapul. Az ASP.NET Core egy nyílt forráskódú, moduláris webes fejlesztési keretrendszer, amely a .NET platformra építkezik, és ideális választás dinamikus weboldalak és alkalmazások fejlesztésére. Az ASP.NET Core gyors, biztonságos és könnyen skálázható, lehetővé téve az alkalmazásunk számára, hogy hatékonyan kezelje a felhasználói kéréseket és interakciókat.</w:t>
       </w:r>
       <w:bookmarkEnd w:id="8"/>
+      <w:bookmarkEnd w:id="9"/>
     </w:p>
     <w:p>
       <w:pPr>
@@ -6147,39 +6148,8 @@
           <w:szCs w:val="24"/>
           <w:lang w:val="hu-HU"/>
         </w:rPr>
-        <w:t>GET /</w:t>
-      </w:r>
-      <w:proofErr w:type="spellStart"/>
-      <w:r>
-        <w:rPr>
-          <w:b/>
-          <w:sz w:val="24"/>
-          <w:szCs w:val="24"/>
-          <w:lang w:val="hu-HU"/>
-        </w:rPr>
-        <w:t>api</w:t>
-      </w:r>
-      <w:proofErr w:type="spellEnd"/>
-      <w:r>
-        <w:rPr>
-          <w:b/>
-          <w:sz w:val="24"/>
-          <w:szCs w:val="24"/>
-          <w:lang w:val="hu-HU"/>
-        </w:rPr>
-        <w:t>/</w:t>
-      </w:r>
-      <w:proofErr w:type="spellStart"/>
-      <w:r>
-        <w:rPr>
-          <w:b/>
-          <w:sz w:val="24"/>
-          <w:szCs w:val="24"/>
-          <w:lang w:val="hu-HU"/>
-        </w:rPr>
-        <w:t>films</w:t>
-      </w:r>
-      <w:proofErr w:type="spellEnd"/>
+        <w:t>GET /api/films</w:t>
+      </w:r>
     </w:p>
     <w:p>
       <w:pPr>
@@ -6263,39 +6233,8 @@
           <w:szCs w:val="24"/>
           <w:lang w:val="hu-HU"/>
         </w:rPr>
-        <w:t>POST /</w:t>
-      </w:r>
-      <w:proofErr w:type="spellStart"/>
-      <w:r>
-        <w:rPr>
-          <w:b/>
-          <w:sz w:val="24"/>
-          <w:szCs w:val="24"/>
-          <w:lang w:val="hu-HU"/>
-        </w:rPr>
-        <w:t>api</w:t>
-      </w:r>
-      <w:proofErr w:type="spellEnd"/>
-      <w:r>
-        <w:rPr>
-          <w:b/>
-          <w:sz w:val="24"/>
-          <w:szCs w:val="24"/>
-          <w:lang w:val="hu-HU"/>
-        </w:rPr>
-        <w:t>/</w:t>
-      </w:r>
-      <w:proofErr w:type="spellStart"/>
-      <w:r>
-        <w:rPr>
-          <w:b/>
-          <w:sz w:val="24"/>
-          <w:szCs w:val="24"/>
-          <w:lang w:val="hu-HU"/>
-        </w:rPr>
-        <w:t>films</w:t>
-      </w:r>
-      <w:proofErr w:type="spellEnd"/>
+        <w:t>POST /api/films</w:t>
+      </w:r>
     </w:p>
     <w:p>
       <w:pPr>
@@ -6379,67 +6318,7 @@
           <w:szCs w:val="24"/>
           <w:lang w:val="hu-HU"/>
         </w:rPr>
-        <w:t>PUT /</w:t>
-      </w:r>
-      <w:proofErr w:type="spellStart"/>
-      <w:r>
-        <w:rPr>
-          <w:b/>
-          <w:sz w:val="24"/>
-          <w:szCs w:val="24"/>
-          <w:lang w:val="hu-HU"/>
-        </w:rPr>
-        <w:t>api</w:t>
-      </w:r>
-      <w:proofErr w:type="spellEnd"/>
-      <w:r>
-        <w:rPr>
-          <w:b/>
-          <w:sz w:val="24"/>
-          <w:szCs w:val="24"/>
-          <w:lang w:val="hu-HU"/>
-        </w:rPr>
-        <w:t>/</w:t>
-      </w:r>
-      <w:proofErr w:type="spellStart"/>
-      <w:r>
-        <w:rPr>
-          <w:b/>
-          <w:sz w:val="24"/>
-          <w:szCs w:val="24"/>
-          <w:lang w:val="hu-HU"/>
-        </w:rPr>
-        <w:t>films</w:t>
-      </w:r>
-      <w:proofErr w:type="spellEnd"/>
-      <w:r>
-        <w:rPr>
-          <w:b/>
-          <w:sz w:val="24"/>
-          <w:szCs w:val="24"/>
-          <w:lang w:val="hu-HU"/>
-        </w:rPr>
-        <w:t>/{</w:t>
-      </w:r>
-      <w:proofErr w:type="spellStart"/>
-      <w:r>
-        <w:rPr>
-          <w:b/>
-          <w:sz w:val="24"/>
-          <w:szCs w:val="24"/>
-          <w:lang w:val="hu-HU"/>
-        </w:rPr>
-        <w:t>id</w:t>
-      </w:r>
-      <w:proofErr w:type="spellEnd"/>
-      <w:r>
-        <w:rPr>
-          <w:b/>
-          <w:sz w:val="24"/>
-          <w:szCs w:val="24"/>
-          <w:lang w:val="hu-HU"/>
-        </w:rPr>
-        <w:t>}</w:t>
+        <w:t>PUT /api/films/{id}</w:t>
       </w:r>
     </w:p>
     <w:p>
@@ -6476,27 +6355,7 @@
           <w:szCs w:val="24"/>
           <w:lang w:val="hu-HU"/>
         </w:rPr>
-        <w:t xml:space="preserve"> egy meglévő filmet az </w:t>
-      </w:r>
-      <w:proofErr w:type="spellStart"/>
-      <w:r>
-        <w:rPr>
-          <w:bCs/>
-          <w:sz w:val="24"/>
-          <w:szCs w:val="24"/>
-          <w:lang w:val="hu-HU"/>
-        </w:rPr>
-        <w:t>id</w:t>
-      </w:r>
-      <w:proofErr w:type="spellEnd"/>
-      <w:r>
-        <w:rPr>
-          <w:bCs/>
-          <w:sz w:val="24"/>
-          <w:szCs w:val="24"/>
-          <w:lang w:val="hu-HU"/>
-        </w:rPr>
-        <w:t xml:space="preserve"> alapján.</w:t>
+        <w:t xml:space="preserve"> egy meglévő filmet az id alapján.</w:t>
       </w:r>
     </w:p>
     <w:p>
@@ -6544,67 +6403,7 @@
           <w:szCs w:val="24"/>
           <w:lang w:val="hu-HU"/>
         </w:rPr>
-        <w:t>DELETE /</w:t>
-      </w:r>
-      <w:proofErr w:type="spellStart"/>
-      <w:r>
-        <w:rPr>
-          <w:b/>
-          <w:sz w:val="24"/>
-          <w:szCs w:val="24"/>
-          <w:lang w:val="hu-HU"/>
-        </w:rPr>
-        <w:t>api</w:t>
-      </w:r>
-      <w:proofErr w:type="spellEnd"/>
-      <w:r>
-        <w:rPr>
-          <w:b/>
-          <w:sz w:val="24"/>
-          <w:szCs w:val="24"/>
-          <w:lang w:val="hu-HU"/>
-        </w:rPr>
-        <w:t>/</w:t>
-      </w:r>
-      <w:proofErr w:type="spellStart"/>
-      <w:r>
-        <w:rPr>
-          <w:b/>
-          <w:sz w:val="24"/>
-          <w:szCs w:val="24"/>
-          <w:lang w:val="hu-HU"/>
-        </w:rPr>
-        <w:t>films</w:t>
-      </w:r>
-      <w:proofErr w:type="spellEnd"/>
-      <w:r>
-        <w:rPr>
-          <w:b/>
-          <w:sz w:val="24"/>
-          <w:szCs w:val="24"/>
-          <w:lang w:val="hu-HU"/>
-        </w:rPr>
-        <w:t>/{</w:t>
-      </w:r>
-      <w:proofErr w:type="spellStart"/>
-      <w:r>
-        <w:rPr>
-          <w:b/>
-          <w:sz w:val="24"/>
-          <w:szCs w:val="24"/>
-          <w:lang w:val="hu-HU"/>
-        </w:rPr>
-        <w:t>id</w:t>
-      </w:r>
-      <w:proofErr w:type="spellEnd"/>
-      <w:r>
-        <w:rPr>
-          <w:b/>
-          <w:sz w:val="24"/>
-          <w:szCs w:val="24"/>
-          <w:lang w:val="hu-HU"/>
-        </w:rPr>
-        <w:t>}</w:t>
+        <w:t>DELETE /api/films/{id}</w:t>
       </w:r>
     </w:p>
     <w:p>
@@ -6641,27 +6440,7 @@
           <w:szCs w:val="24"/>
           <w:lang w:val="hu-HU"/>
         </w:rPr>
-        <w:t xml:space="preserve"> a filmet az adatbázisból az </w:t>
-      </w:r>
-      <w:proofErr w:type="spellStart"/>
-      <w:r>
-        <w:rPr>
-          <w:bCs/>
-          <w:sz w:val="24"/>
-          <w:szCs w:val="24"/>
-          <w:lang w:val="hu-HU"/>
-        </w:rPr>
-        <w:t>id</w:t>
-      </w:r>
-      <w:proofErr w:type="spellEnd"/>
-      <w:r>
-        <w:rPr>
-          <w:bCs/>
-          <w:sz w:val="24"/>
-          <w:szCs w:val="24"/>
-          <w:lang w:val="hu-HU"/>
-        </w:rPr>
-        <w:t xml:space="preserve"> alapján.</w:t>
+        <w:t xml:space="preserve"> a filmet az adatbázisból az id alapján.</w:t>
       </w:r>
     </w:p>
     <w:p>
@@ -6688,7 +6467,6 @@
         </w:rPr>
       </w:pPr>
       <w:hyperlink r:id="rId14" w:history="1">
-        <w:proofErr w:type="spellStart"/>
         <w:r>
           <w:rPr>
             <w:rStyle w:val="Hiperhivatkozs"/>
@@ -6697,9 +6475,1178 @@
             <w:szCs w:val="24"/>
             <w:lang w:val="hu-HU"/>
           </w:rPr>
-          <w:t>Github</w:t>
+          <w:t>Github backend branch link</w:t>
         </w:r>
-        <w:proofErr w:type="spellEnd"/>
+      </w:hyperlink>
+      <w:r>
+        <w:rPr>
+          <w:bCs/>
+          <w:sz w:val="24"/>
+          <w:szCs w:val="24"/>
+          <w:lang w:val="hu-HU"/>
+        </w:rPr>
+        <w:t xml:space="preserve"> </w:t>
+      </w:r>
+    </w:p>
+    <w:p>
+      <w:pPr>
+        <w:rPr>
+          <w:sz w:val="32"/>
+          <w:szCs w:val="32"/>
+        </w:rPr>
+      </w:pPr>
+      <w:r>
+        <w:br w:type="page"/>
+      </w:r>
+    </w:p>
+    <w:p>
+      <w:pPr>
+        <w:pStyle w:val="Cmsor2"/>
+      </w:pPr>
+      <w:bookmarkStart w:id="10" w:name="_Toc194909567"/>
+      <w:r>
+        <w:lastRenderedPageBreak/>
+        <w:t>Frontend</w:t>
+      </w:r>
+      <w:r>
+        <w:t xml:space="preserve"> </w:t>
+      </w:r>
+      <w:r>
+        <w:t>(React, JSX, CSS)</w:t>
+      </w:r>
+      <w:bookmarkEnd w:id="10"/>
+    </w:p>
+    <w:p>
+      <w:pPr>
+        <w:jc w:val="center"/>
+        <w:rPr>
+          <w:b/>
+          <w:sz w:val="32"/>
+          <w:szCs w:val="32"/>
+        </w:rPr>
+      </w:pPr>
+    </w:p>
+    <w:p>
+      <w:pPr>
+        <w:jc w:val="both"/>
+        <w:rPr>
+          <w:b/>
+          <w:sz w:val="24"/>
+          <w:szCs w:val="24"/>
+          <w:lang w:val="hu-HU"/>
+        </w:rPr>
+      </w:pPr>
+      <w:r>
+        <w:rPr>
+          <w:b/>
+          <w:sz w:val="24"/>
+          <w:szCs w:val="24"/>
+        </w:rPr>
+        <w:t>A Frontend Technológia</w:t>
+      </w:r>
+      <w:r>
+        <w:rPr>
+          <w:b/>
+          <w:sz w:val="24"/>
+          <w:szCs w:val="24"/>
+          <w:lang w:val="hu-HU"/>
+        </w:rPr>
+        <w:t>:</w:t>
+      </w:r>
+    </w:p>
+    <w:p>
+      <w:pPr>
+        <w:jc w:val="both"/>
+        <w:rPr>
+          <w:bCs/>
+          <w:sz w:val="24"/>
+          <w:szCs w:val="24"/>
+        </w:rPr>
+      </w:pPr>
+      <w:r>
+        <w:rPr>
+          <w:bCs/>
+          <w:sz w:val="24"/>
+          <w:szCs w:val="24"/>
+        </w:rPr>
+        <w:t xml:space="preserve">A projekt frontend része </w:t>
+      </w:r>
+      <w:r>
+        <w:rPr>
+          <w:b/>
+          <w:sz w:val="24"/>
+          <w:szCs w:val="24"/>
+        </w:rPr>
+        <w:t>React</w:t>
+      </w:r>
+      <w:r>
+        <w:rPr>
+          <w:bCs/>
+          <w:sz w:val="24"/>
+          <w:szCs w:val="24"/>
+        </w:rPr>
+        <w:t xml:space="preserve">-ra épül, amely egy népszerű JavaScript könyvtár, amelyet az UI komponensek gyors és hatékony fejlesztésére terveztek. </w:t>
+      </w:r>
+    </w:p>
+    <w:p>
+      <w:pPr>
+        <w:jc w:val="both"/>
+        <w:rPr>
+          <w:bCs/>
+          <w:sz w:val="24"/>
+          <w:szCs w:val="24"/>
+        </w:rPr>
+      </w:pPr>
+    </w:p>
+    <w:p>
+      <w:pPr>
+        <w:jc w:val="both"/>
+        <w:rPr>
+          <w:bCs/>
+          <w:sz w:val="24"/>
+          <w:szCs w:val="24"/>
+        </w:rPr>
+      </w:pPr>
+    </w:p>
+    <w:p>
+      <w:pPr>
+        <w:jc w:val="both"/>
+        <w:rPr>
+          <w:b/>
+          <w:sz w:val="24"/>
+          <w:szCs w:val="24"/>
+          <w:lang w:val="hu-HU"/>
+        </w:rPr>
+      </w:pPr>
+      <w:r>
+        <w:rPr>
+          <w:b/>
+          <w:sz w:val="24"/>
+          <w:szCs w:val="24"/>
+          <w:lang w:val="hu-HU"/>
+        </w:rPr>
+        <w:t>Mire használják?</w:t>
+      </w:r>
+    </w:p>
+    <w:p>
+      <w:pPr>
+        <w:jc w:val="both"/>
+        <w:rPr>
+          <w:bCs/>
+          <w:sz w:val="24"/>
+          <w:szCs w:val="24"/>
+        </w:rPr>
+      </w:pPr>
+      <w:r>
+        <w:rPr>
+          <w:bCs/>
+          <w:sz w:val="24"/>
+          <w:szCs w:val="24"/>
+        </w:rPr>
+        <w:t>A React segítségével könnyen kezelhetjük az alkalmazás állapotát, kezelhetjük az eseményeket, és dinamikusan frissíthetjük az alkalmazás felhasználói felületét. A React komponens-alapú struktúrája lehetővé teszi a kód újrafelhasználhatóságát és karbantartását, így az alkalmazás skálázható és könnyen bővíthető.</w:t>
+      </w:r>
+    </w:p>
+    <w:p>
+      <w:pPr>
+        <w:jc w:val="both"/>
+        <w:rPr>
+          <w:bCs/>
+          <w:sz w:val="24"/>
+          <w:szCs w:val="24"/>
+        </w:rPr>
+      </w:pPr>
+    </w:p>
+    <w:p>
+      <w:pPr>
+        <w:jc w:val="both"/>
+        <w:rPr>
+          <w:bCs/>
+          <w:sz w:val="24"/>
+          <w:szCs w:val="24"/>
+        </w:rPr>
+      </w:pPr>
+    </w:p>
+    <w:p>
+      <w:pPr>
+        <w:jc w:val="both"/>
+        <w:rPr>
+          <w:bCs/>
+          <w:sz w:val="24"/>
+          <w:szCs w:val="24"/>
+        </w:rPr>
+      </w:pPr>
+      <w:r>
+        <w:rPr>
+          <w:bCs/>
+          <w:sz w:val="24"/>
+          <w:szCs w:val="24"/>
+        </w:rPr>
+        <w:t>A frontend fejlesztésében a következő fájlok és mappák találhatóak:</w:t>
+      </w:r>
+    </w:p>
+    <w:p>
+      <w:pPr>
+        <w:rPr>
+          <w:rFonts w:ascii="Calibri" w:hAnsi="Calibri" w:cs="Calibri"/>
+          <w:bCs/>
+          <w:sz w:val="32"/>
+          <w:szCs w:val="32"/>
+        </w:rPr>
+      </w:pPr>
+    </w:p>
+    <w:p>
+      <w:pPr>
+        <w:numPr>
+          <w:ilvl w:val="0"/>
+          <w:numId w:val="20"/>
+        </w:numPr>
+        <w:rPr>
+          <w:b/>
+          <w:sz w:val="24"/>
+          <w:szCs w:val="24"/>
+        </w:rPr>
+      </w:pPr>
+      <w:r>
+        <w:rPr>
+          <w:b/>
+          <w:sz w:val="24"/>
+          <w:szCs w:val="24"/>
+        </w:rPr>
+        <w:t>JSX fájlok</w:t>
+      </w:r>
+    </w:p>
+    <w:p>
+      <w:pPr>
+        <w:rPr>
+          <w:b/>
+          <w:sz w:val="32"/>
+          <w:szCs w:val="32"/>
+        </w:rPr>
+      </w:pPr>
+    </w:p>
+    <w:p>
+      <w:pPr>
+        <w:rPr>
+          <w:bCs/>
+          <w:sz w:val="24"/>
+          <w:szCs w:val="24"/>
+        </w:rPr>
+      </w:pPr>
+      <w:r>
+        <w:rPr>
+          <w:bCs/>
+          <w:sz w:val="24"/>
+          <w:szCs w:val="24"/>
+        </w:rPr>
+        <w:t xml:space="preserve">A React alkalmazásban az interaktív felületet JSX fájlok alkotják. A </w:t>
+      </w:r>
+      <w:r>
+        <w:rPr>
+          <w:b/>
+          <w:sz w:val="24"/>
+          <w:szCs w:val="24"/>
+        </w:rPr>
+        <w:t>JSX</w:t>
+      </w:r>
+      <w:r>
+        <w:rPr>
+          <w:bCs/>
+          <w:sz w:val="24"/>
+          <w:szCs w:val="24"/>
+        </w:rPr>
+        <w:t xml:space="preserve"> (JavaScript XML) egy szintaktikai kiterjesztés a JavaScript számára, amely lehetővé teszi, hogy a HTML-t és a JavaScript-et egy fájlban keverjük. A JSX fájlok a src mappában találhatóak, és itt találhatóak azok a React komponensek, amelyek az oldalak vizuális elemeit képviselik. Mivel a React alapvetően a komponens-alapú fejlesztésre épít, minden egyes React komponens önálló funkcióval és vizuális elemekkel rendelkezik, amelyeket a felhasználói felület megjelenítéséhez használunk.</w:t>
+      </w:r>
+    </w:p>
+    <w:p>
+      <w:pPr>
+        <w:rPr>
+          <w:rFonts w:ascii="Calibri" w:hAnsi="Calibri" w:cs="Calibri"/>
+          <w:bCs/>
+          <w:sz w:val="32"/>
+          <w:szCs w:val="32"/>
+        </w:rPr>
+      </w:pPr>
+    </w:p>
+    <w:p>
+      <w:pPr>
+        <w:rPr>
+          <w:bCs/>
+          <w:sz w:val="24"/>
+          <w:szCs w:val="24"/>
+          <w:lang w:val="hu-HU"/>
+        </w:rPr>
+      </w:pPr>
+      <w:r>
+        <w:rPr>
+          <w:bCs/>
+          <w:sz w:val="24"/>
+          <w:szCs w:val="24"/>
+          <w:lang w:val="hu-HU"/>
+        </w:rPr>
+        <w:t>A</w:t>
+      </w:r>
+      <w:r>
+        <w:rPr>
+          <w:bCs/>
+          <w:sz w:val="24"/>
+          <w:szCs w:val="24"/>
+        </w:rPr>
+        <w:t>lapvető React komponens</w:t>
+      </w:r>
+      <w:r>
+        <w:rPr>
+          <w:bCs/>
+          <w:sz w:val="24"/>
+          <w:szCs w:val="24"/>
+          <w:lang w:val="hu-HU"/>
+        </w:rPr>
+        <w:t>:</w:t>
+      </w:r>
+    </w:p>
+    <w:p>
+      <w:pPr>
+        <w:rPr>
+          <w:rFonts w:ascii="Calibri" w:hAnsi="Calibri" w:cs="Calibri"/>
+          <w:bCs/>
+          <w:sz w:val="32"/>
+          <w:szCs w:val="32"/>
+        </w:rPr>
+      </w:pPr>
+    </w:p>
+    <w:p>
+      <w:pPr>
+        <w:rPr>
+          <w:bCs/>
+          <w:sz w:val="24"/>
+          <w:szCs w:val="24"/>
+        </w:rPr>
+      </w:pPr>
+      <w:r>
+        <w:rPr>
+          <w:bCs/>
+          <w:sz w:val="24"/>
+          <w:szCs w:val="24"/>
+        </w:rPr>
+        <w:t xml:space="preserve">Ez a </w:t>
+      </w:r>
+      <w:r>
+        <w:rPr>
+          <w:b/>
+          <w:sz w:val="24"/>
+          <w:szCs w:val="24"/>
+        </w:rPr>
+        <w:t>React</w:t>
+      </w:r>
+      <w:r>
+        <w:rPr>
+          <w:bCs/>
+          <w:sz w:val="24"/>
+          <w:szCs w:val="24"/>
+        </w:rPr>
+        <w:t xml:space="preserve"> komponens az AllMovies nevet viseli, és az összes film megjelenítésére szolgál.</w:t>
+      </w:r>
+    </w:p>
+    <w:p>
+      <w:pPr>
+        <w:rPr>
+          <w:bCs/>
+          <w:sz w:val="24"/>
+          <w:szCs w:val="24"/>
+        </w:rPr>
+      </w:pPr>
+    </w:p>
+    <w:p>
+      <w:pPr>
+        <w:pStyle w:val="Cmsor4"/>
+        <w:keepNext w:val="0"/>
+        <w:keepLines w:val="0"/>
+        <w:numPr>
+          <w:ilvl w:val="0"/>
+          <w:numId w:val="20"/>
+        </w:numPr>
+        <w:spacing w:before="240" w:after="40" w:line="360" w:lineRule="auto"/>
+        <w:rPr>
+          <w:b/>
+          <w:color w:val="auto"/>
+        </w:rPr>
+      </w:pPr>
+      <w:r>
+        <w:rPr>
+          <w:b/>
+          <w:color w:val="auto"/>
+        </w:rPr>
+        <w:t>CSS Fájlok</w:t>
+      </w:r>
+    </w:p>
+    <w:p/>
+    <w:p>
+      <w:pPr>
+        <w:rPr>
+          <w:sz w:val="24"/>
+          <w:szCs w:val="24"/>
+        </w:rPr>
+      </w:pPr>
+      <w:r>
+        <w:rPr>
+          <w:sz w:val="24"/>
+          <w:szCs w:val="24"/>
+        </w:rPr>
+        <w:t xml:space="preserve">A </w:t>
+      </w:r>
+      <w:r>
+        <w:rPr>
+          <w:b/>
+          <w:bCs/>
+          <w:sz w:val="24"/>
+          <w:szCs w:val="24"/>
+        </w:rPr>
+        <w:t>CSS</w:t>
+      </w:r>
+      <w:r>
+        <w:rPr>
+          <w:sz w:val="24"/>
+          <w:szCs w:val="24"/>
+        </w:rPr>
+        <w:t xml:space="preserve"> (Cascading Style Sheets) a React alkalmazásban a vizuális stílusok meghatározására szolgál. A React alapú alkalmazásokat gyakran komponens-alapú megközelítéssel fejlesztjük, ami azt jelenti, hogy az alkalmazás minden egyes funkcionális egysége (pl. gomb, navigáció, szövegek) különálló komponensként van kezelve. A React alkalmazásokat általában moduláris CSS fájlok segítségével formázzuk, és minden komponenshez külön CSS fájl társítható. Ez segít abban, hogy a stílusok jól szervezettek és könnyen karbantarthatóak maradjanak.</w:t>
+      </w:r>
+    </w:p>
+    <w:p>
+      <w:pPr>
+        <w:rPr>
+          <w:sz w:val="24"/>
+          <w:szCs w:val="24"/>
+        </w:rPr>
+      </w:pPr>
+    </w:p>
+    <w:p>
+      <w:pPr>
+        <w:rPr>
+          <w:sz w:val="24"/>
+          <w:szCs w:val="24"/>
+        </w:rPr>
+      </w:pPr>
+      <w:r>
+        <w:rPr>
+          <w:sz w:val="24"/>
+          <w:szCs w:val="24"/>
+        </w:rPr>
+        <w:t xml:space="preserve">A </w:t>
+      </w:r>
+      <w:r>
+        <w:rPr>
+          <w:b/>
+          <w:bCs/>
+          <w:sz w:val="24"/>
+          <w:szCs w:val="24"/>
+        </w:rPr>
+        <w:t>className</w:t>
+      </w:r>
+      <w:r>
+        <w:rPr>
+          <w:sz w:val="24"/>
+          <w:szCs w:val="24"/>
+        </w:rPr>
+        <w:t xml:space="preserve"> és </w:t>
+      </w:r>
+      <w:r>
+        <w:rPr>
+          <w:b/>
+          <w:bCs/>
+          <w:sz w:val="24"/>
+          <w:szCs w:val="24"/>
+        </w:rPr>
+        <w:t>CSS</w:t>
+      </w:r>
+      <w:r>
+        <w:rPr>
+          <w:sz w:val="24"/>
+          <w:szCs w:val="24"/>
+        </w:rPr>
+        <w:t xml:space="preserve"> összekapcsolása:</w:t>
+      </w:r>
+    </w:p>
+    <w:p>
+      <w:pPr>
+        <w:rPr>
+          <w:sz w:val="24"/>
+          <w:szCs w:val="24"/>
+        </w:rPr>
+      </w:pPr>
+      <w:r>
+        <w:rPr>
+          <w:sz w:val="24"/>
+          <w:szCs w:val="24"/>
+        </w:rPr>
+        <w:t>A React-ban az egyes HTML elemekhez CSS osztályokat rendelünk a className attribútum segítségével. A</w:t>
+      </w:r>
+      <w:r>
+        <w:rPr>
+          <w:b/>
+          <w:bCs/>
+          <w:sz w:val="24"/>
+          <w:szCs w:val="24"/>
+        </w:rPr>
+        <w:t xml:space="preserve"> className</w:t>
+      </w:r>
+      <w:r>
+        <w:rPr>
+          <w:sz w:val="24"/>
+          <w:szCs w:val="24"/>
+        </w:rPr>
+        <w:t xml:space="preserve"> működése megegyezik a hagyományos HTML-ben használt class attribútummal, de a React használatakor ezt a nevet kell alkalmazni, mivel a class kulcsszó már fenntartott JavaScript-ben. A CSS fájlokban található osztályok a className-ben megadott nevekkel egyeznek meg, és ezek határozzák meg az adott elem megjelenését.</w:t>
+      </w:r>
+    </w:p>
+    <w:p>
+      <w:pPr>
+        <w:rPr>
+          <w:b/>
+          <w:sz w:val="24"/>
+          <w:szCs w:val="24"/>
+        </w:rPr>
+      </w:pPr>
+    </w:p>
+    <w:p>
+      <w:pPr>
+        <w:rPr>
+          <w:b/>
+          <w:sz w:val="24"/>
+          <w:szCs w:val="24"/>
+        </w:rPr>
+      </w:pPr>
+      <w:r>
+        <w:rPr>
+          <w:b/>
+          <w:sz w:val="24"/>
+          <w:szCs w:val="24"/>
+        </w:rPr>
+        <w:t>CSS modulok (CSS Modules):</w:t>
+      </w:r>
+    </w:p>
+    <w:p>
+      <w:pPr>
+        <w:rPr>
+          <w:bCs/>
+          <w:sz w:val="24"/>
+          <w:szCs w:val="24"/>
+        </w:rPr>
+      </w:pPr>
+      <w:r>
+        <w:rPr>
+          <w:bCs/>
+          <w:sz w:val="24"/>
+          <w:szCs w:val="24"/>
+        </w:rPr>
+        <w:t>A CSS modulok egy speciális megközelítés, amely segít elkerülni a globális CSS ütközéseket, amelyek akkor fordulhatnak elő, ha több komponens ugyanazt az osztálynevet használja. A CSS modulok segítségével a CSS osztályok lokálisak lesznek, és csak az adott komponensben használhatóak, így elkerülhetjük a stílusok keveredését. Ezt úgy érhetjük el, hogy a CSS fájlokat .module.css kiterjesztéssel mentjük, és a React-ban importáljuk őket, majd a stílusokat objektumként alkalmazzuk.</w:t>
+      </w:r>
+    </w:p>
+    <w:p>
+      <w:pPr>
+        <w:rPr>
+          <w:rFonts w:ascii="Calibri" w:hAnsi="Calibri" w:cs="Calibri"/>
+          <w:bCs/>
+          <w:sz w:val="32"/>
+          <w:szCs w:val="32"/>
+        </w:rPr>
+      </w:pPr>
+    </w:p>
+    <w:p>
+      <w:pPr>
+        <w:numPr>
+          <w:ilvl w:val="0"/>
+          <w:numId w:val="20"/>
+        </w:numPr>
+        <w:rPr>
+          <w:b/>
+          <w:sz w:val="24"/>
+          <w:szCs w:val="24"/>
+          <w:lang w:val="hu-HU"/>
+        </w:rPr>
+      </w:pPr>
+      <w:r>
+        <w:rPr>
+          <w:b/>
+          <w:sz w:val="24"/>
+          <w:szCs w:val="24"/>
+        </w:rPr>
+        <w:t>Public Mappa</w:t>
+      </w:r>
+      <w:r>
+        <w:rPr>
+          <w:b/>
+          <w:sz w:val="24"/>
+          <w:szCs w:val="24"/>
+          <w:lang w:val="hu-HU"/>
+        </w:rPr>
+        <w:t>:</w:t>
+      </w:r>
+    </w:p>
+    <w:p>
+      <w:pPr>
+        <w:rPr>
+          <w:rFonts w:ascii="Calibri" w:hAnsi="Calibri" w:cs="Calibri"/>
+          <w:bCs/>
+          <w:sz w:val="32"/>
+          <w:szCs w:val="32"/>
+        </w:rPr>
+      </w:pPr>
+    </w:p>
+    <w:p>
+      <w:pPr>
+        <w:rPr>
+          <w:bCs/>
+          <w:sz w:val="24"/>
+          <w:szCs w:val="24"/>
+        </w:rPr>
+      </w:pPr>
+      <w:r>
+        <w:rPr>
+          <w:bCs/>
+          <w:sz w:val="24"/>
+          <w:szCs w:val="24"/>
+        </w:rPr>
+        <w:t xml:space="preserve">A </w:t>
+      </w:r>
+      <w:r>
+        <w:rPr>
+          <w:b/>
+          <w:sz w:val="24"/>
+          <w:szCs w:val="24"/>
+        </w:rPr>
+        <w:t>public mappa</w:t>
+      </w:r>
+      <w:r>
+        <w:rPr>
+          <w:bCs/>
+          <w:sz w:val="24"/>
+          <w:szCs w:val="24"/>
+        </w:rPr>
+        <w:t xml:space="preserve"> a statikus fájlok tárolására szolgál, mint például képek, ikonkészletek, faviconek, és egyéb nem dinamikus tartalmak. A public mappában található </w:t>
+      </w:r>
+      <w:r>
+        <w:rPr>
+          <w:b/>
+          <w:sz w:val="24"/>
+          <w:szCs w:val="24"/>
+        </w:rPr>
+        <w:t>index.html</w:t>
+      </w:r>
+      <w:r>
+        <w:rPr>
+          <w:bCs/>
+          <w:sz w:val="24"/>
+          <w:szCs w:val="24"/>
+        </w:rPr>
+        <w:t xml:space="preserve"> fájl tartalmazza az alkalmazás fő HTML szerkezetét, amelyet a React dinamikusan kitölt a megfelelő komponensekkel.</w:t>
+      </w:r>
+    </w:p>
+    <w:p>
+      <w:pPr>
+        <w:rPr>
+          <w:bCs/>
+          <w:sz w:val="24"/>
+          <w:szCs w:val="24"/>
+        </w:rPr>
+      </w:pPr>
+      <w:r>
+        <w:rPr>
+          <w:bCs/>
+          <w:sz w:val="24"/>
+          <w:szCs w:val="24"/>
+        </w:rPr>
+        <w:t>A public mappa egyéb tartalma lehet:</w:t>
+      </w:r>
+    </w:p>
+    <w:p>
+      <w:pPr>
+        <w:rPr>
+          <w:bCs/>
+          <w:sz w:val="24"/>
+          <w:szCs w:val="24"/>
+        </w:rPr>
+      </w:pPr>
+    </w:p>
+    <w:p>
+      <w:pPr>
+        <w:numPr>
+          <w:ilvl w:val="0"/>
+          <w:numId w:val="21"/>
+        </w:numPr>
+        <w:spacing w:line="240" w:lineRule="auto"/>
+        <w:rPr>
+          <w:bCs/>
+          <w:sz w:val="24"/>
+          <w:szCs w:val="24"/>
+        </w:rPr>
+      </w:pPr>
+      <w:r>
+        <w:rPr>
+          <w:b/>
+          <w:sz w:val="24"/>
+          <w:szCs w:val="24"/>
+        </w:rPr>
+        <w:t>Képek:</w:t>
+      </w:r>
+      <w:r>
+        <w:rPr>
+          <w:bCs/>
+          <w:sz w:val="24"/>
+          <w:szCs w:val="24"/>
+        </w:rPr>
+        <w:t xml:space="preserve"> Az alkalmazás grafikai elemei, mint például film poszterek, háttérképek, logók stb.</w:t>
+      </w:r>
+    </w:p>
+    <w:p>
+      <w:pPr>
+        <w:spacing w:line="240" w:lineRule="auto"/>
+        <w:rPr>
+          <w:bCs/>
+          <w:sz w:val="24"/>
+          <w:szCs w:val="24"/>
+        </w:rPr>
+      </w:pPr>
+    </w:p>
+    <w:p>
+      <w:pPr>
+        <w:numPr>
+          <w:ilvl w:val="0"/>
+          <w:numId w:val="21"/>
+        </w:numPr>
+        <w:spacing w:line="240" w:lineRule="auto"/>
+        <w:rPr>
+          <w:bCs/>
+          <w:sz w:val="24"/>
+          <w:szCs w:val="24"/>
+        </w:rPr>
+      </w:pPr>
+      <w:r>
+        <w:rPr>
+          <w:b/>
+          <w:sz w:val="24"/>
+          <w:szCs w:val="24"/>
+        </w:rPr>
+        <w:t>Favicon:</w:t>
+      </w:r>
+      <w:r>
+        <w:rPr>
+          <w:bCs/>
+          <w:sz w:val="24"/>
+          <w:szCs w:val="24"/>
+        </w:rPr>
+        <w:t xml:space="preserve"> A weboldal ikonját tartalmazó fájl.</w:t>
+      </w:r>
+    </w:p>
+    <w:p>
+      <w:pPr>
+        <w:spacing w:line="240" w:lineRule="auto"/>
+        <w:rPr>
+          <w:bCs/>
+          <w:sz w:val="24"/>
+          <w:szCs w:val="24"/>
+        </w:rPr>
+      </w:pPr>
+    </w:p>
+    <w:p>
+      <w:pPr>
+        <w:numPr>
+          <w:ilvl w:val="0"/>
+          <w:numId w:val="21"/>
+        </w:numPr>
+        <w:spacing w:line="240" w:lineRule="auto"/>
+        <w:rPr>
+          <w:bCs/>
+          <w:sz w:val="24"/>
+          <w:szCs w:val="24"/>
+        </w:rPr>
+      </w:pPr>
+      <w:r>
+        <w:rPr>
+          <w:b/>
+          <w:sz w:val="24"/>
+          <w:szCs w:val="24"/>
+        </w:rPr>
+        <w:t>Manifest:</w:t>
+      </w:r>
+      <w:r>
+        <w:rPr>
+          <w:bCs/>
+          <w:sz w:val="24"/>
+          <w:szCs w:val="24"/>
+        </w:rPr>
+        <w:t xml:space="preserve"> A Progressive Web App (PWA) manifest fájl, amely lehetővé teszi, hogy az alkalmazás "telepíthető" legyen a felhasználó készülékére.</w:t>
+      </w:r>
+    </w:p>
+    <w:p>
+      <w:pPr>
+        <w:spacing w:line="240" w:lineRule="auto"/>
+        <w:rPr>
+          <w:bCs/>
+          <w:sz w:val="24"/>
+          <w:szCs w:val="24"/>
+        </w:rPr>
+      </w:pPr>
+    </w:p>
+    <w:p>
+      <w:pPr>
+        <w:spacing w:line="240" w:lineRule="auto"/>
+        <w:rPr>
+          <w:bCs/>
+          <w:sz w:val="24"/>
+          <w:szCs w:val="24"/>
+        </w:rPr>
+      </w:pPr>
+      <w:r>
+        <w:rPr>
+          <w:bCs/>
+          <w:sz w:val="24"/>
+          <w:szCs w:val="24"/>
+        </w:rPr>
+        <w:t xml:space="preserve">A </w:t>
+      </w:r>
+      <w:r>
+        <w:rPr>
+          <w:b/>
+          <w:sz w:val="24"/>
+          <w:szCs w:val="24"/>
+        </w:rPr>
+        <w:t>public mappa</w:t>
+      </w:r>
+      <w:r>
+        <w:rPr>
+          <w:bCs/>
+          <w:sz w:val="24"/>
+          <w:szCs w:val="24"/>
+        </w:rPr>
+        <w:t xml:space="preserve"> használata lehetővé teszi a statikus fájlok gyors és hatékony betöltését, anélkül, hogy azok minden egyes React rendereléskor újra letöltődnének.</w:t>
+      </w:r>
+    </w:p>
+    <w:p>
+      <w:pPr>
+        <w:rPr>
+          <w:rFonts w:ascii="Calibri" w:hAnsi="Calibri" w:cs="Calibri"/>
+          <w:bCs/>
+          <w:sz w:val="32"/>
+          <w:szCs w:val="32"/>
+        </w:rPr>
+      </w:pPr>
+    </w:p>
+    <w:p>
+      <w:pPr>
+        <w:numPr>
+          <w:ilvl w:val="0"/>
+          <w:numId w:val="20"/>
+        </w:numPr>
+        <w:rPr>
+          <w:b/>
+          <w:sz w:val="24"/>
+          <w:szCs w:val="24"/>
+        </w:rPr>
+      </w:pPr>
+      <w:r>
+        <w:rPr>
+          <w:b/>
+          <w:sz w:val="24"/>
+          <w:szCs w:val="24"/>
+        </w:rPr>
+        <w:t>Az Alkalmazás Működése</w:t>
+      </w:r>
+      <w:r>
+        <w:rPr>
+          <w:b/>
+          <w:sz w:val="24"/>
+          <w:szCs w:val="24"/>
+          <w:lang w:val="hu-HU"/>
+        </w:rPr>
+        <w:t>:</w:t>
+      </w:r>
+    </w:p>
+    <w:p>
+      <w:pPr>
+        <w:rPr>
+          <w:b/>
+          <w:sz w:val="24"/>
+          <w:szCs w:val="24"/>
+          <w:lang w:val="hu-HU"/>
+        </w:rPr>
+      </w:pPr>
+    </w:p>
+    <w:p>
+      <w:pPr>
+        <w:rPr>
+          <w:bCs/>
+          <w:sz w:val="24"/>
+          <w:szCs w:val="24"/>
+          <w:lang w:val="hu-HU"/>
+        </w:rPr>
+      </w:pPr>
+      <w:r>
+        <w:rPr>
+          <w:bCs/>
+          <w:sz w:val="24"/>
+          <w:szCs w:val="24"/>
+          <w:lang w:val="hu-HU"/>
+        </w:rPr>
+        <w:t xml:space="preserve">Az alkalmazás felépítése során a felhasználói felületet </w:t>
+      </w:r>
+      <w:r>
+        <w:rPr>
+          <w:b/>
+          <w:sz w:val="24"/>
+          <w:szCs w:val="24"/>
+          <w:lang w:val="hu-HU"/>
+        </w:rPr>
+        <w:t>React komponensek</w:t>
+      </w:r>
+      <w:r>
+        <w:rPr>
+          <w:bCs/>
+          <w:sz w:val="24"/>
+          <w:szCs w:val="24"/>
+          <w:lang w:val="hu-HU"/>
+        </w:rPr>
+        <w:t xml:space="preserve"> alkotják, amelyek az állapot kezelésével (state management) és adatlekérésekkel biztosítják a dinamikus és interaktív élményt. Az alkalmazás indításakor az alapértelmezett index.js fájlban található </w:t>
+      </w:r>
+      <w:r>
+        <w:rPr>
+          <w:b/>
+          <w:sz w:val="24"/>
+          <w:szCs w:val="24"/>
+          <w:lang w:val="hu-HU"/>
+        </w:rPr>
+        <w:t>ReactDOM.render()</w:t>
+      </w:r>
+      <w:r>
+        <w:rPr>
+          <w:bCs/>
+          <w:sz w:val="24"/>
+          <w:szCs w:val="24"/>
+          <w:lang w:val="hu-HU"/>
+        </w:rPr>
+        <w:t xml:space="preserve"> hívás tölti be az első komponenst, amely általában az alkalmazás fő komponense.</w:t>
+      </w:r>
+    </w:p>
+    <w:p>
+      <w:pPr>
+        <w:rPr>
+          <w:bCs/>
+          <w:sz w:val="24"/>
+          <w:szCs w:val="24"/>
+          <w:lang w:val="hu-HU"/>
+        </w:rPr>
+      </w:pPr>
+    </w:p>
+    <w:p>
+      <w:pPr>
+        <w:rPr>
+          <w:bCs/>
+          <w:sz w:val="24"/>
+          <w:szCs w:val="24"/>
+          <w:lang w:val="hu-HU"/>
+        </w:rPr>
+      </w:pPr>
+      <w:r>
+        <w:rPr>
+          <w:bCs/>
+          <w:sz w:val="24"/>
+          <w:szCs w:val="24"/>
+          <w:lang w:val="hu-HU"/>
+        </w:rPr>
+        <w:t>A React fejlesztési környezet lehetővé teszi az automatikus újratöltést, így a kódot szerkesztve az alkalmazás azonnal megjeleníti a változásokat, így gyors fejlesztést biztosít.</w:t>
+      </w:r>
+    </w:p>
+    <w:p>
+      <w:pPr>
+        <w:rPr>
+          <w:bCs/>
+          <w:sz w:val="24"/>
+          <w:szCs w:val="24"/>
+          <w:lang w:val="hu-HU"/>
+        </w:rPr>
+      </w:pPr>
+    </w:p>
+    <w:p>
+      <w:pPr>
+        <w:rPr>
+          <w:bCs/>
+          <w:sz w:val="24"/>
+          <w:szCs w:val="24"/>
+          <w:lang w:val="hu-HU"/>
+        </w:rPr>
+      </w:pPr>
+    </w:p>
+    <w:p>
+      <w:pPr>
+        <w:numPr>
+          <w:ilvl w:val="0"/>
+          <w:numId w:val="20"/>
+        </w:numPr>
+        <w:rPr>
+          <w:b/>
+          <w:sz w:val="24"/>
+          <w:szCs w:val="24"/>
+          <w:lang w:val="hu-HU"/>
+        </w:rPr>
+      </w:pPr>
+      <w:r>
+        <w:rPr>
+          <w:b/>
+          <w:sz w:val="24"/>
+          <w:szCs w:val="24"/>
+          <w:lang w:val="hu-HU"/>
+        </w:rPr>
+        <w:t>node_modules és annak szerepe a React alkalmazás:</w:t>
+      </w:r>
+    </w:p>
+    <w:p>
+      <w:pPr>
+        <w:rPr>
+          <w:b/>
+          <w:sz w:val="24"/>
+          <w:szCs w:val="24"/>
+          <w:lang w:val="hu-HU"/>
+        </w:rPr>
+      </w:pPr>
+    </w:p>
+    <w:p>
+      <w:pPr>
+        <w:rPr>
+          <w:bCs/>
+          <w:sz w:val="24"/>
+          <w:szCs w:val="24"/>
+          <w:lang w:val="hu-HU"/>
+        </w:rPr>
+      </w:pPr>
+      <w:r>
+        <w:rPr>
+          <w:bCs/>
+          <w:sz w:val="24"/>
+          <w:szCs w:val="24"/>
+          <w:lang w:val="hu-HU"/>
+        </w:rPr>
+        <w:t xml:space="preserve">A </w:t>
+      </w:r>
+      <w:r>
+        <w:rPr>
+          <w:b/>
+          <w:sz w:val="24"/>
+          <w:szCs w:val="24"/>
+          <w:lang w:val="hu-HU"/>
+        </w:rPr>
+        <w:t>node_modules</w:t>
+      </w:r>
+      <w:r>
+        <w:rPr>
+          <w:bCs/>
+          <w:sz w:val="24"/>
+          <w:szCs w:val="24"/>
+          <w:lang w:val="hu-HU"/>
+        </w:rPr>
+        <w:t xml:space="preserve"> mappa a </w:t>
+      </w:r>
+      <w:r>
+        <w:rPr>
+          <w:b/>
+          <w:sz w:val="24"/>
+          <w:szCs w:val="24"/>
+          <w:lang w:val="hu-HU"/>
+        </w:rPr>
+        <w:t>Node.js</w:t>
+      </w:r>
+      <w:r>
+        <w:rPr>
+          <w:bCs/>
+          <w:sz w:val="24"/>
+          <w:szCs w:val="24"/>
+          <w:lang w:val="hu-HU"/>
+        </w:rPr>
+        <w:t xml:space="preserve"> és a </w:t>
+      </w:r>
+      <w:r>
+        <w:rPr>
+          <w:b/>
+          <w:sz w:val="24"/>
+          <w:szCs w:val="24"/>
+          <w:lang w:val="hu-HU"/>
+        </w:rPr>
+        <w:t>npm</w:t>
+      </w:r>
+      <w:r>
+        <w:rPr>
+          <w:bCs/>
+          <w:sz w:val="24"/>
+          <w:szCs w:val="24"/>
+          <w:lang w:val="hu-HU"/>
+        </w:rPr>
+        <w:t xml:space="preserve"> (Node Package Manager) által kezelt függőségeket tartalmazza egy JavaScript alapú projektben, például egy React alkalmazásban. Amikor új csomagokat vagy könyvtárakat telepítesz egy Node.js alapú alkalmazásba, azok a csomagok a node_modules mappába kerülnek.</w:t>
+      </w:r>
+    </w:p>
+    <w:p>
+      <w:pPr>
+        <w:rPr>
+          <w:bCs/>
+          <w:sz w:val="24"/>
+          <w:szCs w:val="24"/>
+          <w:lang w:val="hu-HU"/>
+        </w:rPr>
+      </w:pPr>
+    </w:p>
+    <w:p>
+      <w:pPr>
+        <w:rPr>
+          <w:b/>
+          <w:sz w:val="24"/>
+          <w:szCs w:val="24"/>
+          <w:lang w:val="hu-HU"/>
+        </w:rPr>
+      </w:pPr>
+      <w:r>
+        <w:rPr>
+          <w:b/>
+          <w:sz w:val="24"/>
+          <w:szCs w:val="24"/>
+          <w:lang w:val="hu-HU"/>
+        </w:rPr>
+        <w:t>Miért fontos a node_modules mappa?</w:t>
+      </w:r>
+    </w:p>
+    <w:p>
+      <w:pPr>
+        <w:rPr>
+          <w:bCs/>
+          <w:sz w:val="24"/>
+          <w:szCs w:val="24"/>
+          <w:lang w:val="hu-HU"/>
+        </w:rPr>
+      </w:pPr>
+      <w:r>
+        <w:rPr>
+          <w:bCs/>
+          <w:sz w:val="24"/>
+          <w:szCs w:val="24"/>
+          <w:lang w:val="hu-HU"/>
+        </w:rPr>
+        <w:t>A node_modules mappa tárolja azokat a függőségeket (csomagokat), amelyeket a projekted a működéséhez használ. Ezek a csomagok lehetnek külső könyvtárak, keretrendszerek, utility-k vagy egyéb segédprogramok. A node_modules mappa minden egyes csomagnak külön mappát biztosít, amely az adott csomag forráskódját és a függőségeit tartalmazza.</w:t>
+      </w:r>
+    </w:p>
+    <w:p>
+      <w:pPr>
+        <w:rPr>
+          <w:bCs/>
+          <w:sz w:val="24"/>
+          <w:szCs w:val="24"/>
+          <w:lang w:val="hu-HU"/>
+        </w:rPr>
+      </w:pPr>
+    </w:p>
+    <w:p>
+      <w:pPr>
+        <w:rPr>
+          <w:bCs/>
+          <w:sz w:val="24"/>
+          <w:szCs w:val="24"/>
+          <w:lang w:val="hu-HU"/>
+        </w:rPr>
+      </w:pPr>
+      <w:hyperlink r:id="rId15" w:history="1">
         <w:r>
           <w:rPr>
             <w:rStyle w:val="Hiperhivatkozs"/>
@@ -6708,29 +7655,7 @@
             <w:szCs w:val="24"/>
             <w:lang w:val="hu-HU"/>
           </w:rPr>
-          <w:t xml:space="preserve"> backend </w:t>
-        </w:r>
-        <w:proofErr w:type="spellStart"/>
-        <w:r>
-          <w:rPr>
-            <w:rStyle w:val="Hiperhivatkozs"/>
-            <w:b/>
-            <w:sz w:val="24"/>
-            <w:szCs w:val="24"/>
-            <w:lang w:val="hu-HU"/>
-          </w:rPr>
-          <w:t>branch</w:t>
-        </w:r>
-        <w:proofErr w:type="spellEnd"/>
-        <w:r>
-          <w:rPr>
-            <w:rStyle w:val="Hiperhivatkozs"/>
-            <w:b/>
-            <w:sz w:val="24"/>
-            <w:szCs w:val="24"/>
-            <w:lang w:val="hu-HU"/>
-          </w:rPr>
-          <w:t xml:space="preserve"> link</w:t>
+          <w:t>Github FrontEnd branch link</w:t>
         </w:r>
       </w:hyperlink>
       <w:r>
@@ -6746,2173 +7671,193 @@
     <w:p>
       <w:pPr>
         <w:rPr>
+          <w:bCs/>
+          <w:sz w:val="24"/>
+          <w:szCs w:val="24"/>
+          <w:lang w:val="hu-HU"/>
+        </w:rPr>
+      </w:pPr>
+      <w:r>
+        <w:rPr>
+          <w:bCs/>
+          <w:sz w:val="24"/>
+          <w:szCs w:val="24"/>
+          <w:lang w:val="hu-HU"/>
+        </w:rPr>
+        <w:br w:type="page"/>
+      </w:r>
+    </w:p>
+    <w:p>
+      <w:pPr>
+        <w:pStyle w:val="Cmsor1"/>
+      </w:pPr>
+      <w:bookmarkStart w:id="11" w:name="_Toc194909568"/>
+      <w:r>
+        <w:lastRenderedPageBreak/>
+        <w:t>Programozási nyelvek és technológiák</w:t>
+      </w:r>
+      <w:bookmarkEnd w:id="11"/>
+    </w:p>
+    <w:p/>
+    <w:p>
+      <w:pPr>
+        <w:pStyle w:val="Cmsor2"/>
+        <w:rPr>
+          <w:lang w:val="hu-HU"/>
+        </w:rPr>
+      </w:pPr>
+      <w:bookmarkStart w:id="12" w:name="_Toc194909569"/>
+      <w:r>
+        <w:rPr>
+          <w:lang w:val="hu-HU"/>
+        </w:rPr>
+        <w:t>MySQL Adatbázis (Database)</w:t>
+      </w:r>
+      <w:bookmarkEnd w:id="12"/>
+    </w:p>
+    <w:p>
+      <w:pPr>
+        <w:spacing w:line="360" w:lineRule="auto"/>
+        <w:jc w:val="both"/>
+        <w:rPr>
+          <w:bCs/>
           <w:sz w:val="32"/>
           <w:szCs w:val="32"/>
-        </w:rPr>
-      </w:pPr>
-      <w:bookmarkStart w:id="9" w:name="_Toc194304843"/>
-      <w:r>
-        <w:br w:type="page"/>
-      </w:r>
-    </w:p>
-    <w:p>
-      <w:pPr>
-        <w:pStyle w:val="Cmsor2"/>
-      </w:pPr>
-      <w:r>
-        <w:lastRenderedPageBreak/>
-        <w:t>Frontend</w:t>
-      </w:r>
-      <w:r>
-        <w:t xml:space="preserve"> </w:t>
-      </w:r>
-      <w:r>
-        <w:t>(</w:t>
-      </w:r>
-      <w:proofErr w:type="spellStart"/>
-      <w:r>
-        <w:t>React</w:t>
-      </w:r>
-      <w:proofErr w:type="spellEnd"/>
-      <w:r>
-        <w:t>, JSX, CSS)</w:t>
-      </w:r>
-      <w:bookmarkEnd w:id="9"/>
-    </w:p>
-    <w:p>
-      <w:pPr>
-        <w:jc w:val="center"/>
+          <w:lang w:val="hu-HU"/>
+        </w:rPr>
+      </w:pPr>
+    </w:p>
+    <w:p>
+      <w:pPr>
+        <w:spacing w:line="360" w:lineRule="auto"/>
+        <w:jc w:val="both"/>
+        <w:rPr>
+          <w:b/>
+          <w:sz w:val="24"/>
+          <w:szCs w:val="24"/>
+          <w:lang w:val="hu-HU"/>
+        </w:rPr>
+      </w:pPr>
+      <w:r>
+        <w:rPr>
+          <w:b/>
+          <w:sz w:val="24"/>
+          <w:szCs w:val="24"/>
+          <w:lang w:val="hu-HU"/>
+        </w:rPr>
+        <w:t>Az adatbázis fogalma</w:t>
+      </w:r>
+    </w:p>
+    <w:p>
+      <w:pPr>
+        <w:spacing w:line="360" w:lineRule="auto"/>
+        <w:jc w:val="both"/>
+        <w:rPr>
+          <w:bCs/>
+          <w:sz w:val="24"/>
+          <w:szCs w:val="24"/>
+          <w:lang w:val="hu-HU"/>
+        </w:rPr>
+      </w:pPr>
+      <w:r>
+        <w:rPr>
+          <w:bCs/>
+          <w:sz w:val="24"/>
+          <w:szCs w:val="24"/>
+          <w:lang w:val="hu-HU"/>
+        </w:rPr>
+        <w:t>A projekt kezdeti fázisában az adatbázis megtervezésére összpontosítottunk, de mielőtt részletesen bemutatnánk a folyamatot, érdemes tisztázni, hogy mit is értünk adatbázis alatt.</w:t>
+      </w:r>
+    </w:p>
+    <w:p>
+      <w:pPr>
+        <w:spacing w:line="360" w:lineRule="auto"/>
+        <w:jc w:val="both"/>
+        <w:rPr>
+          <w:bCs/>
+          <w:sz w:val="24"/>
+          <w:szCs w:val="24"/>
+          <w:lang w:val="hu-HU"/>
+        </w:rPr>
+      </w:pPr>
+      <w:r>
+        <w:rPr>
+          <w:bCs/>
+          <w:sz w:val="24"/>
+          <w:szCs w:val="24"/>
+          <w:lang w:val="hu-HU"/>
+        </w:rPr>
+        <w:t>Az adatbázis egy strukturált információkat vagy adatokat tartalmazó, szervezett gyűjtemény, amelyeket jellemzően számítógépes rendszerekben tárolnak elektronikus formában. Az adatbázisok működését egy adatbázis-kezelő rendszer (DBMS - Database Management System) irányítja, amely biztosítja az adatok tárolását, lekérdezését és kezelését. A DBMS egyfajta közvetítő szerepet tölt be az adatbázis és a végfelhasználók között, lehetővé téve az adatok strukturált módon történő feldolgozását.</w:t>
+      </w:r>
+    </w:p>
+    <w:p>
+      <w:pPr>
+        <w:spacing w:line="360" w:lineRule="auto"/>
+        <w:jc w:val="both"/>
+        <w:rPr>
+          <w:bCs/>
+          <w:sz w:val="24"/>
+          <w:szCs w:val="24"/>
+          <w:lang w:val="hu-HU"/>
+        </w:rPr>
+      </w:pPr>
+      <w:r>
+        <w:rPr>
+          <w:bCs/>
+          <w:sz w:val="24"/>
+          <w:szCs w:val="24"/>
+          <w:lang w:val="hu-HU"/>
+        </w:rPr>
+        <w:t>A teljes rendszer, amely magában foglalja az adatokat, az adatbázis-kezelő rendszert és az ehhez kapcsolódó alkalmazásokat, adatbázis-rendszerként (Database System) ismert, amelyet a szakmai diskurzusokban gyakran egyszerűen „adatbázis” néven emlegetünk.</w:t>
+      </w:r>
+    </w:p>
+    <w:p>
+      <w:pPr>
+        <w:spacing w:line="360" w:lineRule="auto"/>
+        <w:jc w:val="both"/>
+        <w:rPr>
+          <w:bCs/>
+          <w:sz w:val="24"/>
+          <w:szCs w:val="24"/>
+          <w:lang w:val="hu-HU"/>
+        </w:rPr>
+      </w:pPr>
+      <w:r>
+        <w:rPr>
+          <w:bCs/>
+          <w:sz w:val="24"/>
+          <w:szCs w:val="24"/>
+          <w:lang w:val="hu-HU"/>
+        </w:rPr>
+        <w:t>A legtöbb modern adatbázis táblázatos formátumban tárolja az adatokat, ahol az információ sorokba és oszlopokba rendezve jelenik meg, megkönnyítve ezzel az adatok feldolgozását, lekérdezését és módosítását. Az ilyen struktúra lehetővé teszi az adatok hatékony ellenőrzését, frissítését és rendszerezését. A relációs adatbázisokban az SQL (Structured Query Language), azaz a strukturált lekérdezőnyelv használatos az adatok lekérdezésére és manipulálására.</w:t>
+      </w:r>
+    </w:p>
+    <w:p>
+      <w:pPr>
+        <w:spacing w:line="360" w:lineRule="auto"/>
+        <w:jc w:val="both"/>
+        <w:rPr>
+          <w:bCs/>
+          <w:sz w:val="26"/>
+          <w:szCs w:val="26"/>
+          <w:lang w:val="hu-HU"/>
+        </w:rPr>
+      </w:pPr>
+    </w:p>
+    <w:p>
+      <w:pPr>
         <w:rPr>
           <w:b/>
           <w:sz w:val="32"/>
           <w:szCs w:val="32"/>
-        </w:rPr>
-      </w:pPr>
-    </w:p>
-    <w:p>
-      <w:pPr>
-        <w:jc w:val="both"/>
-        <w:rPr>
-          <w:b/>
-          <w:sz w:val="24"/>
-          <w:szCs w:val="24"/>
-          <w:lang w:val="hu-HU"/>
-        </w:rPr>
-      </w:pPr>
-      <w:r>
-        <w:rPr>
-          <w:b/>
-          <w:sz w:val="24"/>
-          <w:szCs w:val="24"/>
-        </w:rPr>
-        <w:t>A Frontend Technológia</w:t>
-      </w:r>
-      <w:r>
-        <w:rPr>
-          <w:b/>
-          <w:sz w:val="24"/>
-          <w:szCs w:val="24"/>
-          <w:lang w:val="hu-HU"/>
-        </w:rPr>
-        <w:t>:</w:t>
-      </w:r>
-    </w:p>
-    <w:p>
-      <w:pPr>
-        <w:jc w:val="both"/>
-        <w:rPr>
-          <w:bCs/>
-          <w:sz w:val="24"/>
-          <w:szCs w:val="24"/>
-        </w:rPr>
-      </w:pPr>
-      <w:r>
-        <w:rPr>
-          <w:bCs/>
-          <w:sz w:val="24"/>
-          <w:szCs w:val="24"/>
-        </w:rPr>
-        <w:t xml:space="preserve">A projekt frontend része </w:t>
-      </w:r>
-      <w:proofErr w:type="spellStart"/>
-      <w:r>
-        <w:rPr>
-          <w:b/>
-          <w:sz w:val="24"/>
-          <w:szCs w:val="24"/>
-        </w:rPr>
-        <w:t>React</w:t>
-      </w:r>
-      <w:r>
-        <w:rPr>
-          <w:bCs/>
-          <w:sz w:val="24"/>
-          <w:szCs w:val="24"/>
-        </w:rPr>
-        <w:t>-ra</w:t>
-      </w:r>
-      <w:proofErr w:type="spellEnd"/>
-      <w:r>
-        <w:rPr>
-          <w:bCs/>
-          <w:sz w:val="24"/>
-          <w:szCs w:val="24"/>
-        </w:rPr>
-        <w:t xml:space="preserve"> épül, amely egy népszerű JavaScript könyvtár, amelyet az UI komponensek gyors és hatékony fejlesztésére terveztek. </w:t>
-      </w:r>
-    </w:p>
-    <w:p>
-      <w:pPr>
-        <w:jc w:val="both"/>
-        <w:rPr>
-          <w:bCs/>
-          <w:sz w:val="24"/>
-          <w:szCs w:val="24"/>
-        </w:rPr>
-      </w:pPr>
-    </w:p>
-    <w:p>
-      <w:pPr>
-        <w:jc w:val="both"/>
-        <w:rPr>
-          <w:bCs/>
-          <w:sz w:val="24"/>
-          <w:szCs w:val="24"/>
-        </w:rPr>
-      </w:pPr>
-    </w:p>
-    <w:p>
-      <w:pPr>
-        <w:jc w:val="both"/>
-        <w:rPr>
-          <w:b/>
-          <w:sz w:val="24"/>
-          <w:szCs w:val="24"/>
-          <w:lang w:val="hu-HU"/>
-        </w:rPr>
-      </w:pPr>
-      <w:r>
-        <w:rPr>
-          <w:b/>
-          <w:sz w:val="24"/>
-          <w:szCs w:val="24"/>
-          <w:lang w:val="hu-HU"/>
-        </w:rPr>
-        <w:t>Mire használják?</w:t>
-      </w:r>
-    </w:p>
-    <w:p>
-      <w:pPr>
-        <w:jc w:val="both"/>
-        <w:rPr>
-          <w:bCs/>
-          <w:sz w:val="24"/>
-          <w:szCs w:val="24"/>
-        </w:rPr>
-      </w:pPr>
-      <w:r>
-        <w:rPr>
-          <w:bCs/>
-          <w:sz w:val="24"/>
-          <w:szCs w:val="24"/>
-        </w:rPr>
-        <w:t xml:space="preserve">A </w:t>
-      </w:r>
-      <w:proofErr w:type="spellStart"/>
-      <w:r>
-        <w:rPr>
-          <w:bCs/>
-          <w:sz w:val="24"/>
-          <w:szCs w:val="24"/>
-        </w:rPr>
-        <w:t>React</w:t>
-      </w:r>
-      <w:proofErr w:type="spellEnd"/>
-      <w:r>
-        <w:rPr>
-          <w:bCs/>
-          <w:sz w:val="24"/>
-          <w:szCs w:val="24"/>
-        </w:rPr>
-        <w:t xml:space="preserve"> segítségével könnyen kezelhetjük az alkalmazás állapotát, kezelhetjük az eseményeket, és dinamikusan frissíthetjük az alkalmazás felhasználói felületét. A </w:t>
-      </w:r>
-      <w:proofErr w:type="spellStart"/>
-      <w:r>
-        <w:rPr>
-          <w:bCs/>
-          <w:sz w:val="24"/>
-          <w:szCs w:val="24"/>
-        </w:rPr>
-        <w:t>React</w:t>
-      </w:r>
-      <w:proofErr w:type="spellEnd"/>
-      <w:r>
-        <w:rPr>
-          <w:bCs/>
-          <w:sz w:val="24"/>
-          <w:szCs w:val="24"/>
-        </w:rPr>
-        <w:t xml:space="preserve"> komponens-alapú struktúrája lehetővé teszi a kód </w:t>
-      </w:r>
-      <w:proofErr w:type="spellStart"/>
-      <w:r>
-        <w:rPr>
-          <w:bCs/>
-          <w:sz w:val="24"/>
-          <w:szCs w:val="24"/>
-        </w:rPr>
-        <w:t>újrafelhasználhatóságát</w:t>
-      </w:r>
-      <w:proofErr w:type="spellEnd"/>
-      <w:r>
-        <w:rPr>
-          <w:bCs/>
-          <w:sz w:val="24"/>
-          <w:szCs w:val="24"/>
-        </w:rPr>
-        <w:t xml:space="preserve"> és karbantartását, így az alkalmazás skálázható és könnyen bővíthető.</w:t>
-      </w:r>
-    </w:p>
-    <w:p>
-      <w:pPr>
-        <w:jc w:val="both"/>
-        <w:rPr>
-          <w:bCs/>
-          <w:sz w:val="24"/>
-          <w:szCs w:val="24"/>
-        </w:rPr>
-      </w:pPr>
-    </w:p>
-    <w:p>
-      <w:pPr>
-        <w:jc w:val="both"/>
-        <w:rPr>
-          <w:bCs/>
-          <w:sz w:val="24"/>
-          <w:szCs w:val="24"/>
-        </w:rPr>
-      </w:pPr>
-    </w:p>
-    <w:p>
-      <w:pPr>
-        <w:jc w:val="both"/>
-        <w:rPr>
-          <w:bCs/>
-          <w:sz w:val="24"/>
-          <w:szCs w:val="24"/>
-        </w:rPr>
-      </w:pPr>
-      <w:r>
-        <w:rPr>
-          <w:bCs/>
-          <w:sz w:val="24"/>
-          <w:szCs w:val="24"/>
-        </w:rPr>
-        <w:t>A frontend fejlesztésében a következő fájlok és mappák találhatóak:</w:t>
-      </w:r>
-    </w:p>
-    <w:p>
-      <w:pPr>
-        <w:rPr>
-          <w:rFonts w:ascii="Calibri" w:hAnsi="Calibri" w:cs="Calibri"/>
-          <w:bCs/>
+          <w:lang w:val="hu-HU"/>
+        </w:rPr>
+      </w:pPr>
+      <w:r>
+        <w:rPr>
+          <w:b/>
           <w:sz w:val="32"/>
           <w:szCs w:val="32"/>
-        </w:rPr>
-      </w:pPr>
-    </w:p>
-    <w:p>
-      <w:pPr>
-        <w:numPr>
-          <w:ilvl w:val="0"/>
-          <w:numId w:val="20"/>
-        </w:numPr>
-        <w:rPr>
-          <w:b/>
-          <w:sz w:val="24"/>
-          <w:szCs w:val="24"/>
-        </w:rPr>
-      </w:pPr>
-      <w:r>
-        <w:rPr>
-          <w:b/>
-          <w:sz w:val="24"/>
-          <w:szCs w:val="24"/>
-        </w:rPr>
-        <w:t>JSX fájlok</w:t>
-      </w:r>
-    </w:p>
-    <w:p>
-      <w:pPr>
-        <w:rPr>
-          <w:b/>
-          <w:sz w:val="32"/>
-          <w:szCs w:val="32"/>
-        </w:rPr>
-      </w:pPr>
-    </w:p>
-    <w:p>
-      <w:pPr>
-        <w:rPr>
-          <w:bCs/>
-          <w:sz w:val="24"/>
-          <w:szCs w:val="24"/>
-        </w:rPr>
-      </w:pPr>
-      <w:r>
-        <w:rPr>
-          <w:bCs/>
-          <w:sz w:val="24"/>
-          <w:szCs w:val="24"/>
-        </w:rPr>
-        <w:t xml:space="preserve">A </w:t>
-      </w:r>
-      <w:proofErr w:type="spellStart"/>
-      <w:r>
-        <w:rPr>
-          <w:bCs/>
-          <w:sz w:val="24"/>
-          <w:szCs w:val="24"/>
-        </w:rPr>
-        <w:t>React</w:t>
-      </w:r>
-      <w:proofErr w:type="spellEnd"/>
-      <w:r>
-        <w:rPr>
-          <w:bCs/>
-          <w:sz w:val="24"/>
-          <w:szCs w:val="24"/>
-        </w:rPr>
-        <w:t xml:space="preserve"> alkalmazásban az interaktív felületet JSX fájlok alkotják. A </w:t>
-      </w:r>
-      <w:r>
-        <w:rPr>
-          <w:b/>
-          <w:sz w:val="24"/>
-          <w:szCs w:val="24"/>
-        </w:rPr>
-        <w:t>JSX</w:t>
-      </w:r>
-      <w:r>
-        <w:rPr>
-          <w:bCs/>
-          <w:sz w:val="24"/>
-          <w:szCs w:val="24"/>
-        </w:rPr>
-        <w:t xml:space="preserve"> (JavaScript XML) egy szintaktikai kiterjesztés a JavaScript számára, amely lehetővé teszi, hogy a HTML-t és a JavaScript-</w:t>
-      </w:r>
-      <w:proofErr w:type="spellStart"/>
-      <w:r>
-        <w:rPr>
-          <w:bCs/>
-          <w:sz w:val="24"/>
-          <w:szCs w:val="24"/>
-        </w:rPr>
-        <w:t>et</w:t>
-      </w:r>
-      <w:proofErr w:type="spellEnd"/>
-      <w:r>
-        <w:rPr>
-          <w:bCs/>
-          <w:sz w:val="24"/>
-          <w:szCs w:val="24"/>
-        </w:rPr>
-        <w:t xml:space="preserve"> egy fájlban keverjük. A JSX fájlok a </w:t>
-      </w:r>
-      <w:proofErr w:type="spellStart"/>
-      <w:r>
-        <w:rPr>
-          <w:bCs/>
-          <w:sz w:val="24"/>
-          <w:szCs w:val="24"/>
-        </w:rPr>
-        <w:t>src</w:t>
-      </w:r>
-      <w:proofErr w:type="spellEnd"/>
-      <w:r>
-        <w:rPr>
-          <w:bCs/>
-          <w:sz w:val="24"/>
-          <w:szCs w:val="24"/>
-        </w:rPr>
-        <w:t xml:space="preserve"> mappában találhatóak, és itt találhatóak azok a </w:t>
-      </w:r>
-      <w:proofErr w:type="spellStart"/>
-      <w:r>
-        <w:rPr>
-          <w:bCs/>
-          <w:sz w:val="24"/>
-          <w:szCs w:val="24"/>
-        </w:rPr>
-        <w:t>React</w:t>
-      </w:r>
-      <w:proofErr w:type="spellEnd"/>
-      <w:r>
-        <w:rPr>
-          <w:bCs/>
-          <w:sz w:val="24"/>
-          <w:szCs w:val="24"/>
-        </w:rPr>
-        <w:t xml:space="preserve"> komponensek, amelyek az oldalak vizuális elemeit képviselik. Mivel a </w:t>
-      </w:r>
-      <w:proofErr w:type="spellStart"/>
-      <w:r>
-        <w:rPr>
-          <w:bCs/>
-          <w:sz w:val="24"/>
-          <w:szCs w:val="24"/>
-        </w:rPr>
-        <w:t>React</w:t>
-      </w:r>
-      <w:proofErr w:type="spellEnd"/>
-      <w:r>
-        <w:rPr>
-          <w:bCs/>
-          <w:sz w:val="24"/>
-          <w:szCs w:val="24"/>
-        </w:rPr>
-        <w:t xml:space="preserve"> alapvetően a komponens-alapú fejlesztésre épít, minden egyes </w:t>
-      </w:r>
-      <w:proofErr w:type="spellStart"/>
-      <w:r>
-        <w:rPr>
-          <w:bCs/>
-          <w:sz w:val="24"/>
-          <w:szCs w:val="24"/>
-        </w:rPr>
-        <w:t>React</w:t>
-      </w:r>
-      <w:proofErr w:type="spellEnd"/>
-      <w:r>
-        <w:rPr>
-          <w:bCs/>
-          <w:sz w:val="24"/>
-          <w:szCs w:val="24"/>
-        </w:rPr>
-        <w:t xml:space="preserve"> komponens önálló funkcióval és vizuális elemekkel rendelkezik, amelyeket a felhasználói felület megjelenítéséhez használunk.</w:t>
-      </w:r>
-    </w:p>
-    <w:p>
-      <w:pPr>
-        <w:rPr>
-          <w:rFonts w:ascii="Calibri" w:hAnsi="Calibri" w:cs="Calibri"/>
-          <w:bCs/>
-          <w:sz w:val="32"/>
-          <w:szCs w:val="32"/>
-        </w:rPr>
-      </w:pPr>
-    </w:p>
-    <w:p>
-      <w:pPr>
-        <w:rPr>
-          <w:bCs/>
-          <w:sz w:val="24"/>
-          <w:szCs w:val="24"/>
-          <w:lang w:val="hu-HU"/>
-        </w:rPr>
-      </w:pPr>
-      <w:r>
-        <w:rPr>
-          <w:bCs/>
-          <w:sz w:val="24"/>
-          <w:szCs w:val="24"/>
-          <w:lang w:val="hu-HU"/>
-        </w:rPr>
-        <w:t>A</w:t>
-      </w:r>
-      <w:r>
-        <w:rPr>
-          <w:bCs/>
-          <w:sz w:val="24"/>
-          <w:szCs w:val="24"/>
-        </w:rPr>
-        <w:t xml:space="preserve">lapvető </w:t>
-      </w:r>
-      <w:proofErr w:type="spellStart"/>
-      <w:r>
-        <w:rPr>
-          <w:bCs/>
-          <w:sz w:val="24"/>
-          <w:szCs w:val="24"/>
-        </w:rPr>
-        <w:t>React</w:t>
-      </w:r>
-      <w:proofErr w:type="spellEnd"/>
-      <w:r>
-        <w:rPr>
-          <w:bCs/>
-          <w:sz w:val="24"/>
-          <w:szCs w:val="24"/>
-        </w:rPr>
-        <w:t xml:space="preserve"> komponens</w:t>
-      </w:r>
-      <w:r>
-        <w:rPr>
-          <w:bCs/>
-          <w:sz w:val="24"/>
-          <w:szCs w:val="24"/>
-          <w:lang w:val="hu-HU"/>
-        </w:rPr>
-        <w:t>:</w:t>
-      </w:r>
-    </w:p>
-    <w:p>
-      <w:pPr>
-        <w:rPr>
-          <w:rFonts w:ascii="Calibri" w:hAnsi="Calibri" w:cs="Calibri"/>
-          <w:bCs/>
-          <w:sz w:val="32"/>
-          <w:szCs w:val="32"/>
-        </w:rPr>
-      </w:pPr>
-    </w:p>
-    <w:p>
-      <w:pPr>
-        <w:rPr>
-          <w:bCs/>
-          <w:sz w:val="24"/>
-          <w:szCs w:val="24"/>
-        </w:rPr>
-      </w:pPr>
-      <w:r>
-        <w:rPr>
-          <w:bCs/>
-          <w:sz w:val="24"/>
-          <w:szCs w:val="24"/>
-        </w:rPr>
-        <w:t xml:space="preserve">Ez a </w:t>
-      </w:r>
-      <w:proofErr w:type="spellStart"/>
-      <w:r>
-        <w:rPr>
-          <w:b/>
-          <w:sz w:val="24"/>
-          <w:szCs w:val="24"/>
-        </w:rPr>
-        <w:t>React</w:t>
-      </w:r>
-      <w:proofErr w:type="spellEnd"/>
-      <w:r>
-        <w:rPr>
-          <w:bCs/>
-          <w:sz w:val="24"/>
-          <w:szCs w:val="24"/>
-        </w:rPr>
-        <w:t xml:space="preserve"> komponens az </w:t>
-      </w:r>
-      <w:proofErr w:type="spellStart"/>
-      <w:r>
-        <w:rPr>
-          <w:bCs/>
-          <w:sz w:val="24"/>
-          <w:szCs w:val="24"/>
-        </w:rPr>
-        <w:t>AllMovies</w:t>
-      </w:r>
-      <w:proofErr w:type="spellEnd"/>
-      <w:r>
-        <w:rPr>
-          <w:bCs/>
-          <w:sz w:val="24"/>
-          <w:szCs w:val="24"/>
-        </w:rPr>
-        <w:t xml:space="preserve"> nevet viseli, és az összes film megjelenítésére szolgál.</w:t>
-      </w:r>
-    </w:p>
-    <w:p>
-      <w:pPr>
-        <w:rPr>
-          <w:bCs/>
-          <w:sz w:val="24"/>
-          <w:szCs w:val="24"/>
-        </w:rPr>
-      </w:pPr>
-    </w:p>
-    <w:p>
-      <w:pPr>
-        <w:pStyle w:val="Cmsor4"/>
-        <w:keepNext w:val="0"/>
-        <w:keepLines w:val="0"/>
-        <w:numPr>
-          <w:ilvl w:val="0"/>
-          <w:numId w:val="20"/>
-        </w:numPr>
-        <w:spacing w:before="240" w:after="40" w:line="360" w:lineRule="auto"/>
-        <w:rPr>
-          <w:b/>
-          <w:color w:val="auto"/>
-        </w:rPr>
-      </w:pPr>
-      <w:r>
-        <w:rPr>
-          <w:b/>
-          <w:color w:val="auto"/>
-        </w:rPr>
-        <w:t>CSS Fájlok</w:t>
-      </w:r>
-    </w:p>
-    <w:p/>
-    <w:p>
-      <w:pPr>
-        <w:rPr>
-          <w:sz w:val="24"/>
-          <w:szCs w:val="24"/>
-        </w:rPr>
-      </w:pPr>
-      <w:r>
-        <w:rPr>
-          <w:sz w:val="24"/>
-          <w:szCs w:val="24"/>
-        </w:rPr>
-        <w:t xml:space="preserve">A </w:t>
-      </w:r>
-      <w:r>
-        <w:rPr>
-          <w:b/>
-          <w:bCs/>
-          <w:sz w:val="24"/>
-          <w:szCs w:val="24"/>
-        </w:rPr>
-        <w:t>CSS</w:t>
-      </w:r>
-      <w:r>
-        <w:rPr>
-          <w:sz w:val="24"/>
-          <w:szCs w:val="24"/>
-        </w:rPr>
-        <w:t xml:space="preserve"> (</w:t>
-      </w:r>
-      <w:proofErr w:type="spellStart"/>
-      <w:r>
-        <w:rPr>
-          <w:sz w:val="24"/>
-          <w:szCs w:val="24"/>
-        </w:rPr>
-        <w:t>Cascading</w:t>
-      </w:r>
-      <w:proofErr w:type="spellEnd"/>
-      <w:r>
-        <w:rPr>
-          <w:sz w:val="24"/>
-          <w:szCs w:val="24"/>
-        </w:rPr>
-        <w:t xml:space="preserve"> </w:t>
-      </w:r>
-      <w:proofErr w:type="spellStart"/>
-      <w:r>
-        <w:rPr>
-          <w:sz w:val="24"/>
-          <w:szCs w:val="24"/>
-        </w:rPr>
-        <w:t>Style</w:t>
-      </w:r>
-      <w:proofErr w:type="spellEnd"/>
-      <w:r>
-        <w:rPr>
-          <w:sz w:val="24"/>
-          <w:szCs w:val="24"/>
-        </w:rPr>
-        <w:t xml:space="preserve"> </w:t>
-      </w:r>
-      <w:proofErr w:type="spellStart"/>
-      <w:r>
-        <w:rPr>
-          <w:sz w:val="24"/>
-          <w:szCs w:val="24"/>
-        </w:rPr>
-        <w:t>Sheets</w:t>
-      </w:r>
-      <w:proofErr w:type="spellEnd"/>
-      <w:r>
-        <w:rPr>
-          <w:sz w:val="24"/>
-          <w:szCs w:val="24"/>
-        </w:rPr>
-        <w:t xml:space="preserve">) a </w:t>
-      </w:r>
-      <w:proofErr w:type="spellStart"/>
-      <w:r>
-        <w:rPr>
-          <w:sz w:val="24"/>
-          <w:szCs w:val="24"/>
-        </w:rPr>
-        <w:t>React</w:t>
-      </w:r>
-      <w:proofErr w:type="spellEnd"/>
-      <w:r>
-        <w:rPr>
-          <w:sz w:val="24"/>
-          <w:szCs w:val="24"/>
-        </w:rPr>
-        <w:t xml:space="preserve"> alkalmazásban a vizuális stílusok meghatározására szolgál. A </w:t>
-      </w:r>
-      <w:proofErr w:type="spellStart"/>
-      <w:r>
-        <w:rPr>
-          <w:sz w:val="24"/>
-          <w:szCs w:val="24"/>
-        </w:rPr>
-        <w:t>React</w:t>
-      </w:r>
-      <w:proofErr w:type="spellEnd"/>
-      <w:r>
-        <w:rPr>
-          <w:sz w:val="24"/>
-          <w:szCs w:val="24"/>
-        </w:rPr>
-        <w:t xml:space="preserve"> alapú alkalmazásokat gyakran komponens-alapú megközelítéssel fejlesztjük, ami azt jelenti, hogy az alkalmazás minden egyes funkcionális egysége (pl. gomb, navigáció, szövegek) különálló komponensként van kezelve. A </w:t>
-      </w:r>
-      <w:proofErr w:type="spellStart"/>
-      <w:r>
-        <w:rPr>
-          <w:sz w:val="24"/>
-          <w:szCs w:val="24"/>
-        </w:rPr>
-        <w:t>React</w:t>
-      </w:r>
-      <w:proofErr w:type="spellEnd"/>
-      <w:r>
-        <w:rPr>
-          <w:sz w:val="24"/>
-          <w:szCs w:val="24"/>
-        </w:rPr>
-        <w:t xml:space="preserve"> alkalmazásokat általában moduláris CSS fájlok segítségével formázzuk, és minden komponenshez külön CSS fájl társítható. Ez segít abban, hogy a stílusok jól szervezettek és könnyen karbantarthatóak maradjanak.</w:t>
-      </w:r>
-    </w:p>
-    <w:p>
-      <w:pPr>
-        <w:rPr>
-          <w:sz w:val="24"/>
-          <w:szCs w:val="24"/>
-        </w:rPr>
-      </w:pPr>
-    </w:p>
-    <w:p>
-      <w:pPr>
-        <w:rPr>
-          <w:sz w:val="24"/>
-          <w:szCs w:val="24"/>
-        </w:rPr>
-      </w:pPr>
-      <w:r>
-        <w:rPr>
-          <w:sz w:val="24"/>
-          <w:szCs w:val="24"/>
-        </w:rPr>
-        <w:t xml:space="preserve">A </w:t>
-      </w:r>
-      <w:proofErr w:type="spellStart"/>
-      <w:r>
-        <w:rPr>
-          <w:b/>
-          <w:bCs/>
-          <w:sz w:val="24"/>
-          <w:szCs w:val="24"/>
-        </w:rPr>
-        <w:t>className</w:t>
-      </w:r>
-      <w:proofErr w:type="spellEnd"/>
-      <w:r>
-        <w:rPr>
-          <w:sz w:val="24"/>
-          <w:szCs w:val="24"/>
-        </w:rPr>
-        <w:t xml:space="preserve"> és </w:t>
-      </w:r>
-      <w:r>
-        <w:rPr>
-          <w:b/>
-          <w:bCs/>
-          <w:sz w:val="24"/>
-          <w:szCs w:val="24"/>
-        </w:rPr>
-        <w:t>CSS</w:t>
-      </w:r>
-      <w:r>
-        <w:rPr>
-          <w:sz w:val="24"/>
-          <w:szCs w:val="24"/>
-        </w:rPr>
-        <w:t xml:space="preserve"> összekapcsolása:</w:t>
-      </w:r>
-    </w:p>
-    <w:p>
-      <w:pPr>
-        <w:rPr>
-          <w:sz w:val="24"/>
-          <w:szCs w:val="24"/>
-        </w:rPr>
-      </w:pPr>
-      <w:r>
-        <w:rPr>
-          <w:sz w:val="24"/>
-          <w:szCs w:val="24"/>
-        </w:rPr>
-        <w:t xml:space="preserve">A </w:t>
-      </w:r>
-      <w:proofErr w:type="spellStart"/>
-      <w:r>
-        <w:rPr>
-          <w:sz w:val="24"/>
-          <w:szCs w:val="24"/>
-        </w:rPr>
-        <w:t>React</w:t>
-      </w:r>
-      <w:proofErr w:type="spellEnd"/>
-      <w:r>
-        <w:rPr>
-          <w:sz w:val="24"/>
-          <w:szCs w:val="24"/>
-        </w:rPr>
-        <w:t xml:space="preserve">-ban az egyes HTML elemekhez CSS osztályokat rendelünk a </w:t>
-      </w:r>
-      <w:proofErr w:type="spellStart"/>
-      <w:r>
-        <w:rPr>
-          <w:sz w:val="24"/>
-          <w:szCs w:val="24"/>
-        </w:rPr>
-        <w:t>className</w:t>
-      </w:r>
-      <w:proofErr w:type="spellEnd"/>
-      <w:r>
-        <w:rPr>
-          <w:sz w:val="24"/>
-          <w:szCs w:val="24"/>
-        </w:rPr>
-        <w:t xml:space="preserve"> attribútum segítségével. A</w:t>
-      </w:r>
-      <w:r>
-        <w:rPr>
-          <w:b/>
-          <w:bCs/>
-          <w:sz w:val="24"/>
-          <w:szCs w:val="24"/>
-        </w:rPr>
-        <w:t xml:space="preserve"> </w:t>
-      </w:r>
-      <w:proofErr w:type="spellStart"/>
-      <w:r>
-        <w:rPr>
-          <w:b/>
-          <w:bCs/>
-          <w:sz w:val="24"/>
-          <w:szCs w:val="24"/>
-        </w:rPr>
-        <w:t>className</w:t>
-      </w:r>
-      <w:proofErr w:type="spellEnd"/>
-      <w:r>
-        <w:rPr>
-          <w:sz w:val="24"/>
-          <w:szCs w:val="24"/>
-        </w:rPr>
-        <w:t xml:space="preserve"> működése megegyezik a hagyományos HTML-ben használt </w:t>
-      </w:r>
-      <w:proofErr w:type="spellStart"/>
-      <w:r>
-        <w:rPr>
-          <w:sz w:val="24"/>
-          <w:szCs w:val="24"/>
-        </w:rPr>
-        <w:t>class</w:t>
-      </w:r>
-      <w:proofErr w:type="spellEnd"/>
-      <w:r>
-        <w:rPr>
-          <w:sz w:val="24"/>
-          <w:szCs w:val="24"/>
-        </w:rPr>
-        <w:t xml:space="preserve"> attribútummal, de a </w:t>
-      </w:r>
-      <w:proofErr w:type="spellStart"/>
-      <w:r>
-        <w:rPr>
-          <w:sz w:val="24"/>
-          <w:szCs w:val="24"/>
-        </w:rPr>
-        <w:t>React</w:t>
-      </w:r>
-      <w:proofErr w:type="spellEnd"/>
-      <w:r>
-        <w:rPr>
-          <w:sz w:val="24"/>
-          <w:szCs w:val="24"/>
-        </w:rPr>
-        <w:t xml:space="preserve"> használatakor ezt a nevet kell alkalmazni, mivel a </w:t>
-      </w:r>
-      <w:proofErr w:type="spellStart"/>
-      <w:r>
-        <w:rPr>
-          <w:sz w:val="24"/>
-          <w:szCs w:val="24"/>
-        </w:rPr>
-        <w:t>class</w:t>
-      </w:r>
-      <w:proofErr w:type="spellEnd"/>
-      <w:r>
-        <w:rPr>
-          <w:sz w:val="24"/>
-          <w:szCs w:val="24"/>
-        </w:rPr>
-        <w:t xml:space="preserve"> kulcsszó már fenntartott JavaScript-ben. A CSS fájlokban található osztályok a </w:t>
-      </w:r>
-      <w:proofErr w:type="spellStart"/>
-      <w:r>
-        <w:rPr>
-          <w:sz w:val="24"/>
-          <w:szCs w:val="24"/>
-        </w:rPr>
-        <w:t>className</w:t>
-      </w:r>
-      <w:proofErr w:type="spellEnd"/>
-      <w:r>
-        <w:rPr>
-          <w:sz w:val="24"/>
-          <w:szCs w:val="24"/>
-        </w:rPr>
-        <w:t>-ben megadott nevekkel egyeznek meg, és ezek határozzák meg az adott elem megjelenését.</w:t>
-      </w:r>
-    </w:p>
-    <w:p>
-      <w:pPr>
-        <w:rPr>
-          <w:b/>
-          <w:sz w:val="24"/>
-          <w:szCs w:val="24"/>
-        </w:rPr>
-      </w:pPr>
-    </w:p>
-    <w:p>
-      <w:pPr>
-        <w:rPr>
-          <w:b/>
-          <w:sz w:val="24"/>
-          <w:szCs w:val="24"/>
-        </w:rPr>
-      </w:pPr>
-      <w:r>
-        <w:rPr>
-          <w:b/>
-          <w:sz w:val="24"/>
-          <w:szCs w:val="24"/>
-        </w:rPr>
-        <w:t xml:space="preserve">CSS modulok (CSS </w:t>
-      </w:r>
-      <w:proofErr w:type="spellStart"/>
-      <w:r>
-        <w:rPr>
-          <w:b/>
-          <w:sz w:val="24"/>
-          <w:szCs w:val="24"/>
-        </w:rPr>
-        <w:t>Modules</w:t>
-      </w:r>
-      <w:proofErr w:type="spellEnd"/>
-      <w:r>
-        <w:rPr>
-          <w:b/>
-          <w:sz w:val="24"/>
-          <w:szCs w:val="24"/>
-        </w:rPr>
-        <w:t>):</w:t>
-      </w:r>
-    </w:p>
-    <w:p>
-      <w:pPr>
-        <w:rPr>
-          <w:bCs/>
-          <w:sz w:val="24"/>
-          <w:szCs w:val="24"/>
-        </w:rPr>
-      </w:pPr>
-      <w:r>
-        <w:rPr>
-          <w:bCs/>
-          <w:sz w:val="24"/>
-          <w:szCs w:val="24"/>
-        </w:rPr>
-        <w:t xml:space="preserve">A CSS modulok egy speciális megközelítés, amely segít elkerülni a globális CSS ütközéseket, amelyek akkor fordulhatnak elő, ha több komponens ugyanazt az osztálynevet használja. A CSS modulok segítségével a CSS osztályok lokálisak lesznek, és csak az adott komponensben használhatóak, így elkerülhetjük a stílusok keveredését. Ezt úgy érhetjük el, hogy a CSS fájlokat .module.css kiterjesztéssel mentjük, és a </w:t>
-      </w:r>
-      <w:proofErr w:type="spellStart"/>
-      <w:r>
-        <w:rPr>
-          <w:bCs/>
-          <w:sz w:val="24"/>
-          <w:szCs w:val="24"/>
-        </w:rPr>
-        <w:t>React</w:t>
-      </w:r>
-      <w:proofErr w:type="spellEnd"/>
-      <w:r>
-        <w:rPr>
-          <w:bCs/>
-          <w:sz w:val="24"/>
-          <w:szCs w:val="24"/>
-        </w:rPr>
-        <w:t>-ban importáljuk őket, majd a stílusokat objektumként alkalmazzuk.</w:t>
-      </w:r>
-    </w:p>
-    <w:p>
-      <w:pPr>
-        <w:rPr>
-          <w:rFonts w:ascii="Calibri" w:hAnsi="Calibri" w:cs="Calibri"/>
-          <w:bCs/>
-          <w:sz w:val="32"/>
-          <w:szCs w:val="32"/>
-        </w:rPr>
-      </w:pPr>
-    </w:p>
-    <w:p>
-      <w:pPr>
-        <w:numPr>
-          <w:ilvl w:val="0"/>
-          <w:numId w:val="20"/>
-        </w:numPr>
-        <w:rPr>
-          <w:b/>
-          <w:sz w:val="24"/>
-          <w:szCs w:val="24"/>
-          <w:lang w:val="hu-HU"/>
-        </w:rPr>
-      </w:pPr>
-      <w:r>
-        <w:rPr>
-          <w:b/>
-          <w:sz w:val="24"/>
-          <w:szCs w:val="24"/>
-        </w:rPr>
-        <w:t>Public Mappa</w:t>
-      </w:r>
-      <w:r>
-        <w:rPr>
-          <w:b/>
-          <w:sz w:val="24"/>
-          <w:szCs w:val="24"/>
-          <w:lang w:val="hu-HU"/>
-        </w:rPr>
-        <w:t>:</w:t>
-      </w:r>
-    </w:p>
-    <w:p>
-      <w:pPr>
-        <w:rPr>
-          <w:rFonts w:ascii="Calibri" w:hAnsi="Calibri" w:cs="Calibri"/>
-          <w:bCs/>
-          <w:sz w:val="32"/>
-          <w:szCs w:val="32"/>
-        </w:rPr>
-      </w:pPr>
-    </w:p>
-    <w:p>
-      <w:pPr>
-        <w:rPr>
-          <w:bCs/>
-          <w:sz w:val="24"/>
-          <w:szCs w:val="24"/>
-        </w:rPr>
-      </w:pPr>
-      <w:r>
-        <w:rPr>
-          <w:bCs/>
-          <w:sz w:val="24"/>
-          <w:szCs w:val="24"/>
-        </w:rPr>
-        <w:t xml:space="preserve">A </w:t>
-      </w:r>
-      <w:proofErr w:type="spellStart"/>
-      <w:r>
-        <w:rPr>
-          <w:b/>
-          <w:sz w:val="24"/>
-          <w:szCs w:val="24"/>
-        </w:rPr>
-        <w:t>public</w:t>
-      </w:r>
-      <w:proofErr w:type="spellEnd"/>
-      <w:r>
-        <w:rPr>
-          <w:b/>
-          <w:sz w:val="24"/>
-          <w:szCs w:val="24"/>
-        </w:rPr>
-        <w:t xml:space="preserve"> mappa</w:t>
-      </w:r>
-      <w:r>
-        <w:rPr>
-          <w:bCs/>
-          <w:sz w:val="24"/>
-          <w:szCs w:val="24"/>
-        </w:rPr>
-        <w:t xml:space="preserve"> a statikus fájlok tárolására szolgál, mint például képek, ikonkészletek, </w:t>
-      </w:r>
-      <w:proofErr w:type="spellStart"/>
-      <w:r>
-        <w:rPr>
-          <w:bCs/>
-          <w:sz w:val="24"/>
-          <w:szCs w:val="24"/>
-        </w:rPr>
-        <w:t>faviconek</w:t>
-      </w:r>
-      <w:proofErr w:type="spellEnd"/>
-      <w:r>
-        <w:rPr>
-          <w:bCs/>
-          <w:sz w:val="24"/>
-          <w:szCs w:val="24"/>
-        </w:rPr>
-        <w:t xml:space="preserve">, és egyéb nem dinamikus tartalmak. A </w:t>
-      </w:r>
-      <w:proofErr w:type="spellStart"/>
-      <w:r>
-        <w:rPr>
-          <w:bCs/>
-          <w:sz w:val="24"/>
-          <w:szCs w:val="24"/>
-        </w:rPr>
-        <w:t>public</w:t>
-      </w:r>
-      <w:proofErr w:type="spellEnd"/>
-      <w:r>
-        <w:rPr>
-          <w:bCs/>
-          <w:sz w:val="24"/>
-          <w:szCs w:val="24"/>
-        </w:rPr>
-        <w:t xml:space="preserve"> mappában található </w:t>
-      </w:r>
-      <w:r>
-        <w:rPr>
-          <w:b/>
-          <w:sz w:val="24"/>
-          <w:szCs w:val="24"/>
-        </w:rPr>
-        <w:t>index.html</w:t>
-      </w:r>
-      <w:r>
-        <w:rPr>
-          <w:bCs/>
-          <w:sz w:val="24"/>
-          <w:szCs w:val="24"/>
-        </w:rPr>
-        <w:t xml:space="preserve"> fájl tartalmazza az alkalmazás fő HTML szerkezetét, amelyet a </w:t>
-      </w:r>
-      <w:proofErr w:type="spellStart"/>
-      <w:r>
-        <w:rPr>
-          <w:bCs/>
-          <w:sz w:val="24"/>
-          <w:szCs w:val="24"/>
-        </w:rPr>
-        <w:t>React</w:t>
-      </w:r>
-      <w:proofErr w:type="spellEnd"/>
-      <w:r>
-        <w:rPr>
-          <w:bCs/>
-          <w:sz w:val="24"/>
-          <w:szCs w:val="24"/>
-        </w:rPr>
-        <w:t xml:space="preserve"> dinamikusan kitölt a megfelelő komponensekkel.</w:t>
-      </w:r>
-    </w:p>
-    <w:p>
-      <w:pPr>
-        <w:rPr>
-          <w:bCs/>
-          <w:sz w:val="24"/>
-          <w:szCs w:val="24"/>
-        </w:rPr>
-      </w:pPr>
-      <w:r>
-        <w:rPr>
-          <w:bCs/>
-          <w:sz w:val="24"/>
-          <w:szCs w:val="24"/>
-        </w:rPr>
-        <w:t xml:space="preserve">A </w:t>
-      </w:r>
-      <w:proofErr w:type="spellStart"/>
-      <w:r>
-        <w:rPr>
-          <w:bCs/>
-          <w:sz w:val="24"/>
-          <w:szCs w:val="24"/>
-        </w:rPr>
-        <w:t>public</w:t>
-      </w:r>
-      <w:proofErr w:type="spellEnd"/>
-      <w:r>
-        <w:rPr>
-          <w:bCs/>
-          <w:sz w:val="24"/>
-          <w:szCs w:val="24"/>
-        </w:rPr>
-        <w:t xml:space="preserve"> mappa egyéb tartalma lehet:</w:t>
-      </w:r>
-    </w:p>
-    <w:p>
-      <w:pPr>
-        <w:rPr>
-          <w:bCs/>
-          <w:sz w:val="24"/>
-          <w:szCs w:val="24"/>
-        </w:rPr>
-      </w:pPr>
-    </w:p>
-    <w:p>
-      <w:pPr>
-        <w:numPr>
-          <w:ilvl w:val="0"/>
-          <w:numId w:val="21"/>
-        </w:numPr>
-        <w:spacing w:line="240" w:lineRule="auto"/>
-        <w:rPr>
-          <w:bCs/>
-          <w:sz w:val="24"/>
-          <w:szCs w:val="24"/>
-        </w:rPr>
-      </w:pPr>
-      <w:r>
-        <w:rPr>
-          <w:b/>
-          <w:sz w:val="24"/>
-          <w:szCs w:val="24"/>
-        </w:rPr>
-        <w:t>Képek:</w:t>
-      </w:r>
-      <w:r>
-        <w:rPr>
-          <w:bCs/>
-          <w:sz w:val="24"/>
-          <w:szCs w:val="24"/>
-        </w:rPr>
-        <w:t xml:space="preserve"> Az alkalmazás grafikai elemei, mint például film poszterek, háttérképek, logók stb.</w:t>
-      </w:r>
-    </w:p>
-    <w:p>
-      <w:pPr>
-        <w:spacing w:line="240" w:lineRule="auto"/>
-        <w:rPr>
-          <w:bCs/>
-          <w:sz w:val="24"/>
-          <w:szCs w:val="24"/>
-        </w:rPr>
-      </w:pPr>
-    </w:p>
-    <w:p>
-      <w:pPr>
-        <w:numPr>
-          <w:ilvl w:val="0"/>
-          <w:numId w:val="21"/>
-        </w:numPr>
-        <w:spacing w:line="240" w:lineRule="auto"/>
-        <w:rPr>
-          <w:bCs/>
-          <w:sz w:val="24"/>
-          <w:szCs w:val="24"/>
-        </w:rPr>
-      </w:pPr>
-      <w:proofErr w:type="spellStart"/>
-      <w:r>
-        <w:rPr>
-          <w:b/>
-          <w:sz w:val="24"/>
-          <w:szCs w:val="24"/>
-        </w:rPr>
-        <w:t>Favicon</w:t>
-      </w:r>
-      <w:proofErr w:type="spellEnd"/>
-      <w:r>
-        <w:rPr>
-          <w:b/>
-          <w:sz w:val="24"/>
-          <w:szCs w:val="24"/>
-        </w:rPr>
-        <w:t>:</w:t>
-      </w:r>
-      <w:r>
-        <w:rPr>
-          <w:bCs/>
-          <w:sz w:val="24"/>
-          <w:szCs w:val="24"/>
-        </w:rPr>
-        <w:t xml:space="preserve"> A weboldal ikonját tartalmazó fájl.</w:t>
-      </w:r>
-    </w:p>
-    <w:p>
-      <w:pPr>
-        <w:spacing w:line="240" w:lineRule="auto"/>
-        <w:rPr>
-          <w:bCs/>
-          <w:sz w:val="24"/>
-          <w:szCs w:val="24"/>
-        </w:rPr>
-      </w:pPr>
-    </w:p>
-    <w:p>
-      <w:pPr>
-        <w:numPr>
-          <w:ilvl w:val="0"/>
-          <w:numId w:val="21"/>
-        </w:numPr>
-        <w:spacing w:line="240" w:lineRule="auto"/>
-        <w:rPr>
-          <w:bCs/>
-          <w:sz w:val="24"/>
-          <w:szCs w:val="24"/>
-        </w:rPr>
-      </w:pPr>
-      <w:proofErr w:type="spellStart"/>
-      <w:r>
-        <w:rPr>
-          <w:b/>
-          <w:sz w:val="24"/>
-          <w:szCs w:val="24"/>
-        </w:rPr>
-        <w:t>Manifest</w:t>
-      </w:r>
-      <w:proofErr w:type="spellEnd"/>
-      <w:r>
-        <w:rPr>
-          <w:b/>
-          <w:sz w:val="24"/>
-          <w:szCs w:val="24"/>
-        </w:rPr>
-        <w:t>:</w:t>
-      </w:r>
-      <w:r>
-        <w:rPr>
-          <w:bCs/>
-          <w:sz w:val="24"/>
-          <w:szCs w:val="24"/>
-        </w:rPr>
-        <w:t xml:space="preserve"> A </w:t>
-      </w:r>
-      <w:proofErr w:type="spellStart"/>
-      <w:r>
-        <w:rPr>
-          <w:bCs/>
-          <w:sz w:val="24"/>
-          <w:szCs w:val="24"/>
-        </w:rPr>
-        <w:t>Progressive</w:t>
-      </w:r>
-      <w:proofErr w:type="spellEnd"/>
-      <w:r>
-        <w:rPr>
-          <w:bCs/>
-          <w:sz w:val="24"/>
-          <w:szCs w:val="24"/>
-        </w:rPr>
-        <w:t xml:space="preserve"> Web App (PWA) </w:t>
-      </w:r>
-      <w:proofErr w:type="spellStart"/>
-      <w:r>
-        <w:rPr>
-          <w:bCs/>
-          <w:sz w:val="24"/>
-          <w:szCs w:val="24"/>
-        </w:rPr>
-        <w:t>manifest</w:t>
-      </w:r>
-      <w:proofErr w:type="spellEnd"/>
-      <w:r>
-        <w:rPr>
-          <w:bCs/>
-          <w:sz w:val="24"/>
-          <w:szCs w:val="24"/>
-        </w:rPr>
-        <w:t xml:space="preserve"> fájl, amely lehetővé teszi, hogy az alkalmazás "telepíthető" legyen a felhasználó készülékére.</w:t>
-      </w:r>
-    </w:p>
-    <w:p>
-      <w:pPr>
-        <w:spacing w:line="240" w:lineRule="auto"/>
-        <w:rPr>
-          <w:bCs/>
-          <w:sz w:val="24"/>
-          <w:szCs w:val="24"/>
-        </w:rPr>
-      </w:pPr>
-    </w:p>
-    <w:p>
-      <w:pPr>
-        <w:spacing w:line="240" w:lineRule="auto"/>
-        <w:rPr>
-          <w:bCs/>
-          <w:sz w:val="24"/>
-          <w:szCs w:val="24"/>
-        </w:rPr>
-      </w:pPr>
-      <w:r>
-        <w:rPr>
-          <w:bCs/>
-          <w:sz w:val="24"/>
-          <w:szCs w:val="24"/>
-        </w:rPr>
-        <w:t xml:space="preserve">A </w:t>
-      </w:r>
-      <w:proofErr w:type="spellStart"/>
-      <w:r>
-        <w:rPr>
-          <w:b/>
-          <w:sz w:val="24"/>
-          <w:szCs w:val="24"/>
-        </w:rPr>
-        <w:t>public</w:t>
-      </w:r>
-      <w:proofErr w:type="spellEnd"/>
-      <w:r>
-        <w:rPr>
-          <w:b/>
-          <w:sz w:val="24"/>
-          <w:szCs w:val="24"/>
-        </w:rPr>
-        <w:t xml:space="preserve"> mappa</w:t>
-      </w:r>
-      <w:r>
-        <w:rPr>
-          <w:bCs/>
-          <w:sz w:val="24"/>
-          <w:szCs w:val="24"/>
-        </w:rPr>
-        <w:t xml:space="preserve"> használata lehetővé teszi a statikus fájlok gyors és hatékony betöltését, anélkül, hogy azok minden egyes </w:t>
-      </w:r>
-      <w:proofErr w:type="spellStart"/>
-      <w:r>
-        <w:rPr>
-          <w:bCs/>
-          <w:sz w:val="24"/>
-          <w:szCs w:val="24"/>
-        </w:rPr>
-        <w:t>React</w:t>
-      </w:r>
-      <w:proofErr w:type="spellEnd"/>
-      <w:r>
-        <w:rPr>
-          <w:bCs/>
-          <w:sz w:val="24"/>
-          <w:szCs w:val="24"/>
-        </w:rPr>
-        <w:t xml:space="preserve"> </w:t>
-      </w:r>
-      <w:proofErr w:type="spellStart"/>
-      <w:r>
-        <w:rPr>
-          <w:bCs/>
-          <w:sz w:val="24"/>
-          <w:szCs w:val="24"/>
-        </w:rPr>
-        <w:t>rendereléskor</w:t>
-      </w:r>
-      <w:proofErr w:type="spellEnd"/>
-      <w:r>
-        <w:rPr>
-          <w:bCs/>
-          <w:sz w:val="24"/>
-          <w:szCs w:val="24"/>
-        </w:rPr>
-        <w:t xml:space="preserve"> újra letöltődnének.</w:t>
-      </w:r>
-    </w:p>
-    <w:p>
-      <w:pPr>
-        <w:rPr>
-          <w:rFonts w:ascii="Calibri" w:hAnsi="Calibri" w:cs="Calibri"/>
-          <w:bCs/>
-          <w:sz w:val="32"/>
-          <w:szCs w:val="32"/>
-        </w:rPr>
-      </w:pPr>
-    </w:p>
-    <w:p>
-      <w:pPr>
-        <w:numPr>
-          <w:ilvl w:val="0"/>
-          <w:numId w:val="20"/>
-        </w:numPr>
-        <w:rPr>
-          <w:b/>
-          <w:sz w:val="24"/>
-          <w:szCs w:val="24"/>
-        </w:rPr>
-      </w:pPr>
-      <w:r>
-        <w:rPr>
-          <w:b/>
-          <w:sz w:val="24"/>
-          <w:szCs w:val="24"/>
-        </w:rPr>
-        <w:t>Az Alkalmazás Működése</w:t>
-      </w:r>
-      <w:r>
-        <w:rPr>
-          <w:b/>
-          <w:sz w:val="24"/>
-          <w:szCs w:val="24"/>
-          <w:lang w:val="hu-HU"/>
-        </w:rPr>
-        <w:t>:</w:t>
-      </w:r>
-    </w:p>
-    <w:p>
-      <w:pPr>
-        <w:rPr>
-          <w:b/>
-          <w:sz w:val="24"/>
-          <w:szCs w:val="24"/>
-          <w:lang w:val="hu-HU"/>
-        </w:rPr>
-      </w:pPr>
-    </w:p>
-    <w:p>
-      <w:pPr>
-        <w:rPr>
-          <w:bCs/>
-          <w:sz w:val="24"/>
-          <w:szCs w:val="24"/>
-          <w:lang w:val="hu-HU"/>
-        </w:rPr>
-      </w:pPr>
-      <w:r>
-        <w:rPr>
-          <w:bCs/>
-          <w:sz w:val="24"/>
-          <w:szCs w:val="24"/>
-          <w:lang w:val="hu-HU"/>
-        </w:rPr>
-        <w:t xml:space="preserve">Az alkalmazás felépítése során a felhasználói felületet </w:t>
-      </w:r>
-      <w:proofErr w:type="spellStart"/>
-      <w:r>
-        <w:rPr>
-          <w:b/>
-          <w:sz w:val="24"/>
-          <w:szCs w:val="24"/>
-          <w:lang w:val="hu-HU"/>
-        </w:rPr>
-        <w:t>React</w:t>
-      </w:r>
-      <w:proofErr w:type="spellEnd"/>
-      <w:r>
-        <w:rPr>
-          <w:b/>
-          <w:sz w:val="24"/>
-          <w:szCs w:val="24"/>
-          <w:lang w:val="hu-HU"/>
-        </w:rPr>
-        <w:t xml:space="preserve"> komponensek</w:t>
-      </w:r>
-      <w:r>
-        <w:rPr>
-          <w:bCs/>
-          <w:sz w:val="24"/>
-          <w:szCs w:val="24"/>
-          <w:lang w:val="hu-HU"/>
-        </w:rPr>
-        <w:t xml:space="preserve"> alkotják, amelyek az állapot kezelésével (</w:t>
-      </w:r>
-      <w:proofErr w:type="spellStart"/>
-      <w:r>
-        <w:rPr>
-          <w:bCs/>
-          <w:sz w:val="24"/>
-          <w:szCs w:val="24"/>
-          <w:lang w:val="hu-HU"/>
-        </w:rPr>
-        <w:t>state</w:t>
-      </w:r>
-      <w:proofErr w:type="spellEnd"/>
-      <w:r>
-        <w:rPr>
-          <w:bCs/>
-          <w:sz w:val="24"/>
-          <w:szCs w:val="24"/>
-          <w:lang w:val="hu-HU"/>
-        </w:rPr>
-        <w:t xml:space="preserve"> management) és adatlekérésekkel biztosítják a dinamikus és interaktív élményt. Az alkalmazás indításakor az alapértelmezett index.js fájlban található </w:t>
-      </w:r>
-      <w:proofErr w:type="spellStart"/>
-      <w:r>
-        <w:rPr>
-          <w:b/>
-          <w:sz w:val="24"/>
-          <w:szCs w:val="24"/>
-          <w:lang w:val="hu-HU"/>
-        </w:rPr>
-        <w:t>ReactDOM.render</w:t>
-      </w:r>
-      <w:proofErr w:type="spellEnd"/>
-      <w:r>
-        <w:rPr>
-          <w:b/>
-          <w:sz w:val="24"/>
-          <w:szCs w:val="24"/>
-          <w:lang w:val="hu-HU"/>
-        </w:rPr>
-        <w:t>()</w:t>
-      </w:r>
-      <w:r>
-        <w:rPr>
-          <w:bCs/>
-          <w:sz w:val="24"/>
-          <w:szCs w:val="24"/>
-          <w:lang w:val="hu-HU"/>
-        </w:rPr>
-        <w:t xml:space="preserve"> hívás tölti be az első komponenst, amely általában az alkalmazás fő komponense.</w:t>
-      </w:r>
-    </w:p>
-    <w:p>
-      <w:pPr>
-        <w:rPr>
-          <w:bCs/>
-          <w:sz w:val="24"/>
-          <w:szCs w:val="24"/>
-          <w:lang w:val="hu-HU"/>
-        </w:rPr>
-      </w:pPr>
-    </w:p>
-    <w:p>
-      <w:pPr>
-        <w:rPr>
-          <w:bCs/>
-          <w:sz w:val="24"/>
-          <w:szCs w:val="24"/>
-          <w:lang w:val="hu-HU"/>
-        </w:rPr>
-      </w:pPr>
-      <w:r>
-        <w:rPr>
-          <w:bCs/>
-          <w:sz w:val="24"/>
-          <w:szCs w:val="24"/>
-          <w:lang w:val="hu-HU"/>
-        </w:rPr>
-        <w:t xml:space="preserve">A </w:t>
-      </w:r>
-      <w:proofErr w:type="spellStart"/>
-      <w:r>
-        <w:rPr>
-          <w:bCs/>
-          <w:sz w:val="24"/>
-          <w:szCs w:val="24"/>
-          <w:lang w:val="hu-HU"/>
-        </w:rPr>
-        <w:t>React</w:t>
-      </w:r>
-      <w:proofErr w:type="spellEnd"/>
-      <w:r>
-        <w:rPr>
-          <w:bCs/>
-          <w:sz w:val="24"/>
-          <w:szCs w:val="24"/>
-          <w:lang w:val="hu-HU"/>
-        </w:rPr>
-        <w:t xml:space="preserve"> fejlesztési környezet lehetővé teszi az automatikus </w:t>
-      </w:r>
-      <w:proofErr w:type="spellStart"/>
-      <w:r>
-        <w:rPr>
-          <w:bCs/>
-          <w:sz w:val="24"/>
-          <w:szCs w:val="24"/>
-          <w:lang w:val="hu-HU"/>
-        </w:rPr>
-        <w:t>újratöltést</w:t>
-      </w:r>
-      <w:proofErr w:type="spellEnd"/>
-      <w:r>
-        <w:rPr>
-          <w:bCs/>
-          <w:sz w:val="24"/>
-          <w:szCs w:val="24"/>
-          <w:lang w:val="hu-HU"/>
-        </w:rPr>
-        <w:t>, így a kódot szerkesztve az alkalmazás azonnal megjeleníti a változásokat, így gyors fejlesztést biztosít.</w:t>
-      </w:r>
-    </w:p>
-    <w:p>
-      <w:pPr>
-        <w:rPr>
-          <w:bCs/>
-          <w:sz w:val="24"/>
-          <w:szCs w:val="24"/>
-          <w:lang w:val="hu-HU"/>
-        </w:rPr>
-      </w:pPr>
-    </w:p>
-    <w:p>
-      <w:pPr>
-        <w:rPr>
-          <w:bCs/>
-          <w:sz w:val="24"/>
-          <w:szCs w:val="24"/>
-          <w:lang w:val="hu-HU"/>
-        </w:rPr>
-      </w:pPr>
-    </w:p>
-    <w:p>
-      <w:pPr>
-        <w:numPr>
-          <w:ilvl w:val="0"/>
-          <w:numId w:val="20"/>
-        </w:numPr>
-        <w:rPr>
-          <w:b/>
-          <w:sz w:val="24"/>
-          <w:szCs w:val="24"/>
-          <w:lang w:val="hu-HU"/>
-        </w:rPr>
-      </w:pPr>
-      <w:proofErr w:type="spellStart"/>
-      <w:r>
-        <w:rPr>
-          <w:b/>
-          <w:sz w:val="24"/>
-          <w:szCs w:val="24"/>
-          <w:lang w:val="hu-HU"/>
-        </w:rPr>
-        <w:t>node_modules</w:t>
-      </w:r>
-      <w:proofErr w:type="spellEnd"/>
-      <w:r>
-        <w:rPr>
-          <w:b/>
-          <w:sz w:val="24"/>
-          <w:szCs w:val="24"/>
-          <w:lang w:val="hu-HU"/>
-        </w:rPr>
-        <w:t xml:space="preserve"> és annak szerepe a </w:t>
-      </w:r>
-      <w:proofErr w:type="spellStart"/>
-      <w:r>
-        <w:rPr>
-          <w:b/>
-          <w:sz w:val="24"/>
-          <w:szCs w:val="24"/>
-          <w:lang w:val="hu-HU"/>
-        </w:rPr>
-        <w:t>React</w:t>
-      </w:r>
-      <w:proofErr w:type="spellEnd"/>
-      <w:r>
-        <w:rPr>
-          <w:b/>
-          <w:sz w:val="24"/>
-          <w:szCs w:val="24"/>
-          <w:lang w:val="hu-HU"/>
-        </w:rPr>
-        <w:t xml:space="preserve"> alkalmazás:</w:t>
-      </w:r>
-    </w:p>
-    <w:p>
-      <w:pPr>
-        <w:rPr>
-          <w:b/>
-          <w:sz w:val="24"/>
-          <w:szCs w:val="24"/>
-          <w:lang w:val="hu-HU"/>
-        </w:rPr>
-      </w:pPr>
-    </w:p>
-    <w:p>
-      <w:pPr>
-        <w:rPr>
-          <w:bCs/>
-          <w:sz w:val="24"/>
-          <w:szCs w:val="24"/>
-          <w:lang w:val="hu-HU"/>
-        </w:rPr>
-      </w:pPr>
-      <w:r>
-        <w:rPr>
-          <w:bCs/>
-          <w:sz w:val="24"/>
-          <w:szCs w:val="24"/>
-          <w:lang w:val="hu-HU"/>
-        </w:rPr>
-        <w:t xml:space="preserve">A </w:t>
-      </w:r>
-      <w:proofErr w:type="spellStart"/>
-      <w:r>
-        <w:rPr>
-          <w:b/>
-          <w:sz w:val="24"/>
-          <w:szCs w:val="24"/>
-          <w:lang w:val="hu-HU"/>
-        </w:rPr>
-        <w:t>node_modules</w:t>
-      </w:r>
-      <w:proofErr w:type="spellEnd"/>
-      <w:r>
-        <w:rPr>
-          <w:bCs/>
-          <w:sz w:val="24"/>
-          <w:szCs w:val="24"/>
-          <w:lang w:val="hu-HU"/>
-        </w:rPr>
-        <w:t xml:space="preserve"> mappa a </w:t>
-      </w:r>
-      <w:r>
-        <w:rPr>
-          <w:b/>
-          <w:sz w:val="24"/>
-          <w:szCs w:val="24"/>
-          <w:lang w:val="hu-HU"/>
-        </w:rPr>
-        <w:t>Node.js</w:t>
-      </w:r>
-      <w:r>
-        <w:rPr>
-          <w:bCs/>
-          <w:sz w:val="24"/>
-          <w:szCs w:val="24"/>
-          <w:lang w:val="hu-HU"/>
-        </w:rPr>
-        <w:t xml:space="preserve"> és a </w:t>
-      </w:r>
-      <w:proofErr w:type="spellStart"/>
-      <w:r>
-        <w:rPr>
-          <w:b/>
-          <w:sz w:val="24"/>
-          <w:szCs w:val="24"/>
-          <w:lang w:val="hu-HU"/>
-        </w:rPr>
-        <w:t>npm</w:t>
-      </w:r>
-      <w:proofErr w:type="spellEnd"/>
-      <w:r>
-        <w:rPr>
-          <w:bCs/>
-          <w:sz w:val="24"/>
-          <w:szCs w:val="24"/>
-          <w:lang w:val="hu-HU"/>
-        </w:rPr>
-        <w:t xml:space="preserve"> (</w:t>
-      </w:r>
-      <w:proofErr w:type="spellStart"/>
-      <w:r>
-        <w:rPr>
-          <w:bCs/>
-          <w:sz w:val="24"/>
-          <w:szCs w:val="24"/>
-          <w:lang w:val="hu-HU"/>
-        </w:rPr>
-        <w:t>Node</w:t>
-      </w:r>
-      <w:proofErr w:type="spellEnd"/>
-      <w:r>
-        <w:rPr>
-          <w:bCs/>
-          <w:sz w:val="24"/>
-          <w:szCs w:val="24"/>
-          <w:lang w:val="hu-HU"/>
-        </w:rPr>
-        <w:t xml:space="preserve"> </w:t>
-      </w:r>
-      <w:proofErr w:type="spellStart"/>
-      <w:r>
-        <w:rPr>
-          <w:bCs/>
-          <w:sz w:val="24"/>
-          <w:szCs w:val="24"/>
-          <w:lang w:val="hu-HU"/>
-        </w:rPr>
-        <w:t>Package</w:t>
-      </w:r>
-      <w:proofErr w:type="spellEnd"/>
-      <w:r>
-        <w:rPr>
-          <w:bCs/>
-          <w:sz w:val="24"/>
-          <w:szCs w:val="24"/>
-          <w:lang w:val="hu-HU"/>
-        </w:rPr>
-        <w:t xml:space="preserve"> Manager) által kezelt függőségeket tartalmazza egy JavaScript alapú projektben, például egy </w:t>
-      </w:r>
-      <w:proofErr w:type="spellStart"/>
-      <w:r>
-        <w:rPr>
-          <w:bCs/>
-          <w:sz w:val="24"/>
-          <w:szCs w:val="24"/>
-          <w:lang w:val="hu-HU"/>
-        </w:rPr>
-        <w:t>React</w:t>
-      </w:r>
-      <w:proofErr w:type="spellEnd"/>
-      <w:r>
-        <w:rPr>
-          <w:bCs/>
-          <w:sz w:val="24"/>
-          <w:szCs w:val="24"/>
-          <w:lang w:val="hu-HU"/>
-        </w:rPr>
-        <w:t xml:space="preserve"> alkalmazásban. Amikor új csomagokat vagy könyvtárakat telepítesz egy Node.js alapú alkalmazásba, azok a csomagok a </w:t>
-      </w:r>
-      <w:proofErr w:type="spellStart"/>
-      <w:r>
-        <w:rPr>
-          <w:bCs/>
-          <w:sz w:val="24"/>
-          <w:szCs w:val="24"/>
-          <w:lang w:val="hu-HU"/>
-        </w:rPr>
-        <w:t>node_modules</w:t>
-      </w:r>
-      <w:proofErr w:type="spellEnd"/>
-      <w:r>
-        <w:rPr>
-          <w:bCs/>
-          <w:sz w:val="24"/>
-          <w:szCs w:val="24"/>
-          <w:lang w:val="hu-HU"/>
-        </w:rPr>
-        <w:t xml:space="preserve"> mappába kerülnek.</w:t>
-      </w:r>
-    </w:p>
-    <w:p>
-      <w:pPr>
-        <w:rPr>
-          <w:bCs/>
-          <w:sz w:val="24"/>
-          <w:szCs w:val="24"/>
-          <w:lang w:val="hu-HU"/>
-        </w:rPr>
-      </w:pPr>
-    </w:p>
-    <w:p>
-      <w:pPr>
-        <w:rPr>
-          <w:b/>
-          <w:sz w:val="24"/>
-          <w:szCs w:val="24"/>
-          <w:lang w:val="hu-HU"/>
-        </w:rPr>
-      </w:pPr>
-      <w:r>
-        <w:rPr>
-          <w:b/>
-          <w:sz w:val="24"/>
-          <w:szCs w:val="24"/>
-          <w:lang w:val="hu-HU"/>
-        </w:rPr>
-        <w:t xml:space="preserve">Miért fontos a </w:t>
-      </w:r>
-      <w:proofErr w:type="spellStart"/>
-      <w:r>
-        <w:rPr>
-          <w:b/>
-          <w:sz w:val="24"/>
-          <w:szCs w:val="24"/>
-          <w:lang w:val="hu-HU"/>
-        </w:rPr>
-        <w:t>node_modules</w:t>
-      </w:r>
-      <w:proofErr w:type="spellEnd"/>
-      <w:r>
-        <w:rPr>
-          <w:b/>
-          <w:sz w:val="24"/>
-          <w:szCs w:val="24"/>
-          <w:lang w:val="hu-HU"/>
-        </w:rPr>
-        <w:t xml:space="preserve"> mappa?</w:t>
-      </w:r>
-    </w:p>
-    <w:p>
-      <w:pPr>
-        <w:rPr>
-          <w:bCs/>
-          <w:sz w:val="24"/>
-          <w:szCs w:val="24"/>
-          <w:lang w:val="hu-HU"/>
-        </w:rPr>
-      </w:pPr>
-      <w:r>
-        <w:rPr>
-          <w:bCs/>
-          <w:sz w:val="24"/>
-          <w:szCs w:val="24"/>
-          <w:lang w:val="hu-HU"/>
-        </w:rPr>
-        <w:t xml:space="preserve">A </w:t>
-      </w:r>
-      <w:proofErr w:type="spellStart"/>
-      <w:r>
-        <w:rPr>
-          <w:bCs/>
-          <w:sz w:val="24"/>
-          <w:szCs w:val="24"/>
-          <w:lang w:val="hu-HU"/>
-        </w:rPr>
-        <w:t>node_modules</w:t>
-      </w:r>
-      <w:proofErr w:type="spellEnd"/>
-      <w:r>
-        <w:rPr>
-          <w:bCs/>
-          <w:sz w:val="24"/>
-          <w:szCs w:val="24"/>
-          <w:lang w:val="hu-HU"/>
-        </w:rPr>
-        <w:t xml:space="preserve"> mappa tárolja azokat a függőségeket (csomagokat), amelyeket a projekted a működéséhez használ. Ezek a csomagok lehetnek külső könyvtárak, keretrendszerek, </w:t>
-      </w:r>
-      <w:proofErr w:type="spellStart"/>
-      <w:r>
-        <w:rPr>
-          <w:bCs/>
-          <w:sz w:val="24"/>
-          <w:szCs w:val="24"/>
-          <w:lang w:val="hu-HU"/>
-        </w:rPr>
-        <w:t>utility</w:t>
-      </w:r>
-      <w:proofErr w:type="spellEnd"/>
-      <w:r>
-        <w:rPr>
-          <w:bCs/>
-          <w:sz w:val="24"/>
-          <w:szCs w:val="24"/>
-          <w:lang w:val="hu-HU"/>
-        </w:rPr>
-        <w:t xml:space="preserve">-k vagy egyéb segédprogramok. A </w:t>
-      </w:r>
-      <w:proofErr w:type="spellStart"/>
-      <w:r>
-        <w:rPr>
-          <w:bCs/>
-          <w:sz w:val="24"/>
-          <w:szCs w:val="24"/>
-          <w:lang w:val="hu-HU"/>
-        </w:rPr>
-        <w:t>node_modules</w:t>
-      </w:r>
-      <w:proofErr w:type="spellEnd"/>
-      <w:r>
-        <w:rPr>
-          <w:bCs/>
-          <w:sz w:val="24"/>
-          <w:szCs w:val="24"/>
-          <w:lang w:val="hu-HU"/>
-        </w:rPr>
-        <w:t xml:space="preserve"> mappa minden egyes csomagnak külön mappát biztosít, amely az adott csomag forráskódját és a függőségeit tartalmazza.</w:t>
-      </w:r>
-    </w:p>
-    <w:p>
-      <w:pPr>
-        <w:rPr>
-          <w:bCs/>
-          <w:sz w:val="24"/>
-          <w:szCs w:val="24"/>
-          <w:lang w:val="hu-HU"/>
-        </w:rPr>
-      </w:pPr>
-    </w:p>
-    <w:p>
-      <w:pPr>
-        <w:rPr>
-          <w:bCs/>
-          <w:sz w:val="24"/>
-          <w:szCs w:val="24"/>
-          <w:lang w:val="hu-HU"/>
-        </w:rPr>
-      </w:pPr>
-      <w:hyperlink r:id="rId15" w:history="1">
-        <w:proofErr w:type="spellStart"/>
-        <w:r>
-          <w:rPr>
-            <w:rStyle w:val="Hiperhivatkozs"/>
-            <w:b/>
-            <w:sz w:val="24"/>
-            <w:szCs w:val="24"/>
-            <w:lang w:val="hu-HU"/>
-          </w:rPr>
-          <w:t>Github</w:t>
-        </w:r>
-        <w:proofErr w:type="spellEnd"/>
-        <w:r>
-          <w:rPr>
-            <w:rStyle w:val="Hiperhivatkozs"/>
-            <w:b/>
-            <w:sz w:val="24"/>
-            <w:szCs w:val="24"/>
-            <w:lang w:val="hu-HU"/>
-          </w:rPr>
-          <w:t xml:space="preserve"> </w:t>
-        </w:r>
-        <w:proofErr w:type="spellStart"/>
-        <w:r>
-          <w:rPr>
-            <w:rStyle w:val="Hiperhivatkozs"/>
-            <w:b/>
-            <w:sz w:val="24"/>
-            <w:szCs w:val="24"/>
-            <w:lang w:val="hu-HU"/>
-          </w:rPr>
-          <w:t>FrontEnd</w:t>
-        </w:r>
-        <w:proofErr w:type="spellEnd"/>
-        <w:r>
-          <w:rPr>
-            <w:rStyle w:val="Hiperhivatkozs"/>
-            <w:b/>
-            <w:sz w:val="24"/>
-            <w:szCs w:val="24"/>
-            <w:lang w:val="hu-HU"/>
-          </w:rPr>
-          <w:t xml:space="preserve"> </w:t>
-        </w:r>
-        <w:proofErr w:type="spellStart"/>
-        <w:r>
-          <w:rPr>
-            <w:rStyle w:val="Hiperhivatkozs"/>
-            <w:b/>
-            <w:sz w:val="24"/>
-            <w:szCs w:val="24"/>
-            <w:lang w:val="hu-HU"/>
-          </w:rPr>
-          <w:t>branch</w:t>
-        </w:r>
-        <w:proofErr w:type="spellEnd"/>
-        <w:r>
-          <w:rPr>
-            <w:rStyle w:val="Hiperhivatkozs"/>
-            <w:b/>
-            <w:sz w:val="24"/>
-            <w:szCs w:val="24"/>
-            <w:lang w:val="hu-HU"/>
-          </w:rPr>
-          <w:t xml:space="preserve"> link</w:t>
-        </w:r>
-      </w:hyperlink>
-      <w:r>
-        <w:rPr>
-          <w:bCs/>
-          <w:sz w:val="24"/>
-          <w:szCs w:val="24"/>
-          <w:lang w:val="hu-HU"/>
-        </w:rPr>
-        <w:t xml:space="preserve"> </w:t>
-      </w:r>
-    </w:p>
-    <w:p>
-      <w:pPr>
-        <w:rPr>
-          <w:bCs/>
-          <w:sz w:val="24"/>
-          <w:szCs w:val="24"/>
-          <w:lang w:val="hu-HU"/>
-        </w:rPr>
-      </w:pPr>
-      <w:r>
-        <w:rPr>
-          <w:bCs/>
-          <w:sz w:val="24"/>
-          <w:szCs w:val="24"/>
           <w:lang w:val="hu-HU"/>
         </w:rPr>
         <w:br w:type="page"/>
@@ -8920,188 +7865,12 @@
     </w:p>
     <w:p>
       <w:pPr>
-        <w:pStyle w:val="Cmsor1"/>
-      </w:pPr>
-      <w:bookmarkStart w:id="10" w:name="_Toc194304844"/>
-      <w:r>
-        <w:lastRenderedPageBreak/>
-        <w:t>Programozási nyelvek és technológiák</w:t>
-      </w:r>
-      <w:bookmarkEnd w:id="10"/>
-    </w:p>
-    <w:p/>
-    <w:p>
-      <w:pPr>
         <w:pStyle w:val="Cmsor2"/>
         <w:rPr>
           <w:lang w:val="hu-HU"/>
         </w:rPr>
       </w:pPr>
-      <w:bookmarkStart w:id="11" w:name="_Toc194304845"/>
-      <w:r>
-        <w:rPr>
-          <w:lang w:val="hu-HU"/>
-        </w:rPr>
-        <w:t>MySQL Adatbázis (Database)</w:t>
-      </w:r>
-      <w:bookmarkEnd w:id="11"/>
-    </w:p>
-    <w:p>
-      <w:pPr>
-        <w:spacing w:line="360" w:lineRule="auto"/>
-        <w:jc w:val="both"/>
-        <w:rPr>
-          <w:bCs/>
-          <w:sz w:val="32"/>
-          <w:szCs w:val="32"/>
-          <w:lang w:val="hu-HU"/>
-        </w:rPr>
-      </w:pPr>
-    </w:p>
-    <w:p>
-      <w:pPr>
-        <w:spacing w:line="360" w:lineRule="auto"/>
-        <w:jc w:val="both"/>
-        <w:rPr>
-          <w:b/>
-          <w:sz w:val="24"/>
-          <w:szCs w:val="24"/>
-          <w:lang w:val="hu-HU"/>
-        </w:rPr>
-      </w:pPr>
-      <w:r>
-        <w:rPr>
-          <w:b/>
-          <w:sz w:val="24"/>
-          <w:szCs w:val="24"/>
-          <w:lang w:val="hu-HU"/>
-        </w:rPr>
-        <w:t>Az adatbázis fogalma</w:t>
-      </w:r>
-    </w:p>
-    <w:p>
-      <w:pPr>
-        <w:spacing w:line="360" w:lineRule="auto"/>
-        <w:jc w:val="both"/>
-        <w:rPr>
-          <w:bCs/>
-          <w:sz w:val="24"/>
-          <w:szCs w:val="24"/>
-          <w:lang w:val="hu-HU"/>
-        </w:rPr>
-      </w:pPr>
-      <w:r>
-        <w:rPr>
-          <w:bCs/>
-          <w:sz w:val="24"/>
-          <w:szCs w:val="24"/>
-          <w:lang w:val="hu-HU"/>
-        </w:rPr>
-        <w:t>A projekt kezdeti fázisában az adatbázis megtervezésére összpontosítottunk, de mielőtt részletesen bemutatnánk a folyamatot, érdemes tisztázni, hogy mit is értünk adatbázis alatt.</w:t>
-      </w:r>
-    </w:p>
-    <w:p>
-      <w:pPr>
-        <w:spacing w:line="360" w:lineRule="auto"/>
-        <w:jc w:val="both"/>
-        <w:rPr>
-          <w:bCs/>
-          <w:sz w:val="24"/>
-          <w:szCs w:val="24"/>
-          <w:lang w:val="hu-HU"/>
-        </w:rPr>
-      </w:pPr>
-      <w:r>
-        <w:rPr>
-          <w:bCs/>
-          <w:sz w:val="24"/>
-          <w:szCs w:val="24"/>
-          <w:lang w:val="hu-HU"/>
-        </w:rPr>
-        <w:t>Az adatbázis egy strukturált információkat vagy adatokat tartalmazó, szervezett gyűjtemény, amelyeket jellemzően számítógépes rendszerekben tárolnak elektronikus formában. Az adatbázisok működését egy adatbázis-kezelő rendszer (DBMS - Database Management System) irányítja, amely biztosítja az adatok tárolását, lekérdezését és kezelését. A DBMS egyfajta közvetítő szerepet tölt be az adatbázis és a végfelhasználók között, lehetővé téve az adatok strukturált módon történő feldolgozását.</w:t>
-      </w:r>
-    </w:p>
-    <w:p>
-      <w:pPr>
-        <w:spacing w:line="360" w:lineRule="auto"/>
-        <w:jc w:val="both"/>
-        <w:rPr>
-          <w:bCs/>
-          <w:sz w:val="24"/>
-          <w:szCs w:val="24"/>
-          <w:lang w:val="hu-HU"/>
-        </w:rPr>
-      </w:pPr>
-      <w:r>
-        <w:rPr>
-          <w:bCs/>
-          <w:sz w:val="24"/>
-          <w:szCs w:val="24"/>
-          <w:lang w:val="hu-HU"/>
-        </w:rPr>
-        <w:t>A teljes rendszer, amely magában foglalja az adatokat, az adatbázis-kezelő rendszert és az ehhez kapcsolódó alkalmazásokat, adatbázis-rendszerként (Database System) ismert, amelyet a szakmai diskurzusokban gyakran egyszerűen „adatbázis” néven emlegetünk.</w:t>
-      </w:r>
-    </w:p>
-    <w:p>
-      <w:pPr>
-        <w:spacing w:line="360" w:lineRule="auto"/>
-        <w:jc w:val="both"/>
-        <w:rPr>
-          <w:bCs/>
-          <w:sz w:val="24"/>
-          <w:szCs w:val="24"/>
-          <w:lang w:val="hu-HU"/>
-        </w:rPr>
-      </w:pPr>
-      <w:r>
-        <w:rPr>
-          <w:bCs/>
-          <w:sz w:val="24"/>
-          <w:szCs w:val="24"/>
-          <w:lang w:val="hu-HU"/>
-        </w:rPr>
-        <w:t>A legtöbb modern adatbázis táblázatos formátumban tárolja az adatokat, ahol az információ sorokba és oszlopokba rendezve jelenik meg, megkönnyítve ezzel az adatok feldolgozását, lekérdezését és módosítását. Az ilyen struktúra lehetővé teszi az adatok hatékony ellenőrzését, frissítését és rendszerezését. A relációs adatbázisokban az SQL (Structured Query Language), azaz a strukturált lekérdezőnyelv használatos az adatok lekérdezésére és manipulálására.</w:t>
-      </w:r>
-    </w:p>
-    <w:p>
-      <w:pPr>
-        <w:spacing w:line="360" w:lineRule="auto"/>
-        <w:jc w:val="both"/>
-        <w:rPr>
-          <w:bCs/>
-          <w:sz w:val="26"/>
-          <w:szCs w:val="26"/>
-          <w:lang w:val="hu-HU"/>
-        </w:rPr>
-      </w:pPr>
-    </w:p>
-    <w:p>
-      <w:pPr>
-        <w:rPr>
-          <w:b/>
-          <w:sz w:val="32"/>
-          <w:szCs w:val="32"/>
-          <w:lang w:val="hu-HU"/>
-        </w:rPr>
-      </w:pPr>
-      <w:r>
-        <w:rPr>
-          <w:b/>
-          <w:sz w:val="32"/>
-          <w:szCs w:val="32"/>
-          <w:lang w:val="hu-HU"/>
-        </w:rPr>
-        <w:br w:type="page"/>
-      </w:r>
-    </w:p>
-    <w:p>
-      <w:pPr>
-        <w:pStyle w:val="Cmsor2"/>
-        <w:rPr>
-          <w:lang w:val="hu-HU"/>
-        </w:rPr>
-      </w:pPr>
-      <w:bookmarkStart w:id="12" w:name="_Toc194304846"/>
+      <w:bookmarkStart w:id="13" w:name="_Toc194909570"/>
       <w:r>
         <w:rPr>
           <w:lang w:val="hu-HU"/>
@@ -9109,7 +7878,7 @@
         <w:lastRenderedPageBreak/>
         <w:t>Mi az SQL? (Strukturált Lekérdező Nyelv)</w:t>
       </w:r>
-      <w:bookmarkEnd w:id="12"/>
+      <w:bookmarkEnd w:id="13"/>
     </w:p>
     <w:p>
       <w:pPr>
@@ -9470,23 +8239,15 @@
           <w:lang w:val="hu-HU"/>
         </w:rPr>
       </w:pPr>
-      <w:bookmarkStart w:id="13" w:name="_Toc194304847"/>
-      <w:proofErr w:type="spellStart"/>
+      <w:bookmarkStart w:id="14" w:name="_Toc194909571"/>
       <w:r>
         <w:rPr>
           <w:lang w:val="hu-HU"/>
         </w:rPr>
         <w:lastRenderedPageBreak/>
-        <w:t>phpMyAdmin</w:t>
-      </w:r>
-      <w:proofErr w:type="spellEnd"/>
-      <w:r>
-        <w:rPr>
-          <w:lang w:val="hu-HU"/>
-        </w:rPr>
-        <w:t xml:space="preserve"> és XAMPP</w:t>
-      </w:r>
-      <w:bookmarkEnd w:id="13"/>
+        <w:t>phpMyAdmin és XAMPP</w:t>
+      </w:r>
+      <w:bookmarkEnd w:id="14"/>
     </w:p>
     <w:p>
       <w:pPr>
@@ -9822,8 +8583,8 @@
           <w:szCs w:val="26"/>
         </w:rPr>
       </w:pPr>
-      <w:bookmarkStart w:id="14" w:name="_3dy6vkm" w:colFirst="0" w:colLast="0"/>
-      <w:bookmarkEnd w:id="14"/>
+      <w:bookmarkStart w:id="15" w:name="_3dy6vkm" w:colFirst="0" w:colLast="0"/>
+      <w:bookmarkEnd w:id="15"/>
       <w:r>
         <w:rPr>
           <w:bCs/>
@@ -9837,14 +8598,14 @@
       <w:pPr>
         <w:pStyle w:val="Cmsor2"/>
       </w:pPr>
-      <w:bookmarkStart w:id="15" w:name="_Toc194304848"/>
+      <w:bookmarkStart w:id="16" w:name="_Toc194909572"/>
       <w:r>
         <w:rPr>
           <w:noProof/>
         </w:rPr>
         <w:lastRenderedPageBreak/>
         <w:drawing>
-          <wp:anchor distT="0" distB="0" distL="114300" distR="114300" simplePos="0" relativeHeight="251659264" behindDoc="1" locked="0" layoutInCell="1" allowOverlap="1" wp14:anchorId="7A537C4D" wp14:editId="239EADEE">
+          <wp:anchor distT="0" distB="0" distL="114300" distR="114300" simplePos="0" relativeHeight="251659264" behindDoc="1" locked="0" layoutInCell="1" allowOverlap="1" wp14:anchorId="7A537C4D" wp14:editId="7ACCE3D5">
             <wp:simplePos x="0" y="0"/>
             <wp:positionH relativeFrom="column">
               <wp:posOffset>3989705</wp:posOffset>
@@ -9910,7 +8671,7 @@
       <w:r>
         <w:t>HTML – A Weboldalak Alapja</w:t>
       </w:r>
-      <w:bookmarkEnd w:id="15"/>
+      <w:bookmarkEnd w:id="16"/>
     </w:p>
     <w:p>
       <w:pPr>
@@ -9922,77 +8683,19 @@
           <w:lang w:val="hu-HU"/>
         </w:rPr>
       </w:pPr>
-      <w:bookmarkStart w:id="16" w:name="_Toc194304849"/>
-      <w:r>
-        <w:rPr>
-          <w:bCs/>
-          <w:sz w:val="24"/>
-          <w:szCs w:val="24"/>
-          <w:lang w:val="hu-HU"/>
-        </w:rPr>
-        <w:t>A HTML (</w:t>
-      </w:r>
-      <w:proofErr w:type="spellStart"/>
-      <w:r>
-        <w:rPr>
-          <w:bCs/>
-          <w:sz w:val="24"/>
-          <w:szCs w:val="24"/>
-          <w:lang w:val="hu-HU"/>
-        </w:rPr>
-        <w:t>HyperText</w:t>
-      </w:r>
-      <w:proofErr w:type="spellEnd"/>
-      <w:r>
-        <w:rPr>
-          <w:bCs/>
-          <w:sz w:val="24"/>
-          <w:szCs w:val="24"/>
-          <w:lang w:val="hu-HU"/>
-        </w:rPr>
-        <w:t xml:space="preserve"> </w:t>
-      </w:r>
-      <w:proofErr w:type="spellStart"/>
-      <w:r>
-        <w:rPr>
-          <w:bCs/>
-          <w:sz w:val="24"/>
-          <w:szCs w:val="24"/>
-          <w:lang w:val="hu-HU"/>
-        </w:rPr>
-        <w:t>Markup</w:t>
-      </w:r>
-      <w:proofErr w:type="spellEnd"/>
-      <w:r>
-        <w:rPr>
-          <w:bCs/>
-          <w:sz w:val="24"/>
-          <w:szCs w:val="24"/>
-          <w:lang w:val="hu-HU"/>
-        </w:rPr>
-        <w:t xml:space="preserve"> </w:t>
-      </w:r>
-      <w:proofErr w:type="spellStart"/>
-      <w:r>
-        <w:rPr>
-          <w:bCs/>
-          <w:sz w:val="24"/>
-          <w:szCs w:val="24"/>
-          <w:lang w:val="hu-HU"/>
-        </w:rPr>
-        <w:t>Language</w:t>
-      </w:r>
-      <w:proofErr w:type="spellEnd"/>
-      <w:r>
-        <w:rPr>
-          <w:bCs/>
-          <w:sz w:val="24"/>
-          <w:szCs w:val="24"/>
-          <w:lang w:val="hu-HU"/>
-        </w:rPr>
-        <w:t>) egy jelölőnyelv, amelyet elsősorban weboldalak készítéséhez alkalmaznak. Nevének jelentése: hiperszöveges jelölőnyelv, amely meghatározza egy weboldal szerkezetét és tartalmát.</w:t>
-      </w:r>
-      <w:bookmarkEnd w:id="16"/>
+      <w:bookmarkStart w:id="17" w:name="_Toc194304849"/>
+      <w:bookmarkStart w:id="18" w:name="_Toc194909573"/>
+      <w:r>
+        <w:rPr>
+          <w:bCs/>
+          <w:sz w:val="24"/>
+          <w:szCs w:val="24"/>
+          <w:lang w:val="hu-HU"/>
+        </w:rPr>
+        <w:t>A HTML (HyperText Markup Language) egy jelölőnyelv, amelyet elsősorban weboldalak készítéséhez alkalmaznak. Nevének jelentése: hiperszöveges jelölőnyelv, amely meghatározza egy weboldal szerkezetét és tartalmát.</w:t>
+      </w:r>
+      <w:bookmarkEnd w:id="17"/>
+      <w:bookmarkEnd w:id="18"/>
     </w:p>
     <w:p>
       <w:pPr>
@@ -10004,7 +8707,8 @@
           <w:lang w:val="hu-HU"/>
         </w:rPr>
       </w:pPr>
-      <w:bookmarkStart w:id="17" w:name="_Toc194304850"/>
+      <w:bookmarkStart w:id="19" w:name="_Toc194304850"/>
+      <w:bookmarkStart w:id="20" w:name="_Toc194909574"/>
       <w:r>
         <w:rPr>
           <w:bCs/>
@@ -10014,7 +8718,8 @@
         </w:rPr>
         <w:t>A HTML segítségével létrehozhatók:</w:t>
       </w:r>
-      <w:bookmarkEnd w:id="17"/>
+      <w:bookmarkEnd w:id="19"/>
+      <w:bookmarkEnd w:id="20"/>
     </w:p>
     <w:p>
       <w:pPr>
@@ -10030,7 +8735,8 @@
           <w:lang w:val="hu-HU"/>
         </w:rPr>
       </w:pPr>
-      <w:bookmarkStart w:id="18" w:name="_Toc194304851"/>
+      <w:bookmarkStart w:id="21" w:name="_Toc194304851"/>
+      <w:bookmarkStart w:id="22" w:name="_Toc194909575"/>
       <w:r>
         <w:rPr>
           <w:bCs/>
@@ -10040,7 +8746,8 @@
         </w:rPr>
         <w:t>Bekezdések, címsorok és listák</w:t>
       </w:r>
-      <w:bookmarkEnd w:id="18"/>
+      <w:bookmarkEnd w:id="21"/>
+      <w:bookmarkEnd w:id="22"/>
     </w:p>
     <w:p>
       <w:pPr>
@@ -10056,7 +8763,8 @@
           <w:lang w:val="hu-HU"/>
         </w:rPr>
       </w:pPr>
-      <w:bookmarkStart w:id="19" w:name="_Toc194304852"/>
+      <w:bookmarkStart w:id="23" w:name="_Toc194304852"/>
+      <w:bookmarkStart w:id="24" w:name="_Toc194909576"/>
       <w:r>
         <w:rPr>
           <w:bCs/>
@@ -10066,7 +8774,8 @@
         </w:rPr>
         <w:t>Táblázatok és űrlapok</w:t>
       </w:r>
-      <w:bookmarkEnd w:id="19"/>
+      <w:bookmarkEnd w:id="23"/>
+      <w:bookmarkEnd w:id="24"/>
     </w:p>
     <w:p>
       <w:pPr>
@@ -10082,7 +8791,8 @@
           <w:lang w:val="hu-HU"/>
         </w:rPr>
       </w:pPr>
-      <w:bookmarkStart w:id="20" w:name="_Toc194304853"/>
+      <w:bookmarkStart w:id="25" w:name="_Toc194304853"/>
+      <w:bookmarkStart w:id="26" w:name="_Toc194909577"/>
       <w:r>
         <w:rPr>
           <w:bCs/>
@@ -10092,7 +8802,8 @@
         </w:rPr>
         <w:t>Képek és multimédiás elemek</w:t>
       </w:r>
-      <w:bookmarkEnd w:id="20"/>
+      <w:bookmarkEnd w:id="25"/>
+      <w:bookmarkEnd w:id="26"/>
     </w:p>
     <w:p>
       <w:pPr>
@@ -10108,7 +8819,8 @@
           <w:lang w:val="hu-HU"/>
         </w:rPr>
       </w:pPr>
-      <w:bookmarkStart w:id="21" w:name="_Toc194304854"/>
+      <w:bookmarkStart w:id="27" w:name="_Toc194304854"/>
+      <w:bookmarkStart w:id="28" w:name="_Toc194909578"/>
       <w:r>
         <w:rPr>
           <w:bCs/>
@@ -10118,7 +8830,8 @@
         </w:rPr>
         <w:t>Hivatkozások és navigációs elemek</w:t>
       </w:r>
-      <w:bookmarkEnd w:id="21"/>
+      <w:bookmarkEnd w:id="27"/>
+      <w:bookmarkEnd w:id="28"/>
     </w:p>
     <w:p>
       <w:pPr>
@@ -10130,7 +8843,8 @@
           <w:lang w:val="hu-HU"/>
         </w:rPr>
       </w:pPr>
-      <w:bookmarkStart w:id="22" w:name="_Toc194304855"/>
+      <w:bookmarkStart w:id="29" w:name="_Toc194304855"/>
+      <w:bookmarkStart w:id="30" w:name="_Toc194909579"/>
       <w:r>
         <w:rPr>
           <w:bCs/>
@@ -10140,7 +8854,8 @@
         </w:rPr>
         <w:t>A HTML-dokumentumok jól definiált szerkezetűek, és a kód elemei általában egy nyitó és záró tag között helyezkednek el. Az egyes HTML-elemeket attribútumokkal lehet testreszabni, például az elrendezés, a méret vagy a stílus meghatározásával.</w:t>
       </w:r>
-      <w:bookmarkEnd w:id="22"/>
+      <w:bookmarkEnd w:id="29"/>
+      <w:bookmarkEnd w:id="30"/>
     </w:p>
     <w:p>
       <w:pPr>
@@ -10152,7 +8867,8 @@
           <w:lang w:val="hu-HU"/>
         </w:rPr>
       </w:pPr>
-      <w:bookmarkStart w:id="23" w:name="_Toc194304856"/>
+      <w:bookmarkStart w:id="31" w:name="_Toc194304856"/>
+      <w:bookmarkStart w:id="32" w:name="_Toc194909580"/>
       <w:r>
         <w:rPr>
           <w:bCs/>
@@ -10203,7 +8919,8 @@
           </wp:inline>
         </w:drawing>
       </w:r>
-      <w:bookmarkEnd w:id="23"/>
+      <w:bookmarkEnd w:id="31"/>
+      <w:bookmarkEnd w:id="32"/>
     </w:p>
     <w:p>
       <w:pPr>
@@ -10226,7 +8943,7 @@
       <w:pPr>
         <w:pStyle w:val="Cmsor2"/>
       </w:pPr>
-      <w:bookmarkStart w:id="24" w:name="_Toc194304857"/>
+      <w:bookmarkStart w:id="33" w:name="_Toc194909581"/>
       <w:r>
         <w:rPr>
           <w:noProof/>
@@ -10299,7 +9016,7 @@
       <w:r>
         <w:t>CSS – Stílus és Megjelenés</w:t>
       </w:r>
-      <w:bookmarkEnd w:id="24"/>
+      <w:bookmarkEnd w:id="33"/>
     </w:p>
     <w:p>
       <w:pPr>
@@ -10311,77 +9028,19 @@
           <w:lang w:val="hu-HU"/>
         </w:rPr>
       </w:pPr>
-      <w:bookmarkStart w:id="25" w:name="_Toc194304858"/>
-      <w:r>
-        <w:rPr>
-          <w:bCs/>
-          <w:sz w:val="24"/>
-          <w:szCs w:val="24"/>
-          <w:lang w:val="hu-HU"/>
-        </w:rPr>
-        <w:t>A CSS (</w:t>
-      </w:r>
-      <w:proofErr w:type="spellStart"/>
-      <w:r>
-        <w:rPr>
-          <w:bCs/>
-          <w:sz w:val="24"/>
-          <w:szCs w:val="24"/>
-          <w:lang w:val="hu-HU"/>
-        </w:rPr>
-        <w:t>Cascading</w:t>
-      </w:r>
-      <w:proofErr w:type="spellEnd"/>
-      <w:r>
-        <w:rPr>
-          <w:bCs/>
-          <w:sz w:val="24"/>
-          <w:szCs w:val="24"/>
-          <w:lang w:val="hu-HU"/>
-        </w:rPr>
-        <w:t xml:space="preserve"> </w:t>
-      </w:r>
-      <w:proofErr w:type="spellStart"/>
-      <w:r>
-        <w:rPr>
-          <w:bCs/>
-          <w:sz w:val="24"/>
-          <w:szCs w:val="24"/>
-          <w:lang w:val="hu-HU"/>
-        </w:rPr>
-        <w:t>Style</w:t>
-      </w:r>
-      <w:proofErr w:type="spellEnd"/>
-      <w:r>
-        <w:rPr>
-          <w:bCs/>
-          <w:sz w:val="24"/>
-          <w:szCs w:val="24"/>
-          <w:lang w:val="hu-HU"/>
-        </w:rPr>
-        <w:t xml:space="preserve"> </w:t>
-      </w:r>
-      <w:proofErr w:type="spellStart"/>
-      <w:r>
-        <w:rPr>
-          <w:bCs/>
-          <w:sz w:val="24"/>
-          <w:szCs w:val="24"/>
-          <w:lang w:val="hu-HU"/>
-        </w:rPr>
-        <w:t>Sheets</w:t>
-      </w:r>
-      <w:proofErr w:type="spellEnd"/>
-      <w:r>
-        <w:rPr>
-          <w:bCs/>
-          <w:sz w:val="24"/>
-          <w:szCs w:val="24"/>
-          <w:lang w:val="hu-HU"/>
-        </w:rPr>
-        <w:t>) egy olyan stílusleíró nyelv, amely a HTML-elemek vizuális megjelenését határozza meg.</w:t>
-      </w:r>
-      <w:bookmarkEnd w:id="25"/>
+      <w:bookmarkStart w:id="34" w:name="_Toc194304858"/>
+      <w:bookmarkStart w:id="35" w:name="_Toc194909582"/>
+      <w:r>
+        <w:rPr>
+          <w:bCs/>
+          <w:sz w:val="24"/>
+          <w:szCs w:val="24"/>
+          <w:lang w:val="hu-HU"/>
+        </w:rPr>
+        <w:t>A CSS (Cascading Style Sheets) egy olyan stílusleíró nyelv, amely a HTML-elemek vizuális megjelenését határozza meg.</w:t>
+      </w:r>
+      <w:bookmarkEnd w:id="34"/>
+      <w:bookmarkEnd w:id="35"/>
     </w:p>
     <w:p>
       <w:pPr>
@@ -10393,7 +9052,8 @@
           <w:lang w:val="hu-HU"/>
         </w:rPr>
       </w:pPr>
-      <w:bookmarkStart w:id="26" w:name="_Toc194304859"/>
+      <w:bookmarkStart w:id="36" w:name="_Toc194304859"/>
+      <w:bookmarkStart w:id="37" w:name="_Toc194909583"/>
       <w:r>
         <w:rPr>
           <w:bCs/>
@@ -10403,7 +9063,8 @@
         </w:rPr>
         <w:t>A CSS lehetővé teszi többek között:</w:t>
       </w:r>
-      <w:bookmarkEnd w:id="26"/>
+      <w:bookmarkEnd w:id="36"/>
+      <w:bookmarkEnd w:id="37"/>
     </w:p>
     <w:p>
       <w:pPr>
@@ -10419,7 +9080,8 @@
           <w:lang w:val="hu-HU"/>
         </w:rPr>
       </w:pPr>
-      <w:bookmarkStart w:id="27" w:name="_Toc194304860"/>
+      <w:bookmarkStart w:id="38" w:name="_Toc194304860"/>
+      <w:bookmarkStart w:id="39" w:name="_Toc194909584"/>
       <w:r>
         <w:rPr>
           <w:bCs/>
@@ -10429,7 +9091,8 @@
         </w:rPr>
         <w:t>Színek és háttérstílusok beállítását</w:t>
       </w:r>
-      <w:bookmarkEnd w:id="27"/>
+      <w:bookmarkEnd w:id="38"/>
+      <w:bookmarkEnd w:id="39"/>
     </w:p>
     <w:p>
       <w:pPr>
@@ -10445,7 +9108,8 @@
           <w:lang w:val="hu-HU"/>
         </w:rPr>
       </w:pPr>
-      <w:bookmarkStart w:id="28" w:name="_Toc194304861"/>
+      <w:bookmarkStart w:id="40" w:name="_Toc194304861"/>
+      <w:bookmarkStart w:id="41" w:name="_Toc194909585"/>
       <w:r>
         <w:rPr>
           <w:bCs/>
@@ -10455,7 +9119,8 @@
         </w:rPr>
         <w:t>Betűtípusok és szövegformázások alkalmazását</w:t>
       </w:r>
-      <w:bookmarkEnd w:id="28"/>
+      <w:bookmarkEnd w:id="40"/>
+      <w:bookmarkEnd w:id="41"/>
     </w:p>
     <w:p>
       <w:pPr>
@@ -10471,7 +9136,8 @@
           <w:lang w:val="hu-HU"/>
         </w:rPr>
       </w:pPr>
-      <w:bookmarkStart w:id="29" w:name="_Toc194304862"/>
+      <w:bookmarkStart w:id="42" w:name="_Toc194304862"/>
+      <w:bookmarkStart w:id="43" w:name="_Toc194909586"/>
       <w:r>
         <w:rPr>
           <w:bCs/>
@@ -10481,7 +9147,8 @@
         </w:rPr>
         <w:t>Margók, térközök és elhelyezkedések szabályozását</w:t>
       </w:r>
-      <w:bookmarkEnd w:id="29"/>
+      <w:bookmarkEnd w:id="42"/>
+      <w:bookmarkEnd w:id="43"/>
     </w:p>
     <w:p>
       <w:pPr>
@@ -10497,7 +9164,8 @@
           <w:lang w:val="hu-HU"/>
         </w:rPr>
       </w:pPr>
-      <w:bookmarkStart w:id="30" w:name="_Toc194304863"/>
+      <w:bookmarkStart w:id="44" w:name="_Toc194304863"/>
+      <w:bookmarkStart w:id="45" w:name="_Toc194909587"/>
       <w:r>
         <w:rPr>
           <w:bCs/>
@@ -10507,7 +9175,8 @@
         </w:rPr>
         <w:t>Reszponzív tervezést különböző eszközökön</w:t>
       </w:r>
-      <w:bookmarkEnd w:id="30"/>
+      <w:bookmarkEnd w:id="44"/>
+      <w:bookmarkEnd w:id="45"/>
     </w:p>
     <w:p>
       <w:pPr>
@@ -10519,7 +9188,8 @@
           <w:lang w:val="hu-HU"/>
         </w:rPr>
       </w:pPr>
-      <w:bookmarkStart w:id="31" w:name="_Toc194304864"/>
+      <w:bookmarkStart w:id="46" w:name="_Toc194304864"/>
+      <w:bookmarkStart w:id="47" w:name="_Toc194909588"/>
       <w:r>
         <w:rPr>
           <w:bCs/>
@@ -10529,7 +9199,8 @@
         </w:rPr>
         <w:t>A CSS három fő módon alkalmazható egy weboldalra:</w:t>
       </w:r>
-      <w:bookmarkEnd w:id="31"/>
+      <w:bookmarkEnd w:id="46"/>
+      <w:bookmarkEnd w:id="47"/>
     </w:p>
     <w:p>
       <w:pPr>
@@ -10545,7 +9216,8 @@
           <w:lang w:val="hu-HU"/>
         </w:rPr>
       </w:pPr>
-      <w:bookmarkStart w:id="32" w:name="_Toc194304865"/>
+      <w:bookmarkStart w:id="48" w:name="_Toc194304865"/>
+      <w:bookmarkStart w:id="49" w:name="_Toc194909589"/>
       <w:r>
         <w:rPr>
           <w:bCs/>
@@ -10555,7 +9227,8 @@
         </w:rPr>
         <w:t>Külső CSS – Különálló fájlban tárolt stíluslap, amelyet a HTML dokumentumban hivatkozunk meg.</w:t>
       </w:r>
-      <w:bookmarkEnd w:id="32"/>
+      <w:bookmarkEnd w:id="48"/>
+      <w:bookmarkEnd w:id="49"/>
     </w:p>
     <w:p>
       <w:pPr>
@@ -10571,7 +9244,8 @@
           <w:lang w:val="hu-HU"/>
         </w:rPr>
       </w:pPr>
-      <w:bookmarkStart w:id="33" w:name="_Toc194304866"/>
+      <w:bookmarkStart w:id="50" w:name="_Toc194304866"/>
+      <w:bookmarkStart w:id="51" w:name="_Toc194909590"/>
       <w:r>
         <w:rPr>
           <w:bCs/>
@@ -10581,7 +9255,8 @@
         </w:rPr>
         <w:t>Belső CSS – A HTML-fájl &lt;head&gt; szakaszában található stílusdefiníciók.</w:t>
       </w:r>
-      <w:bookmarkEnd w:id="33"/>
+      <w:bookmarkEnd w:id="50"/>
+      <w:bookmarkEnd w:id="51"/>
     </w:p>
     <w:p>
       <w:pPr>
@@ -10597,7 +9272,8 @@
           <w:lang w:val="hu-HU"/>
         </w:rPr>
       </w:pPr>
-      <w:bookmarkStart w:id="34" w:name="_Toc194304867"/>
+      <w:bookmarkStart w:id="52" w:name="_Toc194304867"/>
+      <w:bookmarkStart w:id="53" w:name="_Toc194909591"/>
       <w:r>
         <w:rPr>
           <w:bCs/>
@@ -10607,7 +9283,8 @@
         </w:rPr>
         <w:t>Sorközi (inline) CSS – Egy adott HTML-elemen belül közvetlenül megadott stílus.</w:t>
       </w:r>
-      <w:bookmarkEnd w:id="34"/>
+      <w:bookmarkEnd w:id="52"/>
+      <w:bookmarkEnd w:id="53"/>
     </w:p>
     <w:p>
       <w:pPr>
@@ -10619,7 +9296,8 @@
           <w:lang w:val="hu-HU"/>
         </w:rPr>
       </w:pPr>
-      <w:bookmarkStart w:id="35" w:name="_Toc194304868"/>
+      <w:bookmarkStart w:id="54" w:name="_Toc194304868"/>
+      <w:bookmarkStart w:id="55" w:name="_Toc194909592"/>
       <w:r>
         <w:rPr>
           <w:bCs/>
@@ -10629,7 +9307,8 @@
         </w:rPr>
         <w:t>A megfelelően megírt CSS lehetővé teszi a weboldalak konzisztens és professzionális megjelenését, miközben biztosítja azok reszponzivitását és kompatibilitását különböző eszközökön és böngészőkön.</w:t>
       </w:r>
-      <w:bookmarkEnd w:id="35"/>
+      <w:bookmarkEnd w:id="54"/>
+      <w:bookmarkEnd w:id="55"/>
     </w:p>
     <w:p>
       <w:pPr>
@@ -10650,14 +9329,12 @@
       <w:pPr>
         <w:pStyle w:val="Cmsor2"/>
       </w:pPr>
-      <w:bookmarkStart w:id="36" w:name="_Toc194304869"/>
-      <w:proofErr w:type="spellStart"/>
+      <w:bookmarkStart w:id="56" w:name="_Toc194909593"/>
       <w:r>
         <w:lastRenderedPageBreak/>
         <w:t>Bootstrap</w:t>
       </w:r>
-      <w:bookmarkEnd w:id="36"/>
-      <w:proofErr w:type="spellEnd"/>
+      <w:bookmarkEnd w:id="56"/>
     </w:p>
     <w:p>
       <w:pPr>
@@ -10676,27 +9353,7 @@
           <w:sz w:val="24"/>
           <w:szCs w:val="24"/>
         </w:rPr>
-        <w:t>A </w:t>
-      </w:r>
-      <w:proofErr w:type="spellStart"/>
-      <w:r>
-        <w:rPr>
-          <w:rFonts w:eastAsia="Calibri"/>
-          <w:bCs/>
-          <w:sz w:val="24"/>
-          <w:szCs w:val="24"/>
-        </w:rPr>
-        <w:t>Bootstrap</w:t>
-      </w:r>
-      <w:proofErr w:type="spellEnd"/>
-      <w:r>
-        <w:rPr>
-          <w:rFonts w:eastAsia="Calibri"/>
-          <w:bCs/>
-          <w:sz w:val="24"/>
-          <w:szCs w:val="24"/>
-        </w:rPr>
-        <w:t> egy nyílt forráskódú keretrendszer a webes alkalmazások és weboldalak gyors és hatékony fejlesztéséhez. Elsősorban HTML, CSS és Javascript segítségével dolgozik, és előre elkészített sablonokat, stílusokat és komponenseket biztosít a webfejlesztőknek. Ennek eredményeként a Bootstrap lehetővé teszi a fejlesztők számára, hogy könnyen létrehozzanak reszponzív, jól kinéző és különböző eszközökön használható webes alkalmazásokat és weboldalakat.</w:t>
+        <w:t>A Bootstrap egy nyílt forráskódú keretrendszer a webes alkalmazások és weboldalak gyors és hatékony fejlesztéséhez. Elsősorban HTML, CSS és Javascript segítségével dolgozik, és előre elkészített sablonokat, stílusokat és komponenseket biztosít a webfejlesztőknek. Ennek eredményeként a Bootstrap lehetővé teszi a fejlesztők számára, hogy könnyen létrehozzanak reszponzív, jól kinéző és különböző eszközökön használható webes alkalmazásokat és weboldalakat.</w:t>
       </w:r>
     </w:p>
     <w:p>
@@ -10758,8 +9415,8 @@
           <w:szCs w:val="32"/>
         </w:rPr>
       </w:pPr>
-      <w:bookmarkStart w:id="37" w:name="_2s8eyo1" w:colFirst="0" w:colLast="0"/>
-      <w:bookmarkEnd w:id="37"/>
+      <w:bookmarkStart w:id="57" w:name="_2s8eyo1" w:colFirst="0" w:colLast="0"/>
+      <w:bookmarkEnd w:id="57"/>
       <w:r>
         <w:rPr>
           <w:bCs/>
@@ -10773,7 +9430,7 @@
       <w:pPr>
         <w:pStyle w:val="Cmsor2"/>
       </w:pPr>
-      <w:bookmarkStart w:id="38" w:name="_Toc194304870"/>
+      <w:bookmarkStart w:id="58" w:name="_Toc194909594"/>
       <w:r>
         <w:rPr>
           <w:noProof/>
@@ -10843,18 +9500,16 @@
           </wp:anchor>
         </w:drawing>
       </w:r>
-      <w:proofErr w:type="spellStart"/>
       <w:r>
         <w:t>React</w:t>
       </w:r>
-      <w:proofErr w:type="spellEnd"/>
       <w:r>
         <w:t xml:space="preserve"> </w:t>
       </w:r>
       <w:r>
         <w:t>(webes frontend)</w:t>
       </w:r>
-      <w:bookmarkEnd w:id="38"/>
+      <w:bookmarkEnd w:id="58"/>
     </w:p>
     <w:p>
       <w:pPr>
@@ -10935,8 +9590,8 @@
         </w:rPr>
         <w:t>A ReactJS alkalmazása egy egyre növekvő görbét mutat, mivel egyre többen ismerik fel az előnyeit. Különböző startup-ok és már működő cégek is átveszik a technológiát. Ennek egyik oka, hogy a React egy olyan könyvtár, amely különösen segítségünkre van a one-page online alkalmazások front-end felületeinek összerakásában és létrehozásában, illetve kihasználja a virtuális DOM erejét.</w:t>
       </w:r>
-      <w:bookmarkStart w:id="39" w:name="_17dp8vu" w:colFirst="0" w:colLast="0"/>
-      <w:bookmarkEnd w:id="39"/>
+      <w:bookmarkStart w:id="59" w:name="_17dp8vu" w:colFirst="0" w:colLast="0"/>
+      <w:bookmarkEnd w:id="59"/>
       <w:r>
         <w:rPr>
           <w:bCs/>
@@ -11068,9 +9723,9 @@
           <w:szCs w:val="26"/>
         </w:rPr>
       </w:pPr>
-      <w:bookmarkStart w:id="40" w:name="_3rdcrjn" w:colFirst="0" w:colLast="0"/>
-      <w:bookmarkStart w:id="41" w:name="_Toc194304871"/>
-      <w:bookmarkEnd w:id="40"/>
+      <w:bookmarkStart w:id="60" w:name="_3rdcrjn" w:colFirst="0" w:colLast="0"/>
+      <w:bookmarkStart w:id="61" w:name="_Toc194909595"/>
+      <w:bookmarkEnd w:id="60"/>
       <w:r>
         <w:rPr>
           <w:bCs/>
@@ -11079,7 +9734,7 @@
         </w:rPr>
         <w:t>Miért kedvelik a fejlesztők a Reactot?</w:t>
       </w:r>
-      <w:bookmarkEnd w:id="41"/>
+      <w:bookmarkEnd w:id="61"/>
     </w:p>
     <w:p>
       <w:pPr>
@@ -11242,8 +9897,8 @@
           <w:szCs w:val="32"/>
         </w:rPr>
       </w:pPr>
-      <w:bookmarkStart w:id="42" w:name="_26in1rg" w:colFirst="0" w:colLast="0"/>
-      <w:bookmarkEnd w:id="42"/>
+      <w:bookmarkStart w:id="62" w:name="_26in1rg" w:colFirst="0" w:colLast="0"/>
+      <w:bookmarkEnd w:id="62"/>
       <w:r>
         <w:rPr>
           <w:bCs/>
@@ -11255,20 +9910,12 @@
       <w:pPr>
         <w:pStyle w:val="Cmsor2"/>
       </w:pPr>
-      <w:bookmarkStart w:id="43" w:name="_Toc194304872"/>
+      <w:bookmarkStart w:id="63" w:name="_Toc194909596"/>
       <w:r>
         <w:lastRenderedPageBreak/>
-        <w:t xml:space="preserve">Dokumentum Objektum </w:t>
-      </w:r>
-      <w:proofErr w:type="spellStart"/>
-      <w:r>
-        <w:t>Model</w:t>
-      </w:r>
-      <w:proofErr w:type="spellEnd"/>
-      <w:r>
-        <w:t xml:space="preserve"> (DOM)</w:t>
-      </w:r>
-      <w:bookmarkEnd w:id="43"/>
+        <w:t>Dokumentum Objektum Model (DOM)</w:t>
+      </w:r>
+      <w:bookmarkEnd w:id="63"/>
     </w:p>
     <w:p>
       <w:pPr>
@@ -11287,67 +9934,7 @@
           <w:sz w:val="24"/>
           <w:szCs w:val="24"/>
         </w:rPr>
-        <w:t>A Dokumentum Objektum Modell (</w:t>
-      </w:r>
-      <w:proofErr w:type="spellStart"/>
-      <w:r>
-        <w:rPr>
-          <w:rFonts w:eastAsia="Calibri"/>
-          <w:bCs/>
-          <w:sz w:val="24"/>
-          <w:szCs w:val="24"/>
-        </w:rPr>
-        <w:t>Document</w:t>
-      </w:r>
-      <w:proofErr w:type="spellEnd"/>
-      <w:r>
-        <w:rPr>
-          <w:rFonts w:eastAsia="Calibri"/>
-          <w:bCs/>
-          <w:sz w:val="24"/>
-          <w:szCs w:val="24"/>
-        </w:rPr>
-        <w:t xml:space="preserve"> </w:t>
-      </w:r>
-      <w:proofErr w:type="spellStart"/>
-      <w:r>
-        <w:rPr>
-          <w:rFonts w:eastAsia="Calibri"/>
-          <w:bCs/>
-          <w:sz w:val="24"/>
-          <w:szCs w:val="24"/>
-        </w:rPr>
-        <w:t>Object</w:t>
-      </w:r>
-      <w:proofErr w:type="spellEnd"/>
-      <w:r>
-        <w:rPr>
-          <w:rFonts w:eastAsia="Calibri"/>
-          <w:bCs/>
-          <w:sz w:val="24"/>
-          <w:szCs w:val="24"/>
-        </w:rPr>
-        <w:t xml:space="preserve"> </w:t>
-      </w:r>
-      <w:proofErr w:type="spellStart"/>
-      <w:r>
-        <w:rPr>
-          <w:rFonts w:eastAsia="Calibri"/>
-          <w:bCs/>
-          <w:sz w:val="24"/>
-          <w:szCs w:val="24"/>
-        </w:rPr>
-        <w:t>Model</w:t>
-      </w:r>
-      <w:proofErr w:type="spellEnd"/>
-      <w:r>
-        <w:rPr>
-          <w:rFonts w:eastAsia="Calibri"/>
-          <w:bCs/>
-          <w:sz w:val="24"/>
-          <w:szCs w:val="24"/>
-        </w:rPr>
-        <w:t> / DOM) egy platform - és nyelvfüggetlen standard objektummodell, amely a HTML, XHTML, XML, valamint rokon formátumaiknak a szerkezetét és az objektumaikkal történő interakciókat modellezi. A DOM egymással gyerek-szülő kapcsolatban álló objektumok rendszere. A dokumentum tartalmát, illetve a dokumentum valamennyi összetevőjét magában foglalja. A beépített objektumok kezelése böngészőnként eltérő lehet, továbbá plusz tulajdonságok is lehetnek különböző böngészők esetén.</w:t>
+        <w:t>A Dokumentum Objektum Modell (Document Object Model / DOM) egy platform - és nyelvfüggetlen standard objektummodell, amely a HTML, XHTML, XML, valamint rokon formátumaiknak a szerkezetét és az objektumaikkal történő interakciókat modellezi. A DOM egymással gyerek-szülő kapcsolatban álló objektumok rendszere. A dokumentum tartalmát, illetve a dokumentum valamennyi összetevőjét magában foglalja. A beépített objektumok kezelése böngészőnként eltérő lehet, továbbá plusz tulajdonságok is lehetnek különböző böngészők esetén.</w:t>
       </w:r>
     </w:p>
     <w:p>
@@ -11530,8 +10117,8 @@
         </w:rPr>
         <w:t>Minden dokumentum csomópontjai fa struktúrába vannak szervezve, ezt hívjuk DOM fának. A legfelső csomópont a DOM fában a Dokumentum (Document) objektum. Minden csomópont tetszőleges számú - nulla, vagy több - gyerekkel rendelkezhet. (Dom fa példa)</w:t>
       </w:r>
-      <w:bookmarkStart w:id="44" w:name="_lnxbz9" w:colFirst="0" w:colLast="0"/>
-      <w:bookmarkEnd w:id="44"/>
+      <w:bookmarkStart w:id="64" w:name="_lnxbz9" w:colFirst="0" w:colLast="0"/>
+      <w:bookmarkEnd w:id="64"/>
     </w:p>
     <w:p>
       <w:pPr>
@@ -11552,12 +10139,12 @@
       <w:pPr>
         <w:pStyle w:val="Cmsor2"/>
       </w:pPr>
-      <w:bookmarkStart w:id="45" w:name="_Toc194304873"/>
+      <w:bookmarkStart w:id="65" w:name="_Toc194909597"/>
       <w:r>
         <w:lastRenderedPageBreak/>
         <w:t>Backend</w:t>
       </w:r>
-      <w:bookmarkEnd w:id="45"/>
+      <w:bookmarkEnd w:id="65"/>
     </w:p>
     <w:p>
       <w:pPr>
@@ -11708,41 +10295,21 @@
           <w:sz w:val="24"/>
           <w:szCs w:val="24"/>
         </w:rPr>
-        <w:t>Az API-</w:t>
-      </w:r>
-      <w:proofErr w:type="spellStart"/>
-      <w:r>
-        <w:rPr>
-          <w:rFonts w:eastAsia="Calibri"/>
-          <w:bCs/>
-          <w:sz w:val="24"/>
-          <w:szCs w:val="24"/>
-        </w:rPr>
-        <w:t>val</w:t>
-      </w:r>
-      <w:proofErr w:type="spellEnd"/>
-      <w:r>
-        <w:rPr>
-          <w:rFonts w:eastAsia="Calibri"/>
-          <w:bCs/>
-          <w:sz w:val="24"/>
-          <w:szCs w:val="24"/>
-        </w:rPr>
-        <w:t xml:space="preserve"> ezen túl arra is lehetőségünk nyílik, hogy valós raktárkészlet-információkat biztosítsunk az érdeklődőknek vagy éppen arra, hogy időpontot foglaljanak a Google Naptár segítségével – és a lefoglalt időpont azonnal bekerüljön a személyes naptárjukba. Ha pedig egy ügyfél csetelni szeretne velünk, egy API támogatásával ezt megteheti az oldalunkon elérhető WhatsApp vagy Messenger használatával.</w:t>
+        <w:t>Az API-val ezen túl arra is lehetőségünk nyílik, hogy valós raktárkészlet-információkat biztosítsunk az érdeklődőknek vagy éppen arra, hogy időpontot foglaljanak a Google Naptár segítségével – és a lefoglalt időpont azonnal bekerüljön a személyes naptárjukba. Ha pedig egy ügyfél csetelni szeretne velünk, egy API támogatásával ezt megteheti az oldalunkon elérhető WhatsApp vagy Messenger használatával.</w:t>
       </w:r>
     </w:p>
     <w:p>
       <w:pPr>
         <w:pStyle w:val="Cmsor2"/>
       </w:pPr>
-      <w:bookmarkStart w:id="46" w:name="_35nkun2" w:colFirst="0" w:colLast="0"/>
-      <w:bookmarkStart w:id="47" w:name="_Toc194304874"/>
-      <w:bookmarkEnd w:id="46"/>
+      <w:bookmarkStart w:id="66" w:name="_35nkun2" w:colFirst="0" w:colLast="0"/>
+      <w:bookmarkStart w:id="67" w:name="_Toc194909598"/>
+      <w:bookmarkEnd w:id="66"/>
       <w:r>
         <w:lastRenderedPageBreak/>
         <w:t>ASP.NET</w:t>
       </w:r>
-      <w:bookmarkEnd w:id="47"/>
+      <w:bookmarkEnd w:id="67"/>
     </w:p>
     <w:p>
       <w:pPr>
@@ -11808,13 +10375,13 @@
       <w:pPr>
         <w:pStyle w:val="Cmsor2"/>
       </w:pPr>
-      <w:bookmarkStart w:id="48" w:name="_1ksv4uv" w:colFirst="0" w:colLast="0"/>
-      <w:bookmarkStart w:id="49" w:name="_Toc194304875"/>
-      <w:bookmarkEnd w:id="48"/>
+      <w:bookmarkStart w:id="68" w:name="_1ksv4uv" w:colFirst="0" w:colLast="0"/>
+      <w:bookmarkStart w:id="69" w:name="_Toc194909599"/>
+      <w:bookmarkEnd w:id="68"/>
       <w:r>
         <w:t>A backend feladata</w:t>
       </w:r>
-      <w:bookmarkEnd w:id="49"/>
+      <w:bookmarkEnd w:id="69"/>
     </w:p>
     <w:p>
       <w:pPr>
@@ -11884,8 +10451,8 @@
           <w:szCs w:val="32"/>
         </w:rPr>
       </w:pPr>
-      <w:bookmarkStart w:id="50" w:name="_44sinio" w:colFirst="0" w:colLast="0"/>
-      <w:bookmarkEnd w:id="50"/>
+      <w:bookmarkStart w:id="70" w:name="_44sinio" w:colFirst="0" w:colLast="0"/>
+      <w:bookmarkEnd w:id="70"/>
       <w:r>
         <w:rPr>
           <w:bCs/>
@@ -11900,29 +10467,15 @@
           <w:lang w:val="hu-HU"/>
         </w:rPr>
       </w:pPr>
-      <w:bookmarkStart w:id="51" w:name="_Toc194304876"/>
+      <w:bookmarkStart w:id="71" w:name="_Toc194909600"/>
       <w:r>
         <w:rPr>
           <w:lang w:val="hu-HU"/>
         </w:rPr>
         <w:lastRenderedPageBreak/>
-        <w:t xml:space="preserve">Projektmenedzsment a </w:t>
-      </w:r>
-      <w:proofErr w:type="spellStart"/>
-      <w:r>
-        <w:rPr>
-          <w:lang w:val="hu-HU"/>
-        </w:rPr>
-        <w:t>Trello</w:t>
-      </w:r>
-      <w:proofErr w:type="spellEnd"/>
-      <w:r>
-        <w:rPr>
-          <w:lang w:val="hu-HU"/>
-        </w:rPr>
-        <w:t xml:space="preserve"> Segítségével</w:t>
-      </w:r>
-      <w:bookmarkEnd w:id="51"/>
+        <w:t>Projektmenedzsment a Trello Segítségével</w:t>
+      </w:r>
+      <w:bookmarkEnd w:id="71"/>
     </w:p>
     <w:p>
       <w:pPr>
@@ -12193,20 +10746,15 @@
     </w:p>
     <w:p>
       <w:pPr>
-        <w:spacing w:before="240" w:after="240"/>
-        <w:rPr>
-          <w:bCs/>
-          <w:sz w:val="24"/>
-          <w:szCs w:val="24"/>
-        </w:rPr>
-      </w:pPr>
-      <w:r>
-        <w:rPr>
-          <w:bCs/>
-          <w:sz w:val="24"/>
-          <w:szCs w:val="24"/>
-        </w:rPr>
-        <w:t xml:space="preserve">Források: </w:t>
+        <w:pStyle w:val="Cmsor2"/>
+      </w:pPr>
+      <w:bookmarkStart w:id="72" w:name="_Toc194909601"/>
+      <w:r>
+        <w:t>Források:</w:t>
+      </w:r>
+      <w:bookmarkEnd w:id="72"/>
+      <w:r>
+        <w:t xml:space="preserve"> </w:t>
       </w:r>
     </w:p>
     <w:p>
@@ -12238,6 +10786,9 @@
           <w:t>https://www.imdb.com/</w:t>
         </w:r>
       </w:hyperlink>
+      <w:r>
+        <w:t>, letöltés dátuma: 2025.03.20.</w:t>
+      </w:r>
     </w:p>
     <w:p>
       <w:pPr>
@@ -12268,6 +10819,9 @@
           <w:t>https://www.rottentomatoes.com/</w:t>
         </w:r>
       </w:hyperlink>
+      <w:r>
+        <w:t>, letöltés dátuma: 2025.03.20.</w:t>
+      </w:r>
     </w:p>
     <w:p>
       <w:pPr>
@@ -12298,6 +10852,9 @@
           <w:t>https://www.metacritic.com/</w:t>
         </w:r>
       </w:hyperlink>
+      <w:r>
+        <w:t>, letöltés dátuma: 2025.03.20.</w:t>
+      </w:r>
     </w:p>
     <w:p>
       <w:pPr>
@@ -12328,6 +10885,9 @@
           <w:t>https://letterboxd.com/</w:t>
         </w:r>
       </w:hyperlink>
+      <w:r>
+        <w:t>, letöltés dátuma: 2025.03.20.</w:t>
+      </w:r>
     </w:p>
     <w:p>
       <w:pPr>
@@ -12366,6 +10926,9 @@
           <w:t>https://www.themoviedb.org/</w:t>
         </w:r>
       </w:hyperlink>
+      <w:r>
+        <w:t>, letöltés dátuma: 2025.03.20.</w:t>
+      </w:r>
     </w:p>
     <w:sectPr>
       <w:pgSz w:w="11909" w:h="16834"/>
@@ -15231,7 +13794,7 @@
     <w:autoRedefine/>
     <w:uiPriority w:val="39"/>
     <w:unhideWhenUsed/>
-    <w:rsid w:val="00936798"/>
+    <w:rsid w:val="00C5436D"/>
     <w:pPr>
       <w:tabs>
         <w:tab w:val="right" w:leader="dot" w:pos="9019"/>
@@ -15240,6 +13803,8 @@
       <w:ind w:left="220"/>
     </w:pPr>
     <w:rPr>
+      <w:i/>
+      <w:iCs/>
       <w:noProof/>
     </w:rPr>
   </w:style>
